--- a/BO-TAI-LIEU-GUI-KHACH/00-DOC-DAU-TIEN-Huong-dan-su-dung.docx
+++ b/BO-TAI-LIEU-GUI-KHACH/00-DOC-DAU-TIEN-Huong-dan-su-dung.docx
@@ -4781,7 +4781,7 @@
           <w:sz w:val="23"/>
           <w:szCs w:val="23"/>
         </w:rPr>
-        <w:t xml:space="preserve">Mua chính thức trên </w:t>
+        <w:t xml:space="preserve">Chỉ bán qua một đường link duy nhất trên </w:t>
       </w:r>
       <w:r>
         <w:rPr>
@@ -4801,7 +4801,7 @@
           <w:sz w:val="23"/>
           <w:szCs w:val="23"/>
         </w:rPr>
-        <w:t xml:space="preserve">, nền tảng bán sản phẩm số cho người Việt. Người mua thanh toán bằng cách quét mã </w:t>
+        <w:t xml:space="preserve">. Người mua thanh toán bằng cách quét mã </w:t>
       </w:r>
       <w:r>
         <w:rPr>
@@ -4821,7 +4821,46 @@
           <w:sz w:val="23"/>
           <w:szCs w:val="23"/>
         </w:rPr>
-        <w:t xml:space="preserve"> trên nền tảng. Không giao dịch ngoài.</w:t>
+        <w:t xml:space="preserve"> ngay trên trang.</w:t>
+      </w:r>
+    </w:p>
+    <w:p>
+      <w:pPr>
+        <w:pStyle w:val="ListParagraph"/>
+        <w:numPr>
+          <w:ilvl w:val="0"/>
+          <w:numId w:val="2"/>
+        </w:numPr>
+        <w:spacing w:after="90" w:line="310"/>
+      </w:pPr>
+      <w:r>
+        <w:rPr>
+          <w:rFonts w:ascii="Arial" w:cs="Arial" w:eastAsia="Arial" w:hAnsi="Arial"/>
+          <w:color w:val="2E3A67"/>
+          <w:sz w:val="23"/>
+          <w:szCs w:val="23"/>
+        </w:rPr>
+        <w:t xml:space="preserve">Tác giả </w:t>
+      </w:r>
+      <w:r>
+        <w:rPr>
+          <w:rFonts w:ascii="Arial" w:cs="Arial" w:eastAsia="Arial" w:hAnsi="Arial"/>
+          <w:b/>
+          <w:bCs/>
+          <w:color w:val="2E3A67"/>
+          <w:sz w:val="23"/>
+          <w:szCs w:val="23"/>
+        </w:rPr>
+        <w:t xml:space="preserve">không bao giờ</w:t>
+      </w:r>
+      <w:r>
+        <w:rPr>
+          <w:rFonts w:ascii="Arial" w:cs="Arial" w:eastAsia="Arial" w:hAnsi="Arial"/>
+          <w:color w:val="2E3A67"/>
+          <w:sz w:val="23"/>
+          <w:szCs w:val="23"/>
+        </w:rPr>
+        <w:t xml:space="preserve"> nhắn tin riêng xin chuyển khoản vào tài khoản cá nhân, không gửi link mua nào khác, không hỏi mã OTP hay mật khẩu ngân hàng. Nếu thầy cô gặp trường hợp như vậy, đó không phải tác giả.</w:t>
       </w:r>
     </w:p>
     <w:p>

--- a/BO-TAI-LIEU-GUI-KHACH/00-DOC-DAU-TIEN-Huong-dan-su-dung.docx
+++ b/BO-TAI-LIEU-GUI-KHACH/00-DOC-DAU-TIEN-Huong-dan-su-dung.docx
@@ -858,7 +858,7 @@
                 <w:sz w:val="22"/>
                 <w:szCs w:val="22"/>
               </w:rPr>
-              <w:t xml:space="preserve">Nếu thầy cô chỉ có 30 phút hôm nay: đọc hết tệp này (khoảng 10 phút), rồi mở tệp 01 và làm Bài 1 (trang 9), Bài 2 (trang 10).</w:t>
+              <w:t xml:space="preserve">Nếu thầy cô chỉ có 30 phút hôm nay: đọc hết tệp này (khoảng 10 phút), rồi mở tệp 01 và làm Bài 1 (trang 10), Bài 2 (trang 11).</w:t>
             </w:r>
           </w:p>
         </w:tc>
@@ -1116,7 +1116,7 @@
                 <w:sz w:val="21"/>
                 <w:szCs w:val="21"/>
               </w:rPr>
-              <w:t xml:space="preserve">Bài 1 (trang 9), Bài 2 (trang 10), Bài 3 (trang 12)</w:t>
+              <w:t xml:space="preserve">Bài 1 (trang 10), Bài 2 (trang 11), Bài 3 (trang 13)</w:t>
             </w:r>
           </w:p>
         </w:tc>
@@ -1214,7 +1214,7 @@
                 <w:sz w:val="21"/>
                 <w:szCs w:val="21"/>
               </w:rPr>
-              <w:t xml:space="preserve">Bài 4 (trang 15) đến Bài 8 (trang 21)</w:t>
+              <w:t xml:space="preserve">Bài 4 (trang 16) đến Bài 8 (trang 22)</w:t>
             </w:r>
           </w:p>
         </w:tc>
@@ -1312,7 +1312,7 @@
                 <w:sz w:val="21"/>
                 <w:szCs w:val="21"/>
               </w:rPr>
-              <w:t xml:space="preserve">Bài 9 (trang 23), Bài 10 (trang 24), Bài 11 (trang 27), Bài 12 (trang 28)</w:t>
+              <w:t xml:space="preserve">Bài 9 (trang 24), Bài 10 (trang 25), Bài 11 (trang 28), Bài 12 (trang 29)</w:t>
             </w:r>
           </w:p>
         </w:tc>
@@ -1410,7 +1410,7 @@
                 <w:sz w:val="21"/>
                 <w:szCs w:val="21"/>
               </w:rPr>
-              <w:t xml:space="preserve">Bài 13 (trang 29) đến Bài 17 (trang 35)</w:t>
+              <w:t xml:space="preserve">Bài 13 (trang 30) đến Bài 17 (trang 36)</w:t>
             </w:r>
           </w:p>
         </w:tc>
@@ -1508,7 +1508,7 @@
                 <w:sz w:val="21"/>
                 <w:szCs w:val="21"/>
               </w:rPr>
-              <w:t xml:space="preserve">Bài 20 (trang 40) đến Bài 23 (trang 45)</w:t>
+              <w:t xml:space="preserve">Bài 20 (trang 41) đến Bài 23 (trang 46)</w:t>
             </w:r>
           </w:p>
         </w:tc>
@@ -1606,7 +1606,7 @@
                 <w:sz w:val="21"/>
                 <w:szCs w:val="21"/>
               </w:rPr>
-              <w:t xml:space="preserve">Bài 24 (trang 46) đến Bài 27 (trang 52)</w:t>
+              <w:t xml:space="preserve">Bài 24 (trang 47) đến Bài 27 (trang 53)</w:t>
             </w:r>
           </w:p>
         </w:tc>
@@ -1704,7 +1704,7 @@
                 <w:sz w:val="21"/>
                 <w:szCs w:val="21"/>
               </w:rPr>
-              <w:t xml:space="preserve">Bài 31 (trang 59), Bài 34 (trang 66), Bài 35 (trang 67), Bài 36 (trang 68)</w:t>
+              <w:t xml:space="preserve">Bài 31 (trang 60), Bài 34 (trang 67), Bài 35 (trang 69), Bài 36 (trang 70)</w:t>
             </w:r>
           </w:p>
         </w:tc>
@@ -1735,7 +1735,7 @@
                 <w:sz w:val="21"/>
                 <w:szCs w:val="21"/>
               </w:rPr>
-              <w:t xml:space="preserve">Một chatbot trợ giảng đã tự thử. Tự chấm theo danh sách ở Bài 36 (trang 68).</w:t>
+              <w:t xml:space="preserve">Một chatbot trợ giảng đã tự thử. Tự chấm theo danh sách ở Bài 36 (trang 70).</w:t>
             </w:r>
           </w:p>
         </w:tc>
@@ -1777,7 +1777,7 @@
           <w:sz w:val="23"/>
           <w:szCs w:val="23"/>
         </w:rPr>
-        <w:t xml:space="preserve"> có thể bỏ qua Bài 15 (trang 31), Bài 16 (trang 33), Bài 18 (trang 37). Thầy cô </w:t>
+        <w:t xml:space="preserve"> có thể bỏ qua Bài 15 (trang 32), Bài 16 (trang 34), Bài 18 (trang 38). Thầy cô </w:t>
       </w:r>
       <w:r>
         <w:rPr>
@@ -1797,7 +1797,7 @@
           <w:sz w:val="23"/>
           <w:szCs w:val="23"/>
         </w:rPr>
-        <w:t xml:space="preserve"> có thể bỏ qua Bài 24 (trang 46). Muốn tìm bài theo việc cần làm, mở Phụ lục 1 (trang 70).</w:t>
+        <w:t xml:space="preserve"> có thể bỏ qua Bài 24 (trang 47). Muốn tìm bài theo việc cần làm, mở Phụ lục 1 (trang 72).</w:t>
       </w:r>
     </w:p>
     <w:p>
@@ -2240,7 +2240,7 @@
                 <w:sz w:val="21"/>
                 <w:szCs w:val="21"/>
               </w:rPr>
-              <w:t xml:space="preserve">Bài 2 (tr. 10), Bài 22 (tr. 43), Bài 31 (tr. 59)</w:t>
+              <w:t xml:space="preserve">Bài 2 (tr. 11), Bài 22 (tr. 44), Bài 31 (tr. 60)</w:t>
             </w:r>
           </w:p>
         </w:tc>
@@ -2338,7 +2338,7 @@
                 <w:sz w:val="21"/>
                 <w:szCs w:val="21"/>
               </w:rPr>
-              <w:t xml:space="preserve">Bài 19 (tr. 38)</w:t>
+              <w:t xml:space="preserve">Bài 19 (tr. 39)</w:t>
             </w:r>
           </w:p>
         </w:tc>
@@ -2436,7 +2436,7 @@
                 <w:sz w:val="21"/>
                 <w:szCs w:val="21"/>
               </w:rPr>
-              <w:t xml:space="preserve">Bài 23 (tr. 45), Bài 26 (tr. 50), Bài 27 (tr. 52)</w:t>
+              <w:t xml:space="preserve">Bài 23 (tr. 46), Bài 26 (tr. 51), Bài 27 (tr. 53)</w:t>
             </w:r>
           </w:p>
         </w:tc>
@@ -2534,7 +2534,7 @@
                 <w:sz w:val="21"/>
                 <w:szCs w:val="21"/>
               </w:rPr>
-              <w:t xml:space="preserve">Bài 21 (tr. 42), Bài 22 (tr. 43)</w:t>
+              <w:t xml:space="preserve">Bài 21 (tr. 43), Bài 22 (tr. 44)</w:t>
             </w:r>
           </w:p>
         </w:tc>
@@ -2632,7 +2632,7 @@
                 <w:sz w:val="21"/>
                 <w:szCs w:val="21"/>
               </w:rPr>
-              <w:t xml:space="preserve">Bài 24 (tr. 46)</w:t>
+              <w:t xml:space="preserve">Bài 24 (tr. 47)</w:t>
             </w:r>
           </w:p>
         </w:tc>
@@ -2730,7 +2730,7 @@
                 <w:sz w:val="21"/>
                 <w:szCs w:val="21"/>
               </w:rPr>
-              <w:t xml:space="preserve">Bài 18 (tr. 37)</w:t>
+              <w:t xml:space="preserve">Bài 18 (tr. 38)</w:t>
             </w:r>
           </w:p>
         </w:tc>
@@ -2828,7 +2828,7 @@
                 <w:sz w:val="21"/>
                 <w:szCs w:val="21"/>
               </w:rPr>
-              <w:t xml:space="preserve">Bài 32 (tr. 62)</w:t>
+              <w:t xml:space="preserve">Bài 32 (tr. 63)</w:t>
             </w:r>
           </w:p>
         </w:tc>
@@ -2926,7 +2926,7 @@
                 <w:sz w:val="21"/>
                 <w:szCs w:val="21"/>
               </w:rPr>
-              <w:t xml:space="preserve">Bài 33 (tr. 63)</w:t>
+              <w:t xml:space="preserve">Bài 33 (tr. 64)</w:t>
             </w:r>
           </w:p>
         </w:tc>
@@ -3348,7 +3348,41 @@
           <w:sz w:val="23"/>
           <w:szCs w:val="23"/>
         </w:rPr>
-        <w:t xml:space="preserve"> (hiệu lực từ 01/1/2026). Chi tiết ở Bài 35 (trang 67) trong sách.</w:t>
+        <w:t xml:space="preserve"> (hiệu lực từ 01/1/2026). Chi tiết ở Bài 35 (trang 69) trong sách.</w:t>
+      </w:r>
+    </w:p>
+    <w:p>
+      <w:pPr>
+        <w:spacing w:after="140" w:line="320"/>
+      </w:pPr>
+      <w:r>
+        <w:rPr>
+          <w:rFonts w:ascii="Arial" w:cs="Arial" w:eastAsia="Arial" w:hAnsi="Arial"/>
+          <w:color w:val="2E3A67"/>
+          <w:sz w:val="23"/>
+          <w:szCs w:val="23"/>
+        </w:rPr>
+        <w:t xml:space="preserve">Với </w:t>
+      </w:r>
+      <w:r>
+        <w:rPr>
+          <w:rFonts w:ascii="Arial" w:cs="Arial" w:eastAsia="Arial" w:hAnsi="Arial"/>
+          <w:b/>
+          <w:bCs/>
+          <w:color w:val="2E3A67"/>
+          <w:sz w:val="23"/>
+          <w:szCs w:val="23"/>
+        </w:rPr>
+        <w:t xml:space="preserve">mầm non</w:t>
+      </w:r>
+      <w:r>
+        <w:rPr>
+          <w:rFonts w:ascii="Arial" w:cs="Arial" w:eastAsia="Arial" w:hAnsi="Arial"/>
+          <w:color w:val="2E3A67"/>
+          <w:sz w:val="23"/>
+          <w:szCs w:val="23"/>
+        </w:rPr>
+        <w:t xml:space="preserve">, Công văn 5385/BGDĐT-GDMN (12/8/2026) nhấn mạnh công nghệ số chỉ dùng để hỗ trợ giáo viên thiết kế hoạt động, phối hợp với gia đình và phải bảo đảm an toàn, riêng tư của trẻ. Thông tư 18/2026/TT-BGDĐT cũng yêu cầu giáo viên dùng AI bảo đảm minh bạch, công bằng, bảo vệ dữ liệu cá nhân.</w:t>
       </w:r>
     </w:p>
     <w:p>
@@ -4355,7 +4389,7 @@
                 <w:sz w:val="21"/>
                 <w:szCs w:val="21"/>
               </w:rPr>
-              <w:t xml:space="preserve">Slide 1 đến 10 · Bài 1 (trang 9) đến Bài 10 (trang 24)</w:t>
+              <w:t xml:space="preserve">Slide 1 đến 10 · Bài 1 (trang 10) đến Bài 10 (trang 25)</w:t>
             </w:r>
           </w:p>
         </w:tc>
@@ -4453,7 +4487,7 @@
                 <w:sz w:val="21"/>
                 <w:szCs w:val="21"/>
               </w:rPr>
-              <w:t xml:space="preserve">Slide 11 đến 14 · Bài 11 (trang 27) đến Bài 19 (trang 38)</w:t>
+              <w:t xml:space="preserve">Slide 11 đến 14 · Bài 11 (trang 28) đến Bài 19 (trang 39)</w:t>
             </w:r>
           </w:p>
         </w:tc>
@@ -4551,7 +4585,7 @@
                 <w:sz w:val="21"/>
                 <w:szCs w:val="21"/>
               </w:rPr>
-              <w:t xml:space="preserve">Slide 15 đến 17 · Bài 20 (trang 40) đến Bài 27 (trang 52)</w:t>
+              <w:t xml:space="preserve">Slide 15 đến 17 · Bài 20 (trang 41) đến Bài 27 (trang 53)</w:t>
             </w:r>
           </w:p>
         </w:tc>
@@ -4649,7 +4683,7 @@
                 <w:sz w:val="21"/>
                 <w:szCs w:val="21"/>
               </w:rPr>
-              <w:t xml:space="preserve">Slide 18 đến 24 · Bài 28 (trang 55) đến Bài 36 (trang 68)</w:t>
+              <w:t xml:space="preserve">Slide 18 đến 24 · Bài 28 (trang 56) đến Bài 36 (trang 70)</w:t>
             </w:r>
           </w:p>
         </w:tc>
@@ -4958,7 +4992,7 @@
           <w:sz w:val="23"/>
           <w:szCs w:val="23"/>
         </w:rPr>
-        <w:t xml:space="preserve">Các bài trong sách được đối chiếu với văn bản pháp luật và hướng dẫn chuyên môn dưới đây. Tôi ưu tiên văn bản ban hành 2025-2026 và định hướng đến năm 2030. Đầu mỗi bài có dòng </w:t>
+        <w:t xml:space="preserve">Các bài trong sách được đối chiếu với văn bản pháp luật và hướng dẫn chuyên môn dưới đây. Tôi xếp văn bản theo thứ tự thầy cô cần quan tâm: trước hết là văn bản mới nhất của Bộ GDĐT năm 2026 dành cho giáo viên và năm học 2026-2027, sau đó là văn bản chuyên môn đang áp dụng, văn bản của Sở GDĐT, cuối cùng là luật và định hướng quốc gia có liên quan. Đầu mỗi bài có dòng </w:t>
       </w:r>
       <w:r>
         <w:rPr>
@@ -5029,7 +5063,7 @@
           <w:sz w:val="26"/>
           <w:szCs w:val="26"/>
         </w:rPr>
-        <w:t xml:space="preserve">Định hướng quốc gia đến năm 2030</w:t>
+        <w:t xml:space="preserve">Văn bản của Bộ GDĐT năm 2026 cho giáo viên và năm học 2026-2027</w:t>
       </w:r>
     </w:p>
     <w:tbl>
@@ -5179,18 +5213,18 @@
                 <w:sz w:val="21"/>
                 <w:szCs w:val="21"/>
               </w:rPr>
-              <w:t xml:space="preserve">Chiến lược quốc gia về trí tuệ nhân tạo đến năm 2030, tầm nhìn 2045</w:t>
-            </w:r>
-            <w:r>
-              <w:rPr>
-                <w:rFonts w:ascii="Arial" w:cs="Arial" w:eastAsia="Arial" w:hAnsi="Arial"/>
-                <w:b w:val="false"/>
-                <w:bCs w:val="false"/>
-                <w:color w:val="2E3A67"/>
-                <w:sz w:val="21"/>
-                <w:szCs w:val="21"/>
-              </w:rPr>
-              <w:t xml:space="preserve">. Quyết định 1671/QĐ-TTg ngày 28/8/2026</w:t>
+              <w:t xml:space="preserve">Khung năng lực số đối với giáo viên, cán bộ quản lý cơ sở giáo dục mầm non, phổ thông, giáo dục thường xuyên</w:t>
+            </w:r>
+            <w:r>
+              <w:rPr>
+                <w:rFonts w:ascii="Arial" w:cs="Arial" w:eastAsia="Arial" w:hAnsi="Arial"/>
+                <w:b w:val="false"/>
+                <w:bCs w:val="false"/>
+                <w:color w:val="2E3A67"/>
+                <w:sz w:val="21"/>
+                <w:szCs w:val="21"/>
+              </w:rPr>
+              <w:t xml:space="preserve">. Thông tư 18/2026/TT-BGDĐT ngày 27/3/2026, hiệu lực 12/5/2026</w:t>
             </w:r>
           </w:p>
         </w:tc>
@@ -5221,7 +5255,7 @@
                 <w:sz w:val="21"/>
                 <w:szCs w:val="21"/>
               </w:rPr>
-              <w:t xml:space="preserve">Chuyển đổi AI quốc gia: AI trở thành năng lực cốt lõi, trong đó có giáo dục.</w:t>
+              <w:t xml:space="preserve">6 miền năng lực, 20 năng lực thành phần, 3 mức. Lần đầu AI là một miền năng lực riêng: giáo viên ứng dụng AI trong dạy học, bảo đảm minh bạch, công bằng, bảo vệ dữ liệu cá nhân.</w:t>
             </w:r>
           </w:p>
         </w:tc>
@@ -5252,7 +5286,7 @@
                 <w:sz w:val="21"/>
                 <w:szCs w:val="21"/>
               </w:rPr>
-              <w:t xml:space="preserve">Toàn bộ sách</w:t>
+              <w:t xml:space="preserve">Toàn bộ sách, Bài 34 (tr. 67)</w:t>
             </w:r>
           </w:p>
         </w:tc>
@@ -5288,18 +5322,18 @@
                 <w:sz w:val="21"/>
                 <w:szCs w:val="21"/>
               </w:rPr>
-              <w:t xml:space="preserve">Chương trình phát triển nhân lực trí tuệ nhân tạo đến năm 2030</w:t>
-            </w:r>
-            <w:r>
-              <w:rPr>
-                <w:rFonts w:ascii="Arial" w:cs="Arial" w:eastAsia="Arial" w:hAnsi="Arial"/>
-                <w:b w:val="false"/>
-                <w:bCs w:val="false"/>
-                <w:color w:val="2E3A67"/>
-                <w:sz w:val="21"/>
-                <w:szCs w:val="21"/>
-              </w:rPr>
-              <w:t xml:space="preserve">. Quyết định 1528/QĐ-TTg năm 2026</w:t>
+              <w:t xml:space="preserve">Hướng dẫn thực hiện nhiệm vụ giáo dục mầm non năm học 2026-2027</w:t>
+            </w:r>
+            <w:r>
+              <w:rPr>
+                <w:rFonts w:ascii="Arial" w:cs="Arial" w:eastAsia="Arial" w:hAnsi="Arial"/>
+                <w:b w:val="false"/>
+                <w:bCs w:val="false"/>
+                <w:color w:val="2E3A67"/>
+                <w:sz w:val="21"/>
+                <w:szCs w:val="21"/>
+              </w:rPr>
+              <w:t xml:space="preserve">. Công văn 5385/BGDĐT-GDMN ngày 12/8/2026</w:t>
             </w:r>
           </w:p>
         </w:tc>
@@ -5330,7 +5364,7 @@
                 <w:sz w:val="21"/>
                 <w:szCs w:val="21"/>
               </w:rPr>
-              <w:t xml:space="preserve">Nâng năng lực AI của người lao động, trong đó có đội ngũ giáo viên.</w:t>
+              <w:t xml:space="preserve">Bồi dưỡng giáo viên mầm non ứng dụng chuyển đổi số và AI. Công nghệ số dùng để hỗ trợ thiết kế hoạt động giáo dục, phối hợp với gia đình, bảo đảm an toàn và riêng tư của trẻ.</w:t>
             </w:r>
           </w:p>
         </w:tc>
@@ -5361,7 +5395,7 @@
                 <w:sz w:val="21"/>
                 <w:szCs w:val="21"/>
               </w:rPr>
-              <w:t xml:space="preserve">Toàn bộ sách</w:t>
+              <w:t xml:space="preserve">Dòng Mầm non ở mọi bảng Đổi cho lớp, Bài 35 (tr. 69)</w:t>
             </w:r>
           </w:p>
         </w:tc>
@@ -5397,18 +5431,18 @@
                 <w:sz w:val="21"/>
                 <w:szCs w:val="21"/>
               </w:rPr>
-              <w:t xml:space="preserve">Nghị quyết về đột phá phát triển giáo dục và đào tạo</w:t>
-            </w:r>
-            <w:r>
-              <w:rPr>
-                <w:rFonts w:ascii="Arial" w:cs="Arial" w:eastAsia="Arial" w:hAnsi="Arial"/>
-                <w:b w:val="false"/>
-                <w:bCs w:val="false"/>
-                <w:color w:val="2E3A67"/>
-                <w:sz w:val="21"/>
-                <w:szCs w:val="21"/>
-              </w:rPr>
-              <w:t xml:space="preserve">. Nghị quyết 71-NQ/TW ngày 22/8/2025 của Bộ Chính trị</w:t>
+              <w:t xml:space="preserve">Hướng dẫn thực hiện nhiệm vụ giáo dục phổ thông năm học 2026-2027</w:t>
+            </w:r>
+            <w:r>
+              <w:rPr>
+                <w:rFonts w:ascii="Arial" w:cs="Arial" w:eastAsia="Arial" w:hAnsi="Arial"/>
+                <w:b w:val="false"/>
+                <w:bCs w:val="false"/>
+                <w:color w:val="2E3A67"/>
+                <w:sz w:val="21"/>
+                <w:szCs w:val="21"/>
+              </w:rPr>
+              <w:t xml:space="preserve">. Công văn 5208/BGDĐT-GDPT ngày 07/8/2026</w:t>
             </w:r>
           </w:p>
         </w:tc>
@@ -5439,7 +5473,7 @@
                 <w:sz w:val="21"/>
                 <w:szCs w:val="21"/>
               </w:rPr>
-              <w:t xml:space="preserve">Mục tiêu giáo dục đến 2030, 2035, 2045.</w:t>
+              <w:t xml:space="preserve">Đẩy mạnh chuyển đổi số. Học sinh dùng công nghệ và AI an toàn, có trách nhiệm, trung thực; không lệ thuộc, không lạm dụng.</w:t>
             </w:r>
           </w:p>
         </w:tc>
@@ -5470,7 +5504,7 @@
                 <w:sz w:val="21"/>
                 <w:szCs w:val="21"/>
               </w:rPr>
-              <w:t xml:space="preserve">Toàn bộ sách</w:t>
+              <w:t xml:space="preserve">Phần 3 (trang 27), Bài 31 (tr. 60), Bài 32 (tr. 63)</w:t>
             </w:r>
           </w:p>
         </w:tc>
@@ -5506,18 +5540,18 @@
                 <w:sz w:val="21"/>
                 <w:szCs w:val="21"/>
               </w:rPr>
-              <w:t xml:space="preserve">Nghị quyết về đột phá phát triển khoa học, công nghệ, đổi mới sáng tạo và chuyển đổi số quốc gia</w:t>
-            </w:r>
-            <w:r>
-              <w:rPr>
-                <w:rFonts w:ascii="Arial" w:cs="Arial" w:eastAsia="Arial" w:hAnsi="Arial"/>
-                <w:b w:val="false"/>
-                <w:bCs w:val="false"/>
-                <w:color w:val="2E3A67"/>
-                <w:sz w:val="21"/>
-                <w:szCs w:val="21"/>
-              </w:rPr>
-              <w:t xml:space="preserve">. Nghị quyết 57-NQ/TW ngày 22/12/2024 của Bộ Chính trị</w:t>
+              <w:t xml:space="preserve">Khung nội dung giáo dục trí tuệ nhân tạo cho học sinh phổ thông</w:t>
+            </w:r>
+            <w:r>
+              <w:rPr>
+                <w:rFonts w:ascii="Arial" w:cs="Arial" w:eastAsia="Arial" w:hAnsi="Arial"/>
+                <w:b w:val="false"/>
+                <w:bCs w:val="false"/>
+                <w:color w:val="2E3A67"/>
+                <w:sz w:val="21"/>
+                <w:szCs w:val="21"/>
+              </w:rPr>
+              <w:t xml:space="preserve">. Quyết định 2422/QĐ-BGDĐT ngày 18/8/2026</w:t>
             </w:r>
           </w:p>
         </w:tc>
@@ -5548,7 +5582,7 @@
                 <w:sz w:val="21"/>
                 <w:szCs w:val="21"/>
               </w:rPr>
-              <w:t xml:space="preserve">Định hướng chuyển đổi số, ứng dụng công nghệ mới.</w:t>
+              <w:t xml:space="preserve">Nội dung giáo dục AI chính thức cho học sinh phổ thông.</w:t>
             </w:r>
           </w:p>
         </w:tc>
@@ -5579,7 +5613,225 @@
                 <w:sz w:val="21"/>
                 <w:szCs w:val="21"/>
               </w:rPr>
-              <w:t xml:space="preserve">Toàn bộ sách</w:t>
+              <w:t xml:space="preserve">Bài 34 (tr. 67)</w:t>
+            </w:r>
+          </w:p>
+        </w:tc>
+      </w:tr>
+      <w:tr>
+        <w:trPr>
+          <w:cantSplit/>
+        </w:trPr>
+        <w:tc>
+          <w:tcPr>
+            <w:tcW w:type="dxa" w:w="3500"/>
+            <w:tcBorders>
+              <w:top w:val="none" w:color="FFFFFF" w:sz="0"/>
+              <w:left w:val="none" w:color="FFFFFF" w:sz="0"/>
+              <w:bottom w:val="single" w:color="D5DAE6" w:sz="4"/>
+              <w:right w:val="none" w:color="FFFFFF" w:sz="0"/>
+            </w:tcBorders>
+            <w:shd w:fill="EEF0F6" w:color="auto" w:val="clear"/>
+            <w:tcMar>
+              <w:top w:type="dxa" w:w="100"/>
+              <w:left w:type="dxa" w:w="160"/>
+              <w:bottom w:type="dxa" w:w="100"/>
+              <w:right w:type="dxa" w:w="160"/>
+            </w:tcMar>
+          </w:tcPr>
+          <w:p>
+            <w:r>
+              <w:rPr>
+                <w:rFonts w:ascii="Arial" w:cs="Arial" w:eastAsia="Arial" w:hAnsi="Arial"/>
+                <w:b/>
+                <w:bCs/>
+                <w:color w:val="2E3A67"/>
+                <w:sz w:val="21"/>
+                <w:szCs w:val="21"/>
+              </w:rPr>
+              <w:t xml:space="preserve">Hướng dẫn thực hiện nội dung giáo dục AI cho học sinh phổ thông từ năm học 2026-2027</w:t>
+            </w:r>
+            <w:r>
+              <w:rPr>
+                <w:rFonts w:ascii="Arial" w:cs="Arial" w:eastAsia="Arial" w:hAnsi="Arial"/>
+                <w:b w:val="false"/>
+                <w:bCs w:val="false"/>
+                <w:color w:val="2E3A67"/>
+                <w:sz w:val="21"/>
+                <w:szCs w:val="21"/>
+              </w:rPr>
+              <w:t xml:space="preserve">. Công văn 5588/BGDĐT-GDPT ngày 19/8/2026</w:t>
+            </w:r>
+          </w:p>
+        </w:tc>
+        <w:tc>
+          <w:tcPr>
+            <w:tcW w:type="dxa" w:w="3738"/>
+            <w:tcBorders>
+              <w:top w:val="none" w:color="FFFFFF" w:sz="0"/>
+              <w:left w:val="none" w:color="FFFFFF" w:sz="0"/>
+              <w:bottom w:val="single" w:color="D5DAE6" w:sz="4"/>
+              <w:right w:val="none" w:color="FFFFFF" w:sz="0"/>
+            </w:tcBorders>
+            <w:shd w:fill="EEF0F6" w:color="auto" w:val="clear"/>
+            <w:tcMar>
+              <w:top w:type="dxa" w:w="100"/>
+              <w:left w:type="dxa" w:w="160"/>
+              <w:bottom w:type="dxa" w:w="100"/>
+              <w:right w:type="dxa" w:w="160"/>
+            </w:tcMar>
+          </w:tcPr>
+          <w:p>
+            <w:r>
+              <w:rPr>
+                <w:rFonts w:ascii="Arial" w:cs="Arial" w:eastAsia="Arial" w:hAnsi="Arial"/>
+                <w:b w:val="false"/>
+                <w:bCs w:val="false"/>
+                <w:color w:val="2E3A67"/>
+                <w:sz w:val="21"/>
+                <w:szCs w:val="21"/>
+              </w:rPr>
+              <w:t xml:space="preserve">Nội dung cốt lõi 12 tiết/lớp/năm học. Học sinh dùng AI an toàn, có đạo đức, có trách nhiệm.</w:t>
+            </w:r>
+          </w:p>
+        </w:tc>
+        <w:tc>
+          <w:tcPr>
+            <w:tcW w:type="dxa" w:w="2400"/>
+            <w:tcBorders>
+              <w:top w:val="none" w:color="FFFFFF" w:sz="0"/>
+              <w:left w:val="none" w:color="FFFFFF" w:sz="0"/>
+              <w:bottom w:val="single" w:color="D5DAE6" w:sz="4"/>
+              <w:right w:val="none" w:color="FFFFFF" w:sz="0"/>
+            </w:tcBorders>
+            <w:shd w:fill="EEF0F6" w:color="auto" w:val="clear"/>
+            <w:tcMar>
+              <w:top w:type="dxa" w:w="100"/>
+              <w:left w:type="dxa" w:w="160"/>
+              <w:bottom w:type="dxa" w:w="100"/>
+              <w:right w:type="dxa" w:w="160"/>
+            </w:tcMar>
+          </w:tcPr>
+          <w:p>
+            <w:r>
+              <w:rPr>
+                <w:rFonts w:ascii="Arial" w:cs="Arial" w:eastAsia="Arial" w:hAnsi="Arial"/>
+                <w:b w:val="false"/>
+                <w:bCs w:val="false"/>
+                <w:color w:val="2E3A67"/>
+                <w:sz w:val="21"/>
+                <w:szCs w:val="21"/>
+              </w:rPr>
+              <w:t xml:space="preserve">Phần 5 (trang 55), Bài 34 (tr. 67)</w:t>
+            </w:r>
+          </w:p>
+        </w:tc>
+      </w:tr>
+      <w:tr>
+        <w:trPr>
+          <w:cantSplit/>
+        </w:trPr>
+        <w:tc>
+          <w:tcPr>
+            <w:tcW w:type="dxa" w:w="3500"/>
+            <w:tcBorders>
+              <w:top w:val="none" w:color="FFFFFF" w:sz="0"/>
+              <w:left w:val="none" w:color="FFFFFF" w:sz="0"/>
+              <w:bottom w:val="single" w:color="D5DAE6" w:sz="4"/>
+              <w:right w:val="none" w:color="FFFFFF" w:sz="0"/>
+            </w:tcBorders>
+            <w:shd w:fill="FFFFFF" w:color="auto" w:val="clear"/>
+            <w:tcMar>
+              <w:top w:type="dxa" w:w="100"/>
+              <w:left w:type="dxa" w:w="160"/>
+              <w:bottom w:type="dxa" w:w="100"/>
+              <w:right w:type="dxa" w:w="160"/>
+            </w:tcMar>
+          </w:tcPr>
+          <w:p>
+            <w:r>
+              <w:rPr>
+                <w:rFonts w:ascii="Arial" w:cs="Arial" w:eastAsia="Arial" w:hAnsi="Arial"/>
+                <w:b/>
+                <w:bCs/>
+                <w:color w:val="2E3A67"/>
+                <w:sz w:val="21"/>
+                <w:szCs w:val="21"/>
+              </w:rPr>
+              <w:t xml:space="preserve">Chỉ thị của Thủ tướng về nhiệm vụ trọng tâm năm học 2026-2027</w:t>
+            </w:r>
+            <w:r>
+              <w:rPr>
+                <w:rFonts w:ascii="Arial" w:cs="Arial" w:eastAsia="Arial" w:hAnsi="Arial"/>
+                <w:b w:val="false"/>
+                <w:bCs w:val="false"/>
+                <w:color w:val="2E3A67"/>
+                <w:sz w:val="21"/>
+                <w:szCs w:val="21"/>
+              </w:rPr>
+              <w:t xml:space="preserve">. Chỉ thị 31/CT-TTg ngày 05/8/2026</w:t>
+            </w:r>
+          </w:p>
+        </w:tc>
+        <w:tc>
+          <w:tcPr>
+            <w:tcW w:type="dxa" w:w="3738"/>
+            <w:tcBorders>
+              <w:top w:val="none" w:color="FFFFFF" w:sz="0"/>
+              <w:left w:val="none" w:color="FFFFFF" w:sz="0"/>
+              <w:bottom w:val="single" w:color="D5DAE6" w:sz="4"/>
+              <w:right w:val="none" w:color="FFFFFF" w:sz="0"/>
+            </w:tcBorders>
+            <w:shd w:fill="FFFFFF" w:color="auto" w:val="clear"/>
+            <w:tcMar>
+              <w:top w:type="dxa" w:w="100"/>
+              <w:left w:type="dxa" w:w="160"/>
+              <w:bottom w:type="dxa" w:w="100"/>
+              <w:right w:type="dxa" w:w="160"/>
+            </w:tcMar>
+          </w:tcPr>
+          <w:p>
+            <w:r>
+              <w:rPr>
+                <w:rFonts w:ascii="Arial" w:cs="Arial" w:eastAsia="Arial" w:hAnsi="Arial"/>
+                <w:b w:val="false"/>
+                <w:bCs w:val="false"/>
+                <w:color w:val="2E3A67"/>
+                <w:sz w:val="21"/>
+                <w:szCs w:val="21"/>
+              </w:rPr>
+              <w:t xml:space="preserve">Đẩy mạnh chuyển đổi số, ứng dụng AI có kiểm soát; mở rộng giáo dục STEM/STEAM, kỹ năng số.</w:t>
+            </w:r>
+          </w:p>
+        </w:tc>
+        <w:tc>
+          <w:tcPr>
+            <w:tcW w:type="dxa" w:w="2400"/>
+            <w:tcBorders>
+              <w:top w:val="none" w:color="FFFFFF" w:sz="0"/>
+              <w:left w:val="none" w:color="FFFFFF" w:sz="0"/>
+              <w:bottom w:val="single" w:color="D5DAE6" w:sz="4"/>
+              <w:right w:val="none" w:color="FFFFFF" w:sz="0"/>
+            </w:tcBorders>
+            <w:shd w:fill="FFFFFF" w:color="auto" w:val="clear"/>
+            <w:tcMar>
+              <w:top w:type="dxa" w:w="100"/>
+              <w:left w:type="dxa" w:w="160"/>
+              <w:bottom w:type="dxa" w:w="100"/>
+              <w:right w:type="dxa" w:w="160"/>
+            </w:tcMar>
+          </w:tcPr>
+          <w:p>
+            <w:r>
+              <w:rPr>
+                <w:rFonts w:ascii="Arial" w:cs="Arial" w:eastAsia="Arial" w:hAnsi="Arial"/>
+                <w:b w:val="false"/>
+                <w:bCs w:val="false"/>
+                <w:color w:val="2E3A67"/>
+                <w:sz w:val="21"/>
+                <w:szCs w:val="21"/>
+              </w:rPr>
+              <w:t xml:space="preserve">Bài 12 (tr. 29), toàn bộ sách</w:t>
             </w:r>
           </w:p>
         </w:tc>
@@ -5604,7 +5856,7 @@
           <w:sz w:val="26"/>
           <w:szCs w:val="26"/>
         </w:rPr>
-        <w:t xml:space="preserve">Luật mới có hiệu lực năm 2026</w:t>
+        <w:t xml:space="preserve">Văn bản chuyên môn của Bộ GDĐT đang áp dụng khi soạn bài, ra đề</w:t>
       </w:r>
     </w:p>
     <w:tbl>
@@ -5754,18 +6006,18 @@
                 <w:sz w:val="21"/>
                 <w:szCs w:val="21"/>
               </w:rPr>
-              <w:t xml:space="preserve">Luật Trí tuệ nhân tạo</w:t>
-            </w:r>
-            <w:r>
-              <w:rPr>
-                <w:rFonts w:ascii="Arial" w:cs="Arial" w:eastAsia="Arial" w:hAnsi="Arial"/>
-                <w:b w:val="false"/>
-                <w:bCs w:val="false"/>
-                <w:color w:val="2E3A67"/>
-                <w:sz w:val="21"/>
-                <w:szCs w:val="21"/>
-              </w:rPr>
-              <w:t xml:space="preserve">. Luật số 134/2025/QH15, thông qua 10/12/2025, hiệu lực 01/3/2026</w:t>
+              <w:t xml:space="preserve">Chương trình giáo dục phổ thông</w:t>
+            </w:r>
+            <w:r>
+              <w:rPr>
+                <w:rFonts w:ascii="Arial" w:cs="Arial" w:eastAsia="Arial" w:hAnsi="Arial"/>
+                <w:b w:val="false"/>
+                <w:bCs w:val="false"/>
+                <w:color w:val="2E3A67"/>
+                <w:sz w:val="21"/>
+                <w:szCs w:val="21"/>
+              </w:rPr>
+              <w:t xml:space="preserve">. Thông tư 32/2018/TT-BGDĐT (chương trình đang áp dụng)</w:t>
             </w:r>
           </w:p>
         </w:tc>
@@ -5796,7 +6048,7 @@
                 <w:sz w:val="21"/>
                 <w:szCs w:val="21"/>
               </w:rPr>
-              <w:t xml:space="preserve">AI là công cụ hỗ trợ, con người quyết định cuối cùng. Nội dung do AI tạo ra cần có dấu hiệu nhận biết.</w:t>
+              <w:t xml:space="preserve">Nội dung, yêu cầu cần đạt của môn học khi soạn bài và ra đề.</w:t>
             </w:r>
           </w:p>
         </w:tc>
@@ -5827,7 +6079,7 @@
                 <w:sz w:val="21"/>
                 <w:szCs w:val="21"/>
               </w:rPr>
-              <w:t xml:space="preserve">Bài 1 (tr. 9), Phần 4 (trang 39), Phần 6 (trang 65)</w:t>
+              <w:t xml:space="preserve">Phần 2 (trang 15), Phần 3 (trang 27)</w:t>
             </w:r>
           </w:p>
         </w:tc>
@@ -5863,18 +6115,18 @@
                 <w:sz w:val="21"/>
                 <w:szCs w:val="21"/>
               </w:rPr>
-              <w:t xml:space="preserve">Luật Bảo vệ dữ liệu cá nhân</w:t>
-            </w:r>
-            <w:r>
-              <w:rPr>
-                <w:rFonts w:ascii="Arial" w:cs="Arial" w:eastAsia="Arial" w:hAnsi="Arial"/>
-                <w:b w:val="false"/>
-                <w:bCs w:val="false"/>
-                <w:color w:val="2E3A67"/>
-                <w:sz w:val="21"/>
-                <w:szCs w:val="21"/>
-              </w:rPr>
-              <w:t xml:space="preserve">. Luật số 91/2025/QH15, thông qua 26/6/2025, hiệu lực 01/1/2026</w:t>
+              <w:t xml:space="preserve">Chương trình giáo dục mầm non</w:t>
+            </w:r>
+            <w:r>
+              <w:rPr>
+                <w:rFonts w:ascii="Arial" w:cs="Arial" w:eastAsia="Arial" w:hAnsi="Arial"/>
+                <w:b w:val="false"/>
+                <w:bCs w:val="false"/>
+                <w:color w:val="2E3A67"/>
+                <w:sz w:val="21"/>
+                <w:szCs w:val="21"/>
+              </w:rPr>
+              <w:t xml:space="preserve">. Văn bản hợp nhất 01/VBHN-BGDĐT ngày 13/4/2021</w:t>
             </w:r>
           </w:p>
         </w:tc>
@@ -5905,7 +6157,7 @@
                 <w:sz w:val="21"/>
                 <w:szCs w:val="21"/>
               </w:rPr>
-              <w:t xml:space="preserve">Không đưa dữ liệu cá nhân của học sinh vào công cụ AI.</w:t>
+              <w:t xml:space="preserve">Câu lệnh cho Mầm non theo hoạt động chơi, trải nghiệm.</w:t>
             </w:r>
           </w:p>
         </w:tc>
@@ -5936,7 +6188,552 @@
                 <w:sz w:val="21"/>
                 <w:szCs w:val="21"/>
               </w:rPr>
-              <w:t xml:space="preserve">Bài 31 (tr. 59) đến Bài 33 (tr. 63), Bài 35 (tr. 67)</w:t>
+              <w:t xml:space="preserve">Dòng Mầm non ở mọi bảng Đổi cho lớp</w:t>
+            </w:r>
+          </w:p>
+        </w:tc>
+      </w:tr>
+      <w:tr>
+        <w:trPr>
+          <w:cantSplit/>
+        </w:trPr>
+        <w:tc>
+          <w:tcPr>
+            <w:tcW w:type="dxa" w:w="3500"/>
+            <w:tcBorders>
+              <w:top w:val="none" w:color="FFFFFF" w:sz="0"/>
+              <w:left w:val="none" w:color="FFFFFF" w:sz="0"/>
+              <w:bottom w:val="single" w:color="D5DAE6" w:sz="4"/>
+              <w:right w:val="none" w:color="FFFFFF" w:sz="0"/>
+            </w:tcBorders>
+            <w:shd w:fill="EEF0F6" w:color="auto" w:val="clear"/>
+            <w:tcMar>
+              <w:top w:type="dxa" w:w="100"/>
+              <w:left w:type="dxa" w:w="160"/>
+              <w:bottom w:type="dxa" w:w="100"/>
+              <w:right w:type="dxa" w:w="160"/>
+            </w:tcMar>
+          </w:tcPr>
+          <w:p>
+            <w:r>
+              <w:rPr>
+                <w:rFonts w:ascii="Arial" w:cs="Arial" w:eastAsia="Arial" w:hAnsi="Arial"/>
+                <w:b/>
+                <w:bCs/>
+                <w:color w:val="2E3A67"/>
+                <w:sz w:val="21"/>
+                <w:szCs w:val="21"/>
+              </w:rPr>
+              <w:t xml:space="preserve">Khung năng lực số cho người học</w:t>
+            </w:r>
+            <w:r>
+              <w:rPr>
+                <w:rFonts w:ascii="Arial" w:cs="Arial" w:eastAsia="Arial" w:hAnsi="Arial"/>
+                <w:b w:val="false"/>
+                <w:bCs w:val="false"/>
+                <w:color w:val="2E3A67"/>
+                <w:sz w:val="21"/>
+                <w:szCs w:val="21"/>
+              </w:rPr>
+              <w:t xml:space="preserve">. Thông tư 02/2025/TT-BGDĐT ngày 24/01/2025</w:t>
+            </w:r>
+          </w:p>
+        </w:tc>
+        <w:tc>
+          <w:tcPr>
+            <w:tcW w:type="dxa" w:w="3738"/>
+            <w:tcBorders>
+              <w:top w:val="none" w:color="FFFFFF" w:sz="0"/>
+              <w:left w:val="none" w:color="FFFFFF" w:sz="0"/>
+              <w:bottom w:val="single" w:color="D5DAE6" w:sz="4"/>
+              <w:right w:val="none" w:color="FFFFFF" w:sz="0"/>
+            </w:tcBorders>
+            <w:shd w:fill="EEF0F6" w:color="auto" w:val="clear"/>
+            <w:tcMar>
+              <w:top w:type="dxa" w:w="100"/>
+              <w:left w:type="dxa" w:w="160"/>
+              <w:bottom w:type="dxa" w:w="100"/>
+              <w:right w:type="dxa" w:w="160"/>
+            </w:tcMar>
+          </w:tcPr>
+          <w:p>
+            <w:r>
+              <w:rPr>
+                <w:rFonts w:ascii="Arial" w:cs="Arial" w:eastAsia="Arial" w:hAnsi="Arial"/>
+                <w:b w:val="false"/>
+                <w:bCs w:val="false"/>
+                <w:color w:val="2E3A67"/>
+                <w:sz w:val="21"/>
+                <w:szCs w:val="21"/>
+              </w:rPr>
+              <w:t xml:space="preserve">Yêu cầu về năng lực số của học sinh khi cho học sinh dùng AI.</w:t>
+            </w:r>
+          </w:p>
+        </w:tc>
+        <w:tc>
+          <w:tcPr>
+            <w:tcW w:type="dxa" w:w="2400"/>
+            <w:tcBorders>
+              <w:top w:val="none" w:color="FFFFFF" w:sz="0"/>
+              <w:left w:val="none" w:color="FFFFFF" w:sz="0"/>
+              <w:bottom w:val="single" w:color="D5DAE6" w:sz="4"/>
+              <w:right w:val="none" w:color="FFFFFF" w:sz="0"/>
+            </w:tcBorders>
+            <w:shd w:fill="EEF0F6" w:color="auto" w:val="clear"/>
+            <w:tcMar>
+              <w:top w:type="dxa" w:w="100"/>
+              <w:left w:type="dxa" w:w="160"/>
+              <w:bottom w:type="dxa" w:w="100"/>
+              <w:right w:type="dxa" w:w="160"/>
+            </w:tcMar>
+          </w:tcPr>
+          <w:p>
+            <w:r>
+              <w:rPr>
+                <w:rFonts w:ascii="Arial" w:cs="Arial" w:eastAsia="Arial" w:hAnsi="Arial"/>
+                <w:b w:val="false"/>
+                <w:bCs w:val="false"/>
+                <w:color w:val="2E3A67"/>
+                <w:sz w:val="21"/>
+                <w:szCs w:val="21"/>
+              </w:rPr>
+              <w:t xml:space="preserve">Bài 31 (tr. 60), Bài 32 (tr. 63)</w:t>
+            </w:r>
+          </w:p>
+        </w:tc>
+      </w:tr>
+      <w:tr>
+        <w:trPr>
+          <w:cantSplit/>
+        </w:trPr>
+        <w:tc>
+          <w:tcPr>
+            <w:tcW w:type="dxa" w:w="3500"/>
+            <w:tcBorders>
+              <w:top w:val="none" w:color="FFFFFF" w:sz="0"/>
+              <w:left w:val="none" w:color="FFFFFF" w:sz="0"/>
+              <w:bottom w:val="single" w:color="D5DAE6" w:sz="4"/>
+              <w:right w:val="none" w:color="FFFFFF" w:sz="0"/>
+            </w:tcBorders>
+            <w:shd w:fill="FFFFFF" w:color="auto" w:val="clear"/>
+            <w:tcMar>
+              <w:top w:type="dxa" w:w="100"/>
+              <w:left w:type="dxa" w:w="160"/>
+              <w:bottom w:type="dxa" w:w="100"/>
+              <w:right w:type="dxa" w:w="160"/>
+            </w:tcMar>
+          </w:tcPr>
+          <w:p>
+            <w:r>
+              <w:rPr>
+                <w:rFonts w:ascii="Arial" w:cs="Arial" w:eastAsia="Arial" w:hAnsi="Arial"/>
+                <w:b/>
+                <w:bCs/>
+                <w:color w:val="2E3A67"/>
+                <w:sz w:val="21"/>
+                <w:szCs w:val="21"/>
+              </w:rPr>
+              <w:t xml:space="preserve">Triển khai tài liệu Hướng dẫn sử dụng ứng dụng AI trong dạy và học</w:t>
+            </w:r>
+            <w:r>
+              <w:rPr>
+                <w:rFonts w:ascii="Arial" w:cs="Arial" w:eastAsia="Arial" w:hAnsi="Arial"/>
+                <w:b w:val="false"/>
+                <w:bCs w:val="false"/>
+                <w:color w:val="2E3A67"/>
+                <w:sz w:val="21"/>
+                <w:szCs w:val="21"/>
+              </w:rPr>
+              <w:t xml:space="preserve">. Công văn 2250/BGDĐT-GDPT ngày 12/5/2025</w:t>
+            </w:r>
+          </w:p>
+        </w:tc>
+        <w:tc>
+          <w:tcPr>
+            <w:tcW w:type="dxa" w:w="3738"/>
+            <w:tcBorders>
+              <w:top w:val="none" w:color="FFFFFF" w:sz="0"/>
+              <w:left w:val="none" w:color="FFFFFF" w:sz="0"/>
+              <w:bottom w:val="single" w:color="D5DAE6" w:sz="4"/>
+              <w:right w:val="none" w:color="FFFFFF" w:sz="0"/>
+            </w:tcBorders>
+            <w:shd w:fill="FFFFFF" w:color="auto" w:val="clear"/>
+            <w:tcMar>
+              <w:top w:type="dxa" w:w="100"/>
+              <w:left w:type="dxa" w:w="160"/>
+              <w:bottom w:type="dxa" w:w="100"/>
+              <w:right w:type="dxa" w:w="160"/>
+            </w:tcMar>
+          </w:tcPr>
+          <w:p>
+            <w:r>
+              <w:rPr>
+                <w:rFonts w:ascii="Arial" w:cs="Arial" w:eastAsia="Arial" w:hAnsi="Arial"/>
+                <w:b w:val="false"/>
+                <w:bCs w:val="false"/>
+                <w:color w:val="2E3A67"/>
+                <w:sz w:val="21"/>
+                <w:szCs w:val="21"/>
+              </w:rPr>
+              <w:t xml:space="preserve">Dùng AI để nâng hiệu quả, chất lượng dạy và học.</w:t>
+            </w:r>
+          </w:p>
+        </w:tc>
+        <w:tc>
+          <w:tcPr>
+            <w:tcW w:type="dxa" w:w="2400"/>
+            <w:tcBorders>
+              <w:top w:val="none" w:color="FFFFFF" w:sz="0"/>
+              <w:left w:val="none" w:color="FFFFFF" w:sz="0"/>
+              <w:bottom w:val="single" w:color="D5DAE6" w:sz="4"/>
+              <w:right w:val="none" w:color="FFFFFF" w:sz="0"/>
+            </w:tcBorders>
+            <w:shd w:fill="FFFFFF" w:color="auto" w:val="clear"/>
+            <w:tcMar>
+              <w:top w:type="dxa" w:w="100"/>
+              <w:left w:type="dxa" w:w="160"/>
+              <w:bottom w:type="dxa" w:w="100"/>
+              <w:right w:type="dxa" w:w="160"/>
+            </w:tcMar>
+          </w:tcPr>
+          <w:p>
+            <w:r>
+              <w:rPr>
+                <w:rFonts w:ascii="Arial" w:cs="Arial" w:eastAsia="Arial" w:hAnsi="Arial"/>
+                <w:b w:val="false"/>
+                <w:bCs w:val="false"/>
+                <w:color w:val="2E3A67"/>
+                <w:sz w:val="21"/>
+                <w:szCs w:val="21"/>
+              </w:rPr>
+              <w:t xml:space="preserve">Toàn bộ sách</w:t>
+            </w:r>
+          </w:p>
+        </w:tc>
+      </w:tr>
+      <w:tr>
+        <w:trPr>
+          <w:cantSplit/>
+        </w:trPr>
+        <w:tc>
+          <w:tcPr>
+            <w:tcW w:type="dxa" w:w="3500"/>
+            <w:tcBorders>
+              <w:top w:val="none" w:color="FFFFFF" w:sz="0"/>
+              <w:left w:val="none" w:color="FFFFFF" w:sz="0"/>
+              <w:bottom w:val="single" w:color="D5DAE6" w:sz="4"/>
+              <w:right w:val="none" w:color="FFFFFF" w:sz="0"/>
+            </w:tcBorders>
+            <w:shd w:fill="EEF0F6" w:color="auto" w:val="clear"/>
+            <w:tcMar>
+              <w:top w:type="dxa" w:w="100"/>
+              <w:left w:type="dxa" w:w="160"/>
+              <w:bottom w:type="dxa" w:w="100"/>
+              <w:right w:type="dxa" w:w="160"/>
+            </w:tcMar>
+          </w:tcPr>
+          <w:p>
+            <w:r>
+              <w:rPr>
+                <w:rFonts w:ascii="Arial" w:cs="Arial" w:eastAsia="Arial" w:hAnsi="Arial"/>
+                <w:b/>
+                <w:bCs/>
+                <w:color w:val="2E3A67"/>
+                <w:sz w:val="21"/>
+                <w:szCs w:val="21"/>
+              </w:rPr>
+              <w:t xml:space="preserve">Hướng dẫn kiểm tra, đánh giá cấp THCS, THPT</w:t>
+            </w:r>
+            <w:r>
+              <w:rPr>
+                <w:rFonts w:ascii="Arial" w:cs="Arial" w:eastAsia="Arial" w:hAnsi="Arial"/>
+                <w:b w:val="false"/>
+                <w:bCs w:val="false"/>
+                <w:color w:val="2E3A67"/>
+                <w:sz w:val="21"/>
+                <w:szCs w:val="21"/>
+              </w:rPr>
+              <w:t xml:space="preserve">. Công văn 7991/BGDĐT-GDTrH ngày 17/12/2024</w:t>
+            </w:r>
+          </w:p>
+        </w:tc>
+        <w:tc>
+          <w:tcPr>
+            <w:tcW w:type="dxa" w:w="3738"/>
+            <w:tcBorders>
+              <w:top w:val="none" w:color="FFFFFF" w:sz="0"/>
+              <w:left w:val="none" w:color="FFFFFF" w:sz="0"/>
+              <w:bottom w:val="single" w:color="D5DAE6" w:sz="4"/>
+              <w:right w:val="none" w:color="FFFFFF" w:sz="0"/>
+            </w:tcBorders>
+            <w:shd w:fill="EEF0F6" w:color="auto" w:val="clear"/>
+            <w:tcMar>
+              <w:top w:type="dxa" w:w="100"/>
+              <w:left w:type="dxa" w:w="160"/>
+              <w:bottom w:type="dxa" w:w="100"/>
+              <w:right w:type="dxa" w:w="160"/>
+            </w:tcMar>
+          </w:tcPr>
+          <w:p>
+            <w:r>
+              <w:rPr>
+                <w:rFonts w:ascii="Arial" w:cs="Arial" w:eastAsia="Arial" w:hAnsi="Arial"/>
+                <w:b w:val="false"/>
+                <w:bCs w:val="false"/>
+                <w:color w:val="2E3A67"/>
+                <w:sz w:val="21"/>
+                <w:szCs w:val="21"/>
+              </w:rPr>
+              <w:t xml:space="preserve">Đề định kỳ đi kèm ma trận, bản đặc tả, hướng dẫn chấm.</w:t>
+            </w:r>
+          </w:p>
+        </w:tc>
+        <w:tc>
+          <w:tcPr>
+            <w:tcW w:type="dxa" w:w="2400"/>
+            <w:tcBorders>
+              <w:top w:val="none" w:color="FFFFFF" w:sz="0"/>
+              <w:left w:val="none" w:color="FFFFFF" w:sz="0"/>
+              <w:bottom w:val="single" w:color="D5DAE6" w:sz="4"/>
+              <w:right w:val="none" w:color="FFFFFF" w:sz="0"/>
+            </w:tcBorders>
+            <w:shd w:fill="EEF0F6" w:color="auto" w:val="clear"/>
+            <w:tcMar>
+              <w:top w:type="dxa" w:w="100"/>
+              <w:left w:type="dxa" w:w="160"/>
+              <w:bottom w:type="dxa" w:w="100"/>
+              <w:right w:type="dxa" w:w="160"/>
+            </w:tcMar>
+          </w:tcPr>
+          <w:p>
+            <w:r>
+              <w:rPr>
+                <w:rFonts w:ascii="Arial" w:cs="Arial" w:eastAsia="Arial" w:hAnsi="Arial"/>
+                <w:b w:val="false"/>
+                <w:bCs w:val="false"/>
+                <w:color w:val="2E3A67"/>
+                <w:sz w:val="21"/>
+                <w:szCs w:val="21"/>
+              </w:rPr>
+              <w:t xml:space="preserve">Bài 15 (tr. 32), Bài 16 (tr. 34)</w:t>
+            </w:r>
+          </w:p>
+        </w:tc>
+      </w:tr>
+      <w:tr>
+        <w:trPr>
+          <w:cantSplit/>
+        </w:trPr>
+        <w:tc>
+          <w:tcPr>
+            <w:tcW w:type="dxa" w:w="3500"/>
+            <w:tcBorders>
+              <w:top w:val="none" w:color="FFFFFF" w:sz="0"/>
+              <w:left w:val="none" w:color="FFFFFF" w:sz="0"/>
+              <w:bottom w:val="single" w:color="D5DAE6" w:sz="4"/>
+              <w:right w:val="none" w:color="FFFFFF" w:sz="0"/>
+            </w:tcBorders>
+            <w:shd w:fill="FFFFFF" w:color="auto" w:val="clear"/>
+            <w:tcMar>
+              <w:top w:type="dxa" w:w="100"/>
+              <w:left w:type="dxa" w:w="160"/>
+              <w:bottom w:type="dxa" w:w="100"/>
+              <w:right w:type="dxa" w:w="160"/>
+            </w:tcMar>
+          </w:tcPr>
+          <w:p>
+            <w:r>
+              <w:rPr>
+                <w:rFonts w:ascii="Arial" w:cs="Arial" w:eastAsia="Arial" w:hAnsi="Arial"/>
+                <w:b/>
+                <w:bCs/>
+                <w:color w:val="2E3A67"/>
+                <w:sz w:val="21"/>
+                <w:szCs w:val="21"/>
+              </w:rPr>
+              <w:t xml:space="preserve">Đánh giá học sinh THCS, THPT</w:t>
+            </w:r>
+            <w:r>
+              <w:rPr>
+                <w:rFonts w:ascii="Arial" w:cs="Arial" w:eastAsia="Arial" w:hAnsi="Arial"/>
+                <w:b w:val="false"/>
+                <w:bCs w:val="false"/>
+                <w:color w:val="2E3A67"/>
+                <w:sz w:val="21"/>
+                <w:szCs w:val="21"/>
+              </w:rPr>
+              <w:t xml:space="preserve">. Thông tư 22/2021/TT-BGDĐT</w:t>
+            </w:r>
+          </w:p>
+        </w:tc>
+        <w:tc>
+          <w:tcPr>
+            <w:tcW w:type="dxa" w:w="3738"/>
+            <w:tcBorders>
+              <w:top w:val="none" w:color="FFFFFF" w:sz="0"/>
+              <w:left w:val="none" w:color="FFFFFF" w:sz="0"/>
+              <w:bottom w:val="single" w:color="D5DAE6" w:sz="4"/>
+              <w:right w:val="none" w:color="FFFFFF" w:sz="0"/>
+            </w:tcBorders>
+            <w:shd w:fill="FFFFFF" w:color="auto" w:val="clear"/>
+            <w:tcMar>
+              <w:top w:type="dxa" w:w="100"/>
+              <w:left w:type="dxa" w:w="160"/>
+              <w:bottom w:type="dxa" w:w="100"/>
+              <w:right w:type="dxa" w:w="160"/>
+            </w:tcMar>
+          </w:tcPr>
+          <w:p>
+            <w:r>
+              <w:rPr>
+                <w:rFonts w:ascii="Arial" w:cs="Arial" w:eastAsia="Arial" w:hAnsi="Arial"/>
+                <w:b w:val="false"/>
+                <w:bCs w:val="false"/>
+                <w:color w:val="2E3A67"/>
+                <w:sz w:val="21"/>
+                <w:szCs w:val="21"/>
+              </w:rPr>
+              <w:t xml:space="preserve">Đánh giá thường xuyên, định kỳ.</w:t>
+            </w:r>
+          </w:p>
+        </w:tc>
+        <w:tc>
+          <w:tcPr>
+            <w:tcW w:type="dxa" w:w="2400"/>
+            <w:tcBorders>
+              <w:top w:val="none" w:color="FFFFFF" w:sz="0"/>
+              <w:left w:val="none" w:color="FFFFFF" w:sz="0"/>
+              <w:bottom w:val="single" w:color="D5DAE6" w:sz="4"/>
+              <w:right w:val="none" w:color="FFFFFF" w:sz="0"/>
+            </w:tcBorders>
+            <w:shd w:fill="FFFFFF" w:color="auto" w:val="clear"/>
+            <w:tcMar>
+              <w:top w:type="dxa" w:w="100"/>
+              <w:left w:type="dxa" w:w="160"/>
+              <w:bottom w:type="dxa" w:w="100"/>
+              <w:right w:type="dxa" w:w="160"/>
+            </w:tcMar>
+          </w:tcPr>
+          <w:p>
+            <w:r>
+              <w:rPr>
+                <w:rFonts w:ascii="Arial" w:cs="Arial" w:eastAsia="Arial" w:hAnsi="Arial"/>
+                <w:b w:val="false"/>
+                <w:bCs w:val="false"/>
+                <w:color w:val="2E3A67"/>
+                <w:sz w:val="21"/>
+                <w:szCs w:val="21"/>
+              </w:rPr>
+              <w:t xml:space="preserve">Bài 13 (tr. 30) đến Bài 17 (tr. 36)</w:t>
+            </w:r>
+          </w:p>
+        </w:tc>
+      </w:tr>
+      <w:tr>
+        <w:trPr>
+          <w:cantSplit/>
+        </w:trPr>
+        <w:tc>
+          <w:tcPr>
+            <w:tcW w:type="dxa" w:w="3500"/>
+            <w:tcBorders>
+              <w:top w:val="none" w:color="FFFFFF" w:sz="0"/>
+              <w:left w:val="none" w:color="FFFFFF" w:sz="0"/>
+              <w:bottom w:val="single" w:color="D5DAE6" w:sz="4"/>
+              <w:right w:val="none" w:color="FFFFFF" w:sz="0"/>
+            </w:tcBorders>
+            <w:shd w:fill="EEF0F6" w:color="auto" w:val="clear"/>
+            <w:tcMar>
+              <w:top w:type="dxa" w:w="100"/>
+              <w:left w:type="dxa" w:w="160"/>
+              <w:bottom w:type="dxa" w:w="100"/>
+              <w:right w:type="dxa" w:w="160"/>
+            </w:tcMar>
+          </w:tcPr>
+          <w:p>
+            <w:r>
+              <w:rPr>
+                <w:rFonts w:ascii="Arial" w:cs="Arial" w:eastAsia="Arial" w:hAnsi="Arial"/>
+                <w:b/>
+                <w:bCs/>
+                <w:color w:val="2E3A67"/>
+                <w:sz w:val="21"/>
+                <w:szCs w:val="21"/>
+              </w:rPr>
+              <w:t xml:space="preserve">Đánh giá học sinh tiểu học</w:t>
+            </w:r>
+            <w:r>
+              <w:rPr>
+                <w:rFonts w:ascii="Arial" w:cs="Arial" w:eastAsia="Arial" w:hAnsi="Arial"/>
+                <w:b w:val="false"/>
+                <w:bCs w:val="false"/>
+                <w:color w:val="2E3A67"/>
+                <w:sz w:val="21"/>
+                <w:szCs w:val="21"/>
+              </w:rPr>
+              <w:t xml:space="preserve">. Thông tư 27/2020/TT-BGDĐT</w:t>
+            </w:r>
+          </w:p>
+        </w:tc>
+        <w:tc>
+          <w:tcPr>
+            <w:tcW w:type="dxa" w:w="3738"/>
+            <w:tcBorders>
+              <w:top w:val="none" w:color="FFFFFF" w:sz="0"/>
+              <w:left w:val="none" w:color="FFFFFF" w:sz="0"/>
+              <w:bottom w:val="single" w:color="D5DAE6" w:sz="4"/>
+              <w:right w:val="none" w:color="FFFFFF" w:sz="0"/>
+            </w:tcBorders>
+            <w:shd w:fill="EEF0F6" w:color="auto" w:val="clear"/>
+            <w:tcMar>
+              <w:top w:type="dxa" w:w="100"/>
+              <w:left w:type="dxa" w:w="160"/>
+              <w:bottom w:type="dxa" w:w="100"/>
+              <w:right w:type="dxa" w:w="160"/>
+            </w:tcMar>
+          </w:tcPr>
+          <w:p>
+            <w:r>
+              <w:rPr>
+                <w:rFonts w:ascii="Arial" w:cs="Arial" w:eastAsia="Arial" w:hAnsi="Arial"/>
+                <w:b w:val="false"/>
+                <w:bCs w:val="false"/>
+                <w:color w:val="2E3A67"/>
+                <w:sz w:val="21"/>
+                <w:szCs w:val="21"/>
+              </w:rPr>
+              <w:t xml:space="preserve">Đánh giá vì sự tiến bộ, kết hợp nhận xét và điểm số.</w:t>
+            </w:r>
+          </w:p>
+        </w:tc>
+        <w:tc>
+          <w:tcPr>
+            <w:tcW w:type="dxa" w:w="2400"/>
+            <w:tcBorders>
+              <w:top w:val="none" w:color="FFFFFF" w:sz="0"/>
+              <w:left w:val="none" w:color="FFFFFF" w:sz="0"/>
+              <w:bottom w:val="single" w:color="D5DAE6" w:sz="4"/>
+              <w:right w:val="none" w:color="FFFFFF" w:sz="0"/>
+            </w:tcBorders>
+            <w:shd w:fill="EEF0F6" w:color="auto" w:val="clear"/>
+            <w:tcMar>
+              <w:top w:type="dxa" w:w="100"/>
+              <w:left w:type="dxa" w:w="160"/>
+              <w:bottom w:type="dxa" w:w="100"/>
+              <w:right w:type="dxa" w:w="160"/>
+            </w:tcMar>
+          </w:tcPr>
+          <w:p>
+            <w:r>
+              <w:rPr>
+                <w:rFonts w:ascii="Arial" w:cs="Arial" w:eastAsia="Arial" w:hAnsi="Arial"/>
+                <w:b w:val="false"/>
+                <w:bCs w:val="false"/>
+                <w:color w:val="2E3A67"/>
+                <w:sz w:val="21"/>
+                <w:szCs w:val="21"/>
+              </w:rPr>
+              <w:t xml:space="preserve">Bài 14 (tr. 31), Bài 17 (tr. 36)</w:t>
             </w:r>
           </w:p>
         </w:tc>
@@ -5961,7 +6758,7 @@
           <w:sz w:val="26"/>
           <w:szCs w:val="26"/>
         </w:rPr>
-        <w:t xml:space="preserve">Hướng dẫn của ngành Giáo dục 2025-2026</w:t>
+        <w:t xml:space="preserve">Văn bản của Sở GDĐT</w:t>
       </w:r>
     </w:p>
     <w:tbl>
@@ -6111,18 +6908,18 @@
                 <w:sz w:val="21"/>
                 <w:szCs w:val="21"/>
               </w:rPr>
-              <w:t xml:space="preserve">Khung năng lực số cho người học</w:t>
-            </w:r>
-            <w:r>
-              <w:rPr>
-                <w:rFonts w:ascii="Arial" w:cs="Arial" w:eastAsia="Arial" w:hAnsi="Arial"/>
-                <w:b w:val="false"/>
-                <w:bCs w:val="false"/>
-                <w:color w:val="2E3A67"/>
-                <w:sz w:val="21"/>
-                <w:szCs w:val="21"/>
-              </w:rPr>
-              <w:t xml:space="preserve">. Thông tư 02/2025/TT-BGDĐT ngày 24/01/2025</w:t>
+              <w:t xml:space="preserve">Kế hoạch, hướng dẫn nhiệm vụ năm học 2026-2027 của Sở GDĐT nơi thầy cô công tác</w:t>
+            </w:r>
+            <w:r>
+              <w:rPr>
+                <w:rFonts w:ascii="Arial" w:cs="Arial" w:eastAsia="Arial" w:hAnsi="Arial"/>
+                <w:b w:val="false"/>
+                <w:bCs w:val="false"/>
+                <w:color w:val="2E3A67"/>
+                <w:sz w:val="21"/>
+                <w:szCs w:val="21"/>
+              </w:rPr>
+              <w:t xml:space="preserve">. Mỗi Sở ban hành riêng, dựa trên văn bản của Bộ</w:t>
             </w:r>
           </w:p>
         </w:tc>
@@ -6153,7 +6950,7 @@
                 <w:sz w:val="21"/>
                 <w:szCs w:val="21"/>
               </w:rPr>
-              <w:t xml:space="preserve">Học sinh dùng công nghệ và AI an toàn, có trách nhiệm.</w:t>
+              <w:t xml:space="preserve">Các Sở cụ thể hóa văn bản của Bộ cho địa phương, ví dụ Hà Nội triển khai giáo dục AI đồng bộ cho học sinh từ năm học 2026-2027. Thầy cô đối chiếu thêm văn bản của Sở mình.</w:t>
             </w:r>
           </w:p>
         </w:tc>
@@ -6184,443 +6981,7 @@
                 <w:sz w:val="21"/>
                 <w:szCs w:val="21"/>
               </w:rPr>
-              <w:t xml:space="preserve">Bài 31 (tr. 59), Bài 32 (tr. 62), Phần 6 (trang 65)</w:t>
-            </w:r>
-          </w:p>
-        </w:tc>
-      </w:tr>
-      <w:tr>
-        <w:trPr>
-          <w:cantSplit/>
-        </w:trPr>
-        <w:tc>
-          <w:tcPr>
-            <w:tcW w:type="dxa" w:w="3500"/>
-            <w:tcBorders>
-              <w:top w:val="none" w:color="FFFFFF" w:sz="0"/>
-              <w:left w:val="none" w:color="FFFFFF" w:sz="0"/>
-              <w:bottom w:val="single" w:color="D5DAE6" w:sz="4"/>
-              <w:right w:val="none" w:color="FFFFFF" w:sz="0"/>
-            </w:tcBorders>
-            <w:shd w:fill="FFFFFF" w:color="auto" w:val="clear"/>
-            <w:tcMar>
-              <w:top w:type="dxa" w:w="100"/>
-              <w:left w:type="dxa" w:w="160"/>
-              <w:bottom w:type="dxa" w:w="100"/>
-              <w:right w:type="dxa" w:w="160"/>
-            </w:tcMar>
-          </w:tcPr>
-          <w:p>
-            <w:r>
-              <w:rPr>
-                <w:rFonts w:ascii="Arial" w:cs="Arial" w:eastAsia="Arial" w:hAnsi="Arial"/>
-                <w:b/>
-                <w:bCs/>
-                <w:color w:val="2E3A67"/>
-                <w:sz w:val="21"/>
-                <w:szCs w:val="21"/>
-              </w:rPr>
-              <w:t xml:space="preserve">Triển khai tài liệu Hướng dẫn sử dụng ứng dụng AI trong dạy và học</w:t>
-            </w:r>
-            <w:r>
-              <w:rPr>
-                <w:rFonts w:ascii="Arial" w:cs="Arial" w:eastAsia="Arial" w:hAnsi="Arial"/>
-                <w:b w:val="false"/>
-                <w:bCs w:val="false"/>
-                <w:color w:val="2E3A67"/>
-                <w:sz w:val="21"/>
-                <w:szCs w:val="21"/>
-              </w:rPr>
-              <w:t xml:space="preserve">. Công văn 2250/BGDĐT-GDPT ngày 12/5/2025</w:t>
-            </w:r>
-          </w:p>
-        </w:tc>
-        <w:tc>
-          <w:tcPr>
-            <w:tcW w:type="dxa" w:w="3738"/>
-            <w:tcBorders>
-              <w:top w:val="none" w:color="FFFFFF" w:sz="0"/>
-              <w:left w:val="none" w:color="FFFFFF" w:sz="0"/>
-              <w:bottom w:val="single" w:color="D5DAE6" w:sz="4"/>
-              <w:right w:val="none" w:color="FFFFFF" w:sz="0"/>
-            </w:tcBorders>
-            <w:shd w:fill="FFFFFF" w:color="auto" w:val="clear"/>
-            <w:tcMar>
-              <w:top w:type="dxa" w:w="100"/>
-              <w:left w:type="dxa" w:w="160"/>
-              <w:bottom w:type="dxa" w:w="100"/>
-              <w:right w:type="dxa" w:w="160"/>
-            </w:tcMar>
-          </w:tcPr>
-          <w:p>
-            <w:r>
-              <w:rPr>
-                <w:rFonts w:ascii="Arial" w:cs="Arial" w:eastAsia="Arial" w:hAnsi="Arial"/>
-                <w:b w:val="false"/>
-                <w:bCs w:val="false"/>
-                <w:color w:val="2E3A67"/>
-                <w:sz w:val="21"/>
-                <w:szCs w:val="21"/>
-              </w:rPr>
-              <w:t xml:space="preserve">Dùng AI để nâng hiệu quả, chất lượng dạy và học.</w:t>
-            </w:r>
-          </w:p>
-        </w:tc>
-        <w:tc>
-          <w:tcPr>
-            <w:tcW w:type="dxa" w:w="2400"/>
-            <w:tcBorders>
-              <w:top w:val="none" w:color="FFFFFF" w:sz="0"/>
-              <w:left w:val="none" w:color="FFFFFF" w:sz="0"/>
-              <w:bottom w:val="single" w:color="D5DAE6" w:sz="4"/>
-              <w:right w:val="none" w:color="FFFFFF" w:sz="0"/>
-            </w:tcBorders>
-            <w:shd w:fill="FFFFFF" w:color="auto" w:val="clear"/>
-            <w:tcMar>
-              <w:top w:type="dxa" w:w="100"/>
-              <w:left w:type="dxa" w:w="160"/>
-              <w:bottom w:type="dxa" w:w="100"/>
-              <w:right w:type="dxa" w:w="160"/>
-            </w:tcMar>
-          </w:tcPr>
-          <w:p>
-            <w:r>
-              <w:rPr>
-                <w:rFonts w:ascii="Arial" w:cs="Arial" w:eastAsia="Arial" w:hAnsi="Arial"/>
-                <w:b w:val="false"/>
-                <w:bCs w:val="false"/>
-                <w:color w:val="2E3A67"/>
-                <w:sz w:val="21"/>
-                <w:szCs w:val="21"/>
-              </w:rPr>
               <w:t xml:space="preserve">Toàn bộ sách</w:t>
-            </w:r>
-          </w:p>
-        </w:tc>
-      </w:tr>
-      <w:tr>
-        <w:trPr>
-          <w:cantSplit/>
-        </w:trPr>
-        <w:tc>
-          <w:tcPr>
-            <w:tcW w:type="dxa" w:w="3500"/>
-            <w:tcBorders>
-              <w:top w:val="none" w:color="FFFFFF" w:sz="0"/>
-              <w:left w:val="none" w:color="FFFFFF" w:sz="0"/>
-              <w:bottom w:val="single" w:color="D5DAE6" w:sz="4"/>
-              <w:right w:val="none" w:color="FFFFFF" w:sz="0"/>
-            </w:tcBorders>
-            <w:shd w:fill="EEF0F6" w:color="auto" w:val="clear"/>
-            <w:tcMar>
-              <w:top w:type="dxa" w:w="100"/>
-              <w:left w:type="dxa" w:w="160"/>
-              <w:bottom w:type="dxa" w:w="100"/>
-              <w:right w:type="dxa" w:w="160"/>
-            </w:tcMar>
-          </w:tcPr>
-          <w:p>
-            <w:r>
-              <w:rPr>
-                <w:rFonts w:ascii="Arial" w:cs="Arial" w:eastAsia="Arial" w:hAnsi="Arial"/>
-                <w:b/>
-                <w:bCs/>
-                <w:color w:val="2E3A67"/>
-                <w:sz w:val="21"/>
-                <w:szCs w:val="21"/>
-              </w:rPr>
-              <w:t xml:space="preserve">Hướng dẫn nhiệm vụ ứng dụng CNTT, chuyển đổi số năm học 2025-2026</w:t>
-            </w:r>
-            <w:r>
-              <w:rPr>
-                <w:rFonts w:ascii="Arial" w:cs="Arial" w:eastAsia="Arial" w:hAnsi="Arial"/>
-                <w:b w:val="false"/>
-                <w:bCs w:val="false"/>
-                <w:color w:val="2E3A67"/>
-                <w:sz w:val="21"/>
-                <w:szCs w:val="21"/>
-              </w:rPr>
-              <w:t xml:space="preserve">. Công văn 5835/BGDĐT-KHCNTT ngày 29/9/2025</w:t>
-            </w:r>
-          </w:p>
-        </w:tc>
-        <w:tc>
-          <w:tcPr>
-            <w:tcW w:type="dxa" w:w="3738"/>
-            <w:tcBorders>
-              <w:top w:val="none" w:color="FFFFFF" w:sz="0"/>
-              <w:left w:val="none" w:color="FFFFFF" w:sz="0"/>
-              <w:bottom w:val="single" w:color="D5DAE6" w:sz="4"/>
-              <w:right w:val="none" w:color="FFFFFF" w:sz="0"/>
-            </w:tcBorders>
-            <w:shd w:fill="EEF0F6" w:color="auto" w:val="clear"/>
-            <w:tcMar>
-              <w:top w:type="dxa" w:w="100"/>
-              <w:left w:type="dxa" w:w="160"/>
-              <w:bottom w:type="dxa" w:w="100"/>
-              <w:right w:type="dxa" w:w="160"/>
-            </w:tcMar>
-          </w:tcPr>
-          <w:p>
-            <w:r>
-              <w:rPr>
-                <w:rFonts w:ascii="Arial" w:cs="Arial" w:eastAsia="Arial" w:hAnsi="Arial"/>
-                <w:b w:val="false"/>
-                <w:bCs w:val="false"/>
-                <w:color w:val="2E3A67"/>
-                <w:sz w:val="21"/>
-                <w:szCs w:val="21"/>
-              </w:rPr>
-              <w:t xml:space="preserve">Bồi dưỡng giáo viên về ứng dụng AI, STEM/STEAM.</w:t>
-            </w:r>
-          </w:p>
-        </w:tc>
-        <w:tc>
-          <w:tcPr>
-            <w:tcW w:type="dxa" w:w="2400"/>
-            <w:tcBorders>
-              <w:top w:val="none" w:color="FFFFFF" w:sz="0"/>
-              <w:left w:val="none" w:color="FFFFFF" w:sz="0"/>
-              <w:bottom w:val="single" w:color="D5DAE6" w:sz="4"/>
-              <w:right w:val="none" w:color="FFFFFF" w:sz="0"/>
-            </w:tcBorders>
-            <w:shd w:fill="EEF0F6" w:color="auto" w:val="clear"/>
-            <w:tcMar>
-              <w:top w:type="dxa" w:w="100"/>
-              <w:left w:type="dxa" w:w="160"/>
-              <w:bottom w:type="dxa" w:w="100"/>
-              <w:right w:type="dxa" w:w="160"/>
-            </w:tcMar>
-          </w:tcPr>
-          <w:p>
-            <w:r>
-              <w:rPr>
-                <w:rFonts w:ascii="Arial" w:cs="Arial" w:eastAsia="Arial" w:hAnsi="Arial"/>
-                <w:b w:val="false"/>
-                <w:bCs w:val="false"/>
-                <w:color w:val="2E3A67"/>
-                <w:sz w:val="21"/>
-                <w:szCs w:val="21"/>
-              </w:rPr>
-              <w:t xml:space="preserve">Bài 10 (tr. 24), Bài 12 (tr. 28), Phần 5 (trang 54)</w:t>
-            </w:r>
-          </w:p>
-        </w:tc>
-      </w:tr>
-      <w:tr>
-        <w:trPr>
-          <w:cantSplit/>
-        </w:trPr>
-        <w:tc>
-          <w:tcPr>
-            <w:tcW w:type="dxa" w:w="3500"/>
-            <w:tcBorders>
-              <w:top w:val="none" w:color="FFFFFF" w:sz="0"/>
-              <w:left w:val="none" w:color="FFFFFF" w:sz="0"/>
-              <w:bottom w:val="single" w:color="D5DAE6" w:sz="4"/>
-              <w:right w:val="none" w:color="FFFFFF" w:sz="0"/>
-            </w:tcBorders>
-            <w:shd w:fill="FFFFFF" w:color="auto" w:val="clear"/>
-            <w:tcMar>
-              <w:top w:type="dxa" w:w="100"/>
-              <w:left w:type="dxa" w:w="160"/>
-              <w:bottom w:type="dxa" w:w="100"/>
-              <w:right w:type="dxa" w:w="160"/>
-            </w:tcMar>
-          </w:tcPr>
-          <w:p>
-            <w:r>
-              <w:rPr>
-                <w:rFonts w:ascii="Arial" w:cs="Arial" w:eastAsia="Arial" w:hAnsi="Arial"/>
-                <w:b/>
-                <w:bCs/>
-                <w:color w:val="2E3A67"/>
-                <w:sz w:val="21"/>
-                <w:szCs w:val="21"/>
-              </w:rPr>
-              <w:t xml:space="preserve">Khung nội dung thí điểm giáo dục AI cho học sinh phổ thông</w:t>
-            </w:r>
-            <w:r>
-              <w:rPr>
-                <w:rFonts w:ascii="Arial" w:cs="Arial" w:eastAsia="Arial" w:hAnsi="Arial"/>
-                <w:b w:val="false"/>
-                <w:bCs w:val="false"/>
-                <w:color w:val="2E3A67"/>
-                <w:sz w:val="21"/>
-                <w:szCs w:val="21"/>
-              </w:rPr>
-              <w:t xml:space="preserve">. Quyết định 3439/QĐ-BGDĐT ngày 15/12/2025</w:t>
-            </w:r>
-          </w:p>
-        </w:tc>
-        <w:tc>
-          <w:tcPr>
-            <w:tcW w:type="dxa" w:w="3738"/>
-            <w:tcBorders>
-              <w:top w:val="none" w:color="FFFFFF" w:sz="0"/>
-              <w:left w:val="none" w:color="FFFFFF" w:sz="0"/>
-              <w:bottom w:val="single" w:color="D5DAE6" w:sz="4"/>
-              <w:right w:val="none" w:color="FFFFFF" w:sz="0"/>
-            </w:tcBorders>
-            <w:shd w:fill="FFFFFF" w:color="auto" w:val="clear"/>
-            <w:tcMar>
-              <w:top w:type="dxa" w:w="100"/>
-              <w:left w:type="dxa" w:w="160"/>
-              <w:bottom w:type="dxa" w:w="100"/>
-              <w:right w:type="dxa" w:w="160"/>
-            </w:tcMar>
-          </w:tcPr>
-          <w:p>
-            <w:r>
-              <w:rPr>
-                <w:rFonts w:ascii="Arial" w:cs="Arial" w:eastAsia="Arial" w:hAnsi="Arial"/>
-                <w:b w:val="false"/>
-                <w:bCs w:val="false"/>
-                <w:color w:val="2E3A67"/>
-                <w:sz w:val="21"/>
-                <w:szCs w:val="21"/>
-              </w:rPr>
-              <w:t xml:space="preserve">Bốn mạch: tư duy lấy con người làm trung tâm, đạo đức AI, kỹ thuật và ứng dụng AI, thiết kế hệ thống AI.</w:t>
-            </w:r>
-          </w:p>
-        </w:tc>
-        <w:tc>
-          <w:tcPr>
-            <w:tcW w:type="dxa" w:w="2400"/>
-            <w:tcBorders>
-              <w:top w:val="none" w:color="FFFFFF" w:sz="0"/>
-              <w:left w:val="none" w:color="FFFFFF" w:sz="0"/>
-              <w:bottom w:val="single" w:color="D5DAE6" w:sz="4"/>
-              <w:right w:val="none" w:color="FFFFFF" w:sz="0"/>
-            </w:tcBorders>
-            <w:shd w:fill="FFFFFF" w:color="auto" w:val="clear"/>
-            <w:tcMar>
-              <w:top w:type="dxa" w:w="100"/>
-              <w:left w:type="dxa" w:w="160"/>
-              <w:bottom w:type="dxa" w:w="100"/>
-              <w:right w:type="dxa" w:w="160"/>
-            </w:tcMar>
-          </w:tcPr>
-          <w:p>
-            <w:r>
-              <w:rPr>
-                <w:rFonts w:ascii="Arial" w:cs="Arial" w:eastAsia="Arial" w:hAnsi="Arial"/>
-                <w:b w:val="false"/>
-                <w:bCs w:val="false"/>
-                <w:color w:val="2E3A67"/>
-                <w:sz w:val="21"/>
-                <w:szCs w:val="21"/>
-              </w:rPr>
-              <w:t xml:space="preserve">Bài 34 (tr. 66)</w:t>
-            </w:r>
-          </w:p>
-        </w:tc>
-      </w:tr>
-      <w:tr>
-        <w:trPr>
-          <w:cantSplit/>
-        </w:trPr>
-        <w:tc>
-          <w:tcPr>
-            <w:tcW w:type="dxa" w:w="3500"/>
-            <w:tcBorders>
-              <w:top w:val="none" w:color="FFFFFF" w:sz="0"/>
-              <w:left w:val="none" w:color="FFFFFF" w:sz="0"/>
-              <w:bottom w:val="single" w:color="D5DAE6" w:sz="4"/>
-              <w:right w:val="none" w:color="FFFFFF" w:sz="0"/>
-            </w:tcBorders>
-            <w:shd w:fill="EEF0F6" w:color="auto" w:val="clear"/>
-            <w:tcMar>
-              <w:top w:type="dxa" w:w="100"/>
-              <w:left w:type="dxa" w:w="160"/>
-              <w:bottom w:type="dxa" w:w="100"/>
-              <w:right w:type="dxa" w:w="160"/>
-            </w:tcMar>
-          </w:tcPr>
-          <w:p>
-            <w:r>
-              <w:rPr>
-                <w:rFonts w:ascii="Arial" w:cs="Arial" w:eastAsia="Arial" w:hAnsi="Arial"/>
-                <w:b/>
-                <w:bCs/>
-                <w:color w:val="2E3A67"/>
-                <w:sz w:val="21"/>
-                <w:szCs w:val="21"/>
-              </w:rPr>
-              <w:t xml:space="preserve">Khung năng lực AI cho giáo viên (UNESCO)</w:t>
-            </w:r>
-            <w:r>
-              <w:rPr>
-                <w:rFonts w:ascii="Arial" w:cs="Arial" w:eastAsia="Arial" w:hAnsi="Arial"/>
-                <w:b w:val="false"/>
-                <w:bCs w:val="false"/>
-                <w:color w:val="2E3A67"/>
-                <w:sz w:val="21"/>
-                <w:szCs w:val="21"/>
-              </w:rPr>
-              <w:t xml:space="preserve">. UNESCO, 2024</w:t>
-            </w:r>
-          </w:p>
-        </w:tc>
-        <w:tc>
-          <w:tcPr>
-            <w:tcW w:type="dxa" w:w="3738"/>
-            <w:tcBorders>
-              <w:top w:val="none" w:color="FFFFFF" w:sz="0"/>
-              <w:left w:val="none" w:color="FFFFFF" w:sz="0"/>
-              <w:bottom w:val="single" w:color="D5DAE6" w:sz="4"/>
-              <w:right w:val="none" w:color="FFFFFF" w:sz="0"/>
-            </w:tcBorders>
-            <w:shd w:fill="EEF0F6" w:color="auto" w:val="clear"/>
-            <w:tcMar>
-              <w:top w:type="dxa" w:w="100"/>
-              <w:left w:type="dxa" w:w="160"/>
-              <w:bottom w:type="dxa" w:w="100"/>
-              <w:right w:type="dxa" w:w="160"/>
-            </w:tcMar>
-          </w:tcPr>
-          <w:p>
-            <w:r>
-              <w:rPr>
-                <w:rFonts w:ascii="Arial" w:cs="Arial" w:eastAsia="Arial" w:hAnsi="Arial"/>
-                <w:b w:val="false"/>
-                <w:bCs w:val="false"/>
-                <w:color w:val="2E3A67"/>
-                <w:sz w:val="21"/>
-                <w:szCs w:val="21"/>
-              </w:rPr>
-              <w:t xml:space="preserve">5 lĩnh vực, 3 cấp độ năng lực AI của giáo viên.</w:t>
-            </w:r>
-          </w:p>
-        </w:tc>
-        <w:tc>
-          <w:tcPr>
-            <w:tcW w:type="dxa" w:w="2400"/>
-            <w:tcBorders>
-              <w:top w:val="none" w:color="FFFFFF" w:sz="0"/>
-              <w:left w:val="none" w:color="FFFFFF" w:sz="0"/>
-              <w:bottom w:val="single" w:color="D5DAE6" w:sz="4"/>
-              <w:right w:val="none" w:color="FFFFFF" w:sz="0"/>
-            </w:tcBorders>
-            <w:shd w:fill="EEF0F6" w:color="auto" w:val="clear"/>
-            <w:tcMar>
-              <w:top w:type="dxa" w:w="100"/>
-              <w:left w:type="dxa" w:w="160"/>
-              <w:bottom w:type="dxa" w:w="100"/>
-              <w:right w:type="dxa" w:w="160"/>
-            </w:tcMar>
-          </w:tcPr>
-          <w:p>
-            <w:r>
-              <w:rPr>
-                <w:rFonts w:ascii="Arial" w:cs="Arial" w:eastAsia="Arial" w:hAnsi="Arial"/>
-                <w:b w:val="false"/>
-                <w:bCs w:val="false"/>
-                <w:color w:val="2E3A67"/>
-                <w:sz w:val="21"/>
-                <w:szCs w:val="21"/>
-              </w:rPr>
-              <w:t xml:space="preserve">Bài 34 (tr. 66)</w:t>
             </w:r>
           </w:p>
         </w:tc>
@@ -6645,7 +7006,7 @@
           <w:sz w:val="26"/>
           <w:szCs w:val="26"/>
         </w:rPr>
-        <w:t xml:space="preserve">Văn bản chuyên môn đang áp dụng khi soạn bài, ra đề</w:t>
+        <w:t xml:space="preserve">Luật và định hướng quốc gia có liên quan</w:t>
       </w:r>
     </w:p>
     <w:tbl>
@@ -6795,18 +7156,18 @@
                 <w:sz w:val="21"/>
                 <w:szCs w:val="21"/>
               </w:rPr>
-              <w:t xml:space="preserve">Chương trình giáo dục phổ thông</w:t>
-            </w:r>
-            <w:r>
-              <w:rPr>
-                <w:rFonts w:ascii="Arial" w:cs="Arial" w:eastAsia="Arial" w:hAnsi="Arial"/>
-                <w:b w:val="false"/>
-                <w:bCs w:val="false"/>
-                <w:color w:val="2E3A67"/>
-                <w:sz w:val="21"/>
-                <w:szCs w:val="21"/>
-              </w:rPr>
-              <w:t xml:space="preserve">. Thông tư 32/2018/TT-BGDĐT (chương trình đang áp dụng)</w:t>
+              <w:t xml:space="preserve">Luật Trí tuệ nhân tạo</w:t>
+            </w:r>
+            <w:r>
+              <w:rPr>
+                <w:rFonts w:ascii="Arial" w:cs="Arial" w:eastAsia="Arial" w:hAnsi="Arial"/>
+                <w:b w:val="false"/>
+                <w:bCs w:val="false"/>
+                <w:color w:val="2E3A67"/>
+                <w:sz w:val="21"/>
+                <w:szCs w:val="21"/>
+              </w:rPr>
+              <w:t xml:space="preserve">. Luật số 134/2025/QH15, hiệu lực 01/3/2026</w:t>
             </w:r>
           </w:p>
         </w:tc>
@@ -6837,7 +7198,7 @@
                 <w:sz w:val="21"/>
                 <w:szCs w:val="21"/>
               </w:rPr>
-              <w:t xml:space="preserve">Nội dung, yêu cầu cần đạt khi soạn bài và ra đề.</w:t>
+              <w:t xml:space="preserve">AI là công cụ hỗ trợ, con người quyết định cuối cùng. Nội dung do AI tạo ra cần có dấu hiệu nhận biết.</w:t>
             </w:r>
           </w:p>
         </w:tc>
@@ -6868,7 +7229,7 @@
                 <w:sz w:val="21"/>
                 <w:szCs w:val="21"/>
               </w:rPr>
-              <w:t xml:space="preserve">Phần 2 (trang 14), Phần 3 (trang 26)</w:t>
+              <w:t xml:space="preserve">Bài 1 (tr. 10), Phần 4 (trang 40), Phần 6 (trang 66)</w:t>
             </w:r>
           </w:p>
         </w:tc>
@@ -6904,18 +7265,18 @@
                 <w:sz w:val="21"/>
                 <w:szCs w:val="21"/>
               </w:rPr>
-              <w:t xml:space="preserve">Chương trình giáo dục mầm non</w:t>
-            </w:r>
-            <w:r>
-              <w:rPr>
-                <w:rFonts w:ascii="Arial" w:cs="Arial" w:eastAsia="Arial" w:hAnsi="Arial"/>
-                <w:b w:val="false"/>
-                <w:bCs w:val="false"/>
-                <w:color w:val="2E3A67"/>
-                <w:sz w:val="21"/>
-                <w:szCs w:val="21"/>
-              </w:rPr>
-              <w:t xml:space="preserve">. Văn bản hợp nhất 01/VBHN-BGDĐT ngày 13/4/2021</w:t>
+              <w:t xml:space="preserve">Luật Bảo vệ dữ liệu cá nhân</w:t>
+            </w:r>
+            <w:r>
+              <w:rPr>
+                <w:rFonts w:ascii="Arial" w:cs="Arial" w:eastAsia="Arial" w:hAnsi="Arial"/>
+                <w:b w:val="false"/>
+                <w:bCs w:val="false"/>
+                <w:color w:val="2E3A67"/>
+                <w:sz w:val="21"/>
+                <w:szCs w:val="21"/>
+              </w:rPr>
+              <w:t xml:space="preserve">. Luật số 91/2025/QH15, hiệu lực 01/1/2026</w:t>
             </w:r>
           </w:p>
         </w:tc>
@@ -6946,7 +7307,7 @@
                 <w:sz w:val="21"/>
                 <w:szCs w:val="21"/>
               </w:rPr>
-              <w:t xml:space="preserve">Câu lệnh cho Mầm non theo hoạt động chơi, trải nghiệm.</w:t>
+              <w:t xml:space="preserve">Không đưa dữ liệu cá nhân của học sinh vào công cụ AI.</w:t>
             </w:r>
           </w:p>
         </w:tc>
@@ -6977,7 +7338,7 @@
                 <w:sz w:val="21"/>
                 <w:szCs w:val="21"/>
               </w:rPr>
-              <w:t xml:space="preserve">Dòng Mầm non trong mọi bảng Đổi cho lớp</w:t>
+              <w:t xml:space="preserve">Bài 31 (tr. 60) đến Bài 33 (tr. 64), Bài 35 (tr. 69)</w:t>
             </w:r>
           </w:p>
         </w:tc>
@@ -7013,18 +7374,18 @@
                 <w:sz w:val="21"/>
                 <w:szCs w:val="21"/>
               </w:rPr>
-              <w:t xml:space="preserve">Hướng dẫn kiểm tra, đánh giá cấp THCS, THPT</w:t>
-            </w:r>
-            <w:r>
-              <w:rPr>
-                <w:rFonts w:ascii="Arial" w:cs="Arial" w:eastAsia="Arial" w:hAnsi="Arial"/>
-                <w:b w:val="false"/>
-                <w:bCs w:val="false"/>
-                <w:color w:val="2E3A67"/>
-                <w:sz w:val="21"/>
-                <w:szCs w:val="21"/>
-              </w:rPr>
-              <w:t xml:space="preserve">. Công văn 7991/BGDĐT-GDTrH ngày 17/12/2024</w:t>
+              <w:t xml:space="preserve">Luật Sở hữu trí tuệ (sửa đổi 2022)</w:t>
+            </w:r>
+            <w:r>
+              <w:rPr>
+                <w:rFonts w:ascii="Arial" w:cs="Arial" w:eastAsia="Arial" w:hAnsi="Arial"/>
+                <w:b w:val="false"/>
+                <w:bCs w:val="false"/>
+                <w:color w:val="2E3A67"/>
+                <w:sz w:val="21"/>
+                <w:szCs w:val="21"/>
+              </w:rPr>
+              <w:t xml:space="preserve">. Điều 25: sử dụng tác phẩm không phải xin phép, không phải trả tiền</w:t>
             </w:r>
           </w:p>
         </w:tc>
@@ -7055,7 +7416,7 @@
                 <w:sz w:val="21"/>
                 <w:szCs w:val="21"/>
               </w:rPr>
-              <w:t xml:space="preserve">Đề định kỳ đi kèm ma trận, bản đặc tả, hướng dẫn chấm.</w:t>
+              <w:t xml:space="preserve">Dùng SGK, tài liệu để minh họa giảng dạy hợp lý, ghi tên tác giả và nguồn.</w:t>
             </w:r>
           </w:p>
         </w:tc>
@@ -7086,7 +7447,7 @@
                 <w:sz w:val="21"/>
                 <w:szCs w:val="21"/>
               </w:rPr>
-              <w:t xml:space="preserve">Bài 15 (tr. 31), Bài 16 (tr. 33)</w:t>
+              <w:t xml:space="preserve">Bài 14 (tr. 31), Bài 15 (tr. 32), Bài 31 (tr. 60), Bài 32 (tr. 63)</w:t>
             </w:r>
           </w:p>
         </w:tc>
@@ -7122,18 +7483,18 @@
                 <w:sz w:val="21"/>
                 <w:szCs w:val="21"/>
               </w:rPr>
-              <w:t xml:space="preserve">Đánh giá học sinh THCS, THPT</w:t>
-            </w:r>
-            <w:r>
-              <w:rPr>
-                <w:rFonts w:ascii="Arial" w:cs="Arial" w:eastAsia="Arial" w:hAnsi="Arial"/>
-                <w:b w:val="false"/>
-                <w:bCs w:val="false"/>
-                <w:color w:val="2E3A67"/>
-                <w:sz w:val="21"/>
-                <w:szCs w:val="21"/>
-              </w:rPr>
-              <w:t xml:space="preserve">. Thông tư 22/2021/TT-BGDĐT</w:t>
+              <w:t xml:space="preserve">Nghị quyết về đột phá phát triển giáo dục và đào tạo</w:t>
+            </w:r>
+            <w:r>
+              <w:rPr>
+                <w:rFonts w:ascii="Arial" w:cs="Arial" w:eastAsia="Arial" w:hAnsi="Arial"/>
+                <w:b w:val="false"/>
+                <w:bCs w:val="false"/>
+                <w:color w:val="2E3A67"/>
+                <w:sz w:val="21"/>
+                <w:szCs w:val="21"/>
+              </w:rPr>
+              <w:t xml:space="preserve">. Nghị quyết 71-NQ/TW ngày 22/8/2025 của Bộ Chính trị</w:t>
             </w:r>
           </w:p>
         </w:tc>
@@ -7164,7 +7525,7 @@
                 <w:sz w:val="21"/>
                 <w:szCs w:val="21"/>
               </w:rPr>
-              <w:t xml:space="preserve">Đánh giá thường xuyên, định kỳ.</w:t>
+              <w:t xml:space="preserve">Mục tiêu giáo dục đến 2030, 2035, 2045.</w:t>
             </w:r>
           </w:p>
         </w:tc>
@@ -7195,7 +7556,7 @@
                 <w:sz w:val="21"/>
                 <w:szCs w:val="21"/>
               </w:rPr>
-              <w:t xml:space="preserve">Bài 13 (tr. 29) đến Bài 17 (tr. 35)</w:t>
+              <w:t xml:space="preserve">Toàn bộ sách</w:t>
             </w:r>
           </w:p>
         </w:tc>
@@ -7231,18 +7592,18 @@
                 <w:sz w:val="21"/>
                 <w:szCs w:val="21"/>
               </w:rPr>
-              <w:t xml:space="preserve">Đánh giá học sinh tiểu học</w:t>
-            </w:r>
-            <w:r>
-              <w:rPr>
-                <w:rFonts w:ascii="Arial" w:cs="Arial" w:eastAsia="Arial" w:hAnsi="Arial"/>
-                <w:b w:val="false"/>
-                <w:bCs w:val="false"/>
-                <w:color w:val="2E3A67"/>
-                <w:sz w:val="21"/>
-                <w:szCs w:val="21"/>
-              </w:rPr>
-              <w:t xml:space="preserve">. Thông tư 27/2020/TT-BGDĐT</w:t>
+              <w:t xml:space="preserve">Chiến lược quốc gia về trí tuệ nhân tạo đến năm 2030, tầm nhìn 2045</w:t>
+            </w:r>
+            <w:r>
+              <w:rPr>
+                <w:rFonts w:ascii="Arial" w:cs="Arial" w:eastAsia="Arial" w:hAnsi="Arial"/>
+                <w:b w:val="false"/>
+                <w:bCs w:val="false"/>
+                <w:color w:val="2E3A67"/>
+                <w:sz w:val="21"/>
+                <w:szCs w:val="21"/>
+              </w:rPr>
+              <w:t xml:space="preserve">. Quyết định 1671/QĐ-TTg ngày 28/8/2026</w:t>
             </w:r>
           </w:p>
         </w:tc>
@@ -7273,7 +7634,7 @@
                 <w:sz w:val="21"/>
                 <w:szCs w:val="21"/>
               </w:rPr>
-              <w:t xml:space="preserve">Đánh giá vì sự tiến bộ, kết hợp nhận xét và điểm số.</w:t>
+              <w:t xml:space="preserve">Định hướng chuyển đổi AI quốc gia.</w:t>
             </w:r>
           </w:p>
         </w:tc>
@@ -7304,7 +7665,7 @@
                 <w:sz w:val="21"/>
                 <w:szCs w:val="21"/>
               </w:rPr>
-              <w:t xml:space="preserve">Bài 14 (tr. 30), Bài 17 (tr. 35)</w:t>
+              <w:t xml:space="preserve">Toàn bộ sách</w:t>
             </w:r>
           </w:p>
         </w:tc>
@@ -7340,18 +7701,18 @@
                 <w:sz w:val="21"/>
                 <w:szCs w:val="21"/>
               </w:rPr>
-              <w:t xml:space="preserve">Luật Sở hữu trí tuệ (sửa đổi 2022)</w:t>
-            </w:r>
-            <w:r>
-              <w:rPr>
-                <w:rFonts w:ascii="Arial" w:cs="Arial" w:eastAsia="Arial" w:hAnsi="Arial"/>
-                <w:b w:val="false"/>
-                <w:bCs w:val="false"/>
-                <w:color w:val="2E3A67"/>
-                <w:sz w:val="21"/>
-                <w:szCs w:val="21"/>
-              </w:rPr>
-              <w:t xml:space="preserve">. Điều 25: sử dụng tác phẩm không phải xin phép, không phải trả tiền</w:t>
+              <w:t xml:space="preserve">Khung năng lực AI cho giáo viên (UNESCO, tham khảo quốc tế)</w:t>
+            </w:r>
+            <w:r>
+              <w:rPr>
+                <w:rFonts w:ascii="Arial" w:cs="Arial" w:eastAsia="Arial" w:hAnsi="Arial"/>
+                <w:b w:val="false"/>
+                <w:bCs w:val="false"/>
+                <w:color w:val="2E3A67"/>
+                <w:sz w:val="21"/>
+                <w:szCs w:val="21"/>
+              </w:rPr>
+              <w:t xml:space="preserve">. UNESCO, 2024</w:t>
             </w:r>
           </w:p>
         </w:tc>
@@ -7382,7 +7743,7 @@
                 <w:sz w:val="21"/>
                 <w:szCs w:val="21"/>
               </w:rPr>
-              <w:t xml:space="preserve">Dùng SGK, tài liệu để minh họa giảng dạy hợp lý, ghi tên tác giả và nguồn.</w:t>
+              <w:t xml:space="preserve">5 lĩnh vực, 3 cấp độ năng lực AI của giáo viên.</w:t>
             </w:r>
           </w:p>
         </w:tc>
@@ -7413,7 +7774,7 @@
                 <w:sz w:val="21"/>
                 <w:szCs w:val="21"/>
               </w:rPr>
-              <w:t xml:space="preserve">Bài 14 (tr. 30), Bài 15 (tr. 31), Bài 31 (tr. 59), Bài 32 (tr. 62)</w:t>
+              <w:t xml:space="preserve">Bài 34 (tr. 67)</w:t>
             </w:r>
           </w:p>
         </w:tc>

--- a/BO-TAI-LIEU-GUI-KHACH/00-DOC-DAU-TIEN-Huong-dan-su-dung.docx
+++ b/BO-TAI-LIEU-GUI-KHACH/00-DOC-DAU-TIEN-Huong-dan-su-dung.docx
@@ -3143,7 +3143,7 @@
           <w:sz w:val="23"/>
           <w:szCs w:val="23"/>
         </w:rPr>
-        <w:t xml:space="preserve"> bấm ảnh đại diện ở góc → </w:t>
+        <w:t xml:space="preserve"> bấm ảnh đại diện ở góc màn hình, chọn </w:t>
       </w:r>
       <w:r>
         <w:rPr>
@@ -3163,7 +3163,7 @@
           <w:sz w:val="23"/>
           <w:szCs w:val="23"/>
         </w:rPr>
-        <w:t xml:space="preserve"> → </w:t>
+        <w:t xml:space="preserve">, chọn tiếp </w:t>
       </w:r>
       <w:r>
         <w:rPr>
@@ -3183,7 +3183,7 @@
           <w:sz w:val="23"/>
           <w:szCs w:val="23"/>
         </w:rPr>
-        <w:t xml:space="preserve"> → tắt mục </w:t>
+        <w:t xml:space="preserve">, sau đó tắt mục </w:t>
       </w:r>
       <w:r>
         <w:rPr>
@@ -3253,7 +3253,7 @@
           <w:sz w:val="23"/>
           <w:szCs w:val="23"/>
         </w:rPr>
-        <w:t xml:space="preserve"> → </w:t>
+        <w:t xml:space="preserve">, chọn </w:t>
       </w:r>
       <w:r>
         <w:rPr>
@@ -3273,7 +3273,7 @@
           <w:sz w:val="23"/>
           <w:szCs w:val="23"/>
         </w:rPr>
-        <w:t xml:space="preserve"> → chọn tắt lưu hoạt động nếu thầy cô không muốn lưu.</w:t>
+        <w:t xml:space="preserve">, sau đó chọn tắt lưu hoạt động nếu thầy cô không muốn lưu.</w:t>
       </w:r>
     </w:p>
     <w:p>

--- a/BO-TAI-LIEU-GUI-KHACH/00-DOC-DAU-TIEN-Huong-dan-su-dung.docx
+++ b/BO-TAI-LIEU-GUI-KHACH/00-DOC-DAU-TIEN-Huong-dan-su-dung.docx
@@ -8,12 +8,12 @@
       </w:pPr>
       <w:r>
         <w:rPr>
-          <w:rFonts w:ascii="Arial" w:cs="Arial" w:eastAsia="Arial" w:hAnsi="Arial"/>
+          <w:rFonts w:ascii="Times New Roman" w:cs="Times New Roman" w:eastAsia="Times New Roman" w:hAnsi="Times New Roman"/>
           <w:b/>
           <w:bCs/>
-          <w:color w:val="2E3A67"/>
-          <w:sz w:val="22"/>
-          <w:szCs w:val="22"/>
+          <w:color w:val="000000"/>
+          <w:sz w:val="26"/>
+          <w:szCs w:val="26"/>
           <w:shd w:fill="CFE8E0" w:color="auto" w:val="clear"/>
         </w:rPr>
         <w:t xml:space="preserve">  TỆP 00 · ĐỌC ĐẦU TIÊN  </w:t>
@@ -25,10 +25,10 @@
       </w:pPr>
       <w:r>
         <w:rPr>
-          <w:rFonts w:ascii="Arial" w:cs="Arial" w:eastAsia="Arial" w:hAnsi="Arial"/>
+          <w:rFonts w:ascii="Times New Roman" w:cs="Times New Roman" w:eastAsia="Times New Roman" w:hAnsi="Times New Roman"/>
           <w:b/>
           <w:bCs/>
-          <w:color w:val="2E3A67"/>
+          <w:color w:val="000000"/>
           <w:sz w:val="64"/>
           <w:szCs w:val="64"/>
         </w:rPr>
@@ -41,8 +41,8 @@
       </w:pPr>
       <w:r>
         <w:rPr>
-          <w:rFonts w:ascii="Arial" w:cs="Arial" w:eastAsia="Arial" w:hAnsi="Arial"/>
-          <w:color w:val="2E3A67"/>
+          <w:rFonts w:ascii="Times New Roman" w:cs="Times New Roman" w:eastAsia="Times New Roman" w:hAnsi="Times New Roman"/>
+          <w:color w:val="000000"/>
           <w:sz w:val="28"/>
           <w:szCs w:val="28"/>
         </w:rPr>
@@ -52,7 +52,7 @@
     <w:p>
       <w:pPr>
         <w:keepNext w:val="false"/>
-        <w:spacing w:after="60" w:before="80"/>
+        <w:spacing w:after="120" w:before="80"/>
         <w:jc w:val="center"/>
       </w:pPr>
       <w:r>
@@ -74,7 +74,7 @@
                     </pic:cNvPicPr>
                   </pic:nvPicPr>
                   <pic:blipFill>
-                    <a:blip r:embed="rId8" cstate="none"/>
+                    <a:blip r:embed="rId9" cstate="none"/>
                     <a:srcRect/>
                     <a:stretch>
                       <a:fillRect/>
@@ -108,12 +108,12 @@
       </w:pPr>
       <w:r>
         <w:rPr>
-          <w:rFonts w:ascii="Arial" w:cs="Arial" w:eastAsia="Arial" w:hAnsi="Arial"/>
+          <w:rFonts w:ascii="Times New Roman" w:cs="Times New Roman" w:eastAsia="Times New Roman" w:hAnsi="Times New Roman"/>
           <w:b/>
           <w:bCs/>
-          <w:color w:val="2E3A67"/>
-          <w:sz w:val="20"/>
-          <w:szCs w:val="20"/>
+          <w:color w:val="000000"/>
+          <w:sz w:val="26"/>
+          <w:szCs w:val="26"/>
         </w:rPr>
         <w:t xml:space="preserve">MỤC 1</w:t>
       </w:r>
@@ -126,24 +126,26 @@
       </w:pPr>
       <w:r>
         <w:rPr>
-          <w:rFonts w:ascii="Arial" w:cs="Arial" w:eastAsia="Arial" w:hAnsi="Arial"/>
+          <w:rFonts w:ascii="Times New Roman" w:cs="Times New Roman" w:eastAsia="Times New Roman" w:hAnsi="Times New Roman"/>
           <w:b/>
           <w:bCs/>
-          <w:color w:val="2E3A67"/>
-          <w:sz w:val="36"/>
-          <w:szCs w:val="36"/>
+          <w:color w:val="000000"/>
+          <w:sz w:val="28"/>
+          <w:szCs w:val="28"/>
         </w:rPr>
         <w:t xml:space="preserve">Bộ tài liệu có 5 tệp, mở theo đúng số thứ tự</w:t>
       </w:r>
     </w:p>
     <w:p>
       <w:pPr>
-        <w:spacing w:after="140" w:line="320"/>
+        <w:spacing w:after="140" w:line="300"/>
+        <w:ind w:firstLine="567"/>
+        <w:jc w:val="both"/>
       </w:pPr>
       <w:r>
         <w:rPr>
-          <w:rFonts w:ascii="Arial" w:cs="Arial" w:eastAsia="Arial" w:hAnsi="Arial"/>
-          <w:color w:val="2E3A67"/>
+          <w:rFonts w:ascii="Times New Roman" w:cs="Times New Roman" w:eastAsia="Times New Roman" w:hAnsi="Times New Roman"/>
+          <w:color w:val="000000"/>
           <w:sz w:val="23"/>
           <w:szCs w:val="23"/>
         </w:rPr>
@@ -151,10 +153,10 @@
       </w:r>
       <w:r>
         <w:rPr>
-          <w:rFonts w:ascii="Arial" w:cs="Arial" w:eastAsia="Arial" w:hAnsi="Arial"/>
+          <w:rFonts w:ascii="Times New Roman" w:cs="Times New Roman" w:eastAsia="Times New Roman" w:hAnsi="Times New Roman"/>
           <w:b/>
           <w:bCs/>
-          <w:color w:val="2E3A67"/>
+          <w:color w:val="000000"/>
           <w:sz w:val="23"/>
           <w:szCs w:val="23"/>
         </w:rPr>
@@ -162,8 +164,8 @@
       </w:r>
       <w:r>
         <w:rPr>
-          <w:rFonts w:ascii="Arial" w:cs="Arial" w:eastAsia="Arial" w:hAnsi="Arial"/>
-          <w:color w:val="2E3A67"/>
+          <w:rFonts w:ascii="Times New Roman" w:cs="Times New Roman" w:eastAsia="Times New Roman" w:hAnsi="Times New Roman"/>
+          <w:color w:val="000000"/>
           <w:sz w:val="23"/>
           <w:szCs w:val="23"/>
         </w:rPr>
@@ -172,7 +174,7 @@
     </w:p>
     <w:tbl>
       <w:tblPr>
-        <w:tblW w:type="dxa" w:w="9638"/>
+        <w:tblW w:type="dxa" w:w="9355"/>
         <w:tblBorders>
           <w:top w:val="single" w:color="auto" w:sz="4"/>
           <w:left w:val="single" w:color="auto" w:sz="4"/>
@@ -183,9 +185,9 @@
         </w:tblBorders>
       </w:tblPr>
       <w:tblGrid>
-        <w:gridCol w:w="3500"/>
-        <w:gridCol w:w="2600"/>
-        <w:gridCol w:w="3538"/>
+        <w:gridCol w:w="3397"/>
+        <w:gridCol w:w="2524"/>
+        <w:gridCol w:w="3434"/>
       </w:tblGrid>
       <w:tr>
         <w:trPr>
@@ -194,30 +196,30 @@
         </w:trPr>
         <w:tc>
           <w:tcPr>
-            <w:tcW w:type="dxa" w:w="3500"/>
-            <w:tcBorders>
-              <w:top w:val="none" w:color="FFFFFF" w:sz="0"/>
-              <w:left w:val="none" w:color="FFFFFF" w:sz="0"/>
-              <w:bottom w:val="single" w:color="D5DAE6" w:sz="4"/>
-              <w:right w:val="none" w:color="FFFFFF" w:sz="0"/>
-            </w:tcBorders>
-            <w:shd w:fill="2E3A67" w:color="auto" w:val="clear"/>
-            <w:tcMar>
-              <w:top w:type="dxa" w:w="100"/>
-              <w:left w:type="dxa" w:w="160"/>
-              <w:bottom w:type="dxa" w:w="100"/>
-              <w:right w:type="dxa" w:w="160"/>
-            </w:tcMar>
-          </w:tcPr>
-          <w:p>
-            <w:r>
-              <w:rPr>
-                <w:rFonts w:ascii="Arial" w:cs="Arial" w:eastAsia="Arial" w:hAnsi="Arial"/>
+            <w:tcW w:type="dxa" w:w="3397"/>
+            <w:tcBorders>
+              <w:top w:val="none" w:color="FFFFFF" w:sz="0"/>
+              <w:left w:val="none" w:color="FFFFFF" w:sz="0"/>
+              <w:bottom w:val="single" w:color="D5DAE6" w:sz="4"/>
+              <w:right w:val="none" w:color="FFFFFF" w:sz="0"/>
+            </w:tcBorders>
+            <w:shd w:fill="CFE8E0" w:color="auto" w:val="clear"/>
+            <w:tcMar>
+              <w:top w:type="dxa" w:w="100"/>
+              <w:left w:type="dxa" w:w="160"/>
+              <w:bottom w:type="dxa" w:w="100"/>
+              <w:right w:type="dxa" w:w="160"/>
+            </w:tcMar>
+          </w:tcPr>
+          <w:p>
+            <w:r>
+              <w:rPr>
+                <w:rFonts w:ascii="Times New Roman" w:cs="Times New Roman" w:eastAsia="Times New Roman" w:hAnsi="Times New Roman"/>
                 <w:b/>
                 <w:bCs/>
-                <w:color w:val="FFFFFF"/>
-                <w:sz w:val="21"/>
-                <w:szCs w:val="21"/>
+                <w:color w:val="000000"/>
+                <w:sz w:val="26"/>
+                <w:szCs w:val="26"/>
               </w:rPr>
               <w:t xml:space="preserve">Tên tệp</w:t>
             </w:r>
@@ -225,30 +227,30 @@
         </w:tc>
         <w:tc>
           <w:tcPr>
-            <w:tcW w:type="dxa" w:w="2600"/>
-            <w:tcBorders>
-              <w:top w:val="none" w:color="FFFFFF" w:sz="0"/>
-              <w:left w:val="none" w:color="FFFFFF" w:sz="0"/>
-              <w:bottom w:val="single" w:color="D5DAE6" w:sz="4"/>
-              <w:right w:val="none" w:color="FFFFFF" w:sz="0"/>
-            </w:tcBorders>
-            <w:shd w:fill="2E3A67" w:color="auto" w:val="clear"/>
-            <w:tcMar>
-              <w:top w:type="dxa" w:w="100"/>
-              <w:left w:type="dxa" w:w="160"/>
-              <w:bottom w:type="dxa" w:w="100"/>
-              <w:right w:type="dxa" w:w="160"/>
-            </w:tcMar>
-          </w:tcPr>
-          <w:p>
-            <w:r>
-              <w:rPr>
-                <w:rFonts w:ascii="Arial" w:cs="Arial" w:eastAsia="Arial" w:hAnsi="Arial"/>
+            <w:tcW w:type="dxa" w:w="2524"/>
+            <w:tcBorders>
+              <w:top w:val="none" w:color="FFFFFF" w:sz="0"/>
+              <w:left w:val="none" w:color="FFFFFF" w:sz="0"/>
+              <w:bottom w:val="single" w:color="D5DAE6" w:sz="4"/>
+              <w:right w:val="none" w:color="FFFFFF" w:sz="0"/>
+            </w:tcBorders>
+            <w:shd w:fill="CFE8E0" w:color="auto" w:val="clear"/>
+            <w:tcMar>
+              <w:top w:type="dxa" w:w="100"/>
+              <w:left w:type="dxa" w:w="160"/>
+              <w:bottom w:type="dxa" w:w="100"/>
+              <w:right w:type="dxa" w:w="160"/>
+            </w:tcMar>
+          </w:tcPr>
+          <w:p>
+            <w:r>
+              <w:rPr>
+                <w:rFonts w:ascii="Times New Roman" w:cs="Times New Roman" w:eastAsia="Times New Roman" w:hAnsi="Times New Roman"/>
                 <w:b/>
                 <w:bCs/>
-                <w:color w:val="FFFFFF"/>
-                <w:sz w:val="21"/>
-                <w:szCs w:val="21"/>
+                <w:color w:val="000000"/>
+                <w:sz w:val="26"/>
+                <w:szCs w:val="26"/>
               </w:rPr>
               <w:t xml:space="preserve">Mở khi nào</w:t>
             </w:r>
@@ -256,30 +258,30 @@
         </w:tc>
         <w:tc>
           <w:tcPr>
-            <w:tcW w:type="dxa" w:w="3538"/>
-            <w:tcBorders>
-              <w:top w:val="none" w:color="FFFFFF" w:sz="0"/>
-              <w:left w:val="none" w:color="FFFFFF" w:sz="0"/>
-              <w:bottom w:val="single" w:color="D5DAE6" w:sz="4"/>
-              <w:right w:val="none" w:color="FFFFFF" w:sz="0"/>
-            </w:tcBorders>
-            <w:shd w:fill="2E3A67" w:color="auto" w:val="clear"/>
-            <w:tcMar>
-              <w:top w:type="dxa" w:w="100"/>
-              <w:left w:type="dxa" w:w="160"/>
-              <w:bottom w:type="dxa" w:w="100"/>
-              <w:right w:type="dxa" w:w="160"/>
-            </w:tcMar>
-          </w:tcPr>
-          <w:p>
-            <w:r>
-              <w:rPr>
-                <w:rFonts w:ascii="Arial" w:cs="Arial" w:eastAsia="Arial" w:hAnsi="Arial"/>
+            <w:tcW w:type="dxa" w:w="3434"/>
+            <w:tcBorders>
+              <w:top w:val="none" w:color="FFFFFF" w:sz="0"/>
+              <w:left w:val="none" w:color="FFFFFF" w:sz="0"/>
+              <w:bottom w:val="single" w:color="D5DAE6" w:sz="4"/>
+              <w:right w:val="none" w:color="FFFFFF" w:sz="0"/>
+            </w:tcBorders>
+            <w:shd w:fill="CFE8E0" w:color="auto" w:val="clear"/>
+            <w:tcMar>
+              <w:top w:type="dxa" w:w="100"/>
+              <w:left w:type="dxa" w:w="160"/>
+              <w:bottom w:type="dxa" w:w="100"/>
+              <w:right w:type="dxa" w:w="160"/>
+            </w:tcMar>
+          </w:tcPr>
+          <w:p>
+            <w:r>
+              <w:rPr>
+                <w:rFonts w:ascii="Times New Roman" w:cs="Times New Roman" w:eastAsia="Times New Roman" w:hAnsi="Times New Roman"/>
                 <w:b/>
                 <w:bCs/>
-                <w:color w:val="FFFFFF"/>
-                <w:sz w:val="21"/>
-                <w:szCs w:val="21"/>
+                <w:color w:val="000000"/>
+                <w:sz w:val="26"/>
+                <w:szCs w:val="26"/>
               </w:rPr>
               <w:t xml:space="preserve">Bên trong có gì</w:t>
             </w:r>
@@ -292,7 +294,7 @@
         </w:trPr>
         <w:tc>
           <w:tcPr>
-            <w:tcW w:type="dxa" w:w="3500"/>
+            <w:tcW w:type="dxa" w:w="3397"/>
             <w:tcBorders>
               <w:top w:val="none" w:color="FFFFFF" w:sz="0"/>
               <w:left w:val="none" w:color="FFFFFF" w:sz="0"/>
@@ -310,23 +312,23 @@
           <w:p>
             <w:r>
               <w:rPr>
-                <w:rFonts w:ascii="Arial" w:cs="Arial" w:eastAsia="Arial" w:hAnsi="Arial"/>
+                <w:rFonts w:ascii="Times New Roman" w:cs="Times New Roman" w:eastAsia="Times New Roman" w:hAnsi="Times New Roman"/>
                 <w:b/>
                 <w:bCs/>
-                <w:color w:val="2E3A67"/>
-                <w:sz w:val="21"/>
-                <w:szCs w:val="21"/>
+                <w:color w:val="000000"/>
+                <w:sz w:val="26"/>
+                <w:szCs w:val="26"/>
               </w:rPr>
               <w:t xml:space="preserve">00-DOC-DAU-TIEN-Huong-dan-su-dung</w:t>
             </w:r>
             <w:r>
               <w:rPr>
-                <w:rFonts w:ascii="Arial" w:cs="Arial" w:eastAsia="Arial" w:hAnsi="Arial"/>
-                <w:b w:val="false"/>
-                <w:bCs w:val="false"/>
-                <w:color w:val="2E3A67"/>
-                <w:sz w:val="21"/>
-                <w:szCs w:val="21"/>
+                <w:rFonts w:ascii="Times New Roman" w:cs="Times New Roman" w:eastAsia="Times New Roman" w:hAnsi="Times New Roman"/>
+                <w:b w:val="false"/>
+                <w:bCs w:val="false"/>
+                <w:color w:val="000000"/>
+                <w:sz w:val="26"/>
+                <w:szCs w:val="26"/>
               </w:rPr>
               <w:t xml:space="preserve"> (tệp này)</w:t>
             </w:r>
@@ -334,7 +336,7 @@
         </w:tc>
         <w:tc>
           <w:tcPr>
-            <w:tcW w:type="dxa" w:w="2600"/>
+            <w:tcW w:type="dxa" w:w="2524"/>
             <w:tcBorders>
               <w:top w:val="none" w:color="FFFFFF" w:sz="0"/>
               <w:left w:val="none" w:color="FFFFFF" w:sz="0"/>
@@ -352,12 +354,12 @@
           <w:p>
             <w:r>
               <w:rPr>
-                <w:rFonts w:ascii="Arial" w:cs="Arial" w:eastAsia="Arial" w:hAnsi="Arial"/>
-                <w:b w:val="false"/>
-                <w:bCs w:val="false"/>
-                <w:color w:val="2E3A67"/>
-                <w:sz w:val="21"/>
-                <w:szCs w:val="21"/>
+                <w:rFonts w:ascii="Times New Roman" w:cs="Times New Roman" w:eastAsia="Times New Roman" w:hAnsi="Times New Roman"/>
+                <w:b w:val="false"/>
+                <w:bCs w:val="false"/>
+                <w:color w:val="000000"/>
+                <w:sz w:val="26"/>
+                <w:szCs w:val="26"/>
               </w:rPr>
               <w:t xml:space="preserve">Ngay bây giờ, trước mọi tệp khác</w:t>
             </w:r>
@@ -365,7 +367,7 @@
         </w:tc>
         <w:tc>
           <w:tcPr>
-            <w:tcW w:type="dxa" w:w="3538"/>
+            <w:tcW w:type="dxa" w:w="3434"/>
             <w:tcBorders>
               <w:top w:val="none" w:color="FFFFFF" w:sz="0"/>
               <w:left w:val="none" w:color="FFFFFF" w:sz="0"/>
@@ -383,12 +385,12 @@
           <w:p>
             <w:r>
               <w:rPr>
-                <w:rFonts w:ascii="Arial" w:cs="Arial" w:eastAsia="Arial" w:hAnsi="Arial"/>
-                <w:b w:val="false"/>
-                <w:bCs w:val="false"/>
-                <w:color w:val="2E3A67"/>
-                <w:sz w:val="21"/>
-                <w:szCs w:val="21"/>
+                <w:rFonts w:ascii="Times New Roman" w:cs="Times New Roman" w:eastAsia="Times New Roman" w:hAnsi="Times New Roman"/>
+                <w:b w:val="false"/>
+                <w:bCs w:val="false"/>
+                <w:color w:val="000000"/>
+                <w:sz w:val="26"/>
+                <w:szCs w:val="26"/>
               </w:rPr>
               <w:t xml:space="preserve">Thứ tự đọc, lộ trình 7 ngày, chuẩn bị tài khoản, xử lý sự cố</w:t>
             </w:r>
@@ -401,7 +403,7 @@
         </w:trPr>
         <w:tc>
           <w:tcPr>
-            <w:tcW w:type="dxa" w:w="3500"/>
+            <w:tcW w:type="dxa" w:w="3397"/>
             <w:tcBorders>
               <w:top w:val="none" w:color="FFFFFF" w:sz="0"/>
               <w:left w:val="none" w:color="FFFFFF" w:sz="0"/>
@@ -419,12 +421,12 @@
           <w:p>
             <w:r>
               <w:rPr>
-                <w:rFonts w:ascii="Arial" w:cs="Arial" w:eastAsia="Arial" w:hAnsi="Arial"/>
+                <w:rFonts w:ascii="Times New Roman" w:cs="Times New Roman" w:eastAsia="Times New Roman" w:hAnsi="Times New Roman"/>
                 <w:b/>
                 <w:bCs/>
-                <w:color w:val="2E3A67"/>
-                <w:sz w:val="21"/>
-                <w:szCs w:val="21"/>
+                <w:color w:val="000000"/>
+                <w:sz w:val="26"/>
+                <w:szCs w:val="26"/>
               </w:rPr>
               <w:t xml:space="preserve">01-Sach-Day-cung-AI</w:t>
             </w:r>
@@ -432,7 +434,7 @@
         </w:tc>
         <w:tc>
           <w:tcPr>
-            <w:tcW w:type="dxa" w:w="2600"/>
+            <w:tcW w:type="dxa" w:w="2524"/>
             <w:tcBorders>
               <w:top w:val="none" w:color="FFFFFF" w:sz="0"/>
               <w:left w:val="none" w:color="FFFFFF" w:sz="0"/>
@@ -450,12 +452,12 @@
           <w:p>
             <w:r>
               <w:rPr>
-                <w:rFonts w:ascii="Arial" w:cs="Arial" w:eastAsia="Arial" w:hAnsi="Arial"/>
-                <w:b w:val="false"/>
-                <w:bCs w:val="false"/>
-                <w:color w:val="2E3A67"/>
-                <w:sz w:val="21"/>
-                <w:szCs w:val="21"/>
+                <w:rFonts w:ascii="Times New Roman" w:cs="Times New Roman" w:eastAsia="Times New Roman" w:hAnsi="Times New Roman"/>
+                <w:b w:val="false"/>
+                <w:bCs w:val="false"/>
+                <w:color w:val="000000"/>
+                <w:sz w:val="26"/>
+                <w:szCs w:val="26"/>
               </w:rPr>
               <w:t xml:space="preserve">Sau khi đọc xong tệp này</w:t>
             </w:r>
@@ -463,7 +465,7 @@
         </w:tc>
         <w:tc>
           <w:tcPr>
-            <w:tcW w:type="dxa" w:w="3538"/>
+            <w:tcW w:type="dxa" w:w="3434"/>
             <w:tcBorders>
               <w:top w:val="none" w:color="FFFFFF" w:sz="0"/>
               <w:left w:val="none" w:color="FFFFFF" w:sz="0"/>
@@ -481,12 +483,12 @@
           <w:p>
             <w:r>
               <w:rPr>
-                <w:rFonts w:ascii="Arial" w:cs="Arial" w:eastAsia="Arial" w:hAnsi="Arial"/>
-                <w:b w:val="false"/>
-                <w:bCs w:val="false"/>
-                <w:color w:val="2E3A67"/>
-                <w:sz w:val="21"/>
-                <w:szCs w:val="21"/>
+                <w:rFonts w:ascii="Times New Roman" w:cs="Times New Roman" w:eastAsia="Times New Roman" w:hAnsi="Times New Roman"/>
+                <w:b w:val="false"/>
+                <w:bCs w:val="false"/>
+                <w:color w:val="000000"/>
+                <w:sz w:val="26"/>
+                <w:szCs w:val="26"/>
               </w:rPr>
               <w:t xml:space="preserve">36 bài và 4 phụ lục. Mỗi bài có câu lệnh sao chép được, các bước bấm, lời giải thích</w:t>
             </w:r>
@@ -499,7 +501,7 @@
         </w:trPr>
         <w:tc>
           <w:tcPr>
-            <w:tcW w:type="dxa" w:w="3500"/>
+            <w:tcW w:type="dxa" w:w="3397"/>
             <w:tcBorders>
               <w:top w:val="none" w:color="FFFFFF" w:sz="0"/>
               <w:left w:val="none" w:color="FFFFFF" w:sz="0"/>
@@ -517,12 +519,12 @@
           <w:p>
             <w:r>
               <w:rPr>
-                <w:rFonts w:ascii="Arial" w:cs="Arial" w:eastAsia="Arial" w:hAnsi="Arial"/>
+                <w:rFonts w:ascii="Times New Roman" w:cs="Times New Roman" w:eastAsia="Times New Roman" w:hAnsi="Times New Roman"/>
                 <w:b/>
                 <w:bCs/>
-                <w:color w:val="2E3A67"/>
-                <w:sz w:val="21"/>
-                <w:szCs w:val="21"/>
+                <w:color w:val="000000"/>
+                <w:sz w:val="26"/>
+                <w:szCs w:val="26"/>
               </w:rPr>
               <w:t xml:space="preserve">02-The-tra-nhanh-1-trang</w:t>
             </w:r>
@@ -530,7 +532,7 @@
         </w:tc>
         <w:tc>
           <w:tcPr>
-            <w:tcW w:type="dxa" w:w="2600"/>
+            <w:tcW w:type="dxa" w:w="2524"/>
             <w:tcBorders>
               <w:top w:val="none" w:color="FFFFFF" w:sz="0"/>
               <w:left w:val="none" w:color="FFFFFF" w:sz="0"/>
@@ -548,12 +550,12 @@
           <w:p>
             <w:r>
               <w:rPr>
-                <w:rFonts w:ascii="Arial" w:cs="Arial" w:eastAsia="Arial" w:hAnsi="Arial"/>
-                <w:b w:val="false"/>
-                <w:bCs w:val="false"/>
-                <w:color w:val="2E3A67"/>
-                <w:sz w:val="21"/>
-                <w:szCs w:val="21"/>
+                <w:rFonts w:ascii="Times New Roman" w:cs="Times New Roman" w:eastAsia="Times New Roman" w:hAnsi="Times New Roman"/>
+                <w:b w:val="false"/>
+                <w:bCs w:val="false"/>
+                <w:color w:val="000000"/>
+                <w:sz w:val="26"/>
+                <w:szCs w:val="26"/>
               </w:rPr>
               <w:t xml:space="preserve">Sau khi học xong Bài 3</w:t>
             </w:r>
@@ -561,7 +563,7 @@
         </w:tc>
         <w:tc>
           <w:tcPr>
-            <w:tcW w:type="dxa" w:w="3538"/>
+            <w:tcW w:type="dxa" w:w="3434"/>
             <w:tcBorders>
               <w:top w:val="none" w:color="FFFFFF" w:sz="0"/>
               <w:left w:val="none" w:color="FFFFFF" w:sz="0"/>
@@ -579,12 +581,12 @@
           <w:p>
             <w:r>
               <w:rPr>
-                <w:rFonts w:ascii="Arial" w:cs="Arial" w:eastAsia="Arial" w:hAnsi="Arial"/>
-                <w:b w:val="false"/>
-                <w:bCs w:val="false"/>
-                <w:color w:val="2E3A67"/>
-                <w:sz w:val="21"/>
-                <w:szCs w:val="21"/>
+                <w:rFonts w:ascii="Times New Roman" w:cs="Times New Roman" w:eastAsia="Times New Roman" w:hAnsi="Times New Roman"/>
+                <w:b w:val="false"/>
+                <w:bCs w:val="false"/>
+                <w:color w:val="000000"/>
+                <w:sz w:val="26"/>
+                <w:szCs w:val="26"/>
               </w:rPr>
               <w:t xml:space="preserve">Một trang tóm tắt để in, dán cạnh máy tính</w:t>
             </w:r>
@@ -597,7 +599,7 @@
         </w:trPr>
         <w:tc>
           <w:tcPr>
-            <w:tcW w:type="dxa" w:w="3500"/>
+            <w:tcW w:type="dxa" w:w="3397"/>
             <w:tcBorders>
               <w:top w:val="none" w:color="FFFFFF" w:sz="0"/>
               <w:left w:val="none" w:color="FFFFFF" w:sz="0"/>
@@ -615,12 +617,12 @@
           <w:p>
             <w:r>
               <w:rPr>
-                <w:rFonts w:ascii="Arial" w:cs="Arial" w:eastAsia="Arial" w:hAnsi="Arial"/>
+                <w:rFonts w:ascii="Times New Roman" w:cs="Times New Roman" w:eastAsia="Times New Roman" w:hAnsi="Times New Roman"/>
                 <w:b/>
                 <w:bCs/>
-                <w:color w:val="2E3A67"/>
-                <w:sz w:val="21"/>
-                <w:szCs w:val="21"/>
+                <w:color w:val="000000"/>
+                <w:sz w:val="26"/>
+                <w:szCs w:val="26"/>
               </w:rPr>
               <w:t xml:space="preserve">03-Thu-vien-cau-lenh</w:t>
             </w:r>
@@ -628,7 +630,7 @@
         </w:tc>
         <w:tc>
           <w:tcPr>
-            <w:tcW w:type="dxa" w:w="2600"/>
+            <w:tcW w:type="dxa" w:w="2524"/>
             <w:tcBorders>
               <w:top w:val="none" w:color="FFFFFF" w:sz="0"/>
               <w:left w:val="none" w:color="FFFFFF" w:sz="0"/>
@@ -646,12 +648,12 @@
           <w:p>
             <w:r>
               <w:rPr>
-                <w:rFonts w:ascii="Arial" w:cs="Arial" w:eastAsia="Arial" w:hAnsi="Arial"/>
-                <w:b w:val="false"/>
-                <w:bCs w:val="false"/>
-                <w:color w:val="2E3A67"/>
-                <w:sz w:val="21"/>
-                <w:szCs w:val="21"/>
+                <w:rFonts w:ascii="Times New Roman" w:cs="Times New Roman" w:eastAsia="Times New Roman" w:hAnsi="Times New Roman"/>
+                <w:b w:val="false"/>
+                <w:bCs w:val="false"/>
+                <w:color w:val="000000"/>
+                <w:sz w:val="26"/>
+                <w:szCs w:val="26"/>
               </w:rPr>
               <w:t xml:space="preserve">Khi đã quen, cần sao chép câu lệnh nhanh</w:t>
             </w:r>
@@ -659,7 +661,7 @@
         </w:tc>
         <w:tc>
           <w:tcPr>
-            <w:tcW w:type="dxa" w:w="3538"/>
+            <w:tcW w:type="dxa" w:w="3434"/>
             <w:tcBorders>
               <w:top w:val="none" w:color="FFFFFF" w:sz="0"/>
               <w:left w:val="none" w:color="FFFFFF" w:sz="0"/>
@@ -677,12 +679,12 @@
           <w:p>
             <w:r>
               <w:rPr>
-                <w:rFonts w:ascii="Arial" w:cs="Arial" w:eastAsia="Arial" w:hAnsi="Arial"/>
-                <w:b w:val="false"/>
-                <w:bCs w:val="false"/>
-                <w:color w:val="2E3A67"/>
-                <w:sz w:val="21"/>
-                <w:szCs w:val="21"/>
+                <w:rFonts w:ascii="Times New Roman" w:cs="Times New Roman" w:eastAsia="Times New Roman" w:hAnsi="Times New Roman"/>
+                <w:b w:val="false"/>
+                <w:bCs w:val="false"/>
+                <w:color w:val="000000"/>
+                <w:sz w:val="26"/>
+                <w:szCs w:val="26"/>
               </w:rPr>
               <w:t xml:space="preserve">Chỉ có câu lệnh, ghi rõ bài và trang tương ứng trong sách</w:t>
             </w:r>
@@ -695,7 +697,7 @@
         </w:trPr>
         <w:tc>
           <w:tcPr>
-            <w:tcW w:type="dxa" w:w="3500"/>
+            <w:tcW w:type="dxa" w:w="3397"/>
             <w:tcBorders>
               <w:top w:val="none" w:color="FFFFFF" w:sz="0"/>
               <w:left w:val="none" w:color="FFFFFF" w:sz="0"/>
@@ -713,12 +715,12 @@
           <w:p>
             <w:r>
               <w:rPr>
-                <w:rFonts w:ascii="Arial" w:cs="Arial" w:eastAsia="Arial" w:hAnsi="Arial"/>
+                <w:rFonts w:ascii="Times New Roman" w:cs="Times New Roman" w:eastAsia="Times New Roman" w:hAnsi="Times New Roman"/>
                 <w:b/>
                 <w:bCs/>
-                <w:color w:val="2E3A67"/>
-                <w:sz w:val="21"/>
-                <w:szCs w:val="21"/>
+                <w:color w:val="000000"/>
+                <w:sz w:val="26"/>
+                <w:szCs w:val="26"/>
               </w:rPr>
               <w:t xml:space="preserve">04-Slide-tap-huan</w:t>
             </w:r>
@@ -726,7 +728,7 @@
         </w:tc>
         <w:tc>
           <w:tcPr>
-            <w:tcW w:type="dxa" w:w="2600"/>
+            <w:tcW w:type="dxa" w:w="2524"/>
             <w:tcBorders>
               <w:top w:val="none" w:color="FFFFFF" w:sz="0"/>
               <w:left w:val="none" w:color="FFFFFF" w:sz="0"/>
@@ -744,12 +746,12 @@
           <w:p>
             <w:r>
               <w:rPr>
-                <w:rFonts w:ascii="Arial" w:cs="Arial" w:eastAsia="Arial" w:hAnsi="Arial"/>
-                <w:b w:val="false"/>
-                <w:bCs w:val="false"/>
-                <w:color w:val="2E3A67"/>
-                <w:sz w:val="21"/>
-                <w:szCs w:val="21"/>
+                <w:rFonts w:ascii="Times New Roman" w:cs="Times New Roman" w:eastAsia="Times New Roman" w:hAnsi="Times New Roman"/>
+                <w:b w:val="false"/>
+                <w:bCs w:val="false"/>
+                <w:color w:val="000000"/>
+                <w:sz w:val="26"/>
+                <w:szCs w:val="26"/>
               </w:rPr>
               <w:t xml:space="preserve">Khi muốn chia sẻ lại cho đồng nghiệp</w:t>
             </w:r>
@@ -757,7 +759,7 @@
         </w:tc>
         <w:tc>
           <w:tcPr>
-            <w:tcW w:type="dxa" w:w="3538"/>
+            <w:tcW w:type="dxa" w:w="3434"/>
             <w:tcBorders>
               <w:top w:val="none" w:color="FFFFFF" w:sz="0"/>
               <w:left w:val="none" w:color="FFFFFF" w:sz="0"/>
@@ -775,12 +777,12 @@
           <w:p>
             <w:r>
               <w:rPr>
-                <w:rFonts w:ascii="Arial" w:cs="Arial" w:eastAsia="Arial" w:hAnsi="Arial"/>
-                <w:b w:val="false"/>
-                <w:bCs w:val="false"/>
-                <w:color w:val="2E3A67"/>
-                <w:sz w:val="21"/>
-                <w:szCs w:val="21"/>
+                <w:rFonts w:ascii="Times New Roman" w:cs="Times New Roman" w:eastAsia="Times New Roman" w:hAnsi="Times New Roman"/>
+                <w:b w:val="false"/>
+                <w:bCs w:val="false"/>
+                <w:color w:val="000000"/>
+                <w:sz w:val="26"/>
+                <w:szCs w:val="26"/>
               </w:rPr>
               <w:t xml:space="preserve">24 slide trình chiếu, có ghi chú người nói</w:t>
             </w:r>
@@ -795,7 +797,7 @@
     </w:p>
     <w:tbl>
       <w:tblPr>
-        <w:tblW w:type="dxa" w:w="9638"/>
+        <w:tblW w:type="dxa" w:w="9355"/>
         <w:tblBorders>
           <w:top w:val="single" w:color="auto" w:sz="4"/>
           <w:left w:val="single" w:color="auto" w:sz="4"/>
@@ -806,7 +808,7 @@
         </w:tblBorders>
       </w:tblPr>
       <w:tblGrid>
-        <w:gridCol w:w="9638"/>
+        <w:gridCol w:w="9355"/>
       </w:tblGrid>
       <w:tr>
         <w:trPr>
@@ -814,7 +816,7 @@
         </w:trPr>
         <w:tc>
           <w:tcPr>
-            <w:tcW w:type="dxa" w:w="9638"/>
+            <w:tcW w:type="dxa" w:w="9355"/>
             <w:tcBorders>
               <w:top w:val="none" w:color="FFFFFF" w:sz="0"/>
               <w:left w:val="none" w:color="FFFFFF" w:sz="0"/>
@@ -836,29 +838,30 @@
             </w:pPr>
             <w:r>
               <w:rPr>
-                <w:rFonts w:ascii="Arial" w:cs="Arial" w:eastAsia="Arial" w:hAnsi="Arial"/>
+                <w:rFonts w:ascii="Times New Roman" w:cs="Times New Roman" w:eastAsia="Times New Roman" w:hAnsi="Times New Roman"/>
                 <w:b/>
                 <w:bCs/>
-                <w:color w:val="FFFFFF"/>
-                <w:sz w:val="18"/>
-                <w:szCs w:val="18"/>
-                <w:shd w:fill="2E3A67" w:color="auto" w:val="clear"/>
+                <w:color w:val="000000"/>
+                <w:sz w:val="26"/>
+                <w:szCs w:val="26"/>
+                <w:shd w:fill="CFE8E0" w:color="auto" w:val="clear"/>
               </w:rPr>
               <w:t xml:space="preserve">  MẸO NHỎ  </w:t>
             </w:r>
           </w:p>
           <w:p>
             <w:pPr>
-              <w:spacing w:after="0" w:line="320"/>
+              <w:spacing w:after="0" w:line="300"/>
+              <w:jc w:val="both"/>
             </w:pPr>
             <w:r>
               <w:rPr>
-                <w:rFonts w:ascii="Arial" w:cs="Arial" w:eastAsia="Arial" w:hAnsi="Arial"/>
-                <w:color w:val="2E3A67"/>
-                <w:sz w:val="22"/>
-                <w:szCs w:val="22"/>
-              </w:rPr>
-              <w:t xml:space="preserve">Nếu thầy cô chỉ có 30 phút hôm nay: đọc hết tệp này (khoảng 10 phút), rồi mở tệp 01 và làm Bài 1 (trang 10), Bài 2 (trang 11).</w:t>
+                <w:rFonts w:ascii="Times New Roman" w:cs="Times New Roman" w:eastAsia="Times New Roman" w:hAnsi="Times New Roman"/>
+                <w:color w:val="000000"/>
+                <w:sz w:val="26"/>
+                <w:szCs w:val="26"/>
+              </w:rPr>
+              <w:t xml:space="preserve">Nếu thầy cô chỉ có 30 phút hôm nay: đọc hết tệp này (khoảng 10 phút), rồi mở tệp 01 và làm Bài 1 (trang 11), Bài 2 (trang 12).</w:t>
             </w:r>
           </w:p>
         </w:tc>
@@ -876,12 +879,12 @@
       </w:pPr>
       <w:r>
         <w:rPr>
-          <w:rFonts w:ascii="Arial" w:cs="Arial" w:eastAsia="Arial" w:hAnsi="Arial"/>
+          <w:rFonts w:ascii="Times New Roman" w:cs="Times New Roman" w:eastAsia="Times New Roman" w:hAnsi="Times New Roman"/>
           <w:b/>
           <w:bCs/>
-          <w:color w:val="2E3A67"/>
-          <w:sz w:val="20"/>
-          <w:szCs w:val="20"/>
+          <w:color w:val="000000"/>
+          <w:sz w:val="26"/>
+          <w:szCs w:val="26"/>
         </w:rPr>
         <w:t xml:space="preserve">MỤC 2</w:t>
       </w:r>
@@ -894,24 +897,26 @@
       </w:pPr>
       <w:r>
         <w:rPr>
-          <w:rFonts w:ascii="Arial" w:cs="Arial" w:eastAsia="Arial" w:hAnsi="Arial"/>
+          <w:rFonts w:ascii="Times New Roman" w:cs="Times New Roman" w:eastAsia="Times New Roman" w:hAnsi="Times New Roman"/>
           <w:b/>
           <w:bCs/>
-          <w:color w:val="2E3A67"/>
-          <w:sz w:val="36"/>
-          <w:szCs w:val="36"/>
+          <w:color w:val="000000"/>
+          <w:sz w:val="28"/>
+          <w:szCs w:val="28"/>
         </w:rPr>
         <w:t xml:space="preserve">Lộ trình 7 ngày, mỗi ngày khoảng 30 phút</w:t>
       </w:r>
     </w:p>
     <w:p>
       <w:pPr>
-        <w:spacing w:after="140" w:line="320"/>
+        <w:spacing w:after="140" w:line="300"/>
+        <w:ind w:firstLine="567"/>
+        <w:jc w:val="both"/>
       </w:pPr>
       <w:r>
         <w:rPr>
-          <w:rFonts w:ascii="Arial" w:cs="Arial" w:eastAsia="Arial" w:hAnsi="Arial"/>
-          <w:color w:val="2E3A67"/>
+          <w:rFonts w:ascii="Times New Roman" w:cs="Times New Roman" w:eastAsia="Times New Roman" w:hAnsi="Times New Roman"/>
+          <w:color w:val="000000"/>
           <w:sz w:val="23"/>
           <w:szCs w:val="23"/>
         </w:rPr>
@@ -919,10 +924,10 @@
       </w:r>
       <w:r>
         <w:rPr>
-          <w:rFonts w:ascii="Arial" w:cs="Arial" w:eastAsia="Arial" w:hAnsi="Arial"/>
+          <w:rFonts w:ascii="Times New Roman" w:cs="Times New Roman" w:eastAsia="Times New Roman" w:hAnsi="Times New Roman"/>
           <w:b/>
           <w:bCs/>
-          <w:color w:val="2E3A67"/>
+          <w:color w:val="000000"/>
           <w:sz w:val="23"/>
           <w:szCs w:val="23"/>
         </w:rPr>
@@ -930,17 +935,17 @@
       </w:r>
       <w:r>
         <w:rPr>
-          <w:rFonts w:ascii="Arial" w:cs="Arial" w:eastAsia="Arial" w:hAnsi="Arial"/>
-          <w:color w:val="2E3A67"/>
+          <w:rFonts w:ascii="Times New Roman" w:cs="Times New Roman" w:eastAsia="Times New Roman" w:hAnsi="Times New Roman"/>
+          <w:color w:val="000000"/>
           <w:sz w:val="23"/>
           <w:szCs w:val="23"/>
         </w:rPr>
-        <w:t xml:space="preserve">. Thầy cô mở tệp 01, nhìn số "Trang" in ở chân trang để lật tới.</w:t>
+        <w:t xml:space="preserve">. Thầy cô mở tệp 01, nhìn số trang in ở giữa, phía trên mỗi trang để lật tới.</w:t>
       </w:r>
     </w:p>
     <w:tbl>
       <w:tblPr>
-        <w:tblW w:type="dxa" w:w="9638"/>
+        <w:tblW w:type="dxa" w:w="9355"/>
         <w:tblBorders>
           <w:top w:val="single" w:color="auto" w:sz="4"/>
           <w:left w:val="single" w:color="auto" w:sz="4"/>
@@ -951,9 +956,9 @@
         </w:tblBorders>
       </w:tblPr>
       <w:tblGrid>
-        <w:gridCol w:w="900"/>
-        <w:gridCol w:w="4300"/>
-        <w:gridCol w:w="4438"/>
+        <w:gridCol w:w="874"/>
+        <w:gridCol w:w="4174"/>
+        <w:gridCol w:w="4307"/>
       </w:tblGrid>
       <w:tr>
         <w:trPr>
@@ -962,30 +967,30 @@
         </w:trPr>
         <w:tc>
           <w:tcPr>
-            <w:tcW w:type="dxa" w:w="900"/>
-            <w:tcBorders>
-              <w:top w:val="none" w:color="FFFFFF" w:sz="0"/>
-              <w:left w:val="none" w:color="FFFFFF" w:sz="0"/>
-              <w:bottom w:val="single" w:color="D5DAE6" w:sz="4"/>
-              <w:right w:val="none" w:color="FFFFFF" w:sz="0"/>
-            </w:tcBorders>
-            <w:shd w:fill="2E3A67" w:color="auto" w:val="clear"/>
-            <w:tcMar>
-              <w:top w:type="dxa" w:w="100"/>
-              <w:left w:type="dxa" w:w="160"/>
-              <w:bottom w:type="dxa" w:w="100"/>
-              <w:right w:type="dxa" w:w="160"/>
-            </w:tcMar>
-          </w:tcPr>
-          <w:p>
-            <w:r>
-              <w:rPr>
-                <w:rFonts w:ascii="Arial" w:cs="Arial" w:eastAsia="Arial" w:hAnsi="Arial"/>
+            <w:tcW w:type="dxa" w:w="874"/>
+            <w:tcBorders>
+              <w:top w:val="none" w:color="FFFFFF" w:sz="0"/>
+              <w:left w:val="none" w:color="FFFFFF" w:sz="0"/>
+              <w:bottom w:val="single" w:color="D5DAE6" w:sz="4"/>
+              <w:right w:val="none" w:color="FFFFFF" w:sz="0"/>
+            </w:tcBorders>
+            <w:shd w:fill="CFE8E0" w:color="auto" w:val="clear"/>
+            <w:tcMar>
+              <w:top w:type="dxa" w:w="100"/>
+              <w:left w:type="dxa" w:w="160"/>
+              <w:bottom w:type="dxa" w:w="100"/>
+              <w:right w:type="dxa" w:w="160"/>
+            </w:tcMar>
+          </w:tcPr>
+          <w:p>
+            <w:r>
+              <w:rPr>
+                <w:rFonts w:ascii="Times New Roman" w:cs="Times New Roman" w:eastAsia="Times New Roman" w:hAnsi="Times New Roman"/>
                 <w:b/>
                 <w:bCs/>
-                <w:color w:val="FFFFFF"/>
-                <w:sz w:val="21"/>
-                <w:szCs w:val="21"/>
+                <w:color w:val="000000"/>
+                <w:sz w:val="26"/>
+                <w:szCs w:val="26"/>
               </w:rPr>
               <w:t xml:space="preserve">Ngày</w:t>
             </w:r>
@@ -993,30 +998,30 @@
         </w:tc>
         <w:tc>
           <w:tcPr>
-            <w:tcW w:type="dxa" w:w="4300"/>
-            <w:tcBorders>
-              <w:top w:val="none" w:color="FFFFFF" w:sz="0"/>
-              <w:left w:val="none" w:color="FFFFFF" w:sz="0"/>
-              <w:bottom w:val="single" w:color="D5DAE6" w:sz="4"/>
-              <w:right w:val="none" w:color="FFFFFF" w:sz="0"/>
-            </w:tcBorders>
-            <w:shd w:fill="2E3A67" w:color="auto" w:val="clear"/>
-            <w:tcMar>
-              <w:top w:type="dxa" w:w="100"/>
-              <w:left w:type="dxa" w:w="160"/>
-              <w:bottom w:type="dxa" w:w="100"/>
-              <w:right w:type="dxa" w:w="160"/>
-            </w:tcMar>
-          </w:tcPr>
-          <w:p>
-            <w:r>
-              <w:rPr>
-                <w:rFonts w:ascii="Arial" w:cs="Arial" w:eastAsia="Arial" w:hAnsi="Arial"/>
+            <w:tcW w:type="dxa" w:w="4174"/>
+            <w:tcBorders>
+              <w:top w:val="none" w:color="FFFFFF" w:sz="0"/>
+              <w:left w:val="none" w:color="FFFFFF" w:sz="0"/>
+              <w:bottom w:val="single" w:color="D5DAE6" w:sz="4"/>
+              <w:right w:val="none" w:color="FFFFFF" w:sz="0"/>
+            </w:tcBorders>
+            <w:shd w:fill="CFE8E0" w:color="auto" w:val="clear"/>
+            <w:tcMar>
+              <w:top w:type="dxa" w:w="100"/>
+              <w:left w:type="dxa" w:w="160"/>
+              <w:bottom w:type="dxa" w:w="100"/>
+              <w:right w:type="dxa" w:w="160"/>
+            </w:tcMar>
+          </w:tcPr>
+          <w:p>
+            <w:r>
+              <w:rPr>
+                <w:rFonts w:ascii="Times New Roman" w:cs="Times New Roman" w:eastAsia="Times New Roman" w:hAnsi="Times New Roman"/>
                 <w:b/>
                 <w:bCs/>
-                <w:color w:val="FFFFFF"/>
-                <w:sz w:val="21"/>
-                <w:szCs w:val="21"/>
+                <w:color w:val="000000"/>
+                <w:sz w:val="26"/>
+                <w:szCs w:val="26"/>
               </w:rPr>
               <w:t xml:space="preserve">Mở tệp 01, đọc và làm theo</w:t>
             </w:r>
@@ -1024,30 +1029,30 @@
         </w:tc>
         <w:tc>
           <w:tcPr>
-            <w:tcW w:type="dxa" w:w="4438"/>
-            <w:tcBorders>
-              <w:top w:val="none" w:color="FFFFFF" w:sz="0"/>
-              <w:left w:val="none" w:color="FFFFFF" w:sz="0"/>
-              <w:bottom w:val="single" w:color="D5DAE6" w:sz="4"/>
-              <w:right w:val="none" w:color="FFFFFF" w:sz="0"/>
-            </w:tcBorders>
-            <w:shd w:fill="2E3A67" w:color="auto" w:val="clear"/>
-            <w:tcMar>
-              <w:top w:type="dxa" w:w="100"/>
-              <w:left w:type="dxa" w:w="160"/>
-              <w:bottom w:type="dxa" w:w="100"/>
-              <w:right w:type="dxa" w:w="160"/>
-            </w:tcMar>
-          </w:tcPr>
-          <w:p>
-            <w:r>
-              <w:rPr>
-                <w:rFonts w:ascii="Arial" w:cs="Arial" w:eastAsia="Arial" w:hAnsi="Arial"/>
+            <w:tcW w:type="dxa" w:w="4307"/>
+            <w:tcBorders>
+              <w:top w:val="none" w:color="FFFFFF" w:sz="0"/>
+              <w:left w:val="none" w:color="FFFFFF" w:sz="0"/>
+              <w:bottom w:val="single" w:color="D5DAE6" w:sz="4"/>
+              <w:right w:val="none" w:color="FFFFFF" w:sz="0"/>
+            </w:tcBorders>
+            <w:shd w:fill="CFE8E0" w:color="auto" w:val="clear"/>
+            <w:tcMar>
+              <w:top w:type="dxa" w:w="100"/>
+              <w:left w:type="dxa" w:w="160"/>
+              <w:bottom w:type="dxa" w:w="100"/>
+              <w:right w:type="dxa" w:w="160"/>
+            </w:tcMar>
+          </w:tcPr>
+          <w:p>
+            <w:r>
+              <w:rPr>
+                <w:rFonts w:ascii="Times New Roman" w:cs="Times New Roman" w:eastAsia="Times New Roman" w:hAnsi="Times New Roman"/>
                 <w:b/>
                 <w:bCs/>
-                <w:color w:val="FFFFFF"/>
-                <w:sz w:val="21"/>
-                <w:szCs w:val="21"/>
+                <w:color w:val="000000"/>
+                <w:sz w:val="26"/>
+                <w:szCs w:val="26"/>
               </w:rPr>
               <w:t xml:space="preserve">Cuối ngày thầy cô có</w:t>
             </w:r>
@@ -1060,7 +1065,7 @@
         </w:trPr>
         <w:tc>
           <w:tcPr>
-            <w:tcW w:type="dxa" w:w="900"/>
+            <w:tcW w:type="dxa" w:w="874"/>
             <w:tcBorders>
               <w:top w:val="none" w:color="FFFFFF" w:sz="0"/>
               <w:left w:val="none" w:color="FFFFFF" w:sz="0"/>
@@ -1078,12 +1083,12 @@
           <w:p>
             <w:r>
               <w:rPr>
-                <w:rFonts w:ascii="Arial" w:cs="Arial" w:eastAsia="Arial" w:hAnsi="Arial"/>
-                <w:b w:val="false"/>
-                <w:bCs w:val="false"/>
-                <w:color w:val="2E3A67"/>
-                <w:sz w:val="21"/>
-                <w:szCs w:val="21"/>
+                <w:rFonts w:ascii="Times New Roman" w:cs="Times New Roman" w:eastAsia="Times New Roman" w:hAnsi="Times New Roman"/>
+                <w:b w:val="false"/>
+                <w:bCs w:val="false"/>
+                <w:color w:val="000000"/>
+                <w:sz w:val="26"/>
+                <w:szCs w:val="26"/>
               </w:rPr>
               <w:t xml:space="preserve">1</w:t>
             </w:r>
@@ -1091,7 +1096,7 @@
         </w:tc>
         <w:tc>
           <w:tcPr>
-            <w:tcW w:type="dxa" w:w="4300"/>
+            <w:tcW w:type="dxa" w:w="4174"/>
             <w:tcBorders>
               <w:top w:val="none" w:color="FFFFFF" w:sz="0"/>
               <w:left w:val="none" w:color="FFFFFF" w:sz="0"/>
@@ -1109,20 +1114,20 @@
           <w:p>
             <w:r>
               <w:rPr>
-                <w:rFonts w:ascii="Arial" w:cs="Arial" w:eastAsia="Arial" w:hAnsi="Arial"/>
-                <w:b w:val="false"/>
-                <w:bCs w:val="false"/>
-                <w:color w:val="2E3A67"/>
-                <w:sz w:val="21"/>
-                <w:szCs w:val="21"/>
-              </w:rPr>
-              <w:t xml:space="preserve">Bài 1 (trang 10), Bài 2 (trang 11), Bài 3 (trang 13)</w:t>
-            </w:r>
-          </w:p>
-        </w:tc>
-        <w:tc>
-          <w:tcPr>
-            <w:tcW w:type="dxa" w:w="4438"/>
+                <w:rFonts w:ascii="Times New Roman" w:cs="Times New Roman" w:eastAsia="Times New Roman" w:hAnsi="Times New Roman"/>
+                <w:b w:val="false"/>
+                <w:bCs w:val="false"/>
+                <w:color w:val="000000"/>
+                <w:sz w:val="26"/>
+                <w:szCs w:val="26"/>
+              </w:rPr>
+              <w:t xml:space="preserve">Bài 1 (trang 11), Bài 2 (trang 12), Bài 3 (trang 14)</w:t>
+            </w:r>
+          </w:p>
+        </w:tc>
+        <w:tc>
+          <w:tcPr>
+            <w:tcW w:type="dxa" w:w="4307"/>
             <w:tcBorders>
               <w:top w:val="none" w:color="FFFFFF" w:sz="0"/>
               <w:left w:val="none" w:color="FFFFFF" w:sz="0"/>
@@ -1140,12 +1145,12 @@
           <w:p>
             <w:r>
               <w:rPr>
-                <w:rFonts w:ascii="Arial" w:cs="Arial" w:eastAsia="Arial" w:hAnsi="Arial"/>
-                <w:b w:val="false"/>
-                <w:bCs w:val="false"/>
-                <w:color w:val="2E3A67"/>
-                <w:sz w:val="21"/>
-                <w:szCs w:val="21"/>
+                <w:rFonts w:ascii="Times New Roman" w:cs="Times New Roman" w:eastAsia="Times New Roman" w:hAnsi="Times New Roman"/>
+                <w:b w:val="false"/>
+                <w:bCs w:val="false"/>
+                <w:color w:val="000000"/>
+                <w:sz w:val="26"/>
+                <w:szCs w:val="26"/>
               </w:rPr>
               <w:t xml:space="preserve">Câu lệnh đầu tiên đã chạy. Hiểu 6 mảnh ghép của câu lệnh.</w:t>
             </w:r>
@@ -1158,7 +1163,7 @@
         </w:trPr>
         <w:tc>
           <w:tcPr>
-            <w:tcW w:type="dxa" w:w="900"/>
+            <w:tcW w:type="dxa" w:w="874"/>
             <w:tcBorders>
               <w:top w:val="none" w:color="FFFFFF" w:sz="0"/>
               <w:left w:val="none" w:color="FFFFFF" w:sz="0"/>
@@ -1176,12 +1181,12 @@
           <w:p>
             <w:r>
               <w:rPr>
-                <w:rFonts w:ascii="Arial" w:cs="Arial" w:eastAsia="Arial" w:hAnsi="Arial"/>
-                <w:b w:val="false"/>
-                <w:bCs w:val="false"/>
-                <w:color w:val="2E3A67"/>
-                <w:sz w:val="21"/>
-                <w:szCs w:val="21"/>
+                <w:rFonts w:ascii="Times New Roman" w:cs="Times New Roman" w:eastAsia="Times New Roman" w:hAnsi="Times New Roman"/>
+                <w:b w:val="false"/>
+                <w:bCs w:val="false"/>
+                <w:color w:val="000000"/>
+                <w:sz w:val="26"/>
+                <w:szCs w:val="26"/>
               </w:rPr>
               <w:t xml:space="preserve">2</w:t>
             </w:r>
@@ -1189,7 +1194,7 @@
         </w:tc>
         <w:tc>
           <w:tcPr>
-            <w:tcW w:type="dxa" w:w="4300"/>
+            <w:tcW w:type="dxa" w:w="4174"/>
             <w:tcBorders>
               <w:top w:val="none" w:color="FFFFFF" w:sz="0"/>
               <w:left w:val="none" w:color="FFFFFF" w:sz="0"/>
@@ -1207,20 +1212,20 @@
           <w:p>
             <w:r>
               <w:rPr>
-                <w:rFonts w:ascii="Arial" w:cs="Arial" w:eastAsia="Arial" w:hAnsi="Arial"/>
-                <w:b w:val="false"/>
-                <w:bCs w:val="false"/>
-                <w:color w:val="2E3A67"/>
-                <w:sz w:val="21"/>
-                <w:szCs w:val="21"/>
-              </w:rPr>
-              <w:t xml:space="preserve">Bài 4 (trang 16) đến Bài 8 (trang 22)</w:t>
-            </w:r>
-          </w:p>
-        </w:tc>
-        <w:tc>
-          <w:tcPr>
-            <w:tcW w:type="dxa" w:w="4438"/>
+                <w:rFonts w:ascii="Times New Roman" w:cs="Times New Roman" w:eastAsia="Times New Roman" w:hAnsi="Times New Roman"/>
+                <w:b w:val="false"/>
+                <w:bCs w:val="false"/>
+                <w:color w:val="000000"/>
+                <w:sz w:val="26"/>
+                <w:szCs w:val="26"/>
+              </w:rPr>
+              <w:t xml:space="preserve">Bài 4 (trang 17) đến Bài 8 (trang 24)</w:t>
+            </w:r>
+          </w:p>
+        </w:tc>
+        <w:tc>
+          <w:tcPr>
+            <w:tcW w:type="dxa" w:w="4307"/>
             <w:tcBorders>
               <w:top w:val="none" w:color="FFFFFF" w:sz="0"/>
               <w:left w:val="none" w:color="FFFFFF" w:sz="0"/>
@@ -1238,12 +1243,12 @@
           <w:p>
             <w:r>
               <w:rPr>
-                <w:rFonts w:ascii="Arial" w:cs="Arial" w:eastAsia="Arial" w:hAnsi="Arial"/>
-                <w:b w:val="false"/>
-                <w:bCs w:val="false"/>
-                <w:color w:val="2E3A67"/>
-                <w:sz w:val="21"/>
-                <w:szCs w:val="21"/>
+                <w:rFonts w:ascii="Times New Roman" w:cs="Times New Roman" w:eastAsia="Times New Roman" w:hAnsi="Times New Roman"/>
+                <w:b w:val="false"/>
+                <w:bCs w:val="false"/>
+                <w:color w:val="000000"/>
+                <w:sz w:val="26"/>
+                <w:szCs w:val="26"/>
               </w:rPr>
               <w:t xml:space="preserve">Một đoạn dẫn nhập bài học viết bằng AI.</w:t>
             </w:r>
@@ -1256,7 +1261,7 @@
         </w:trPr>
         <w:tc>
           <w:tcPr>
-            <w:tcW w:type="dxa" w:w="900"/>
+            <w:tcW w:type="dxa" w:w="874"/>
             <w:tcBorders>
               <w:top w:val="none" w:color="FFFFFF" w:sz="0"/>
               <w:left w:val="none" w:color="FFFFFF" w:sz="0"/>
@@ -1274,12 +1279,12 @@
           <w:p>
             <w:r>
               <w:rPr>
-                <w:rFonts w:ascii="Arial" w:cs="Arial" w:eastAsia="Arial" w:hAnsi="Arial"/>
-                <w:b w:val="false"/>
-                <w:bCs w:val="false"/>
-                <w:color w:val="2E3A67"/>
-                <w:sz w:val="21"/>
-                <w:szCs w:val="21"/>
+                <w:rFonts w:ascii="Times New Roman" w:cs="Times New Roman" w:eastAsia="Times New Roman" w:hAnsi="Times New Roman"/>
+                <w:b w:val="false"/>
+                <w:bCs w:val="false"/>
+                <w:color w:val="000000"/>
+                <w:sz w:val="26"/>
+                <w:szCs w:val="26"/>
               </w:rPr>
               <w:t xml:space="preserve">3</w:t>
             </w:r>
@@ -1287,7 +1292,7 @@
         </w:tc>
         <w:tc>
           <w:tcPr>
-            <w:tcW w:type="dxa" w:w="4300"/>
+            <w:tcW w:type="dxa" w:w="4174"/>
             <w:tcBorders>
               <w:top w:val="none" w:color="FFFFFF" w:sz="0"/>
               <w:left w:val="none" w:color="FFFFFF" w:sz="0"/>
@@ -1305,20 +1310,20 @@
           <w:p>
             <w:r>
               <w:rPr>
-                <w:rFonts w:ascii="Arial" w:cs="Arial" w:eastAsia="Arial" w:hAnsi="Arial"/>
-                <w:b w:val="false"/>
-                <w:bCs w:val="false"/>
-                <w:color w:val="2E3A67"/>
-                <w:sz w:val="21"/>
-                <w:szCs w:val="21"/>
-              </w:rPr>
-              <w:t xml:space="preserve">Bài 9 (trang 24), Bài 10 (trang 25), Bài 11 (trang 28), Bài 12 (trang 29)</w:t>
-            </w:r>
-          </w:p>
-        </w:tc>
-        <w:tc>
-          <w:tcPr>
-            <w:tcW w:type="dxa" w:w="4438"/>
+                <w:rFonts w:ascii="Times New Roman" w:cs="Times New Roman" w:eastAsia="Times New Roman" w:hAnsi="Times New Roman"/>
+                <w:b w:val="false"/>
+                <w:bCs w:val="false"/>
+                <w:color w:val="000000"/>
+                <w:sz w:val="26"/>
+                <w:szCs w:val="26"/>
+              </w:rPr>
+              <w:t xml:space="preserve">Bài 9 (trang 26), Bài 10 (trang 27), Bài 11 (trang 30), Bài 12 (trang 31)</w:t>
+            </w:r>
+          </w:p>
+        </w:tc>
+        <w:tc>
+          <w:tcPr>
+            <w:tcW w:type="dxa" w:w="4307"/>
             <w:tcBorders>
               <w:top w:val="none" w:color="FFFFFF" w:sz="0"/>
               <w:left w:val="none" w:color="FFFFFF" w:sz="0"/>
@@ -1336,12 +1341,12 @@
           <w:p>
             <w:r>
               <w:rPr>
-                <w:rFonts w:ascii="Arial" w:cs="Arial" w:eastAsia="Arial" w:hAnsi="Arial"/>
-                <w:b w:val="false"/>
-                <w:bCs w:val="false"/>
-                <w:color w:val="2E3A67"/>
-                <w:sz w:val="21"/>
-                <w:szCs w:val="21"/>
+                <w:rFonts w:ascii="Times New Roman" w:cs="Times New Roman" w:eastAsia="Times New Roman" w:hAnsi="Times New Roman"/>
+                <w:b w:val="false"/>
+                <w:bCs w:val="false"/>
+                <w:color w:val="000000"/>
+                <w:sz w:val="26"/>
+                <w:szCs w:val="26"/>
               </w:rPr>
               <w:t xml:space="preserve">Một giáo án góc trạm hoặc STEM cho tuần tới.</w:t>
             </w:r>
@@ -1354,7 +1359,7 @@
         </w:trPr>
         <w:tc>
           <w:tcPr>
-            <w:tcW w:type="dxa" w:w="900"/>
+            <w:tcW w:type="dxa" w:w="874"/>
             <w:tcBorders>
               <w:top w:val="none" w:color="FFFFFF" w:sz="0"/>
               <w:left w:val="none" w:color="FFFFFF" w:sz="0"/>
@@ -1372,12 +1377,12 @@
           <w:p>
             <w:r>
               <w:rPr>
-                <w:rFonts w:ascii="Arial" w:cs="Arial" w:eastAsia="Arial" w:hAnsi="Arial"/>
-                <w:b w:val="false"/>
-                <w:bCs w:val="false"/>
-                <w:color w:val="2E3A67"/>
-                <w:sz w:val="21"/>
-                <w:szCs w:val="21"/>
+                <w:rFonts w:ascii="Times New Roman" w:cs="Times New Roman" w:eastAsia="Times New Roman" w:hAnsi="Times New Roman"/>
+                <w:b w:val="false"/>
+                <w:bCs w:val="false"/>
+                <w:color w:val="000000"/>
+                <w:sz w:val="26"/>
+                <w:szCs w:val="26"/>
               </w:rPr>
               <w:t xml:space="preserve">4</w:t>
             </w:r>
@@ -1385,7 +1390,7 @@
         </w:tc>
         <w:tc>
           <w:tcPr>
-            <w:tcW w:type="dxa" w:w="4300"/>
+            <w:tcW w:type="dxa" w:w="4174"/>
             <w:tcBorders>
               <w:top w:val="none" w:color="FFFFFF" w:sz="0"/>
               <w:left w:val="none" w:color="FFFFFF" w:sz="0"/>
@@ -1403,20 +1408,20 @@
           <w:p>
             <w:r>
               <w:rPr>
-                <w:rFonts w:ascii="Arial" w:cs="Arial" w:eastAsia="Arial" w:hAnsi="Arial"/>
-                <w:b w:val="false"/>
-                <w:bCs w:val="false"/>
-                <w:color w:val="2E3A67"/>
-                <w:sz w:val="21"/>
-                <w:szCs w:val="21"/>
-              </w:rPr>
-              <w:t xml:space="preserve">Bài 13 (trang 30) đến Bài 17 (trang 36)</w:t>
-            </w:r>
-          </w:p>
-        </w:tc>
-        <w:tc>
-          <w:tcPr>
-            <w:tcW w:type="dxa" w:w="4438"/>
+                <w:rFonts w:ascii="Times New Roman" w:cs="Times New Roman" w:eastAsia="Times New Roman" w:hAnsi="Times New Roman"/>
+                <w:b w:val="false"/>
+                <w:bCs w:val="false"/>
+                <w:color w:val="000000"/>
+                <w:sz w:val="26"/>
+                <w:szCs w:val="26"/>
+              </w:rPr>
+              <w:t xml:space="preserve">Bài 13 (trang 32) đến Bài 17 (trang 38)</w:t>
+            </w:r>
+          </w:p>
+        </w:tc>
+        <w:tc>
+          <w:tcPr>
+            <w:tcW w:type="dxa" w:w="4307"/>
             <w:tcBorders>
               <w:top w:val="none" w:color="FFFFFF" w:sz="0"/>
               <w:left w:val="none" w:color="FFFFFF" w:sz="0"/>
@@ -1434,12 +1439,12 @@
           <w:p>
             <w:r>
               <w:rPr>
-                <w:rFonts w:ascii="Arial" w:cs="Arial" w:eastAsia="Arial" w:hAnsi="Arial"/>
-                <w:b w:val="false"/>
-                <w:bCs w:val="false"/>
-                <w:color w:val="2E3A67"/>
-                <w:sz w:val="21"/>
-                <w:szCs w:val="21"/>
+                <w:rFonts w:ascii="Times New Roman" w:cs="Times New Roman" w:eastAsia="Times New Roman" w:hAnsi="Times New Roman"/>
+                <w:b w:val="false"/>
+                <w:bCs w:val="false"/>
+                <w:color w:val="000000"/>
+                <w:sz w:val="26"/>
+                <w:szCs w:val="26"/>
               </w:rPr>
               <w:t xml:space="preserve">Một đề 10 câu có đáp án và một bảng tiêu chí chấm.</w:t>
             </w:r>
@@ -1452,7 +1457,7 @@
         </w:trPr>
         <w:tc>
           <w:tcPr>
-            <w:tcW w:type="dxa" w:w="900"/>
+            <w:tcW w:type="dxa" w:w="874"/>
             <w:tcBorders>
               <w:top w:val="none" w:color="FFFFFF" w:sz="0"/>
               <w:left w:val="none" w:color="FFFFFF" w:sz="0"/>
@@ -1470,12 +1475,12 @@
           <w:p>
             <w:r>
               <w:rPr>
-                <w:rFonts w:ascii="Arial" w:cs="Arial" w:eastAsia="Arial" w:hAnsi="Arial"/>
-                <w:b w:val="false"/>
-                <w:bCs w:val="false"/>
-                <w:color w:val="2E3A67"/>
-                <w:sz w:val="21"/>
-                <w:szCs w:val="21"/>
+                <w:rFonts w:ascii="Times New Roman" w:cs="Times New Roman" w:eastAsia="Times New Roman" w:hAnsi="Times New Roman"/>
+                <w:b w:val="false"/>
+                <w:bCs w:val="false"/>
+                <w:color w:val="000000"/>
+                <w:sz w:val="26"/>
+                <w:szCs w:val="26"/>
               </w:rPr>
               <w:t xml:space="preserve">5</w:t>
             </w:r>
@@ -1483,7 +1488,7 @@
         </w:tc>
         <w:tc>
           <w:tcPr>
-            <w:tcW w:type="dxa" w:w="4300"/>
+            <w:tcW w:type="dxa" w:w="4174"/>
             <w:tcBorders>
               <w:top w:val="none" w:color="FFFFFF" w:sz="0"/>
               <w:left w:val="none" w:color="FFFFFF" w:sz="0"/>
@@ -1501,20 +1506,20 @@
           <w:p>
             <w:r>
               <w:rPr>
-                <w:rFonts w:ascii="Arial" w:cs="Arial" w:eastAsia="Arial" w:hAnsi="Arial"/>
-                <w:b w:val="false"/>
-                <w:bCs w:val="false"/>
-                <w:color w:val="2E3A67"/>
-                <w:sz w:val="21"/>
-                <w:szCs w:val="21"/>
-              </w:rPr>
-              <w:t xml:space="preserve">Bài 20 (trang 41) đến Bài 23 (trang 46)</w:t>
-            </w:r>
-          </w:p>
-        </w:tc>
-        <w:tc>
-          <w:tcPr>
-            <w:tcW w:type="dxa" w:w="4438"/>
+                <w:rFonts w:ascii="Times New Roman" w:cs="Times New Roman" w:eastAsia="Times New Roman" w:hAnsi="Times New Roman"/>
+                <w:b w:val="false"/>
+                <w:bCs w:val="false"/>
+                <w:color w:val="000000"/>
+                <w:sz w:val="26"/>
+                <w:szCs w:val="26"/>
+              </w:rPr>
+              <w:t xml:space="preserve">Bài 20 (trang 43) đến Bài 23 (trang 48)</w:t>
+            </w:r>
+          </w:p>
+        </w:tc>
+        <w:tc>
+          <w:tcPr>
+            <w:tcW w:type="dxa" w:w="4307"/>
             <w:tcBorders>
               <w:top w:val="none" w:color="FFFFFF" w:sz="0"/>
               <w:left w:val="none" w:color="FFFFFF" w:sz="0"/>
@@ -1532,12 +1537,12 @@
           <w:p>
             <w:r>
               <w:rPr>
-                <w:rFonts w:ascii="Arial" w:cs="Arial" w:eastAsia="Arial" w:hAnsi="Arial"/>
-                <w:b w:val="false"/>
-                <w:bCs w:val="false"/>
-                <w:color w:val="2E3A67"/>
-                <w:sz w:val="21"/>
-                <w:szCs w:val="21"/>
+                <w:rFonts w:ascii="Times New Roman" w:cs="Times New Roman" w:eastAsia="Times New Roman" w:hAnsi="Times New Roman"/>
+                <w:b w:val="false"/>
+                <w:bCs w:val="false"/>
+                <w:color w:val="000000"/>
+                <w:sz w:val="26"/>
+                <w:szCs w:val="26"/>
               </w:rPr>
               <w:t xml:space="preserve">Ba ảnh minh họa và một trò chơi học tập.</w:t>
             </w:r>
@@ -1550,7 +1555,7 @@
         </w:trPr>
         <w:tc>
           <w:tcPr>
-            <w:tcW w:type="dxa" w:w="900"/>
+            <w:tcW w:type="dxa" w:w="874"/>
             <w:tcBorders>
               <w:top w:val="none" w:color="FFFFFF" w:sz="0"/>
               <w:left w:val="none" w:color="FFFFFF" w:sz="0"/>
@@ -1568,12 +1573,12 @@
           <w:p>
             <w:r>
               <w:rPr>
-                <w:rFonts w:ascii="Arial" w:cs="Arial" w:eastAsia="Arial" w:hAnsi="Arial"/>
-                <w:b w:val="false"/>
-                <w:bCs w:val="false"/>
-                <w:color w:val="2E3A67"/>
-                <w:sz w:val="21"/>
-                <w:szCs w:val="21"/>
+                <w:rFonts w:ascii="Times New Roman" w:cs="Times New Roman" w:eastAsia="Times New Roman" w:hAnsi="Times New Roman"/>
+                <w:b w:val="false"/>
+                <w:bCs w:val="false"/>
+                <w:color w:val="000000"/>
+                <w:sz w:val="26"/>
+                <w:szCs w:val="26"/>
               </w:rPr>
               <w:t xml:space="preserve">6</w:t>
             </w:r>
@@ -1581,7 +1586,7 @@
         </w:tc>
         <w:tc>
           <w:tcPr>
-            <w:tcW w:type="dxa" w:w="4300"/>
+            <w:tcW w:type="dxa" w:w="4174"/>
             <w:tcBorders>
               <w:top w:val="none" w:color="FFFFFF" w:sz="0"/>
               <w:left w:val="none" w:color="FFFFFF" w:sz="0"/>
@@ -1599,20 +1604,20 @@
           <w:p>
             <w:r>
               <w:rPr>
-                <w:rFonts w:ascii="Arial" w:cs="Arial" w:eastAsia="Arial" w:hAnsi="Arial"/>
-                <w:b w:val="false"/>
-                <w:bCs w:val="false"/>
-                <w:color w:val="2E3A67"/>
-                <w:sz w:val="21"/>
-                <w:szCs w:val="21"/>
-              </w:rPr>
-              <w:t xml:space="preserve">Bài 24 (trang 47) đến Bài 27 (trang 53)</w:t>
-            </w:r>
-          </w:p>
-        </w:tc>
-        <w:tc>
-          <w:tcPr>
-            <w:tcW w:type="dxa" w:w="4438"/>
+                <w:rFonts w:ascii="Times New Roman" w:cs="Times New Roman" w:eastAsia="Times New Roman" w:hAnsi="Times New Roman"/>
+                <w:b w:val="false"/>
+                <w:bCs w:val="false"/>
+                <w:color w:val="000000"/>
+                <w:sz w:val="26"/>
+                <w:szCs w:val="26"/>
+              </w:rPr>
+              <w:t xml:space="preserve">Bài 24 (trang 49) đến Bài 27 (trang 55)</w:t>
+            </w:r>
+          </w:p>
+        </w:tc>
+        <w:tc>
+          <w:tcPr>
+            <w:tcW w:type="dxa" w:w="4307"/>
             <w:tcBorders>
               <w:top w:val="none" w:color="FFFFFF" w:sz="0"/>
               <w:left w:val="none" w:color="FFFFFF" w:sz="0"/>
@@ -1630,12 +1635,12 @@
           <w:p>
             <w:r>
               <w:rPr>
-                <w:rFonts w:ascii="Arial" w:cs="Arial" w:eastAsia="Arial" w:hAnsi="Arial"/>
-                <w:b w:val="false"/>
-                <w:bCs w:val="false"/>
-                <w:color w:val="2E3A67"/>
-                <w:sz w:val="21"/>
-                <w:szCs w:val="21"/>
+                <w:rFonts w:ascii="Times New Roman" w:cs="Times New Roman" w:eastAsia="Times New Roman" w:hAnsi="Times New Roman"/>
+                <w:b w:val="false"/>
+                <w:bCs w:val="false"/>
+                <w:color w:val="000000"/>
+                <w:sz w:val="26"/>
+                <w:szCs w:val="26"/>
               </w:rPr>
               <w:t xml:space="preserve">Một bài hát hoặc một đoạn hội thoại hai giọng.</w:t>
             </w:r>
@@ -1648,7 +1653,7 @@
         </w:trPr>
         <w:tc>
           <w:tcPr>
-            <w:tcW w:type="dxa" w:w="900"/>
+            <w:tcW w:type="dxa" w:w="874"/>
             <w:tcBorders>
               <w:top w:val="none" w:color="FFFFFF" w:sz="0"/>
               <w:left w:val="none" w:color="FFFFFF" w:sz="0"/>
@@ -1666,12 +1671,12 @@
           <w:p>
             <w:r>
               <w:rPr>
-                <w:rFonts w:ascii="Arial" w:cs="Arial" w:eastAsia="Arial" w:hAnsi="Arial"/>
-                <w:b w:val="false"/>
-                <w:bCs w:val="false"/>
-                <w:color w:val="2E3A67"/>
-                <w:sz w:val="21"/>
-                <w:szCs w:val="21"/>
+                <w:rFonts w:ascii="Times New Roman" w:cs="Times New Roman" w:eastAsia="Times New Roman" w:hAnsi="Times New Roman"/>
+                <w:b w:val="false"/>
+                <w:bCs w:val="false"/>
+                <w:color w:val="000000"/>
+                <w:sz w:val="26"/>
+                <w:szCs w:val="26"/>
               </w:rPr>
               <w:t xml:space="preserve">7</w:t>
             </w:r>
@@ -1679,7 +1684,7 @@
         </w:tc>
         <w:tc>
           <w:tcPr>
-            <w:tcW w:type="dxa" w:w="4300"/>
+            <w:tcW w:type="dxa" w:w="4174"/>
             <w:tcBorders>
               <w:top w:val="none" w:color="FFFFFF" w:sz="0"/>
               <w:left w:val="none" w:color="FFFFFF" w:sz="0"/>
@@ -1697,20 +1702,20 @@
           <w:p>
             <w:r>
               <w:rPr>
-                <w:rFonts w:ascii="Arial" w:cs="Arial" w:eastAsia="Arial" w:hAnsi="Arial"/>
-                <w:b w:val="false"/>
-                <w:bCs w:val="false"/>
-                <w:color w:val="2E3A67"/>
-                <w:sz w:val="21"/>
-                <w:szCs w:val="21"/>
-              </w:rPr>
-              <w:t xml:space="preserve">Bài 31 (trang 60), Bài 34 (trang 67), Bài 35 (trang 69), Bài 36 (trang 70)</w:t>
-            </w:r>
-          </w:p>
-        </w:tc>
-        <w:tc>
-          <w:tcPr>
-            <w:tcW w:type="dxa" w:w="4438"/>
+                <w:rFonts w:ascii="Times New Roman" w:cs="Times New Roman" w:eastAsia="Times New Roman" w:hAnsi="Times New Roman"/>
+                <w:b w:val="false"/>
+                <w:bCs w:val="false"/>
+                <w:color w:val="000000"/>
+                <w:sz w:val="26"/>
+                <w:szCs w:val="26"/>
+              </w:rPr>
+              <w:t xml:space="preserve">Bài 31 (trang 62), Bài 34 (trang 69), Bài 35 (trang 71), Bài 36 (trang 72)</w:t>
+            </w:r>
+          </w:p>
+        </w:tc>
+        <w:tc>
+          <w:tcPr>
+            <w:tcW w:type="dxa" w:w="4307"/>
             <w:tcBorders>
               <w:top w:val="none" w:color="FFFFFF" w:sz="0"/>
               <w:left w:val="none" w:color="FFFFFF" w:sz="0"/>
@@ -1728,14 +1733,14 @@
           <w:p>
             <w:r>
               <w:rPr>
-                <w:rFonts w:ascii="Arial" w:cs="Arial" w:eastAsia="Arial" w:hAnsi="Arial"/>
-                <w:b w:val="false"/>
-                <w:bCs w:val="false"/>
-                <w:color w:val="2E3A67"/>
-                <w:sz w:val="21"/>
-                <w:szCs w:val="21"/>
-              </w:rPr>
-              <w:t xml:space="preserve">Một chatbot trợ giảng đã tự thử. Tự chấm theo danh sách ở Bài 36 (trang 70).</w:t>
+                <w:rFonts w:ascii="Times New Roman" w:cs="Times New Roman" w:eastAsia="Times New Roman" w:hAnsi="Times New Roman"/>
+                <w:b w:val="false"/>
+                <w:bCs w:val="false"/>
+                <w:color w:val="000000"/>
+                <w:sz w:val="26"/>
+                <w:szCs w:val="26"/>
+              </w:rPr>
+              <w:t xml:space="preserve">Một chatbot trợ giảng đã tự thử. Tự chấm theo danh sách ở Bài 36 (trang 72).</w:t>
             </w:r>
           </w:p>
         </w:tc>
@@ -1748,12 +1753,14 @@
     </w:p>
     <w:p>
       <w:pPr>
-        <w:spacing w:after="140" w:line="320"/>
+        <w:spacing w:after="140" w:line="300"/>
+        <w:ind w:firstLine="567"/>
+        <w:jc w:val="both"/>
       </w:pPr>
       <w:r>
         <w:rPr>
-          <w:rFonts w:ascii="Arial" w:cs="Arial" w:eastAsia="Arial" w:hAnsi="Arial"/>
-          <w:color w:val="2E3A67"/>
+          <w:rFonts w:ascii="Times New Roman" w:cs="Times New Roman" w:eastAsia="Times New Roman" w:hAnsi="Times New Roman"/>
+          <w:color w:val="000000"/>
           <w:sz w:val="23"/>
           <w:szCs w:val="23"/>
         </w:rPr>
@@ -1761,10 +1768,10 @@
       </w:r>
       <w:r>
         <w:rPr>
-          <w:rFonts w:ascii="Arial" w:cs="Arial" w:eastAsia="Arial" w:hAnsi="Arial"/>
+          <w:rFonts w:ascii="Times New Roman" w:cs="Times New Roman" w:eastAsia="Times New Roman" w:hAnsi="Times New Roman"/>
           <w:b/>
           <w:bCs/>
-          <w:color w:val="2E3A67"/>
+          <w:color w:val="000000"/>
           <w:sz w:val="23"/>
           <w:szCs w:val="23"/>
         </w:rPr>
@@ -1772,19 +1779,19 @@
       </w:r>
       <w:r>
         <w:rPr>
-          <w:rFonts w:ascii="Arial" w:cs="Arial" w:eastAsia="Arial" w:hAnsi="Arial"/>
-          <w:color w:val="2E3A67"/>
+          <w:rFonts w:ascii="Times New Roman" w:cs="Times New Roman" w:eastAsia="Times New Roman" w:hAnsi="Times New Roman"/>
+          <w:color w:val="000000"/>
           <w:sz w:val="23"/>
           <w:szCs w:val="23"/>
         </w:rPr>
-        <w:t xml:space="preserve"> có thể bỏ qua Bài 15 (trang 32), Bài 16 (trang 34), Bài 18 (trang 38). Thầy cô </w:t>
-      </w:r>
-      <w:r>
-        <w:rPr>
-          <w:rFonts w:ascii="Arial" w:cs="Arial" w:eastAsia="Arial" w:hAnsi="Arial"/>
+        <w:t xml:space="preserve"> có thể bỏ qua Bài 15 (trang 34), Bài 16 (trang 36), Bài 18 (trang 40). Thầy cô </w:t>
+      </w:r>
+      <w:r>
+        <w:rPr>
+          <w:rFonts w:ascii="Times New Roman" w:cs="Times New Roman" w:eastAsia="Times New Roman" w:hAnsi="Times New Roman"/>
           <w:b/>
           <w:bCs/>
-          <w:color w:val="2E3A67"/>
+          <w:color w:val="000000"/>
           <w:sz w:val="23"/>
           <w:szCs w:val="23"/>
         </w:rPr>
@@ -1792,12 +1799,12 @@
       </w:r>
       <w:r>
         <w:rPr>
-          <w:rFonts w:ascii="Arial" w:cs="Arial" w:eastAsia="Arial" w:hAnsi="Arial"/>
-          <w:color w:val="2E3A67"/>
+          <w:rFonts w:ascii="Times New Roman" w:cs="Times New Roman" w:eastAsia="Times New Roman" w:hAnsi="Times New Roman"/>
+          <w:color w:val="000000"/>
           <w:sz w:val="23"/>
           <w:szCs w:val="23"/>
         </w:rPr>
-        <w:t xml:space="preserve"> có thể bỏ qua Bài 24 (trang 47). Muốn tìm bài theo việc cần làm, mở Phụ lục 1 (trang 72).</w:t>
+        <w:t xml:space="preserve"> có thể bỏ qua Bài 24 (trang 49). Muốn tìm bài theo việc cần làm, mở Phụ lục 1 (trang 74).</w:t>
       </w:r>
     </w:p>
     <w:p>
@@ -1807,12 +1814,12 @@
       </w:pPr>
       <w:r>
         <w:rPr>
-          <w:rFonts w:ascii="Arial" w:cs="Arial" w:eastAsia="Arial" w:hAnsi="Arial"/>
+          <w:rFonts w:ascii="Times New Roman" w:cs="Times New Roman" w:eastAsia="Times New Roman" w:hAnsi="Times New Roman"/>
           <w:b/>
           <w:bCs/>
-          <w:color w:val="2E3A67"/>
-          <w:sz w:val="20"/>
-          <w:szCs w:val="20"/>
+          <w:color w:val="000000"/>
+          <w:sz w:val="26"/>
+          <w:szCs w:val="26"/>
         </w:rPr>
         <w:t xml:space="preserve">MỤC 3</w:t>
       </w:r>
@@ -1825,12 +1832,12 @@
       </w:pPr>
       <w:r>
         <w:rPr>
-          <w:rFonts w:ascii="Arial" w:cs="Arial" w:eastAsia="Arial" w:hAnsi="Arial"/>
+          <w:rFonts w:ascii="Times New Roman" w:cs="Times New Roman" w:eastAsia="Times New Roman" w:hAnsi="Times New Roman"/>
           <w:b/>
           <w:bCs/>
-          <w:color w:val="2E3A67"/>
-          <w:sz w:val="36"/>
-          <w:szCs w:val="36"/>
+          <w:color w:val="000000"/>
+          <w:sz w:val="28"/>
+          <w:szCs w:val="28"/>
         </w:rPr>
         <w:t xml:space="preserve">Chuẩn bị trước khi học (làm một lần, khoảng 20 phút)</w:t>
       </w:r>
@@ -1842,10 +1849,10 @@
       </w:pPr>
       <w:r>
         <w:rPr>
-          <w:rFonts w:ascii="Arial" w:cs="Arial" w:eastAsia="Arial" w:hAnsi="Arial"/>
+          <w:rFonts w:ascii="Times New Roman" w:cs="Times New Roman" w:eastAsia="Times New Roman" w:hAnsi="Times New Roman"/>
           <w:b/>
           <w:bCs/>
-          <w:color w:val="2E3A67"/>
+          <w:color w:val="000000"/>
           <w:sz w:val="26"/>
           <w:szCs w:val="26"/>
         </w:rPr>
@@ -1859,14 +1866,15 @@
           <w:ilvl w:val="0"/>
           <w:numId w:val="2"/>
         </w:numPr>
-        <w:spacing w:after="90" w:line="310"/>
+        <w:spacing w:after="120" w:line="300"/>
+        <w:jc w:val="both"/>
       </w:pPr>
       <w:r>
         <w:rPr>
-          <w:rFonts w:ascii="Arial" w:cs="Arial" w:eastAsia="Arial" w:hAnsi="Arial"/>
+          <w:rFonts w:ascii="Times New Roman" w:cs="Times New Roman" w:eastAsia="Times New Roman" w:hAnsi="Times New Roman"/>
           <w:b/>
           <w:bCs/>
-          <w:color w:val="2E3A67"/>
+          <w:color w:val="000000"/>
           <w:sz w:val="23"/>
           <w:szCs w:val="23"/>
         </w:rPr>
@@ -1874,8 +1882,8 @@
       </w:r>
       <w:r>
         <w:rPr>
-          <w:rFonts w:ascii="Arial" w:cs="Arial" w:eastAsia="Arial" w:hAnsi="Arial"/>
-          <w:color w:val="2E3A67"/>
+          <w:rFonts w:ascii="Times New Roman" w:cs="Times New Roman" w:eastAsia="Times New Roman" w:hAnsi="Times New Roman"/>
+          <w:color w:val="000000"/>
           <w:sz w:val="23"/>
           <w:szCs w:val="23"/>
         </w:rPr>
@@ -1889,14 +1897,15 @@
           <w:ilvl w:val="0"/>
           <w:numId w:val="2"/>
         </w:numPr>
-        <w:spacing w:after="90" w:line="310"/>
+        <w:spacing w:after="120" w:line="300"/>
+        <w:jc w:val="both"/>
       </w:pPr>
       <w:r>
         <w:rPr>
-          <w:rFonts w:ascii="Arial" w:cs="Arial" w:eastAsia="Arial" w:hAnsi="Arial"/>
+          <w:rFonts w:ascii="Times New Roman" w:cs="Times New Roman" w:eastAsia="Times New Roman" w:hAnsi="Times New Roman"/>
           <w:b/>
           <w:bCs/>
-          <w:color w:val="2E3A67"/>
+          <w:color w:val="000000"/>
           <w:sz w:val="23"/>
           <w:szCs w:val="23"/>
         </w:rPr>
@@ -1904,8 +1913,8 @@
       </w:r>
       <w:r>
         <w:rPr>
-          <w:rFonts w:ascii="Arial" w:cs="Arial" w:eastAsia="Arial" w:hAnsi="Arial"/>
-          <w:color w:val="2E3A67"/>
+          <w:rFonts w:ascii="Times New Roman" w:cs="Times New Roman" w:eastAsia="Times New Roman" w:hAnsi="Times New Roman"/>
+          <w:color w:val="000000"/>
           <w:sz w:val="23"/>
           <w:szCs w:val="23"/>
         </w:rPr>
@@ -1919,14 +1928,15 @@
           <w:ilvl w:val="0"/>
           <w:numId w:val="2"/>
         </w:numPr>
-        <w:spacing w:after="90" w:line="310"/>
+        <w:spacing w:after="120" w:line="300"/>
+        <w:jc w:val="both"/>
       </w:pPr>
       <w:r>
         <w:rPr>
-          <w:rFonts w:ascii="Arial" w:cs="Arial" w:eastAsia="Arial" w:hAnsi="Arial"/>
+          <w:rFonts w:ascii="Times New Roman" w:cs="Times New Roman" w:eastAsia="Times New Roman" w:hAnsi="Times New Roman"/>
           <w:b/>
           <w:bCs/>
-          <w:color w:val="2E3A67"/>
+          <w:color w:val="000000"/>
           <w:sz w:val="23"/>
           <w:szCs w:val="23"/>
         </w:rPr>
@@ -1934,8 +1944,8 @@
       </w:r>
       <w:r>
         <w:rPr>
-          <w:rFonts w:ascii="Arial" w:cs="Arial" w:eastAsia="Arial" w:hAnsi="Arial"/>
-          <w:color w:val="2E3A67"/>
+          <w:rFonts w:ascii="Times New Roman" w:cs="Times New Roman" w:eastAsia="Times New Roman" w:hAnsi="Times New Roman"/>
+          <w:color w:val="000000"/>
           <w:sz w:val="23"/>
           <w:szCs w:val="23"/>
         </w:rPr>
@@ -1954,10 +1964,10 @@
       </w:pPr>
       <w:r>
         <w:rPr>
-          <w:rFonts w:ascii="Arial" w:cs="Arial" w:eastAsia="Arial" w:hAnsi="Arial"/>
+          <w:rFonts w:ascii="Times New Roman" w:cs="Times New Roman" w:eastAsia="Times New Roman" w:hAnsi="Times New Roman"/>
           <w:b/>
           <w:bCs/>
-          <w:color w:val="2E3A67"/>
+          <w:color w:val="000000"/>
           <w:sz w:val="26"/>
           <w:szCs w:val="26"/>
         </w:rPr>
@@ -1966,7 +1976,7 @@
     </w:p>
     <w:tbl>
       <w:tblPr>
-        <w:tblW w:type="dxa" w:w="9638"/>
+        <w:tblW w:type="dxa" w:w="9355"/>
         <w:tblBorders>
           <w:top w:val="single" w:color="auto" w:sz="4"/>
           <w:left w:val="single" w:color="auto" w:sz="4"/>
@@ -1977,9 +1987,9 @@
         </w:tblBorders>
       </w:tblPr>
       <w:tblGrid>
-        <w:gridCol w:w="3300"/>
-        <w:gridCol w:w="2600"/>
-        <w:gridCol w:w="3738"/>
+        <w:gridCol w:w="3203"/>
+        <w:gridCol w:w="2524"/>
+        <w:gridCol w:w="3628"/>
       </w:tblGrid>
       <w:tr>
         <w:trPr>
@@ -1988,30 +1998,30 @@
         </w:trPr>
         <w:tc>
           <w:tcPr>
-            <w:tcW w:type="dxa" w:w="3300"/>
-            <w:tcBorders>
-              <w:top w:val="none" w:color="FFFFFF" w:sz="0"/>
-              <w:left w:val="none" w:color="FFFFFF" w:sz="0"/>
-              <w:bottom w:val="single" w:color="D5DAE6" w:sz="4"/>
-              <w:right w:val="none" w:color="FFFFFF" w:sz="0"/>
-            </w:tcBorders>
-            <w:shd w:fill="2E3A67" w:color="auto" w:val="clear"/>
-            <w:tcMar>
-              <w:top w:type="dxa" w:w="100"/>
-              <w:left w:type="dxa" w:w="160"/>
-              <w:bottom w:type="dxa" w:w="100"/>
-              <w:right w:type="dxa" w:w="160"/>
-            </w:tcMar>
-          </w:tcPr>
-          <w:p>
-            <w:r>
-              <w:rPr>
-                <w:rFonts w:ascii="Arial" w:cs="Arial" w:eastAsia="Arial" w:hAnsi="Arial"/>
+            <w:tcW w:type="dxa" w:w="3203"/>
+            <w:tcBorders>
+              <w:top w:val="none" w:color="FFFFFF" w:sz="0"/>
+              <w:left w:val="none" w:color="FFFFFF" w:sz="0"/>
+              <w:bottom w:val="single" w:color="D5DAE6" w:sz="4"/>
+              <w:right w:val="none" w:color="FFFFFF" w:sz="0"/>
+            </w:tcBorders>
+            <w:shd w:fill="CFE8E0" w:color="auto" w:val="clear"/>
+            <w:tcMar>
+              <w:top w:type="dxa" w:w="100"/>
+              <w:left w:type="dxa" w:w="160"/>
+              <w:bottom w:type="dxa" w:w="100"/>
+              <w:right w:type="dxa" w:w="160"/>
+            </w:tcMar>
+          </w:tcPr>
+          <w:p>
+            <w:r>
+              <w:rPr>
+                <w:rFonts w:ascii="Times New Roman" w:cs="Times New Roman" w:eastAsia="Times New Roman" w:hAnsi="Times New Roman"/>
                 <w:b/>
                 <w:bCs/>
-                <w:color w:val="FFFFFF"/>
-                <w:sz w:val="21"/>
-                <w:szCs w:val="21"/>
+                <w:color w:val="000000"/>
+                <w:sz w:val="26"/>
+                <w:szCs w:val="26"/>
               </w:rPr>
               <w:t xml:space="preserve">Trang web</w:t>
             </w:r>
@@ -2019,30 +2029,30 @@
         </w:tc>
         <w:tc>
           <w:tcPr>
-            <w:tcW w:type="dxa" w:w="2600"/>
-            <w:tcBorders>
-              <w:top w:val="none" w:color="FFFFFF" w:sz="0"/>
-              <w:left w:val="none" w:color="FFFFFF" w:sz="0"/>
-              <w:bottom w:val="single" w:color="D5DAE6" w:sz="4"/>
-              <w:right w:val="none" w:color="FFFFFF" w:sz="0"/>
-            </w:tcBorders>
-            <w:shd w:fill="2E3A67" w:color="auto" w:val="clear"/>
-            <w:tcMar>
-              <w:top w:type="dxa" w:w="100"/>
-              <w:left w:type="dxa" w:w="160"/>
-              <w:bottom w:type="dxa" w:w="100"/>
-              <w:right w:type="dxa" w:w="160"/>
-            </w:tcMar>
-          </w:tcPr>
-          <w:p>
-            <w:r>
-              <w:rPr>
-                <w:rFonts w:ascii="Arial" w:cs="Arial" w:eastAsia="Arial" w:hAnsi="Arial"/>
+            <w:tcW w:type="dxa" w:w="2524"/>
+            <w:tcBorders>
+              <w:top w:val="none" w:color="FFFFFF" w:sz="0"/>
+              <w:left w:val="none" w:color="FFFFFF" w:sz="0"/>
+              <w:bottom w:val="single" w:color="D5DAE6" w:sz="4"/>
+              <w:right w:val="none" w:color="FFFFFF" w:sz="0"/>
+            </w:tcBorders>
+            <w:shd w:fill="CFE8E0" w:color="auto" w:val="clear"/>
+            <w:tcMar>
+              <w:top w:type="dxa" w:w="100"/>
+              <w:left w:type="dxa" w:w="160"/>
+              <w:bottom w:type="dxa" w:w="100"/>
+              <w:right w:type="dxa" w:w="160"/>
+            </w:tcMar>
+          </w:tcPr>
+          <w:p>
+            <w:r>
+              <w:rPr>
+                <w:rFonts w:ascii="Times New Roman" w:cs="Times New Roman" w:eastAsia="Times New Roman" w:hAnsi="Times New Roman"/>
                 <w:b/>
                 <w:bCs/>
-                <w:color w:val="FFFFFF"/>
-                <w:sz w:val="21"/>
-                <w:szCs w:val="21"/>
+                <w:color w:val="000000"/>
+                <w:sz w:val="26"/>
+                <w:szCs w:val="26"/>
               </w:rPr>
               <w:t xml:space="preserve">Dùng ở</w:t>
             </w:r>
@@ -2050,30 +2060,30 @@
         </w:tc>
         <w:tc>
           <w:tcPr>
-            <w:tcW w:type="dxa" w:w="3738"/>
-            <w:tcBorders>
-              <w:top w:val="none" w:color="FFFFFF" w:sz="0"/>
-              <w:left w:val="none" w:color="FFFFFF" w:sz="0"/>
-              <w:bottom w:val="single" w:color="D5DAE6" w:sz="4"/>
-              <w:right w:val="none" w:color="FFFFFF" w:sz="0"/>
-            </w:tcBorders>
-            <w:shd w:fill="2E3A67" w:color="auto" w:val="clear"/>
-            <w:tcMar>
-              <w:top w:type="dxa" w:w="100"/>
-              <w:left w:type="dxa" w:w="160"/>
-              <w:bottom w:type="dxa" w:w="100"/>
-              <w:right w:type="dxa" w:w="160"/>
-            </w:tcMar>
-          </w:tcPr>
-          <w:p>
-            <w:r>
-              <w:rPr>
-                <w:rFonts w:ascii="Arial" w:cs="Arial" w:eastAsia="Arial" w:hAnsi="Arial"/>
+            <w:tcW w:type="dxa" w:w="3628"/>
+            <w:tcBorders>
+              <w:top w:val="none" w:color="FFFFFF" w:sz="0"/>
+              <w:left w:val="none" w:color="FFFFFF" w:sz="0"/>
+              <w:bottom w:val="single" w:color="D5DAE6" w:sz="4"/>
+              <w:right w:val="none" w:color="FFFFFF" w:sz="0"/>
+            </w:tcBorders>
+            <w:shd w:fill="CFE8E0" w:color="auto" w:val="clear"/>
+            <w:tcMar>
+              <w:top w:type="dxa" w:w="100"/>
+              <w:left w:type="dxa" w:w="160"/>
+              <w:bottom w:type="dxa" w:w="100"/>
+              <w:right w:type="dxa" w:w="160"/>
+            </w:tcMar>
+          </w:tcPr>
+          <w:p>
+            <w:r>
+              <w:rPr>
+                <w:rFonts w:ascii="Times New Roman" w:cs="Times New Roman" w:eastAsia="Times New Roman" w:hAnsi="Times New Roman"/>
                 <w:b/>
                 <w:bCs/>
-                <w:color w:val="FFFFFF"/>
-                <w:sz w:val="21"/>
-                <w:szCs w:val="21"/>
+                <w:color w:val="000000"/>
+                <w:sz w:val="26"/>
+                <w:szCs w:val="26"/>
               </w:rPr>
               <w:t xml:space="preserve">Ghi chú</w:t>
             </w:r>
@@ -2086,7 +2096,7 @@
         </w:trPr>
         <w:tc>
           <w:tcPr>
-            <w:tcW w:type="dxa" w:w="3300"/>
+            <w:tcW w:type="dxa" w:w="3203"/>
             <w:tcBorders>
               <w:top w:val="none" w:color="FFFFFF" w:sz="0"/>
               <w:left w:val="none" w:color="FFFFFF" w:sz="0"/>
@@ -2104,12 +2114,12 @@
           <w:p>
             <w:r>
               <w:rPr>
-                <w:rFonts w:ascii="Arial" w:cs="Arial" w:eastAsia="Arial" w:hAnsi="Arial"/>
-                <w:b w:val="false"/>
-                <w:bCs w:val="false"/>
-                <w:color w:val="2E3A67"/>
-                <w:sz w:val="21"/>
-                <w:szCs w:val="21"/>
+                <w:rFonts w:ascii="Times New Roman" w:cs="Times New Roman" w:eastAsia="Times New Roman" w:hAnsi="Times New Roman"/>
+                <w:b w:val="false"/>
+                <w:bCs w:val="false"/>
+                <w:color w:val="000000"/>
+                <w:sz w:val="26"/>
+                <w:szCs w:val="26"/>
               </w:rPr>
               <w:t xml:space="preserve">ChatGPT · chatgpt.com</w:t>
             </w:r>
@@ -2117,7 +2127,7 @@
         </w:tc>
         <w:tc>
           <w:tcPr>
-            <w:tcW w:type="dxa" w:w="2600"/>
+            <w:tcW w:type="dxa" w:w="2524"/>
             <w:tcBorders>
               <w:top w:val="none" w:color="FFFFFF" w:sz="0"/>
               <w:left w:val="none" w:color="FFFFFF" w:sz="0"/>
@@ -2135,12 +2145,12 @@
           <w:p>
             <w:r>
               <w:rPr>
-                <w:rFonts w:ascii="Arial" w:cs="Arial" w:eastAsia="Arial" w:hAnsi="Arial"/>
-                <w:b w:val="false"/>
-                <w:bCs w:val="false"/>
-                <w:color w:val="2E3A67"/>
-                <w:sz w:val="21"/>
-                <w:szCs w:val="21"/>
+                <w:rFonts w:ascii="Times New Roman" w:cs="Times New Roman" w:eastAsia="Times New Roman" w:hAnsi="Times New Roman"/>
+                <w:b w:val="false"/>
+                <w:bCs w:val="false"/>
+                <w:color w:val="000000"/>
+                <w:sz w:val="26"/>
+                <w:szCs w:val="26"/>
               </w:rPr>
               <w:t xml:space="preserve">Hầu hết các bài</w:t>
             </w:r>
@@ -2148,7 +2158,7 @@
         </w:tc>
         <w:tc>
           <w:tcPr>
-            <w:tcW w:type="dxa" w:w="3738"/>
+            <w:tcW w:type="dxa" w:w="3628"/>
             <w:tcBorders>
               <w:top w:val="none" w:color="FFFFFF" w:sz="0"/>
               <w:left w:val="none" w:color="FFFFFF" w:sz="0"/>
@@ -2166,12 +2176,12 @@
           <w:p>
             <w:r>
               <w:rPr>
-                <w:rFonts w:ascii="Arial" w:cs="Arial" w:eastAsia="Arial" w:hAnsi="Arial"/>
-                <w:b w:val="false"/>
-                <w:bCs w:val="false"/>
-                <w:color w:val="2E3A67"/>
-                <w:sz w:val="21"/>
-                <w:szCs w:val="21"/>
+                <w:rFonts w:ascii="Times New Roman" w:cs="Times New Roman" w:eastAsia="Times New Roman" w:hAnsi="Times New Roman"/>
+                <w:b w:val="false"/>
+                <w:bCs w:val="false"/>
+                <w:color w:val="000000"/>
+                <w:sz w:val="26"/>
+                <w:szCs w:val="26"/>
               </w:rPr>
               <w:t xml:space="preserve">Có bản miễn phí. Tạo ảnh, Deep Research có thể giới hạn lượt dùng.</w:t>
             </w:r>
@@ -2184,7 +2194,7 @@
         </w:trPr>
         <w:tc>
           <w:tcPr>
-            <w:tcW w:type="dxa" w:w="3300"/>
+            <w:tcW w:type="dxa" w:w="3203"/>
             <w:tcBorders>
               <w:top w:val="none" w:color="FFFFFF" w:sz="0"/>
               <w:left w:val="none" w:color="FFFFFF" w:sz="0"/>
@@ -2202,12 +2212,12 @@
           <w:p>
             <w:r>
               <w:rPr>
-                <w:rFonts w:ascii="Arial" w:cs="Arial" w:eastAsia="Arial" w:hAnsi="Arial"/>
-                <w:b w:val="false"/>
-                <w:bCs w:val="false"/>
-                <w:color w:val="2E3A67"/>
-                <w:sz w:val="21"/>
-                <w:szCs w:val="21"/>
+                <w:rFonts w:ascii="Times New Roman" w:cs="Times New Roman" w:eastAsia="Times New Roman" w:hAnsi="Times New Roman"/>
+                <w:b w:val="false"/>
+                <w:bCs w:val="false"/>
+                <w:color w:val="000000"/>
+                <w:sz w:val="26"/>
+                <w:szCs w:val="26"/>
               </w:rPr>
               <w:t xml:space="preserve">Gemini · gemini.google.com</w:t>
             </w:r>
@@ -2215,7 +2225,7 @@
         </w:tc>
         <w:tc>
           <w:tcPr>
-            <w:tcW w:type="dxa" w:w="2600"/>
+            <w:tcW w:type="dxa" w:w="2524"/>
             <w:tcBorders>
               <w:top w:val="none" w:color="FFFFFF" w:sz="0"/>
               <w:left w:val="none" w:color="FFFFFF" w:sz="0"/>
@@ -2233,20 +2243,20 @@
           <w:p>
             <w:r>
               <w:rPr>
-                <w:rFonts w:ascii="Arial" w:cs="Arial" w:eastAsia="Arial" w:hAnsi="Arial"/>
-                <w:b w:val="false"/>
-                <w:bCs w:val="false"/>
-                <w:color w:val="2E3A67"/>
-                <w:sz w:val="21"/>
-                <w:szCs w:val="21"/>
-              </w:rPr>
-              <w:t xml:space="preserve">Bài 2 (tr. 11), Bài 22 (tr. 44), Bài 31 (tr. 60)</w:t>
-            </w:r>
-          </w:p>
-        </w:tc>
-        <w:tc>
-          <w:tcPr>
-            <w:tcW w:type="dxa" w:w="3738"/>
+                <w:rFonts w:ascii="Times New Roman" w:cs="Times New Roman" w:eastAsia="Times New Roman" w:hAnsi="Times New Roman"/>
+                <w:b w:val="false"/>
+                <w:bCs w:val="false"/>
+                <w:color w:val="000000"/>
+                <w:sz w:val="26"/>
+                <w:szCs w:val="26"/>
+              </w:rPr>
+              <w:t xml:space="preserve">Bài 2 (tr. 12), Bài 22 (tr. 46), Bài 31 (tr. 62)</w:t>
+            </w:r>
+          </w:p>
+        </w:tc>
+        <w:tc>
+          <w:tcPr>
+            <w:tcW w:type="dxa" w:w="3628"/>
             <w:tcBorders>
               <w:top w:val="none" w:color="FFFFFF" w:sz="0"/>
               <w:left w:val="none" w:color="FFFFFF" w:sz="0"/>
@@ -2264,12 +2274,12 @@
           <w:p>
             <w:r>
               <w:rPr>
-                <w:rFonts w:ascii="Arial" w:cs="Arial" w:eastAsia="Arial" w:hAnsi="Arial"/>
-                <w:b w:val="false"/>
-                <w:bCs w:val="false"/>
-                <w:color w:val="2E3A67"/>
-                <w:sz w:val="21"/>
-                <w:szCs w:val="21"/>
+                <w:rFonts w:ascii="Times New Roman" w:cs="Times New Roman" w:eastAsia="Times New Roman" w:hAnsi="Times New Roman"/>
+                <w:b w:val="false"/>
+                <w:bCs w:val="false"/>
+                <w:color w:val="000000"/>
+                <w:sz w:val="26"/>
+                <w:szCs w:val="26"/>
               </w:rPr>
               <w:t xml:space="preserve">Có bản miễn phí. Gem và Canvas nằm trong Gemini.</w:t>
             </w:r>
@@ -2282,7 +2292,7 @@
         </w:trPr>
         <w:tc>
           <w:tcPr>
-            <w:tcW w:type="dxa" w:w="3300"/>
+            <w:tcW w:type="dxa" w:w="3203"/>
             <w:tcBorders>
               <w:top w:val="none" w:color="FFFFFF" w:sz="0"/>
               <w:left w:val="none" w:color="FFFFFF" w:sz="0"/>
@@ -2300,12 +2310,12 @@
           <w:p>
             <w:r>
               <w:rPr>
-                <w:rFonts w:ascii="Arial" w:cs="Arial" w:eastAsia="Arial" w:hAnsi="Arial"/>
-                <w:b w:val="false"/>
-                <w:bCs w:val="false"/>
-                <w:color w:val="2E3A67"/>
-                <w:sz w:val="21"/>
-                <w:szCs w:val="21"/>
+                <w:rFonts w:ascii="Times New Roman" w:cs="Times New Roman" w:eastAsia="Times New Roman" w:hAnsi="Times New Roman"/>
+                <w:b w:val="false"/>
+                <w:bCs w:val="false"/>
+                <w:color w:val="000000"/>
+                <w:sz w:val="26"/>
+                <w:szCs w:val="26"/>
               </w:rPr>
               <w:t xml:space="preserve">NotebookLM · notebooklm.google.com</w:t>
             </w:r>
@@ -2313,7 +2323,7 @@
         </w:tc>
         <w:tc>
           <w:tcPr>
-            <w:tcW w:type="dxa" w:w="2600"/>
+            <w:tcW w:type="dxa" w:w="2524"/>
             <w:tcBorders>
               <w:top w:val="none" w:color="FFFFFF" w:sz="0"/>
               <w:left w:val="none" w:color="FFFFFF" w:sz="0"/>
@@ -2331,20 +2341,20 @@
           <w:p>
             <w:r>
               <w:rPr>
-                <w:rFonts w:ascii="Arial" w:cs="Arial" w:eastAsia="Arial" w:hAnsi="Arial"/>
-                <w:b w:val="false"/>
-                <w:bCs w:val="false"/>
-                <w:color w:val="2E3A67"/>
-                <w:sz w:val="21"/>
-                <w:szCs w:val="21"/>
-              </w:rPr>
-              <w:t xml:space="preserve">Bài 19 (tr. 39)</w:t>
-            </w:r>
-          </w:p>
-        </w:tc>
-        <w:tc>
-          <w:tcPr>
-            <w:tcW w:type="dxa" w:w="3738"/>
+                <w:rFonts w:ascii="Times New Roman" w:cs="Times New Roman" w:eastAsia="Times New Roman" w:hAnsi="Times New Roman"/>
+                <w:b w:val="false"/>
+                <w:bCs w:val="false"/>
+                <w:color w:val="000000"/>
+                <w:sz w:val="26"/>
+                <w:szCs w:val="26"/>
+              </w:rPr>
+              <w:t xml:space="preserve">Bài 19 (tr. 41)</w:t>
+            </w:r>
+          </w:p>
+        </w:tc>
+        <w:tc>
+          <w:tcPr>
+            <w:tcW w:type="dxa" w:w="3628"/>
             <w:tcBorders>
               <w:top w:val="none" w:color="FFFFFF" w:sz="0"/>
               <w:left w:val="none" w:color="FFFFFF" w:sz="0"/>
@@ -2362,12 +2372,12 @@
           <w:p>
             <w:r>
               <w:rPr>
-                <w:rFonts w:ascii="Arial" w:cs="Arial" w:eastAsia="Arial" w:hAnsi="Arial"/>
-                <w:b w:val="false"/>
-                <w:bCs w:val="false"/>
-                <w:color w:val="2E3A67"/>
-                <w:sz w:val="21"/>
-                <w:szCs w:val="21"/>
+                <w:rFonts w:ascii="Times New Roman" w:cs="Times New Roman" w:eastAsia="Times New Roman" w:hAnsi="Times New Roman"/>
+                <w:b w:val="false"/>
+                <w:bCs w:val="false"/>
+                <w:color w:val="000000"/>
+                <w:sz w:val="26"/>
+                <w:szCs w:val="26"/>
               </w:rPr>
               <w:t xml:space="preserve">Hỏi đáp dựa trên tài liệu thầy cô tải lên.</w:t>
             </w:r>
@@ -2380,7 +2390,7 @@
         </w:trPr>
         <w:tc>
           <w:tcPr>
-            <w:tcW w:type="dxa" w:w="3300"/>
+            <w:tcW w:type="dxa" w:w="3203"/>
             <w:tcBorders>
               <w:top w:val="none" w:color="FFFFFF" w:sz="0"/>
               <w:left w:val="none" w:color="FFFFFF" w:sz="0"/>
@@ -2398,12 +2408,12 @@
           <w:p>
             <w:r>
               <w:rPr>
-                <w:rFonts w:ascii="Arial" w:cs="Arial" w:eastAsia="Arial" w:hAnsi="Arial"/>
-                <w:b w:val="false"/>
-                <w:bCs w:val="false"/>
-                <w:color w:val="2E3A67"/>
-                <w:sz w:val="21"/>
-                <w:szCs w:val="21"/>
+                <w:rFonts w:ascii="Times New Roman" w:cs="Times New Roman" w:eastAsia="Times New Roman" w:hAnsi="Times New Roman"/>
+                <w:b w:val="false"/>
+                <w:bCs w:val="false"/>
+                <w:color w:val="000000"/>
+                <w:sz w:val="26"/>
+                <w:szCs w:val="26"/>
               </w:rPr>
               <w:t xml:space="preserve">Google AI Studio · aistudio.google.com</w:t>
             </w:r>
@@ -2411,7 +2421,7 @@
         </w:tc>
         <w:tc>
           <w:tcPr>
-            <w:tcW w:type="dxa" w:w="2600"/>
+            <w:tcW w:type="dxa" w:w="2524"/>
             <w:tcBorders>
               <w:top w:val="none" w:color="FFFFFF" w:sz="0"/>
               <w:left w:val="none" w:color="FFFFFF" w:sz="0"/>
@@ -2429,20 +2439,20 @@
           <w:p>
             <w:r>
               <w:rPr>
-                <w:rFonts w:ascii="Arial" w:cs="Arial" w:eastAsia="Arial" w:hAnsi="Arial"/>
-                <w:b w:val="false"/>
-                <w:bCs w:val="false"/>
-                <w:color w:val="2E3A67"/>
-                <w:sz w:val="21"/>
-                <w:szCs w:val="21"/>
-              </w:rPr>
-              <w:t xml:space="preserve">Bài 23 (tr. 46), Bài 26 (tr. 51), Bài 27 (tr. 53)</w:t>
-            </w:r>
-          </w:p>
-        </w:tc>
-        <w:tc>
-          <w:tcPr>
-            <w:tcW w:type="dxa" w:w="3738"/>
+                <w:rFonts w:ascii="Times New Roman" w:cs="Times New Roman" w:eastAsia="Times New Roman" w:hAnsi="Times New Roman"/>
+                <w:b w:val="false"/>
+                <w:bCs w:val="false"/>
+                <w:color w:val="000000"/>
+                <w:sz w:val="26"/>
+                <w:szCs w:val="26"/>
+              </w:rPr>
+              <w:t xml:space="preserve">Bài 23 (tr. 48), Bài 26 (tr. 53), Bài 27 (tr. 55)</w:t>
+            </w:r>
+          </w:p>
+        </w:tc>
+        <w:tc>
+          <w:tcPr>
+            <w:tcW w:type="dxa" w:w="3628"/>
             <w:tcBorders>
               <w:top w:val="none" w:color="FFFFFF" w:sz="0"/>
               <w:left w:val="none" w:color="FFFFFF" w:sz="0"/>
@@ -2460,12 +2470,12 @@
           <w:p>
             <w:r>
               <w:rPr>
-                <w:rFonts w:ascii="Arial" w:cs="Arial" w:eastAsia="Arial" w:hAnsi="Arial"/>
-                <w:b w:val="false"/>
-                <w:bCs w:val="false"/>
-                <w:color w:val="2E3A67"/>
-                <w:sz w:val="21"/>
-                <w:szCs w:val="21"/>
+                <w:rFonts w:ascii="Times New Roman" w:cs="Times New Roman" w:eastAsia="Times New Roman" w:hAnsi="Times New Roman"/>
+                <w:b w:val="false"/>
+                <w:bCs w:val="false"/>
+                <w:color w:val="000000"/>
+                <w:sz w:val="26"/>
+                <w:szCs w:val="26"/>
               </w:rPr>
               <w:t xml:space="preserve">Giọng đọc, hội thoại, truyện tranh.</w:t>
             </w:r>
@@ -2478,7 +2488,7 @@
         </w:trPr>
         <w:tc>
           <w:tcPr>
-            <w:tcW w:type="dxa" w:w="3300"/>
+            <w:tcW w:type="dxa" w:w="3203"/>
             <w:tcBorders>
               <w:top w:val="none" w:color="FFFFFF" w:sz="0"/>
               <w:left w:val="none" w:color="FFFFFF" w:sz="0"/>
@@ -2496,12 +2506,12 @@
           <w:p>
             <w:r>
               <w:rPr>
-                <w:rFonts w:ascii="Arial" w:cs="Arial" w:eastAsia="Arial" w:hAnsi="Arial"/>
-                <w:b w:val="false"/>
-                <w:bCs w:val="false"/>
-                <w:color w:val="2E3A67"/>
-                <w:sz w:val="21"/>
-                <w:szCs w:val="21"/>
+                <w:rFonts w:ascii="Times New Roman" w:cs="Times New Roman" w:eastAsia="Times New Roman" w:hAnsi="Times New Roman"/>
+                <w:b w:val="false"/>
+                <w:bCs w:val="false"/>
+                <w:color w:val="000000"/>
+                <w:sz w:val="26"/>
+                <w:szCs w:val="26"/>
               </w:rPr>
               <w:t xml:space="preserve">Canva · canva.com</w:t>
             </w:r>
@@ -2509,7 +2519,7 @@
         </w:tc>
         <w:tc>
           <w:tcPr>
-            <w:tcW w:type="dxa" w:w="2600"/>
+            <w:tcW w:type="dxa" w:w="2524"/>
             <w:tcBorders>
               <w:top w:val="none" w:color="FFFFFF" w:sz="0"/>
               <w:left w:val="none" w:color="FFFFFF" w:sz="0"/>
@@ -2527,20 +2537,20 @@
           <w:p>
             <w:r>
               <w:rPr>
-                <w:rFonts w:ascii="Arial" w:cs="Arial" w:eastAsia="Arial" w:hAnsi="Arial"/>
-                <w:b w:val="false"/>
-                <w:bCs w:val="false"/>
-                <w:color w:val="2E3A67"/>
-                <w:sz w:val="21"/>
-                <w:szCs w:val="21"/>
-              </w:rPr>
-              <w:t xml:space="preserve">Bài 21 (tr. 43), Bài 22 (tr. 44)</w:t>
-            </w:r>
-          </w:p>
-        </w:tc>
-        <w:tc>
-          <w:tcPr>
-            <w:tcW w:type="dxa" w:w="3738"/>
+                <w:rFonts w:ascii="Times New Roman" w:cs="Times New Roman" w:eastAsia="Times New Roman" w:hAnsi="Times New Roman"/>
+                <w:b w:val="false"/>
+                <w:bCs w:val="false"/>
+                <w:color w:val="000000"/>
+                <w:sz w:val="26"/>
+                <w:szCs w:val="26"/>
+              </w:rPr>
+              <w:t xml:space="preserve">Bài 21 (tr. 45), Bài 22 (tr. 46)</w:t>
+            </w:r>
+          </w:p>
+        </w:tc>
+        <w:tc>
+          <w:tcPr>
+            <w:tcW w:type="dxa" w:w="3628"/>
             <w:tcBorders>
               <w:top w:val="none" w:color="FFFFFF" w:sz="0"/>
               <w:left w:val="none" w:color="FFFFFF" w:sz="0"/>
@@ -2558,12 +2568,12 @@
           <w:p>
             <w:r>
               <w:rPr>
-                <w:rFonts w:ascii="Arial" w:cs="Arial" w:eastAsia="Arial" w:hAnsi="Arial"/>
-                <w:b w:val="false"/>
-                <w:bCs w:val="false"/>
-                <w:color w:val="2E3A67"/>
-                <w:sz w:val="21"/>
-                <w:szCs w:val="21"/>
+                <w:rFonts w:ascii="Times New Roman" w:cs="Times New Roman" w:eastAsia="Times New Roman" w:hAnsi="Times New Roman"/>
+                <w:b w:val="false"/>
+                <w:bCs w:val="false"/>
+                <w:color w:val="000000"/>
+                <w:sz w:val="26"/>
+                <w:szCs w:val="26"/>
               </w:rPr>
               <w:t xml:space="preserve">Sửa ảnh, tạo trò chơi.</w:t>
             </w:r>
@@ -2576,7 +2586,7 @@
         </w:trPr>
         <w:tc>
           <w:tcPr>
-            <w:tcW w:type="dxa" w:w="3300"/>
+            <w:tcW w:type="dxa" w:w="3203"/>
             <w:tcBorders>
               <w:top w:val="none" w:color="FFFFFF" w:sz="0"/>
               <w:left w:val="none" w:color="FFFFFF" w:sz="0"/>
@@ -2594,12 +2604,12 @@
           <w:p>
             <w:r>
               <w:rPr>
-                <w:rFonts w:ascii="Arial" w:cs="Arial" w:eastAsia="Arial" w:hAnsi="Arial"/>
-                <w:b w:val="false"/>
-                <w:bCs w:val="false"/>
-                <w:color w:val="2E3A67"/>
-                <w:sz w:val="21"/>
-                <w:szCs w:val="21"/>
+                <w:rFonts w:ascii="Times New Roman" w:cs="Times New Roman" w:eastAsia="Times New Roman" w:hAnsi="Times New Roman"/>
+                <w:b w:val="false"/>
+                <w:bCs w:val="false"/>
+                <w:color w:val="000000"/>
+                <w:sz w:val="26"/>
+                <w:szCs w:val="26"/>
               </w:rPr>
               <w:t xml:space="preserve">Suno · suno.com</w:t>
             </w:r>
@@ -2607,7 +2617,7 @@
         </w:tc>
         <w:tc>
           <w:tcPr>
-            <w:tcW w:type="dxa" w:w="2600"/>
+            <w:tcW w:type="dxa" w:w="2524"/>
             <w:tcBorders>
               <w:top w:val="none" w:color="FFFFFF" w:sz="0"/>
               <w:left w:val="none" w:color="FFFFFF" w:sz="0"/>
@@ -2625,20 +2635,20 @@
           <w:p>
             <w:r>
               <w:rPr>
-                <w:rFonts w:ascii="Arial" w:cs="Arial" w:eastAsia="Arial" w:hAnsi="Arial"/>
-                <w:b w:val="false"/>
-                <w:bCs w:val="false"/>
-                <w:color w:val="2E3A67"/>
-                <w:sz w:val="21"/>
-                <w:szCs w:val="21"/>
-              </w:rPr>
-              <w:t xml:space="preserve">Bài 24 (tr. 47)</w:t>
-            </w:r>
-          </w:p>
-        </w:tc>
-        <w:tc>
-          <w:tcPr>
-            <w:tcW w:type="dxa" w:w="3738"/>
+                <w:rFonts w:ascii="Times New Roman" w:cs="Times New Roman" w:eastAsia="Times New Roman" w:hAnsi="Times New Roman"/>
+                <w:b w:val="false"/>
+                <w:bCs w:val="false"/>
+                <w:color w:val="000000"/>
+                <w:sz w:val="26"/>
+                <w:szCs w:val="26"/>
+              </w:rPr>
+              <w:t xml:space="preserve">Bài 24 (tr. 49)</w:t>
+            </w:r>
+          </w:p>
+        </w:tc>
+        <w:tc>
+          <w:tcPr>
+            <w:tcW w:type="dxa" w:w="3628"/>
             <w:tcBorders>
               <w:top w:val="none" w:color="FFFFFF" w:sz="0"/>
               <w:left w:val="none" w:color="FFFFFF" w:sz="0"/>
@@ -2656,12 +2666,12 @@
           <w:p>
             <w:r>
               <w:rPr>
-                <w:rFonts w:ascii="Arial" w:cs="Arial" w:eastAsia="Arial" w:hAnsi="Arial"/>
-                <w:b w:val="false"/>
-                <w:bCs w:val="false"/>
-                <w:color w:val="2E3A67"/>
-                <w:sz w:val="21"/>
-                <w:szCs w:val="21"/>
+                <w:rFonts w:ascii="Times New Roman" w:cs="Times New Roman" w:eastAsia="Times New Roman" w:hAnsi="Times New Roman"/>
+                <w:b w:val="false"/>
+                <w:bCs w:val="false"/>
+                <w:color w:val="000000"/>
+                <w:sz w:val="26"/>
+                <w:szCs w:val="26"/>
               </w:rPr>
               <w:t xml:space="preserve">Tạo bài hát.</w:t>
             </w:r>
@@ -2674,7 +2684,7 @@
         </w:trPr>
         <w:tc>
           <w:tcPr>
-            <w:tcW w:type="dxa" w:w="3300"/>
+            <w:tcW w:type="dxa" w:w="3203"/>
             <w:tcBorders>
               <w:top w:val="none" w:color="FFFFFF" w:sz="0"/>
               <w:left w:val="none" w:color="FFFFFF" w:sz="0"/>
@@ -2692,12 +2702,12 @@
           <w:p>
             <w:r>
               <w:rPr>
-                <w:rFonts w:ascii="Arial" w:cs="Arial" w:eastAsia="Arial" w:hAnsi="Arial"/>
-                <w:b w:val="false"/>
-                <w:bCs w:val="false"/>
-                <w:color w:val="2E3A67"/>
-                <w:sz w:val="21"/>
-                <w:szCs w:val="21"/>
+                <w:rFonts w:ascii="Times New Roman" w:cs="Times New Roman" w:eastAsia="Times New Roman" w:hAnsi="Times New Roman"/>
+                <w:b w:val="false"/>
+                <w:bCs w:val="false"/>
+                <w:color w:val="000000"/>
+                <w:sz w:val="26"/>
+                <w:szCs w:val="26"/>
               </w:rPr>
               <w:t xml:space="preserve">Overleaf · overleaf.com</w:t>
             </w:r>
@@ -2705,7 +2715,7 @@
         </w:tc>
         <w:tc>
           <w:tcPr>
-            <w:tcW w:type="dxa" w:w="2600"/>
+            <w:tcW w:type="dxa" w:w="2524"/>
             <w:tcBorders>
               <w:top w:val="none" w:color="FFFFFF" w:sz="0"/>
               <w:left w:val="none" w:color="FFFFFF" w:sz="0"/>
@@ -2723,20 +2733,20 @@
           <w:p>
             <w:r>
               <w:rPr>
-                <w:rFonts w:ascii="Arial" w:cs="Arial" w:eastAsia="Arial" w:hAnsi="Arial"/>
-                <w:b w:val="false"/>
-                <w:bCs w:val="false"/>
-                <w:color w:val="2E3A67"/>
-                <w:sz w:val="21"/>
-                <w:szCs w:val="21"/>
-              </w:rPr>
-              <w:t xml:space="preserve">Bài 18 (tr. 38)</w:t>
-            </w:r>
-          </w:p>
-        </w:tc>
-        <w:tc>
-          <w:tcPr>
-            <w:tcW w:type="dxa" w:w="3738"/>
+                <w:rFonts w:ascii="Times New Roman" w:cs="Times New Roman" w:eastAsia="Times New Roman" w:hAnsi="Times New Roman"/>
+                <w:b w:val="false"/>
+                <w:bCs w:val="false"/>
+                <w:color w:val="000000"/>
+                <w:sz w:val="26"/>
+                <w:szCs w:val="26"/>
+              </w:rPr>
+              <w:t xml:space="preserve">Bài 18 (tr. 40)</w:t>
+            </w:r>
+          </w:p>
+        </w:tc>
+        <w:tc>
+          <w:tcPr>
+            <w:tcW w:type="dxa" w:w="3628"/>
             <w:tcBorders>
               <w:top w:val="none" w:color="FFFFFF" w:sz="0"/>
               <w:left w:val="none" w:color="FFFFFF" w:sz="0"/>
@@ -2754,12 +2764,12 @@
           <w:p>
             <w:r>
               <w:rPr>
-                <w:rFonts w:ascii="Arial" w:cs="Arial" w:eastAsia="Arial" w:hAnsi="Arial"/>
-                <w:b w:val="false"/>
-                <w:bCs w:val="false"/>
-                <w:color w:val="2E3A67"/>
-                <w:sz w:val="21"/>
-                <w:szCs w:val="21"/>
+                <w:rFonts w:ascii="Times New Roman" w:cs="Times New Roman" w:eastAsia="Times New Roman" w:hAnsi="Times New Roman"/>
+                <w:b w:val="false"/>
+                <w:bCs w:val="false"/>
+                <w:color w:val="000000"/>
+                <w:sz w:val="26"/>
+                <w:szCs w:val="26"/>
               </w:rPr>
               <w:t xml:space="preserve">Xuất đề có công thức toán ra PDF.</w:t>
             </w:r>
@@ -2772,7 +2782,7 @@
         </w:trPr>
         <w:tc>
           <w:tcPr>
-            <w:tcW w:type="dxa" w:w="3300"/>
+            <w:tcW w:type="dxa" w:w="3203"/>
             <w:tcBorders>
               <w:top w:val="none" w:color="FFFFFF" w:sz="0"/>
               <w:left w:val="none" w:color="FFFFFF" w:sz="0"/>
@@ -2790,12 +2800,12 @@
           <w:p>
             <w:r>
               <w:rPr>
-                <w:rFonts w:ascii="Arial" w:cs="Arial" w:eastAsia="Arial" w:hAnsi="Arial"/>
-                <w:b w:val="false"/>
-                <w:bCs w:val="false"/>
-                <w:color w:val="2E3A67"/>
-                <w:sz w:val="21"/>
-                <w:szCs w:val="21"/>
+                <w:rFonts w:ascii="Times New Roman" w:cs="Times New Roman" w:eastAsia="Times New Roman" w:hAnsi="Times New Roman"/>
+                <w:b w:val="false"/>
+                <w:bCs w:val="false"/>
+                <w:color w:val="000000"/>
+                <w:sz w:val="26"/>
+                <w:szCs w:val="26"/>
               </w:rPr>
               <w:t xml:space="preserve">Poe · poe.com</w:t>
             </w:r>
@@ -2803,7 +2813,7 @@
         </w:tc>
         <w:tc>
           <w:tcPr>
-            <w:tcW w:type="dxa" w:w="2600"/>
+            <w:tcW w:type="dxa" w:w="2524"/>
             <w:tcBorders>
               <w:top w:val="none" w:color="FFFFFF" w:sz="0"/>
               <w:left w:val="none" w:color="FFFFFF" w:sz="0"/>
@@ -2821,20 +2831,20 @@
           <w:p>
             <w:r>
               <w:rPr>
-                <w:rFonts w:ascii="Arial" w:cs="Arial" w:eastAsia="Arial" w:hAnsi="Arial"/>
-                <w:b w:val="false"/>
-                <w:bCs w:val="false"/>
-                <w:color w:val="2E3A67"/>
-                <w:sz w:val="21"/>
-                <w:szCs w:val="21"/>
-              </w:rPr>
-              <w:t xml:space="preserve">Bài 32 (tr. 63)</w:t>
-            </w:r>
-          </w:p>
-        </w:tc>
-        <w:tc>
-          <w:tcPr>
-            <w:tcW w:type="dxa" w:w="3738"/>
+                <w:rFonts w:ascii="Times New Roman" w:cs="Times New Roman" w:eastAsia="Times New Roman" w:hAnsi="Times New Roman"/>
+                <w:b w:val="false"/>
+                <w:bCs w:val="false"/>
+                <w:color w:val="000000"/>
+                <w:sz w:val="26"/>
+                <w:szCs w:val="26"/>
+              </w:rPr>
+              <w:t xml:space="preserve">Bài 32 (tr. 65)</w:t>
+            </w:r>
+          </w:p>
+        </w:tc>
+        <w:tc>
+          <w:tcPr>
+            <w:tcW w:type="dxa" w:w="3628"/>
             <w:tcBorders>
               <w:top w:val="none" w:color="FFFFFF" w:sz="0"/>
               <w:left w:val="none" w:color="FFFFFF" w:sz="0"/>
@@ -2852,12 +2862,12 @@
           <w:p>
             <w:r>
               <w:rPr>
-                <w:rFonts w:ascii="Arial" w:cs="Arial" w:eastAsia="Arial" w:hAnsi="Arial"/>
-                <w:b w:val="false"/>
-                <w:bCs w:val="false"/>
-                <w:color w:val="2E3A67"/>
-                <w:sz w:val="21"/>
-                <w:szCs w:val="21"/>
+                <w:rFonts w:ascii="Times New Roman" w:cs="Times New Roman" w:eastAsia="Times New Roman" w:hAnsi="Times New Roman"/>
+                <w:b w:val="false"/>
+                <w:bCs w:val="false"/>
+                <w:color w:val="000000"/>
+                <w:sz w:val="26"/>
+                <w:szCs w:val="26"/>
               </w:rPr>
               <w:t xml:space="preserve">Tạo chatbot.</w:t>
             </w:r>
@@ -2870,7 +2880,7 @@
         </w:trPr>
         <w:tc>
           <w:tcPr>
-            <w:tcW w:type="dxa" w:w="3300"/>
+            <w:tcW w:type="dxa" w:w="3203"/>
             <w:tcBorders>
               <w:top w:val="none" w:color="FFFFFF" w:sz="0"/>
               <w:left w:val="none" w:color="FFFFFF" w:sz="0"/>
@@ -2888,12 +2898,12 @@
           <w:p>
             <w:r>
               <w:rPr>
-                <w:rFonts w:ascii="Arial" w:cs="Arial" w:eastAsia="Arial" w:hAnsi="Arial"/>
-                <w:b w:val="false"/>
-                <w:bCs w:val="false"/>
-                <w:color w:val="2E3A67"/>
-                <w:sz w:val="21"/>
-                <w:szCs w:val="21"/>
+                <w:rFonts w:ascii="Times New Roman" w:cs="Times New Roman" w:eastAsia="Times New Roman" w:hAnsi="Times New Roman"/>
+                <w:b w:val="false"/>
+                <w:bCs w:val="false"/>
+                <w:color w:val="000000"/>
+                <w:sz w:val="26"/>
+                <w:szCs w:val="26"/>
               </w:rPr>
               <w:t xml:space="preserve">Magic School · magicschool.ai</w:t>
             </w:r>
@@ -2901,7 +2911,7 @@
         </w:tc>
         <w:tc>
           <w:tcPr>
-            <w:tcW w:type="dxa" w:w="2600"/>
+            <w:tcW w:type="dxa" w:w="2524"/>
             <w:tcBorders>
               <w:top w:val="none" w:color="FFFFFF" w:sz="0"/>
               <w:left w:val="none" w:color="FFFFFF" w:sz="0"/>
@@ -2919,20 +2929,20 @@
           <w:p>
             <w:r>
               <w:rPr>
-                <w:rFonts w:ascii="Arial" w:cs="Arial" w:eastAsia="Arial" w:hAnsi="Arial"/>
-                <w:b w:val="false"/>
-                <w:bCs w:val="false"/>
-                <w:color w:val="2E3A67"/>
-                <w:sz w:val="21"/>
-                <w:szCs w:val="21"/>
-              </w:rPr>
-              <w:t xml:space="preserve">Bài 33 (tr. 64)</w:t>
-            </w:r>
-          </w:p>
-        </w:tc>
-        <w:tc>
-          <w:tcPr>
-            <w:tcW w:type="dxa" w:w="3738"/>
+                <w:rFonts w:ascii="Times New Roman" w:cs="Times New Roman" w:eastAsia="Times New Roman" w:hAnsi="Times New Roman"/>
+                <w:b w:val="false"/>
+                <w:bCs w:val="false"/>
+                <w:color w:val="000000"/>
+                <w:sz w:val="26"/>
+                <w:szCs w:val="26"/>
+              </w:rPr>
+              <w:t xml:space="preserve">Bài 33 (tr. 66)</w:t>
+            </w:r>
+          </w:p>
+        </w:tc>
+        <w:tc>
+          <w:tcPr>
+            <w:tcW w:type="dxa" w:w="3628"/>
             <w:tcBorders>
               <w:top w:val="none" w:color="FFFFFF" w:sz="0"/>
               <w:left w:val="none" w:color="FFFFFF" w:sz="0"/>
@@ -2950,12 +2960,12 @@
           <w:p>
             <w:r>
               <w:rPr>
-                <w:rFonts w:ascii="Arial" w:cs="Arial" w:eastAsia="Arial" w:hAnsi="Arial"/>
-                <w:b w:val="false"/>
-                <w:bCs w:val="false"/>
-                <w:color w:val="2E3A67"/>
-                <w:sz w:val="21"/>
-                <w:szCs w:val="21"/>
+                <w:rFonts w:ascii="Times New Roman" w:cs="Times New Roman" w:eastAsia="Times New Roman" w:hAnsi="Times New Roman"/>
+                <w:b w:val="false"/>
+                <w:bCs w:val="false"/>
+                <w:color w:val="000000"/>
+                <w:sz w:val="26"/>
+                <w:szCs w:val="26"/>
               </w:rPr>
               <w:t xml:space="preserve">Công cụ làm sẵn cho giáo viên.</w:t>
             </w:r>
@@ -2970,7 +2980,7 @@
     </w:p>
     <w:tbl>
       <w:tblPr>
-        <w:tblW w:type="dxa" w:w="9638"/>
+        <w:tblW w:type="dxa" w:w="9355"/>
         <w:tblBorders>
           <w:top w:val="single" w:color="auto" w:sz="4"/>
           <w:left w:val="single" w:color="auto" w:sz="4"/>
@@ -2981,7 +2991,7 @@
         </w:tblBorders>
       </w:tblPr>
       <w:tblGrid>
-        <w:gridCol w:w="9638"/>
+        <w:gridCol w:w="9355"/>
       </w:tblGrid>
       <w:tr>
         <w:trPr>
@@ -2989,7 +2999,7 @@
         </w:trPr>
         <w:tc>
           <w:tcPr>
-            <w:tcW w:type="dxa" w:w="9638"/>
+            <w:tcW w:type="dxa" w:w="9355"/>
             <w:tcBorders>
               <w:top w:val="none" w:color="FFFFFF" w:sz="0"/>
               <w:left w:val="none" w:color="FFFFFF" w:sz="0"/>
@@ -3011,47 +3021,48 @@
             </w:pPr>
             <w:r>
               <w:rPr>
-                <w:rFonts w:ascii="Arial" w:cs="Arial" w:eastAsia="Arial" w:hAnsi="Arial"/>
+                <w:rFonts w:ascii="Times New Roman" w:cs="Times New Roman" w:eastAsia="Times New Roman" w:hAnsi="Times New Roman"/>
                 <w:b/>
                 <w:bCs/>
-                <w:color w:val="FFFFFF"/>
-                <w:sz w:val="18"/>
-                <w:szCs w:val="18"/>
-                <w:shd w:fill="2E3A67" w:color="auto" w:val="clear"/>
+                <w:color w:val="000000"/>
+                <w:sz w:val="26"/>
+                <w:szCs w:val="26"/>
+                <w:shd w:fill="CFE8E0" w:color="auto" w:val="clear"/>
               </w:rPr>
               <w:t xml:space="preserve">  MẸO NHỎ  </w:t>
             </w:r>
           </w:p>
           <w:p>
             <w:pPr>
-              <w:spacing w:after="0" w:line="320"/>
+              <w:spacing w:after="0" w:line="300"/>
+              <w:jc w:val="both"/>
             </w:pPr>
             <w:r>
               <w:rPr>
-                <w:rFonts w:ascii="Arial" w:cs="Arial" w:eastAsia="Arial" w:hAnsi="Arial"/>
-                <w:color w:val="2E3A67"/>
-                <w:sz w:val="22"/>
-                <w:szCs w:val="22"/>
+                <w:rFonts w:ascii="Times New Roman" w:cs="Times New Roman" w:eastAsia="Times New Roman" w:hAnsi="Times New Roman"/>
+                <w:color w:val="000000"/>
+                <w:sz w:val="26"/>
+                <w:szCs w:val="26"/>
               </w:rPr>
               <w:t xml:space="preserve">Tên nút trên các trang web thay đổi khá thường xuyên. Nếu không thấy nút giống trong sách, thầy cô tìm theo </w:t>
             </w:r>
             <w:r>
               <w:rPr>
-                <w:rFonts w:ascii="Arial" w:cs="Arial" w:eastAsia="Arial" w:hAnsi="Arial"/>
+                <w:rFonts w:ascii="Times New Roman" w:cs="Times New Roman" w:eastAsia="Times New Roman" w:hAnsi="Times New Roman"/>
                 <w:b/>
                 <w:bCs/>
-                <w:color w:val="2E3A67"/>
-                <w:sz w:val="22"/>
-                <w:szCs w:val="22"/>
+                <w:color w:val="000000"/>
+                <w:sz w:val="26"/>
+                <w:szCs w:val="26"/>
               </w:rPr>
               <w:t xml:space="preserve">việc nút đó làm</w:t>
             </w:r>
             <w:r>
               <w:rPr>
-                <w:rFonts w:ascii="Arial" w:cs="Arial" w:eastAsia="Arial" w:hAnsi="Arial"/>
-                <w:color w:val="2E3A67"/>
-                <w:sz w:val="22"/>
-                <w:szCs w:val="22"/>
+                <w:rFonts w:ascii="Times New Roman" w:cs="Times New Roman" w:eastAsia="Times New Roman" w:hAnsi="Times New Roman"/>
+                <w:color w:val="000000"/>
+                <w:sz w:val="26"/>
+                <w:szCs w:val="26"/>
               </w:rPr>
               <w:t xml:space="preserve">, ví dụ dấu + để đính kèm tệp.</w:t>
             </w:r>
@@ -3071,12 +3082,12 @@
       </w:pPr>
       <w:r>
         <w:rPr>
-          <w:rFonts w:ascii="Arial" w:cs="Arial" w:eastAsia="Arial" w:hAnsi="Arial"/>
+          <w:rFonts w:ascii="Times New Roman" w:cs="Times New Roman" w:eastAsia="Times New Roman" w:hAnsi="Times New Roman"/>
           <w:b/>
           <w:bCs/>
-          <w:color w:val="2E3A67"/>
-          <w:sz w:val="20"/>
-          <w:szCs w:val="20"/>
+          <w:color w:val="000000"/>
+          <w:sz w:val="26"/>
+          <w:szCs w:val="26"/>
         </w:rPr>
         <w:t xml:space="preserve">MỤC 4</w:t>
       </w:r>
@@ -3089,12 +3100,12 @@
       </w:pPr>
       <w:r>
         <w:rPr>
-          <w:rFonts w:ascii="Arial" w:cs="Arial" w:eastAsia="Arial" w:hAnsi="Arial"/>
+          <w:rFonts w:ascii="Times New Roman" w:cs="Times New Roman" w:eastAsia="Times New Roman" w:hAnsi="Times New Roman"/>
           <w:b/>
           <w:bCs/>
-          <w:color w:val="2E3A67"/>
-          <w:sz w:val="36"/>
-          <w:szCs w:val="36"/>
+          <w:color w:val="000000"/>
+          <w:sz w:val="28"/>
+          <w:szCs w:val="28"/>
         </w:rPr>
         <w:t xml:space="preserve">Ba việc giữ an toàn, làm trước khi dán tài liệu vào AI</w:t>
       </w:r>
@@ -3106,10 +3117,10 @@
       </w:pPr>
       <w:r>
         <w:rPr>
-          <w:rFonts w:ascii="Arial" w:cs="Arial" w:eastAsia="Arial" w:hAnsi="Arial"/>
+          <w:rFonts w:ascii="Times New Roman" w:cs="Times New Roman" w:eastAsia="Times New Roman" w:hAnsi="Times New Roman"/>
           <w:b/>
           <w:bCs/>
-          <w:color w:val="2E3A67"/>
+          <w:color w:val="000000"/>
           <w:sz w:val="26"/>
           <w:szCs w:val="26"/>
         </w:rPr>
@@ -3123,14 +3134,15 @@
           <w:ilvl w:val="0"/>
           <w:numId w:val="3"/>
         </w:numPr>
-        <w:spacing w:after="100" w:line="310"/>
+        <w:spacing w:after="120" w:line="300"/>
+        <w:jc w:val="both"/>
       </w:pPr>
       <w:r>
         <w:rPr>
-          <w:rFonts w:ascii="Arial" w:cs="Arial" w:eastAsia="Arial" w:hAnsi="Arial"/>
+          <w:rFonts w:ascii="Times New Roman" w:cs="Times New Roman" w:eastAsia="Times New Roman" w:hAnsi="Times New Roman"/>
           <w:b/>
           <w:bCs/>
-          <w:color w:val="2E3A67"/>
+          <w:color w:val="000000"/>
           <w:sz w:val="23"/>
           <w:szCs w:val="23"/>
         </w:rPr>
@@ -3138,8 +3150,8 @@
       </w:r>
       <w:r>
         <w:rPr>
-          <w:rFonts w:ascii="Arial" w:cs="Arial" w:eastAsia="Arial" w:hAnsi="Arial"/>
-          <w:color w:val="2E3A67"/>
+          <w:rFonts w:ascii="Times New Roman" w:cs="Times New Roman" w:eastAsia="Times New Roman" w:hAnsi="Times New Roman"/>
+          <w:color w:val="000000"/>
           <w:sz w:val="23"/>
           <w:szCs w:val="23"/>
         </w:rPr>
@@ -3147,10 +3159,10 @@
       </w:r>
       <w:r>
         <w:rPr>
-          <w:rFonts w:ascii="Arial" w:cs="Arial" w:eastAsia="Arial" w:hAnsi="Arial"/>
+          <w:rFonts w:ascii="Times New Roman" w:cs="Times New Roman" w:eastAsia="Times New Roman" w:hAnsi="Times New Roman"/>
           <w:b/>
           <w:bCs/>
-          <w:color w:val="2E3A67"/>
+          <w:color w:val="000000"/>
           <w:sz w:val="23"/>
           <w:szCs w:val="23"/>
         </w:rPr>
@@ -3158,8 +3170,8 @@
       </w:r>
       <w:r>
         <w:rPr>
-          <w:rFonts w:ascii="Arial" w:cs="Arial" w:eastAsia="Arial" w:hAnsi="Arial"/>
-          <w:color w:val="2E3A67"/>
+          <w:rFonts w:ascii="Times New Roman" w:cs="Times New Roman" w:eastAsia="Times New Roman" w:hAnsi="Times New Roman"/>
+          <w:color w:val="000000"/>
           <w:sz w:val="23"/>
           <w:szCs w:val="23"/>
         </w:rPr>
@@ -3167,10 +3179,10 @@
       </w:r>
       <w:r>
         <w:rPr>
-          <w:rFonts w:ascii="Arial" w:cs="Arial" w:eastAsia="Arial" w:hAnsi="Arial"/>
+          <w:rFonts w:ascii="Times New Roman" w:cs="Times New Roman" w:eastAsia="Times New Roman" w:hAnsi="Times New Roman"/>
           <w:b/>
           <w:bCs/>
-          <w:color w:val="2E3A67"/>
+          <w:color w:val="000000"/>
           <w:sz w:val="23"/>
           <w:szCs w:val="23"/>
         </w:rPr>
@@ -3178,8 +3190,8 @@
       </w:r>
       <w:r>
         <w:rPr>
-          <w:rFonts w:ascii="Arial" w:cs="Arial" w:eastAsia="Arial" w:hAnsi="Arial"/>
-          <w:color w:val="2E3A67"/>
+          <w:rFonts w:ascii="Times New Roman" w:cs="Times New Roman" w:eastAsia="Times New Roman" w:hAnsi="Times New Roman"/>
+          <w:color w:val="000000"/>
           <w:sz w:val="23"/>
           <w:szCs w:val="23"/>
         </w:rPr>
@@ -3187,10 +3199,10 @@
       </w:r>
       <w:r>
         <w:rPr>
-          <w:rFonts w:ascii="Arial" w:cs="Arial" w:eastAsia="Arial" w:hAnsi="Arial"/>
+          <w:rFonts w:ascii="Times New Roman" w:cs="Times New Roman" w:eastAsia="Times New Roman" w:hAnsi="Times New Roman"/>
           <w:b/>
           <w:bCs/>
-          <w:color w:val="2E3A67"/>
+          <w:color w:val="000000"/>
           <w:sz w:val="23"/>
           <w:szCs w:val="23"/>
         </w:rPr>
@@ -3198,8 +3210,8 @@
       </w:r>
       <w:r>
         <w:rPr>
-          <w:rFonts w:ascii="Arial" w:cs="Arial" w:eastAsia="Arial" w:hAnsi="Arial"/>
-          <w:color w:val="2E3A67"/>
+          <w:rFonts w:ascii="Times New Roman" w:cs="Times New Roman" w:eastAsia="Times New Roman" w:hAnsi="Times New Roman"/>
+          <w:color w:val="000000"/>
           <w:sz w:val="23"/>
           <w:szCs w:val="23"/>
         </w:rPr>
@@ -3213,14 +3225,15 @@
           <w:ilvl w:val="0"/>
           <w:numId w:val="3"/>
         </w:numPr>
-        <w:spacing w:after="100" w:line="310"/>
+        <w:spacing w:after="120" w:line="300"/>
+        <w:jc w:val="both"/>
       </w:pPr>
       <w:r>
         <w:rPr>
-          <w:rFonts w:ascii="Arial" w:cs="Arial" w:eastAsia="Arial" w:hAnsi="Arial"/>
+          <w:rFonts w:ascii="Times New Roman" w:cs="Times New Roman" w:eastAsia="Times New Roman" w:hAnsi="Times New Roman"/>
           <w:b/>
           <w:bCs/>
-          <w:color w:val="2E3A67"/>
+          <w:color w:val="000000"/>
           <w:sz w:val="23"/>
           <w:szCs w:val="23"/>
         </w:rPr>
@@ -3228,8 +3241,8 @@
       </w:r>
       <w:r>
         <w:rPr>
-          <w:rFonts w:ascii="Arial" w:cs="Arial" w:eastAsia="Arial" w:hAnsi="Arial"/>
-          <w:color w:val="2E3A67"/>
+          <w:rFonts w:ascii="Times New Roman" w:cs="Times New Roman" w:eastAsia="Times New Roman" w:hAnsi="Times New Roman"/>
+          <w:color w:val="000000"/>
           <w:sz w:val="23"/>
           <w:szCs w:val="23"/>
         </w:rPr>
@@ -3237,10 +3250,10 @@
       </w:r>
       <w:r>
         <w:rPr>
-          <w:rFonts w:ascii="Arial" w:cs="Arial" w:eastAsia="Arial" w:hAnsi="Arial"/>
+          <w:rFonts w:ascii="Times New Roman" w:cs="Times New Roman" w:eastAsia="Times New Roman" w:hAnsi="Times New Roman"/>
           <w:b/>
           <w:bCs/>
-          <w:color w:val="2E3A67"/>
+          <w:color w:val="000000"/>
           <w:sz w:val="23"/>
           <w:szCs w:val="23"/>
         </w:rPr>
@@ -3248,8 +3261,8 @@
       </w:r>
       <w:r>
         <w:rPr>
-          <w:rFonts w:ascii="Arial" w:cs="Arial" w:eastAsia="Arial" w:hAnsi="Arial"/>
-          <w:color w:val="2E3A67"/>
+          <w:rFonts w:ascii="Times New Roman" w:cs="Times New Roman" w:eastAsia="Times New Roman" w:hAnsi="Times New Roman"/>
+          <w:color w:val="000000"/>
           <w:sz w:val="23"/>
           <w:szCs w:val="23"/>
         </w:rPr>
@@ -3257,10 +3270,10 @@
       </w:r>
       <w:r>
         <w:rPr>
-          <w:rFonts w:ascii="Arial" w:cs="Arial" w:eastAsia="Arial" w:hAnsi="Arial"/>
+          <w:rFonts w:ascii="Times New Roman" w:cs="Times New Roman" w:eastAsia="Times New Roman" w:hAnsi="Times New Roman"/>
           <w:b/>
           <w:bCs/>
-          <w:color w:val="2E3A67"/>
+          <w:color w:val="000000"/>
           <w:sz w:val="23"/>
           <w:szCs w:val="23"/>
         </w:rPr>
@@ -3268,8 +3281,8 @@
       </w:r>
       <w:r>
         <w:rPr>
-          <w:rFonts w:ascii="Arial" w:cs="Arial" w:eastAsia="Arial" w:hAnsi="Arial"/>
-          <w:color w:val="2E3A67"/>
+          <w:rFonts w:ascii="Times New Roman" w:cs="Times New Roman" w:eastAsia="Times New Roman" w:hAnsi="Times New Roman"/>
+          <w:color w:val="000000"/>
           <w:sz w:val="23"/>
           <w:szCs w:val="23"/>
         </w:rPr>
@@ -3283,12 +3296,13 @@
           <w:ilvl w:val="0"/>
           <w:numId w:val="3"/>
         </w:numPr>
-        <w:spacing w:after="100" w:line="310"/>
+        <w:spacing w:after="120" w:line="300"/>
+        <w:jc w:val="both"/>
       </w:pPr>
       <w:r>
         <w:rPr>
-          <w:rFonts w:ascii="Arial" w:cs="Arial" w:eastAsia="Arial" w:hAnsi="Arial"/>
-          <w:color w:val="2E3A67"/>
+          <w:rFonts w:ascii="Times New Roman" w:cs="Times New Roman" w:eastAsia="Times New Roman" w:hAnsi="Times New Roman"/>
+          <w:color w:val="000000"/>
           <w:sz w:val="23"/>
           <w:szCs w:val="23"/>
         </w:rPr>
@@ -3307,10 +3321,10 @@
       </w:pPr>
       <w:r>
         <w:rPr>
-          <w:rFonts w:ascii="Arial" w:cs="Arial" w:eastAsia="Arial" w:hAnsi="Arial"/>
+          <w:rFonts w:ascii="Times New Roman" w:cs="Times New Roman" w:eastAsia="Times New Roman" w:hAnsi="Times New Roman"/>
           <w:b/>
           <w:bCs/>
-          <w:color w:val="2E3A67"/>
+          <w:color w:val="000000"/>
           <w:sz w:val="26"/>
           <w:szCs w:val="26"/>
         </w:rPr>
@@ -3319,12 +3333,14 @@
     </w:p>
     <w:p>
       <w:pPr>
-        <w:spacing w:after="140" w:line="320"/>
+        <w:spacing w:after="140" w:line="300"/>
+        <w:ind w:firstLine="567"/>
+        <w:jc w:val="both"/>
       </w:pPr>
       <w:r>
         <w:rPr>
-          <w:rFonts w:ascii="Arial" w:cs="Arial" w:eastAsia="Arial" w:hAnsi="Arial"/>
-          <w:color w:val="2E3A67"/>
+          <w:rFonts w:ascii="Times New Roman" w:cs="Times New Roman" w:eastAsia="Times New Roman" w:hAnsi="Times New Roman"/>
+          <w:color w:val="000000"/>
           <w:sz w:val="23"/>
           <w:szCs w:val="23"/>
         </w:rPr>
@@ -3332,10 +3348,10 @@
       </w:r>
       <w:r>
         <w:rPr>
-          <w:rFonts w:ascii="Arial" w:cs="Arial" w:eastAsia="Arial" w:hAnsi="Arial"/>
+          <w:rFonts w:ascii="Times New Roman" w:cs="Times New Roman" w:eastAsia="Times New Roman" w:hAnsi="Times New Roman"/>
           <w:b/>
           <w:bCs/>
-          <w:color w:val="2E3A67"/>
+          <w:color w:val="000000"/>
           <w:sz w:val="23"/>
           <w:szCs w:val="23"/>
         </w:rPr>
@@ -3343,22 +3359,24 @@
       </w:r>
       <w:r>
         <w:rPr>
-          <w:rFonts w:ascii="Arial" w:cs="Arial" w:eastAsia="Arial" w:hAnsi="Arial"/>
-          <w:color w:val="2E3A67"/>
+          <w:rFonts w:ascii="Times New Roman" w:cs="Times New Roman" w:eastAsia="Times New Roman" w:hAnsi="Times New Roman"/>
+          <w:color w:val="000000"/>
           <w:sz w:val="23"/>
           <w:szCs w:val="23"/>
         </w:rPr>
-        <w:t xml:space="preserve"> (hiệu lực từ 01/1/2026). Chi tiết ở Bài 35 (trang 69) trong sách.</w:t>
+        <w:t xml:space="preserve"> (hiệu lực từ 01/1/2026). Chi tiết ở Bài 35 (trang 71) trong sách.</w:t>
       </w:r>
     </w:p>
     <w:p>
       <w:pPr>
-        <w:spacing w:after="140" w:line="320"/>
+        <w:spacing w:after="140" w:line="300"/>
+        <w:ind w:firstLine="567"/>
+        <w:jc w:val="both"/>
       </w:pPr>
       <w:r>
         <w:rPr>
-          <w:rFonts w:ascii="Arial" w:cs="Arial" w:eastAsia="Arial" w:hAnsi="Arial"/>
-          <w:color w:val="2E3A67"/>
+          <w:rFonts w:ascii="Times New Roman" w:cs="Times New Roman" w:eastAsia="Times New Roman" w:hAnsi="Times New Roman"/>
+          <w:color w:val="000000"/>
           <w:sz w:val="23"/>
           <w:szCs w:val="23"/>
         </w:rPr>
@@ -3366,10 +3384,10 @@
       </w:r>
       <w:r>
         <w:rPr>
-          <w:rFonts w:ascii="Arial" w:cs="Arial" w:eastAsia="Arial" w:hAnsi="Arial"/>
+          <w:rFonts w:ascii="Times New Roman" w:cs="Times New Roman" w:eastAsia="Times New Roman" w:hAnsi="Times New Roman"/>
           <w:b/>
           <w:bCs/>
-          <w:color w:val="2E3A67"/>
+          <w:color w:val="000000"/>
           <w:sz w:val="23"/>
           <w:szCs w:val="23"/>
         </w:rPr>
@@ -3377,8 +3395,8 @@
       </w:r>
       <w:r>
         <w:rPr>
-          <w:rFonts w:ascii="Arial" w:cs="Arial" w:eastAsia="Arial" w:hAnsi="Arial"/>
-          <w:color w:val="2E3A67"/>
+          <w:rFonts w:ascii="Times New Roman" w:cs="Times New Roman" w:eastAsia="Times New Roman" w:hAnsi="Times New Roman"/>
+          <w:color w:val="000000"/>
           <w:sz w:val="23"/>
           <w:szCs w:val="23"/>
         </w:rPr>
@@ -3392,10 +3410,10 @@
       </w:pPr>
       <w:r>
         <w:rPr>
-          <w:rFonts w:ascii="Arial" w:cs="Arial" w:eastAsia="Arial" w:hAnsi="Arial"/>
+          <w:rFonts w:ascii="Times New Roman" w:cs="Times New Roman" w:eastAsia="Times New Roman" w:hAnsi="Times New Roman"/>
           <w:b/>
           <w:bCs/>
-          <w:color w:val="2E3A67"/>
+          <w:color w:val="000000"/>
           <w:sz w:val="26"/>
           <w:szCs w:val="26"/>
         </w:rPr>
@@ -3404,14 +3422,16 @@
     </w:p>
     <w:p>
       <w:pPr>
-        <w:spacing w:after="140" w:line="320"/>
+        <w:spacing w:after="140" w:line="300"/>
+        <w:ind w:firstLine="567"/>
+        <w:jc w:val="both"/>
       </w:pPr>
       <w:r>
         <w:rPr>
-          <w:rFonts w:ascii="Arial" w:cs="Arial" w:eastAsia="Arial" w:hAnsi="Arial"/>
+          <w:rFonts w:ascii="Times New Roman" w:cs="Times New Roman" w:eastAsia="Times New Roman" w:hAnsi="Times New Roman"/>
           <w:b/>
           <w:bCs/>
-          <w:color w:val="2E3A67"/>
+          <w:color w:val="000000"/>
           <w:sz w:val="23"/>
           <w:szCs w:val="23"/>
         </w:rPr>
@@ -3419,8 +3439,8 @@
       </w:r>
       <w:r>
         <w:rPr>
-          <w:rFonts w:ascii="Arial" w:cs="Arial" w:eastAsia="Arial" w:hAnsi="Arial"/>
-          <w:color w:val="2E3A67"/>
+          <w:rFonts w:ascii="Times New Roman" w:cs="Times New Roman" w:eastAsia="Times New Roman" w:hAnsi="Times New Roman"/>
+          <w:color w:val="000000"/>
           <w:sz w:val="23"/>
           <w:szCs w:val="23"/>
         </w:rPr>
@@ -3429,12 +3449,14 @@
     </w:p>
     <w:p>
       <w:pPr>
-        <w:spacing w:after="140" w:line="320"/>
+        <w:spacing w:after="140" w:line="300"/>
+        <w:ind w:firstLine="567"/>
+        <w:jc w:val="both"/>
       </w:pPr>
       <w:r>
         <w:rPr>
-          <w:rFonts w:ascii="Arial" w:cs="Arial" w:eastAsia="Arial" w:hAnsi="Arial"/>
-          <w:color w:val="2E3A67"/>
+          <w:rFonts w:ascii="Times New Roman" w:cs="Times New Roman" w:eastAsia="Times New Roman" w:hAnsi="Times New Roman"/>
+          <w:color w:val="000000"/>
           <w:sz w:val="23"/>
           <w:szCs w:val="23"/>
         </w:rPr>
@@ -3442,10 +3464,10 @@
       </w:r>
       <w:r>
         <w:rPr>
-          <w:rFonts w:ascii="Arial" w:cs="Arial" w:eastAsia="Arial" w:hAnsi="Arial"/>
+          <w:rFonts w:ascii="Times New Roman" w:cs="Times New Roman" w:eastAsia="Times New Roman" w:hAnsi="Times New Roman"/>
           <w:b/>
           <w:bCs/>
-          <w:color w:val="2E3A67"/>
+          <w:color w:val="000000"/>
           <w:sz w:val="23"/>
           <w:szCs w:val="23"/>
         </w:rPr>
@@ -3453,8 +3475,8 @@
       </w:r>
       <w:r>
         <w:rPr>
-          <w:rFonts w:ascii="Arial" w:cs="Arial" w:eastAsia="Arial" w:hAnsi="Arial"/>
-          <w:color w:val="2E3A67"/>
+          <w:rFonts w:ascii="Times New Roman" w:cs="Times New Roman" w:eastAsia="Times New Roman" w:hAnsi="Times New Roman"/>
+          <w:color w:val="000000"/>
           <w:sz w:val="23"/>
           <w:szCs w:val="23"/>
         </w:rPr>
@@ -3468,12 +3490,12 @@
       </w:pPr>
       <w:r>
         <w:rPr>
-          <w:rFonts w:ascii="Arial" w:cs="Arial" w:eastAsia="Arial" w:hAnsi="Arial"/>
+          <w:rFonts w:ascii="Times New Roman" w:cs="Times New Roman" w:eastAsia="Times New Roman" w:hAnsi="Times New Roman"/>
           <w:b/>
           <w:bCs/>
-          <w:color w:val="2E3A67"/>
-          <w:sz w:val="20"/>
-          <w:szCs w:val="20"/>
+          <w:color w:val="000000"/>
+          <w:sz w:val="26"/>
+          <w:szCs w:val="26"/>
         </w:rPr>
         <w:t xml:space="preserve">MỤC 5</w:t>
       </w:r>
@@ -3486,19 +3508,19 @@
       </w:pPr>
       <w:r>
         <w:rPr>
-          <w:rFonts w:ascii="Arial" w:cs="Arial" w:eastAsia="Arial" w:hAnsi="Arial"/>
+          <w:rFonts w:ascii="Times New Roman" w:cs="Times New Roman" w:eastAsia="Times New Roman" w:hAnsi="Times New Roman"/>
           <w:b/>
           <w:bCs/>
-          <w:color w:val="2E3A67"/>
-          <w:sz w:val="36"/>
-          <w:szCs w:val="36"/>
+          <w:color w:val="000000"/>
+          <w:sz w:val="28"/>
+          <w:szCs w:val="28"/>
         </w:rPr>
         <w:t xml:space="preserve">Khi gặp sự cố</w:t>
       </w:r>
     </w:p>
     <w:tbl>
       <w:tblPr>
-        <w:tblW w:type="dxa" w:w="9638"/>
+        <w:tblW w:type="dxa" w:w="9355"/>
         <w:tblBorders>
           <w:top w:val="single" w:color="auto" w:sz="4"/>
           <w:left w:val="single" w:color="auto" w:sz="4"/>
@@ -3510,7 +3532,7 @@
       </w:tblPr>
       <w:tblGrid>
         <w:gridCol w:w="3300"/>
-        <w:gridCol w:w="6338"/>
+        <w:gridCol w:w="6055"/>
       </w:tblGrid>
       <w:tr>
         <w:trPr>
@@ -3526,23 +3548,23 @@
               <w:bottom w:val="single" w:color="D5DAE6" w:sz="4"/>
               <w:right w:val="none" w:color="FFFFFF" w:sz="0"/>
             </w:tcBorders>
-            <w:shd w:fill="2E3A67" w:color="auto" w:val="clear"/>
-            <w:tcMar>
-              <w:top w:type="dxa" w:w="100"/>
-              <w:left w:type="dxa" w:w="160"/>
-              <w:bottom w:type="dxa" w:w="100"/>
-              <w:right w:type="dxa" w:w="160"/>
-            </w:tcMar>
-          </w:tcPr>
-          <w:p>
-            <w:r>
-              <w:rPr>
-                <w:rFonts w:ascii="Arial" w:cs="Arial" w:eastAsia="Arial" w:hAnsi="Arial"/>
+            <w:shd w:fill="CFE8E0" w:color="auto" w:val="clear"/>
+            <w:tcMar>
+              <w:top w:type="dxa" w:w="100"/>
+              <w:left w:type="dxa" w:w="160"/>
+              <w:bottom w:type="dxa" w:w="100"/>
+              <w:right w:type="dxa" w:w="160"/>
+            </w:tcMar>
+          </w:tcPr>
+          <w:p>
+            <w:r>
+              <w:rPr>
+                <w:rFonts w:ascii="Times New Roman" w:cs="Times New Roman" w:eastAsia="Times New Roman" w:hAnsi="Times New Roman"/>
                 <w:b/>
                 <w:bCs/>
-                <w:color w:val="FFFFFF"/>
-                <w:sz w:val="21"/>
-                <w:szCs w:val="21"/>
+                <w:color w:val="000000"/>
+                <w:sz w:val="26"/>
+                <w:szCs w:val="26"/>
               </w:rPr>
               <w:t xml:space="preserve">Tình huống</w:t>
             </w:r>
@@ -3550,30 +3572,30 @@
         </w:tc>
         <w:tc>
           <w:tcPr>
-            <w:tcW w:type="dxa" w:w="6338"/>
-            <w:tcBorders>
-              <w:top w:val="none" w:color="FFFFFF" w:sz="0"/>
-              <w:left w:val="none" w:color="FFFFFF" w:sz="0"/>
-              <w:bottom w:val="single" w:color="D5DAE6" w:sz="4"/>
-              <w:right w:val="none" w:color="FFFFFF" w:sz="0"/>
-            </w:tcBorders>
-            <w:shd w:fill="2E3A67" w:color="auto" w:val="clear"/>
-            <w:tcMar>
-              <w:top w:type="dxa" w:w="100"/>
-              <w:left w:type="dxa" w:w="160"/>
-              <w:bottom w:type="dxa" w:w="100"/>
-              <w:right w:type="dxa" w:w="160"/>
-            </w:tcMar>
-          </w:tcPr>
-          <w:p>
-            <w:r>
-              <w:rPr>
-                <w:rFonts w:ascii="Arial" w:cs="Arial" w:eastAsia="Arial" w:hAnsi="Arial"/>
+            <w:tcW w:type="dxa" w:w="6055"/>
+            <w:tcBorders>
+              <w:top w:val="none" w:color="FFFFFF" w:sz="0"/>
+              <w:left w:val="none" w:color="FFFFFF" w:sz="0"/>
+              <w:bottom w:val="single" w:color="D5DAE6" w:sz="4"/>
+              <w:right w:val="none" w:color="FFFFFF" w:sz="0"/>
+            </w:tcBorders>
+            <w:shd w:fill="CFE8E0" w:color="auto" w:val="clear"/>
+            <w:tcMar>
+              <w:top w:type="dxa" w:w="100"/>
+              <w:left w:type="dxa" w:w="160"/>
+              <w:bottom w:type="dxa" w:w="100"/>
+              <w:right w:type="dxa" w:w="160"/>
+            </w:tcMar>
+          </w:tcPr>
+          <w:p>
+            <w:r>
+              <w:rPr>
+                <w:rFonts w:ascii="Times New Roman" w:cs="Times New Roman" w:eastAsia="Times New Roman" w:hAnsi="Times New Roman"/>
                 <w:b/>
                 <w:bCs/>
-                <w:color w:val="FFFFFF"/>
-                <w:sz w:val="21"/>
-                <w:szCs w:val="21"/>
+                <w:color w:val="000000"/>
+                <w:sz w:val="26"/>
+                <w:szCs w:val="26"/>
               </w:rPr>
               <w:t xml:space="preserve">Cách xử lý</w:t>
             </w:r>
@@ -3604,12 +3626,12 @@
           <w:p>
             <w:r>
               <w:rPr>
-                <w:rFonts w:ascii="Arial" w:cs="Arial" w:eastAsia="Arial" w:hAnsi="Arial"/>
-                <w:b w:val="false"/>
-                <w:bCs w:val="false"/>
-                <w:color w:val="2E3A67"/>
-                <w:sz w:val="21"/>
-                <w:szCs w:val="21"/>
+                <w:rFonts w:ascii="Times New Roman" w:cs="Times New Roman" w:eastAsia="Times New Roman" w:hAnsi="Times New Roman"/>
+                <w:b w:val="false"/>
+                <w:bCs w:val="false"/>
+                <w:color w:val="000000"/>
+                <w:sz w:val="26"/>
+                <w:szCs w:val="26"/>
               </w:rPr>
               <w:t xml:space="preserve">Không đăng nhập được</w:t>
             </w:r>
@@ -3617,7 +3639,7 @@
         </w:tc>
         <w:tc>
           <w:tcPr>
-            <w:tcW w:type="dxa" w:w="6338"/>
+            <w:tcW w:type="dxa" w:w="6055"/>
             <w:tcBorders>
               <w:top w:val="none" w:color="FFFFFF" w:sz="0"/>
               <w:left w:val="none" w:color="FFFFFF" w:sz="0"/>
@@ -3635,12 +3657,12 @@
           <w:p>
             <w:r>
               <w:rPr>
-                <w:rFonts w:ascii="Arial" w:cs="Arial" w:eastAsia="Arial" w:hAnsi="Arial"/>
-                <w:b w:val="false"/>
-                <w:bCs w:val="false"/>
-                <w:color w:val="2E3A67"/>
-                <w:sz w:val="21"/>
-                <w:szCs w:val="21"/>
+                <w:rFonts w:ascii="Times New Roman" w:cs="Times New Roman" w:eastAsia="Times New Roman" w:hAnsi="Times New Roman"/>
+                <w:b w:val="false"/>
+                <w:bCs w:val="false"/>
+                <w:color w:val="000000"/>
+                <w:sz w:val="26"/>
+                <w:szCs w:val="26"/>
               </w:rPr>
               <w:t xml:space="preserve">Mở tab ẩn danh (Ctrl + Shift + N) rồi đăng nhập lại. Kiểm tra mạng của trường có chặn trang đó không.</w:t>
             </w:r>
@@ -3671,12 +3693,12 @@
           <w:p>
             <w:r>
               <w:rPr>
-                <w:rFonts w:ascii="Arial" w:cs="Arial" w:eastAsia="Arial" w:hAnsi="Arial"/>
-                <w:b w:val="false"/>
-                <w:bCs w:val="false"/>
-                <w:color w:val="2E3A67"/>
-                <w:sz w:val="21"/>
-                <w:szCs w:val="21"/>
+                <w:rFonts w:ascii="Times New Roman" w:cs="Times New Roman" w:eastAsia="Times New Roman" w:hAnsi="Times New Roman"/>
+                <w:b w:val="false"/>
+                <w:bCs w:val="false"/>
+                <w:color w:val="000000"/>
+                <w:sz w:val="26"/>
+                <w:szCs w:val="26"/>
               </w:rPr>
               <w:t xml:space="preserve">AI trả lời bằng tiếng Anh</w:t>
             </w:r>
@@ -3684,7 +3706,7 @@
         </w:tc>
         <w:tc>
           <w:tcPr>
-            <w:tcW w:type="dxa" w:w="6338"/>
+            <w:tcW w:type="dxa" w:w="6055"/>
             <w:tcBorders>
               <w:top w:val="none" w:color="FFFFFF" w:sz="0"/>
               <w:left w:val="none" w:color="FFFFFF" w:sz="0"/>
@@ -3702,12 +3724,12 @@
           <w:p>
             <w:r>
               <w:rPr>
-                <w:rFonts w:ascii="Arial" w:cs="Arial" w:eastAsia="Arial" w:hAnsi="Arial"/>
-                <w:b w:val="false"/>
-                <w:bCs w:val="false"/>
-                <w:color w:val="2E3A67"/>
-                <w:sz w:val="21"/>
-                <w:szCs w:val="21"/>
+                <w:rFonts w:ascii="Times New Roman" w:cs="Times New Roman" w:eastAsia="Times New Roman" w:hAnsi="Times New Roman"/>
+                <w:b w:val="false"/>
+                <w:bCs w:val="false"/>
+                <w:color w:val="000000"/>
+                <w:sz w:val="26"/>
+                <w:szCs w:val="26"/>
               </w:rPr>
               <w:t xml:space="preserve">Gõ thêm dòng: Trình bày bằng tiếng Việt.</w:t>
             </w:r>
@@ -3738,12 +3760,12 @@
           <w:p>
             <w:r>
               <w:rPr>
-                <w:rFonts w:ascii="Arial" w:cs="Arial" w:eastAsia="Arial" w:hAnsi="Arial"/>
-                <w:b w:val="false"/>
-                <w:bCs w:val="false"/>
-                <w:color w:val="2E3A67"/>
-                <w:sz w:val="21"/>
-                <w:szCs w:val="21"/>
+                <w:rFonts w:ascii="Times New Roman" w:cs="Times New Roman" w:eastAsia="Times New Roman" w:hAnsi="Times New Roman"/>
+                <w:b w:val="false"/>
+                <w:bCs w:val="false"/>
+                <w:color w:val="000000"/>
+                <w:sz w:val="26"/>
+                <w:szCs w:val="26"/>
               </w:rPr>
               <w:t xml:space="preserve">Câu trả lời bị cắt ngang</w:t>
             </w:r>
@@ -3751,7 +3773,7 @@
         </w:tc>
         <w:tc>
           <w:tcPr>
-            <w:tcW w:type="dxa" w:w="6338"/>
+            <w:tcW w:type="dxa" w:w="6055"/>
             <w:tcBorders>
               <w:top w:val="none" w:color="FFFFFF" w:sz="0"/>
               <w:left w:val="none" w:color="FFFFFF" w:sz="0"/>
@@ -3769,12 +3791,12 @@
           <w:p>
             <w:r>
               <w:rPr>
-                <w:rFonts w:ascii="Arial" w:cs="Arial" w:eastAsia="Arial" w:hAnsi="Arial"/>
-                <w:b w:val="false"/>
-                <w:bCs w:val="false"/>
-                <w:color w:val="2E3A67"/>
-                <w:sz w:val="21"/>
-                <w:szCs w:val="21"/>
+                <w:rFonts w:ascii="Times New Roman" w:cs="Times New Roman" w:eastAsia="Times New Roman" w:hAnsi="Times New Roman"/>
+                <w:b w:val="false"/>
+                <w:bCs w:val="false"/>
+                <w:color w:val="000000"/>
+                <w:sz w:val="26"/>
+                <w:szCs w:val="26"/>
               </w:rPr>
               <w:t xml:space="preserve">Gõ: Viết tiếp. Đề dài thì chia làm 2 lần.</w:t>
             </w:r>
@@ -3805,12 +3827,12 @@
           <w:p>
             <w:r>
               <w:rPr>
-                <w:rFonts w:ascii="Arial" w:cs="Arial" w:eastAsia="Arial" w:hAnsi="Arial"/>
-                <w:b w:val="false"/>
-                <w:bCs w:val="false"/>
-                <w:color w:val="2E3A67"/>
-                <w:sz w:val="21"/>
-                <w:szCs w:val="21"/>
+                <w:rFonts w:ascii="Times New Roman" w:cs="Times New Roman" w:eastAsia="Times New Roman" w:hAnsi="Times New Roman"/>
+                <w:b w:val="false"/>
+                <w:bCs w:val="false"/>
+                <w:color w:val="000000"/>
+                <w:sz w:val="26"/>
+                <w:szCs w:val="26"/>
               </w:rPr>
               <w:t xml:space="preserve">Tải tệp lên bị lỗi</w:t>
             </w:r>
@@ -3818,7 +3840,7 @@
         </w:tc>
         <w:tc>
           <w:tcPr>
-            <w:tcW w:type="dxa" w:w="6338"/>
+            <w:tcW w:type="dxa" w:w="6055"/>
             <w:tcBorders>
               <w:top w:val="none" w:color="FFFFFF" w:sz="0"/>
               <w:left w:val="none" w:color="FFFFFF" w:sz="0"/>
@@ -3836,12 +3858,12 @@
           <w:p>
             <w:r>
               <w:rPr>
-                <w:rFonts w:ascii="Arial" w:cs="Arial" w:eastAsia="Arial" w:hAnsi="Arial"/>
-                <w:b w:val="false"/>
-                <w:bCs w:val="false"/>
-                <w:color w:val="2E3A67"/>
-                <w:sz w:val="21"/>
-                <w:szCs w:val="21"/>
+                <w:rFonts w:ascii="Times New Roman" w:cs="Times New Roman" w:eastAsia="Times New Roman" w:hAnsi="Times New Roman"/>
+                <w:b w:val="false"/>
+                <w:bCs w:val="false"/>
+                <w:color w:val="000000"/>
+                <w:sz w:val="26"/>
+                <w:szCs w:val="26"/>
               </w:rPr>
               <w:t xml:space="preserve">Tệp quá lớn. Chỉ giữ các trang cần dùng rồi tải lại.</w:t>
             </w:r>
@@ -3872,12 +3894,12 @@
           <w:p>
             <w:r>
               <w:rPr>
-                <w:rFonts w:ascii="Arial" w:cs="Arial" w:eastAsia="Arial" w:hAnsi="Arial"/>
-                <w:b w:val="false"/>
-                <w:bCs w:val="false"/>
-                <w:color w:val="2E3A67"/>
-                <w:sz w:val="21"/>
-                <w:szCs w:val="21"/>
+                <w:rFonts w:ascii="Times New Roman" w:cs="Times New Roman" w:eastAsia="Times New Roman" w:hAnsi="Times New Roman"/>
+                <w:b w:val="false"/>
+                <w:bCs w:val="false"/>
+                <w:color w:val="000000"/>
+                <w:sz w:val="26"/>
+                <w:szCs w:val="26"/>
               </w:rPr>
               <w:t xml:space="preserve">Ảnh có chữ sai dấu</w:t>
             </w:r>
@@ -3885,7 +3907,7 @@
         </w:tc>
         <w:tc>
           <w:tcPr>
-            <w:tcW w:type="dxa" w:w="6338"/>
+            <w:tcW w:type="dxa" w:w="6055"/>
             <w:tcBorders>
               <w:top w:val="none" w:color="FFFFFF" w:sz="0"/>
               <w:left w:val="none" w:color="FFFFFF" w:sz="0"/>
@@ -3903,12 +3925,12 @@
           <w:p>
             <w:r>
               <w:rPr>
-                <w:rFonts w:ascii="Arial" w:cs="Arial" w:eastAsia="Arial" w:hAnsi="Arial"/>
-                <w:b w:val="false"/>
-                <w:bCs w:val="false"/>
-                <w:color w:val="2E3A67"/>
-                <w:sz w:val="21"/>
-                <w:szCs w:val="21"/>
+                <w:rFonts w:ascii="Times New Roman" w:cs="Times New Roman" w:eastAsia="Times New Roman" w:hAnsi="Times New Roman"/>
+                <w:b w:val="false"/>
+                <w:bCs w:val="false"/>
+                <w:color w:val="000000"/>
+                <w:sz w:val="26"/>
+                <w:szCs w:val="26"/>
               </w:rPr>
               <w:t xml:space="preserve">Yêu cầu "không có chữ trong ảnh", sau đó tự gõ chữ bằng PowerPoint hoặc Canva.</w:t>
             </w:r>
@@ -3939,12 +3961,12 @@
           <w:p>
             <w:r>
               <w:rPr>
-                <w:rFonts w:ascii="Arial" w:cs="Arial" w:eastAsia="Arial" w:hAnsi="Arial"/>
-                <w:b w:val="false"/>
-                <w:bCs w:val="false"/>
-                <w:color w:val="2E3A67"/>
-                <w:sz w:val="21"/>
-                <w:szCs w:val="21"/>
+                <w:rFonts w:ascii="Times New Roman" w:cs="Times New Roman" w:eastAsia="Times New Roman" w:hAnsi="Times New Roman"/>
+                <w:b w:val="false"/>
+                <w:bCs w:val="false"/>
+                <w:color w:val="000000"/>
+                <w:sz w:val="26"/>
+                <w:szCs w:val="26"/>
               </w:rPr>
               <w:t xml:space="preserve">Báo hết lượt dùng</w:t>
             </w:r>
@@ -3952,7 +3974,7 @@
         </w:tc>
         <w:tc>
           <w:tcPr>
-            <w:tcW w:type="dxa" w:w="6338"/>
+            <w:tcW w:type="dxa" w:w="6055"/>
             <w:tcBorders>
               <w:top w:val="none" w:color="FFFFFF" w:sz="0"/>
               <w:left w:val="none" w:color="FFFFFF" w:sz="0"/>
@@ -3970,12 +3992,12 @@
           <w:p>
             <w:r>
               <w:rPr>
-                <w:rFonts w:ascii="Arial" w:cs="Arial" w:eastAsia="Arial" w:hAnsi="Arial"/>
-                <w:b w:val="false"/>
-                <w:bCs w:val="false"/>
-                <w:color w:val="2E3A67"/>
-                <w:sz w:val="21"/>
-                <w:szCs w:val="21"/>
+                <w:rFonts w:ascii="Times New Roman" w:cs="Times New Roman" w:eastAsia="Times New Roman" w:hAnsi="Times New Roman"/>
+                <w:b w:val="false"/>
+                <w:bCs w:val="false"/>
+                <w:color w:val="000000"/>
+                <w:sz w:val="26"/>
+                <w:szCs w:val="26"/>
               </w:rPr>
               <w:t xml:space="preserve">Chờ theo thời gian công cụ báo, hoặc chuyển sang công cụ khác.</w:t>
             </w:r>
@@ -4006,12 +4028,12 @@
           <w:p>
             <w:r>
               <w:rPr>
-                <w:rFonts w:ascii="Arial" w:cs="Arial" w:eastAsia="Arial" w:hAnsi="Arial"/>
-                <w:b w:val="false"/>
-                <w:bCs w:val="false"/>
-                <w:color w:val="2E3A67"/>
-                <w:sz w:val="21"/>
-                <w:szCs w:val="21"/>
+                <w:rFonts w:ascii="Times New Roman" w:cs="Times New Roman" w:eastAsia="Times New Roman" w:hAnsi="Times New Roman"/>
+                <w:b w:val="false"/>
+                <w:bCs w:val="false"/>
+                <w:color w:val="000000"/>
+                <w:sz w:val="26"/>
+                <w:szCs w:val="26"/>
               </w:rPr>
               <w:t xml:space="preserve">Link AI đưa không mở được</w:t>
             </w:r>
@@ -4019,7 +4041,7 @@
         </w:tc>
         <w:tc>
           <w:tcPr>
-            <w:tcW w:type="dxa" w:w="6338"/>
+            <w:tcW w:type="dxa" w:w="6055"/>
             <w:tcBorders>
               <w:top w:val="none" w:color="FFFFFF" w:sz="0"/>
               <w:left w:val="none" w:color="FFFFFF" w:sz="0"/>
@@ -4037,12 +4059,12 @@
           <w:p>
             <w:r>
               <w:rPr>
-                <w:rFonts w:ascii="Arial" w:cs="Arial" w:eastAsia="Arial" w:hAnsi="Arial"/>
-                <w:b w:val="false"/>
-                <w:bCs w:val="false"/>
-                <w:color w:val="2E3A67"/>
-                <w:sz w:val="21"/>
-                <w:szCs w:val="21"/>
+                <w:rFonts w:ascii="Times New Roman" w:cs="Times New Roman" w:eastAsia="Times New Roman" w:hAnsi="Times New Roman"/>
+                <w:b w:val="false"/>
+                <w:bCs w:val="false"/>
+                <w:color w:val="000000"/>
+                <w:sz w:val="26"/>
+                <w:szCs w:val="26"/>
               </w:rPr>
               <w:t xml:space="preserve">AI có thể bịa link. Không tìm thấy trang gốc thì không dùng thông tin đó.</w:t>
             </w:r>
@@ -4073,12 +4095,12 @@
           <w:p>
             <w:r>
               <w:rPr>
-                <w:rFonts w:ascii="Arial" w:cs="Arial" w:eastAsia="Arial" w:hAnsi="Arial"/>
-                <w:b w:val="false"/>
-                <w:bCs w:val="false"/>
-                <w:color w:val="2E3A67"/>
-                <w:sz w:val="21"/>
-                <w:szCs w:val="21"/>
+                <w:rFonts w:ascii="Times New Roman" w:cs="Times New Roman" w:eastAsia="Times New Roman" w:hAnsi="Times New Roman"/>
+                <w:b w:val="false"/>
+                <w:bCs w:val="false"/>
+                <w:color w:val="000000"/>
+                <w:sz w:val="26"/>
+                <w:szCs w:val="26"/>
               </w:rPr>
               <w:t xml:space="preserve">Link trong Phụ lục 4 không mở được</w:t>
             </w:r>
@@ -4086,7 +4108,7 @@
         </w:tc>
         <w:tc>
           <w:tcPr>
-            <w:tcW w:type="dxa" w:w="6338"/>
+            <w:tcW w:type="dxa" w:w="6055"/>
             <w:tcBorders>
               <w:top w:val="none" w:color="FFFFFF" w:sz="0"/>
               <w:left w:val="none" w:color="FFFFFF" w:sz="0"/>
@@ -4104,12 +4126,12 @@
           <w:p>
             <w:r>
               <w:rPr>
-                <w:rFonts w:ascii="Arial" w:cs="Arial" w:eastAsia="Arial" w:hAnsi="Arial"/>
-                <w:b w:val="false"/>
-                <w:bCs w:val="false"/>
-                <w:color w:val="2E3A67"/>
-                <w:sz w:val="21"/>
-                <w:szCs w:val="21"/>
+                <w:rFonts w:ascii="Times New Roman" w:cs="Times New Roman" w:eastAsia="Times New Roman" w:hAnsi="Times New Roman"/>
+                <w:b w:val="false"/>
+                <w:bCs w:val="false"/>
+                <w:color w:val="000000"/>
+                <w:sz w:val="26"/>
+                <w:szCs w:val="26"/>
               </w:rPr>
               <w:t xml:space="preserve">Tài liệu có thể đã bị chủ sở hữu đổi quyền. Thầy cô dùng SGK của chính lớp mình thay thế.</w:t>
             </w:r>
@@ -4129,12 +4151,12 @@
       </w:pPr>
       <w:r>
         <w:rPr>
-          <w:rFonts w:ascii="Arial" w:cs="Arial" w:eastAsia="Arial" w:hAnsi="Arial"/>
+          <w:rFonts w:ascii="Times New Roman" w:cs="Times New Roman" w:eastAsia="Times New Roman" w:hAnsi="Times New Roman"/>
           <w:b/>
           <w:bCs/>
-          <w:color w:val="2E3A67"/>
-          <w:sz w:val="20"/>
-          <w:szCs w:val="20"/>
+          <w:color w:val="000000"/>
+          <w:sz w:val="26"/>
+          <w:szCs w:val="26"/>
         </w:rPr>
         <w:t xml:space="preserve">MỤC 6</w:t>
       </w:r>
@@ -4147,24 +4169,26 @@
       </w:pPr>
       <w:r>
         <w:rPr>
-          <w:rFonts w:ascii="Arial" w:cs="Arial" w:eastAsia="Arial" w:hAnsi="Arial"/>
+          <w:rFonts w:ascii="Times New Roman" w:cs="Times New Roman" w:eastAsia="Times New Roman" w:hAnsi="Times New Roman"/>
           <w:b/>
           <w:bCs/>
-          <w:color w:val="2E3A67"/>
-          <w:sz w:val="36"/>
-          <w:szCs w:val="36"/>
+          <w:color w:val="000000"/>
+          <w:sz w:val="28"/>
+          <w:szCs w:val="28"/>
         </w:rPr>
         <w:t xml:space="preserve">Nếu dùng để tập huấn cho đồng nghiệp</w:t>
       </w:r>
     </w:p>
     <w:p>
       <w:pPr>
-        <w:spacing w:after="140" w:line="320"/>
+        <w:spacing w:after="140" w:line="300"/>
+        <w:ind w:firstLine="567"/>
+        <w:jc w:val="both"/>
       </w:pPr>
       <w:r>
         <w:rPr>
-          <w:rFonts w:ascii="Arial" w:cs="Arial" w:eastAsia="Arial" w:hAnsi="Arial"/>
-          <w:color w:val="2E3A67"/>
+          <w:rFonts w:ascii="Times New Roman" w:cs="Times New Roman" w:eastAsia="Times New Roman" w:hAnsi="Times New Roman"/>
+          <w:color w:val="000000"/>
           <w:sz w:val="23"/>
           <w:szCs w:val="23"/>
         </w:rPr>
@@ -4172,10 +4196,10 @@
       </w:r>
       <w:r>
         <w:rPr>
-          <w:rFonts w:ascii="Arial" w:cs="Arial" w:eastAsia="Arial" w:hAnsi="Arial"/>
+          <w:rFonts w:ascii="Times New Roman" w:cs="Times New Roman" w:eastAsia="Times New Roman" w:hAnsi="Times New Roman"/>
           <w:b/>
           <w:bCs/>
-          <w:color w:val="2E3A67"/>
+          <w:color w:val="000000"/>
           <w:sz w:val="23"/>
           <w:szCs w:val="23"/>
         </w:rPr>
@@ -4183,8 +4207,8 @@
       </w:r>
       <w:r>
         <w:rPr>
-          <w:rFonts w:ascii="Arial" w:cs="Arial" w:eastAsia="Arial" w:hAnsi="Arial"/>
-          <w:color w:val="2E3A67"/>
+          <w:rFonts w:ascii="Times New Roman" w:cs="Times New Roman" w:eastAsia="Times New Roman" w:hAnsi="Times New Roman"/>
+          <w:color w:val="000000"/>
           <w:sz w:val="23"/>
           <w:szCs w:val="23"/>
         </w:rPr>
@@ -4192,10 +4216,10 @@
       </w:r>
       <w:r>
         <w:rPr>
-          <w:rFonts w:ascii="Arial" w:cs="Arial" w:eastAsia="Arial" w:hAnsi="Arial"/>
+          <w:rFonts w:ascii="Times New Roman" w:cs="Times New Roman" w:eastAsia="Times New Roman" w:hAnsi="Times New Roman"/>
           <w:b/>
           <w:bCs/>
-          <w:color w:val="2E3A67"/>
+          <w:color w:val="000000"/>
           <w:sz w:val="23"/>
           <w:szCs w:val="23"/>
         </w:rPr>
@@ -4203,8 +4227,8 @@
       </w:r>
       <w:r>
         <w:rPr>
-          <w:rFonts w:ascii="Arial" w:cs="Arial" w:eastAsia="Arial" w:hAnsi="Arial"/>
-          <w:color w:val="2E3A67"/>
+          <w:rFonts w:ascii="Times New Roman" w:cs="Times New Roman" w:eastAsia="Times New Roman" w:hAnsi="Times New Roman"/>
+          <w:color w:val="000000"/>
           <w:sz w:val="23"/>
           <w:szCs w:val="23"/>
         </w:rPr>
@@ -4213,7 +4237,7 @@
     </w:p>
     <w:tbl>
       <w:tblPr>
-        <w:tblW w:type="dxa" w:w="9638"/>
+        <w:tblW w:type="dxa" w:w="9355"/>
         <w:tblBorders>
           <w:top w:val="single" w:color="auto" w:sz="4"/>
           <w:left w:val="single" w:color="auto" w:sz="4"/>
@@ -4224,9 +4248,9 @@
         </w:tblBorders>
       </w:tblPr>
       <w:tblGrid>
-        <w:gridCol w:w="900"/>
-        <w:gridCol w:w="4300"/>
-        <w:gridCol w:w="4438"/>
+        <w:gridCol w:w="874"/>
+        <w:gridCol w:w="4174"/>
+        <w:gridCol w:w="4307"/>
       </w:tblGrid>
       <w:tr>
         <w:trPr>
@@ -4235,30 +4259,30 @@
         </w:trPr>
         <w:tc>
           <w:tcPr>
-            <w:tcW w:type="dxa" w:w="900"/>
-            <w:tcBorders>
-              <w:top w:val="none" w:color="FFFFFF" w:sz="0"/>
-              <w:left w:val="none" w:color="FFFFFF" w:sz="0"/>
-              <w:bottom w:val="single" w:color="D5DAE6" w:sz="4"/>
-              <w:right w:val="none" w:color="FFFFFF" w:sz="0"/>
-            </w:tcBorders>
-            <w:shd w:fill="2E3A67" w:color="auto" w:val="clear"/>
-            <w:tcMar>
-              <w:top w:type="dxa" w:w="100"/>
-              <w:left w:type="dxa" w:w="160"/>
-              <w:bottom w:type="dxa" w:w="100"/>
-              <w:right w:type="dxa" w:w="160"/>
-            </w:tcMar>
-          </w:tcPr>
-          <w:p>
-            <w:r>
-              <w:rPr>
-                <w:rFonts w:ascii="Arial" w:cs="Arial" w:eastAsia="Arial" w:hAnsi="Arial"/>
+            <w:tcW w:type="dxa" w:w="874"/>
+            <w:tcBorders>
+              <w:top w:val="none" w:color="FFFFFF" w:sz="0"/>
+              <w:left w:val="none" w:color="FFFFFF" w:sz="0"/>
+              <w:bottom w:val="single" w:color="D5DAE6" w:sz="4"/>
+              <w:right w:val="none" w:color="FFFFFF" w:sz="0"/>
+            </w:tcBorders>
+            <w:shd w:fill="CFE8E0" w:color="auto" w:val="clear"/>
+            <w:tcMar>
+              <w:top w:type="dxa" w:w="100"/>
+              <w:left w:type="dxa" w:w="160"/>
+              <w:bottom w:type="dxa" w:w="100"/>
+              <w:right w:type="dxa" w:w="160"/>
+            </w:tcMar>
+          </w:tcPr>
+          <w:p>
+            <w:r>
+              <w:rPr>
+                <w:rFonts w:ascii="Times New Roman" w:cs="Times New Roman" w:eastAsia="Times New Roman" w:hAnsi="Times New Roman"/>
                 <w:b/>
                 <w:bCs/>
-                <w:color w:val="FFFFFF"/>
-                <w:sz w:val="21"/>
-                <w:szCs w:val="21"/>
+                <w:color w:val="000000"/>
+                <w:sz w:val="26"/>
+                <w:szCs w:val="26"/>
               </w:rPr>
               <w:t xml:space="preserve">Buổi</w:t>
             </w:r>
@@ -4266,30 +4290,30 @@
         </w:tc>
         <w:tc>
           <w:tcPr>
-            <w:tcW w:type="dxa" w:w="4300"/>
-            <w:tcBorders>
-              <w:top w:val="none" w:color="FFFFFF" w:sz="0"/>
-              <w:left w:val="none" w:color="FFFFFF" w:sz="0"/>
-              <w:bottom w:val="single" w:color="D5DAE6" w:sz="4"/>
-              <w:right w:val="none" w:color="FFFFFF" w:sz="0"/>
-            </w:tcBorders>
-            <w:shd w:fill="2E3A67" w:color="auto" w:val="clear"/>
-            <w:tcMar>
-              <w:top w:type="dxa" w:w="100"/>
-              <w:left w:type="dxa" w:w="160"/>
-              <w:bottom w:type="dxa" w:w="100"/>
-              <w:right w:type="dxa" w:w="160"/>
-            </w:tcMar>
-          </w:tcPr>
-          <w:p>
-            <w:r>
-              <w:rPr>
-                <w:rFonts w:ascii="Arial" w:cs="Arial" w:eastAsia="Arial" w:hAnsi="Arial"/>
+            <w:tcW w:type="dxa" w:w="4174"/>
+            <w:tcBorders>
+              <w:top w:val="none" w:color="FFFFFF" w:sz="0"/>
+              <w:left w:val="none" w:color="FFFFFF" w:sz="0"/>
+              <w:bottom w:val="single" w:color="D5DAE6" w:sz="4"/>
+              <w:right w:val="none" w:color="FFFFFF" w:sz="0"/>
+            </w:tcBorders>
+            <w:shd w:fill="CFE8E0" w:color="auto" w:val="clear"/>
+            <w:tcMar>
+              <w:top w:type="dxa" w:w="100"/>
+              <w:left w:type="dxa" w:w="160"/>
+              <w:bottom w:type="dxa" w:w="100"/>
+              <w:right w:type="dxa" w:w="160"/>
+            </w:tcMar>
+          </w:tcPr>
+          <w:p>
+            <w:r>
+              <w:rPr>
+                <w:rFonts w:ascii="Times New Roman" w:cs="Times New Roman" w:eastAsia="Times New Roman" w:hAnsi="Times New Roman"/>
                 <w:b/>
                 <w:bCs/>
-                <w:color w:val="FFFFFF"/>
-                <w:sz w:val="21"/>
-                <w:szCs w:val="21"/>
+                <w:color w:val="000000"/>
+                <w:sz w:val="26"/>
+                <w:szCs w:val="26"/>
               </w:rPr>
               <w:t xml:space="preserve">Slide (tệp 04) và bài (tệp 01)</w:t>
             </w:r>
@@ -4297,30 +4321,30 @@
         </w:tc>
         <w:tc>
           <w:tcPr>
-            <w:tcW w:type="dxa" w:w="4438"/>
-            <w:tcBorders>
-              <w:top w:val="none" w:color="FFFFFF" w:sz="0"/>
-              <w:left w:val="none" w:color="FFFFFF" w:sz="0"/>
-              <w:bottom w:val="single" w:color="D5DAE6" w:sz="4"/>
-              <w:right w:val="none" w:color="FFFFFF" w:sz="0"/>
-            </w:tcBorders>
-            <w:shd w:fill="2E3A67" w:color="auto" w:val="clear"/>
-            <w:tcMar>
-              <w:top w:type="dxa" w:w="100"/>
-              <w:left w:type="dxa" w:w="160"/>
-              <w:bottom w:type="dxa" w:w="100"/>
-              <w:right w:type="dxa" w:w="160"/>
-            </w:tcMar>
-          </w:tcPr>
-          <w:p>
-            <w:r>
-              <w:rPr>
-                <w:rFonts w:ascii="Arial" w:cs="Arial" w:eastAsia="Arial" w:hAnsi="Arial"/>
+            <w:tcW w:type="dxa" w:w="4307"/>
+            <w:tcBorders>
+              <w:top w:val="none" w:color="FFFFFF" w:sz="0"/>
+              <w:left w:val="none" w:color="FFFFFF" w:sz="0"/>
+              <w:bottom w:val="single" w:color="D5DAE6" w:sz="4"/>
+              <w:right w:val="none" w:color="FFFFFF" w:sz="0"/>
+            </w:tcBorders>
+            <w:shd w:fill="CFE8E0" w:color="auto" w:val="clear"/>
+            <w:tcMar>
+              <w:top w:type="dxa" w:w="100"/>
+              <w:left w:type="dxa" w:w="160"/>
+              <w:bottom w:type="dxa" w:w="100"/>
+              <w:right w:type="dxa" w:w="160"/>
+            </w:tcMar>
+          </w:tcPr>
+          <w:p>
+            <w:r>
+              <w:rPr>
+                <w:rFonts w:ascii="Times New Roman" w:cs="Times New Roman" w:eastAsia="Times New Roman" w:hAnsi="Times New Roman"/>
                 <w:b/>
                 <w:bCs/>
-                <w:color w:val="FFFFFF"/>
-                <w:sz w:val="21"/>
-                <w:szCs w:val="21"/>
+                <w:color w:val="000000"/>
+                <w:sz w:val="26"/>
+                <w:szCs w:val="26"/>
               </w:rPr>
               <w:t xml:space="preserve">Hoạt động thực hành</w:t>
             </w:r>
@@ -4333,7 +4357,7 @@
         </w:trPr>
         <w:tc>
           <w:tcPr>
-            <w:tcW w:type="dxa" w:w="900"/>
+            <w:tcW w:type="dxa" w:w="874"/>
             <w:tcBorders>
               <w:top w:val="none" w:color="FFFFFF" w:sz="0"/>
               <w:left w:val="none" w:color="FFFFFF" w:sz="0"/>
@@ -4351,12 +4375,12 @@
           <w:p>
             <w:r>
               <w:rPr>
-                <w:rFonts w:ascii="Arial" w:cs="Arial" w:eastAsia="Arial" w:hAnsi="Arial"/>
-                <w:b w:val="false"/>
-                <w:bCs w:val="false"/>
-                <w:color w:val="2E3A67"/>
-                <w:sz w:val="21"/>
-                <w:szCs w:val="21"/>
+                <w:rFonts w:ascii="Times New Roman" w:cs="Times New Roman" w:eastAsia="Times New Roman" w:hAnsi="Times New Roman"/>
+                <w:b w:val="false"/>
+                <w:bCs w:val="false"/>
+                <w:color w:val="000000"/>
+                <w:sz w:val="26"/>
+                <w:szCs w:val="26"/>
               </w:rPr>
               <w:t xml:space="preserve">1</w:t>
             </w:r>
@@ -4364,7 +4388,7 @@
         </w:tc>
         <w:tc>
           <w:tcPr>
-            <w:tcW w:type="dxa" w:w="4300"/>
+            <w:tcW w:type="dxa" w:w="4174"/>
             <w:tcBorders>
               <w:top w:val="none" w:color="FFFFFF" w:sz="0"/>
               <w:left w:val="none" w:color="FFFFFF" w:sz="0"/>
@@ -4382,20 +4406,20 @@
           <w:p>
             <w:r>
               <w:rPr>
-                <w:rFonts w:ascii="Arial" w:cs="Arial" w:eastAsia="Arial" w:hAnsi="Arial"/>
-                <w:b w:val="false"/>
-                <w:bCs w:val="false"/>
-                <w:color w:val="2E3A67"/>
-                <w:sz w:val="21"/>
-                <w:szCs w:val="21"/>
-              </w:rPr>
-              <w:t xml:space="preserve">Slide 1 đến 10 · Bài 1 (trang 10) đến Bài 10 (trang 25)</w:t>
-            </w:r>
-          </w:p>
-        </w:tc>
-        <w:tc>
-          <w:tcPr>
-            <w:tcW w:type="dxa" w:w="4438"/>
+                <w:rFonts w:ascii="Times New Roman" w:cs="Times New Roman" w:eastAsia="Times New Roman" w:hAnsi="Times New Roman"/>
+                <w:b w:val="false"/>
+                <w:bCs w:val="false"/>
+                <w:color w:val="000000"/>
+                <w:sz w:val="26"/>
+                <w:szCs w:val="26"/>
+              </w:rPr>
+              <w:t xml:space="preserve">Slide 1 đến 10 · Bài 1 (trang 11) đến Bài 10 (trang 27)</w:t>
+            </w:r>
+          </w:p>
+        </w:tc>
+        <w:tc>
+          <w:tcPr>
+            <w:tcW w:type="dxa" w:w="4307"/>
             <w:tcBorders>
               <w:top w:val="none" w:color="FFFFFF" w:sz="0"/>
               <w:left w:val="none" w:color="FFFFFF" w:sz="0"/>
@@ -4413,12 +4437,12 @@
           <w:p>
             <w:r>
               <w:rPr>
-                <w:rFonts w:ascii="Arial" w:cs="Arial" w:eastAsia="Arial" w:hAnsi="Arial"/>
-                <w:b w:val="false"/>
-                <w:bCs w:val="false"/>
-                <w:color w:val="2E3A67"/>
-                <w:sz w:val="21"/>
-                <w:szCs w:val="21"/>
+                <w:rFonts w:ascii="Times New Roman" w:cs="Times New Roman" w:eastAsia="Times New Roman" w:hAnsi="Times New Roman"/>
+                <w:b w:val="false"/>
+                <w:bCs w:val="false"/>
+                <w:color w:val="000000"/>
+                <w:sz w:val="26"/>
+                <w:szCs w:val="26"/>
               </w:rPr>
               <w:t xml:space="preserve">Mỗi người chạy 4 cách hỏi trên cùng một bài dạy của mình.</w:t>
             </w:r>
@@ -4431,7 +4455,7 @@
         </w:trPr>
         <w:tc>
           <w:tcPr>
-            <w:tcW w:type="dxa" w:w="900"/>
+            <w:tcW w:type="dxa" w:w="874"/>
             <w:tcBorders>
               <w:top w:val="none" w:color="FFFFFF" w:sz="0"/>
               <w:left w:val="none" w:color="FFFFFF" w:sz="0"/>
@@ -4449,12 +4473,12 @@
           <w:p>
             <w:r>
               <w:rPr>
-                <w:rFonts w:ascii="Arial" w:cs="Arial" w:eastAsia="Arial" w:hAnsi="Arial"/>
-                <w:b w:val="false"/>
-                <w:bCs w:val="false"/>
-                <w:color w:val="2E3A67"/>
-                <w:sz w:val="21"/>
-                <w:szCs w:val="21"/>
+                <w:rFonts w:ascii="Times New Roman" w:cs="Times New Roman" w:eastAsia="Times New Roman" w:hAnsi="Times New Roman"/>
+                <w:b w:val="false"/>
+                <w:bCs w:val="false"/>
+                <w:color w:val="000000"/>
+                <w:sz w:val="26"/>
+                <w:szCs w:val="26"/>
               </w:rPr>
               <w:t xml:space="preserve">2</w:t>
             </w:r>
@@ -4462,7 +4486,7 @@
         </w:tc>
         <w:tc>
           <w:tcPr>
-            <w:tcW w:type="dxa" w:w="4300"/>
+            <w:tcW w:type="dxa" w:w="4174"/>
             <w:tcBorders>
               <w:top w:val="none" w:color="FFFFFF" w:sz="0"/>
               <w:left w:val="none" w:color="FFFFFF" w:sz="0"/>
@@ -4480,20 +4504,20 @@
           <w:p>
             <w:r>
               <w:rPr>
-                <w:rFonts w:ascii="Arial" w:cs="Arial" w:eastAsia="Arial" w:hAnsi="Arial"/>
-                <w:b w:val="false"/>
-                <w:bCs w:val="false"/>
-                <w:color w:val="2E3A67"/>
-                <w:sz w:val="21"/>
-                <w:szCs w:val="21"/>
-              </w:rPr>
-              <w:t xml:space="preserve">Slide 11 đến 14 · Bài 11 (trang 28) đến Bài 19 (trang 39)</w:t>
-            </w:r>
-          </w:p>
-        </w:tc>
-        <w:tc>
-          <w:tcPr>
-            <w:tcW w:type="dxa" w:w="4438"/>
+                <w:rFonts w:ascii="Times New Roman" w:cs="Times New Roman" w:eastAsia="Times New Roman" w:hAnsi="Times New Roman"/>
+                <w:b w:val="false"/>
+                <w:bCs w:val="false"/>
+                <w:color w:val="000000"/>
+                <w:sz w:val="26"/>
+                <w:szCs w:val="26"/>
+              </w:rPr>
+              <w:t xml:space="preserve">Slide 11 đến 14 · Bài 11 (trang 30) đến Bài 19 (trang 41)</w:t>
+            </w:r>
+          </w:p>
+        </w:tc>
+        <w:tc>
+          <w:tcPr>
+            <w:tcW w:type="dxa" w:w="4307"/>
             <w:tcBorders>
               <w:top w:val="none" w:color="FFFFFF" w:sz="0"/>
               <w:left w:val="none" w:color="FFFFFF" w:sz="0"/>
@@ -4511,12 +4535,12 @@
           <w:p>
             <w:r>
               <w:rPr>
-                <w:rFonts w:ascii="Arial" w:cs="Arial" w:eastAsia="Arial" w:hAnsi="Arial"/>
-                <w:b w:val="false"/>
-                <w:bCs w:val="false"/>
-                <w:color w:val="2E3A67"/>
-                <w:sz w:val="21"/>
-                <w:szCs w:val="21"/>
+                <w:rFonts w:ascii="Times New Roman" w:cs="Times New Roman" w:eastAsia="Times New Roman" w:hAnsi="Times New Roman"/>
+                <w:b w:val="false"/>
+                <w:bCs w:val="false"/>
+                <w:color w:val="000000"/>
+                <w:sz w:val="26"/>
+                <w:szCs w:val="26"/>
               </w:rPr>
               <w:t xml:space="preserve">Theo tổ: làm 1 đề 10 câu và 1 bảng tiêu chí. Đổi đề cho nhau kiểm tra.</w:t>
             </w:r>
@@ -4529,7 +4553,7 @@
         </w:trPr>
         <w:tc>
           <w:tcPr>
-            <w:tcW w:type="dxa" w:w="900"/>
+            <w:tcW w:type="dxa" w:w="874"/>
             <w:tcBorders>
               <w:top w:val="none" w:color="FFFFFF" w:sz="0"/>
               <w:left w:val="none" w:color="FFFFFF" w:sz="0"/>
@@ -4547,12 +4571,12 @@
           <w:p>
             <w:r>
               <w:rPr>
-                <w:rFonts w:ascii="Arial" w:cs="Arial" w:eastAsia="Arial" w:hAnsi="Arial"/>
-                <w:b w:val="false"/>
-                <w:bCs w:val="false"/>
-                <w:color w:val="2E3A67"/>
-                <w:sz w:val="21"/>
-                <w:szCs w:val="21"/>
+                <w:rFonts w:ascii="Times New Roman" w:cs="Times New Roman" w:eastAsia="Times New Roman" w:hAnsi="Times New Roman"/>
+                <w:b w:val="false"/>
+                <w:bCs w:val="false"/>
+                <w:color w:val="000000"/>
+                <w:sz w:val="26"/>
+                <w:szCs w:val="26"/>
               </w:rPr>
               <w:t xml:space="preserve">3</w:t>
             </w:r>
@@ -4560,7 +4584,7 @@
         </w:tc>
         <w:tc>
           <w:tcPr>
-            <w:tcW w:type="dxa" w:w="4300"/>
+            <w:tcW w:type="dxa" w:w="4174"/>
             <w:tcBorders>
               <w:top w:val="none" w:color="FFFFFF" w:sz="0"/>
               <w:left w:val="none" w:color="FFFFFF" w:sz="0"/>
@@ -4578,20 +4602,20 @@
           <w:p>
             <w:r>
               <w:rPr>
-                <w:rFonts w:ascii="Arial" w:cs="Arial" w:eastAsia="Arial" w:hAnsi="Arial"/>
-                <w:b w:val="false"/>
-                <w:bCs w:val="false"/>
-                <w:color w:val="2E3A67"/>
-                <w:sz w:val="21"/>
-                <w:szCs w:val="21"/>
-              </w:rPr>
-              <w:t xml:space="preserve">Slide 15 đến 17 · Bài 20 (trang 41) đến Bài 27 (trang 53)</w:t>
-            </w:r>
-          </w:p>
-        </w:tc>
-        <w:tc>
-          <w:tcPr>
-            <w:tcW w:type="dxa" w:w="4438"/>
+                <w:rFonts w:ascii="Times New Roman" w:cs="Times New Roman" w:eastAsia="Times New Roman" w:hAnsi="Times New Roman"/>
+                <w:b w:val="false"/>
+                <w:bCs w:val="false"/>
+                <w:color w:val="000000"/>
+                <w:sz w:val="26"/>
+                <w:szCs w:val="26"/>
+              </w:rPr>
+              <w:t xml:space="preserve">Slide 15 đến 17 · Bài 20 (trang 43) đến Bài 27 (trang 55)</w:t>
+            </w:r>
+          </w:p>
+        </w:tc>
+        <w:tc>
+          <w:tcPr>
+            <w:tcW w:type="dxa" w:w="4307"/>
             <w:tcBorders>
               <w:top w:val="none" w:color="FFFFFF" w:sz="0"/>
               <w:left w:val="none" w:color="FFFFFF" w:sz="0"/>
@@ -4609,12 +4633,12 @@
           <w:p>
             <w:r>
               <w:rPr>
-                <w:rFonts w:ascii="Arial" w:cs="Arial" w:eastAsia="Arial" w:hAnsi="Arial"/>
-                <w:b w:val="false"/>
-                <w:bCs w:val="false"/>
-                <w:color w:val="2E3A67"/>
-                <w:sz w:val="21"/>
-                <w:szCs w:val="21"/>
+                <w:rFonts w:ascii="Times New Roman" w:cs="Times New Roman" w:eastAsia="Times New Roman" w:hAnsi="Times New Roman"/>
+                <w:b w:val="false"/>
+                <w:bCs w:val="false"/>
+                <w:color w:val="000000"/>
+                <w:sz w:val="26"/>
+                <w:szCs w:val="26"/>
               </w:rPr>
               <w:t xml:space="preserve">Mỗi nhóm làm 1 bộ học liệu: ảnh, trò chơi, bài hát hoặc giọng đọc.</w:t>
             </w:r>
@@ -4627,7 +4651,7 @@
         </w:trPr>
         <w:tc>
           <w:tcPr>
-            <w:tcW w:type="dxa" w:w="900"/>
+            <w:tcW w:type="dxa" w:w="874"/>
             <w:tcBorders>
               <w:top w:val="none" w:color="FFFFFF" w:sz="0"/>
               <w:left w:val="none" w:color="FFFFFF" w:sz="0"/>
@@ -4645,12 +4669,12 @@
           <w:p>
             <w:r>
               <w:rPr>
-                <w:rFonts w:ascii="Arial" w:cs="Arial" w:eastAsia="Arial" w:hAnsi="Arial"/>
-                <w:b w:val="false"/>
-                <w:bCs w:val="false"/>
-                <w:color w:val="2E3A67"/>
-                <w:sz w:val="21"/>
-                <w:szCs w:val="21"/>
+                <w:rFonts w:ascii="Times New Roman" w:cs="Times New Roman" w:eastAsia="Times New Roman" w:hAnsi="Times New Roman"/>
+                <w:b w:val="false"/>
+                <w:bCs w:val="false"/>
+                <w:color w:val="000000"/>
+                <w:sz w:val="26"/>
+                <w:szCs w:val="26"/>
               </w:rPr>
               <w:t xml:space="preserve">4</w:t>
             </w:r>
@@ -4658,7 +4682,7 @@
         </w:tc>
         <w:tc>
           <w:tcPr>
-            <w:tcW w:type="dxa" w:w="4300"/>
+            <w:tcW w:type="dxa" w:w="4174"/>
             <w:tcBorders>
               <w:top w:val="none" w:color="FFFFFF" w:sz="0"/>
               <w:left w:val="none" w:color="FFFFFF" w:sz="0"/>
@@ -4676,20 +4700,20 @@
           <w:p>
             <w:r>
               <w:rPr>
-                <w:rFonts w:ascii="Arial" w:cs="Arial" w:eastAsia="Arial" w:hAnsi="Arial"/>
-                <w:b w:val="false"/>
-                <w:bCs w:val="false"/>
-                <w:color w:val="2E3A67"/>
-                <w:sz w:val="21"/>
-                <w:szCs w:val="21"/>
-              </w:rPr>
-              <w:t xml:space="preserve">Slide 18 đến 24 · Bài 28 (trang 56) đến Bài 36 (trang 70)</w:t>
-            </w:r>
-          </w:p>
-        </w:tc>
-        <w:tc>
-          <w:tcPr>
-            <w:tcW w:type="dxa" w:w="4438"/>
+                <w:rFonts w:ascii="Times New Roman" w:cs="Times New Roman" w:eastAsia="Times New Roman" w:hAnsi="Times New Roman"/>
+                <w:b w:val="false"/>
+                <w:bCs w:val="false"/>
+                <w:color w:val="000000"/>
+                <w:sz w:val="26"/>
+                <w:szCs w:val="26"/>
+              </w:rPr>
+              <w:t xml:space="preserve">Slide 18 đến 24 · Bài 28 (trang 58) đến Bài 36 (trang 72)</w:t>
+            </w:r>
+          </w:p>
+        </w:tc>
+        <w:tc>
+          <w:tcPr>
+            <w:tcW w:type="dxa" w:w="4307"/>
             <w:tcBorders>
               <w:top w:val="none" w:color="FFFFFF" w:sz="0"/>
               <w:left w:val="none" w:color="FFFFFF" w:sz="0"/>
@@ -4707,12 +4731,12 @@
           <w:p>
             <w:r>
               <w:rPr>
-                <w:rFonts w:ascii="Arial" w:cs="Arial" w:eastAsia="Arial" w:hAnsi="Arial"/>
-                <w:b w:val="false"/>
-                <w:bCs w:val="false"/>
-                <w:color w:val="2E3A67"/>
-                <w:sz w:val="21"/>
-                <w:szCs w:val="21"/>
+                <w:rFonts w:ascii="Times New Roman" w:cs="Times New Roman" w:eastAsia="Times New Roman" w:hAnsi="Times New Roman"/>
+                <w:b w:val="false"/>
+                <w:bCs w:val="false"/>
+                <w:color w:val="000000"/>
+                <w:sz w:val="26"/>
+                <w:szCs w:val="26"/>
               </w:rPr>
               <w:t xml:space="preserve">Mỗi người tạo 1 chatbot, nhờ đồng nghiệp đóng vai học sinh thử.</w:t>
             </w:r>
@@ -4732,12 +4756,12 @@
       </w:pPr>
       <w:r>
         <w:rPr>
-          <w:rFonts w:ascii="Arial" w:cs="Arial" w:eastAsia="Arial" w:hAnsi="Arial"/>
+          <w:rFonts w:ascii="Times New Roman" w:cs="Times New Roman" w:eastAsia="Times New Roman" w:hAnsi="Times New Roman"/>
           <w:b/>
           <w:bCs/>
-          <w:color w:val="2E3A67"/>
-          <w:sz w:val="20"/>
-          <w:szCs w:val="20"/>
+          <w:color w:val="000000"/>
+          <w:sz w:val="26"/>
+          <w:szCs w:val="26"/>
         </w:rPr>
         <w:t xml:space="preserve">MỤC 7</w:t>
       </w:r>
@@ -4750,12 +4774,12 @@
       </w:pPr>
       <w:r>
         <w:rPr>
-          <w:rFonts w:ascii="Arial" w:cs="Arial" w:eastAsia="Arial" w:hAnsi="Arial"/>
+          <w:rFonts w:ascii="Times New Roman" w:cs="Times New Roman" w:eastAsia="Times New Roman" w:hAnsi="Times New Roman"/>
           <w:b/>
           <w:bCs/>
-          <w:color w:val="2E3A67"/>
-          <w:sz w:val="36"/>
-          <w:szCs w:val="36"/>
+          <w:color w:val="000000"/>
+          <w:sz w:val="28"/>
+          <w:szCs w:val="28"/>
         </w:rPr>
         <w:t xml:space="preserve">Về bộ tài liệu này</w:t>
       </w:r>
@@ -4767,12 +4791,13 @@
           <w:ilvl w:val="0"/>
           <w:numId w:val="2"/>
         </w:numPr>
-        <w:spacing w:after="90" w:line="310"/>
+        <w:spacing w:after="120" w:line="300"/>
+        <w:jc w:val="both"/>
       </w:pPr>
       <w:r>
         <w:rPr>
-          <w:rFonts w:ascii="Arial" w:cs="Arial" w:eastAsia="Arial" w:hAnsi="Arial"/>
-          <w:color w:val="2E3A67"/>
+          <w:rFonts w:ascii="Times New Roman" w:cs="Times New Roman" w:eastAsia="Times New Roman" w:hAnsi="Times New Roman"/>
+          <w:color w:val="000000"/>
           <w:sz w:val="23"/>
           <w:szCs w:val="23"/>
         </w:rPr>
@@ -4780,10 +4805,10 @@
       </w:r>
       <w:r>
         <w:rPr>
-          <w:rFonts w:ascii="Arial" w:cs="Arial" w:eastAsia="Arial" w:hAnsi="Arial"/>
+          <w:rFonts w:ascii="Times New Roman" w:cs="Times New Roman" w:eastAsia="Times New Roman" w:hAnsi="Times New Roman"/>
           <w:b/>
           <w:bCs/>
-          <w:color w:val="2E3A67"/>
+          <w:color w:val="000000"/>
           <w:sz w:val="23"/>
           <w:szCs w:val="23"/>
         </w:rPr>
@@ -4791,8 +4816,8 @@
       </w:r>
       <w:r>
         <w:rPr>
-          <w:rFonts w:ascii="Arial" w:cs="Arial" w:eastAsia="Arial" w:hAnsi="Arial"/>
-          <w:color w:val="2E3A67"/>
+          <w:rFonts w:ascii="Times New Roman" w:cs="Times New Roman" w:eastAsia="Times New Roman" w:hAnsi="Times New Roman"/>
+          <w:color w:val="000000"/>
           <w:sz w:val="23"/>
           <w:szCs w:val="23"/>
         </w:rPr>
@@ -4806,12 +4831,13 @@
           <w:ilvl w:val="0"/>
           <w:numId w:val="2"/>
         </w:numPr>
-        <w:spacing w:after="90" w:line="310"/>
+        <w:spacing w:after="120" w:line="300"/>
+        <w:jc w:val="both"/>
       </w:pPr>
       <w:r>
         <w:rPr>
-          <w:rFonts w:ascii="Arial" w:cs="Arial" w:eastAsia="Arial" w:hAnsi="Arial"/>
-          <w:color w:val="2E3A67"/>
+          <w:rFonts w:ascii="Times New Roman" w:cs="Times New Roman" w:eastAsia="Times New Roman" w:hAnsi="Times New Roman"/>
+          <w:color w:val="000000"/>
           <w:sz w:val="23"/>
           <w:szCs w:val="23"/>
         </w:rPr>
@@ -4819,10 +4845,10 @@
       </w:r>
       <w:r>
         <w:rPr>
-          <w:rFonts w:ascii="Arial" w:cs="Arial" w:eastAsia="Arial" w:hAnsi="Arial"/>
+          <w:rFonts w:ascii="Times New Roman" w:cs="Times New Roman" w:eastAsia="Times New Roman" w:hAnsi="Times New Roman"/>
           <w:b/>
           <w:bCs/>
-          <w:color w:val="2E3A67"/>
+          <w:color w:val="000000"/>
           <w:sz w:val="23"/>
           <w:szCs w:val="23"/>
         </w:rPr>
@@ -4830,8 +4856,8 @@
       </w:r>
       <w:r>
         <w:rPr>
-          <w:rFonts w:ascii="Arial" w:cs="Arial" w:eastAsia="Arial" w:hAnsi="Arial"/>
-          <w:color w:val="2E3A67"/>
+          <w:rFonts w:ascii="Times New Roman" w:cs="Times New Roman" w:eastAsia="Times New Roman" w:hAnsi="Times New Roman"/>
+          <w:color w:val="000000"/>
           <w:sz w:val="23"/>
           <w:szCs w:val="23"/>
         </w:rPr>
@@ -4839,10 +4865,10 @@
       </w:r>
       <w:r>
         <w:rPr>
-          <w:rFonts w:ascii="Arial" w:cs="Arial" w:eastAsia="Arial" w:hAnsi="Arial"/>
+          <w:rFonts w:ascii="Times New Roman" w:cs="Times New Roman" w:eastAsia="Times New Roman" w:hAnsi="Times New Roman"/>
           <w:b/>
           <w:bCs/>
-          <w:color w:val="2E3A67"/>
+          <w:color w:val="000000"/>
           <w:sz w:val="23"/>
           <w:szCs w:val="23"/>
         </w:rPr>
@@ -4850,8 +4876,8 @@
       </w:r>
       <w:r>
         <w:rPr>
-          <w:rFonts w:ascii="Arial" w:cs="Arial" w:eastAsia="Arial" w:hAnsi="Arial"/>
-          <w:color w:val="2E3A67"/>
+          <w:rFonts w:ascii="Times New Roman" w:cs="Times New Roman" w:eastAsia="Times New Roman" w:hAnsi="Times New Roman"/>
+          <w:color w:val="000000"/>
           <w:sz w:val="23"/>
           <w:szCs w:val="23"/>
         </w:rPr>
@@ -4865,12 +4891,13 @@
           <w:ilvl w:val="0"/>
           <w:numId w:val="2"/>
         </w:numPr>
-        <w:spacing w:after="90" w:line="310"/>
+        <w:spacing w:after="120" w:line="300"/>
+        <w:jc w:val="both"/>
       </w:pPr>
       <w:r>
         <w:rPr>
-          <w:rFonts w:ascii="Arial" w:cs="Arial" w:eastAsia="Arial" w:hAnsi="Arial"/>
-          <w:color w:val="2E3A67"/>
+          <w:rFonts w:ascii="Times New Roman" w:cs="Times New Roman" w:eastAsia="Times New Roman" w:hAnsi="Times New Roman"/>
+          <w:color w:val="000000"/>
           <w:sz w:val="23"/>
           <w:szCs w:val="23"/>
         </w:rPr>
@@ -4878,10 +4905,10 @@
       </w:r>
       <w:r>
         <w:rPr>
-          <w:rFonts w:ascii="Arial" w:cs="Arial" w:eastAsia="Arial" w:hAnsi="Arial"/>
+          <w:rFonts w:ascii="Times New Roman" w:cs="Times New Roman" w:eastAsia="Times New Roman" w:hAnsi="Times New Roman"/>
           <w:b/>
           <w:bCs/>
-          <w:color w:val="2E3A67"/>
+          <w:color w:val="000000"/>
           <w:sz w:val="23"/>
           <w:szCs w:val="23"/>
         </w:rPr>
@@ -4889,8 +4916,8 @@
       </w:r>
       <w:r>
         <w:rPr>
-          <w:rFonts w:ascii="Arial" w:cs="Arial" w:eastAsia="Arial" w:hAnsi="Arial"/>
-          <w:color w:val="2E3A67"/>
+          <w:rFonts w:ascii="Times New Roman" w:cs="Times New Roman" w:eastAsia="Times New Roman" w:hAnsi="Times New Roman"/>
+          <w:color w:val="000000"/>
           <w:sz w:val="23"/>
           <w:szCs w:val="23"/>
         </w:rPr>
@@ -4904,12 +4931,13 @@
           <w:ilvl w:val="0"/>
           <w:numId w:val="2"/>
         </w:numPr>
-        <w:spacing w:after="90" w:line="310"/>
+        <w:spacing w:after="120" w:line="300"/>
+        <w:jc w:val="both"/>
       </w:pPr>
       <w:r>
         <w:rPr>
-          <w:rFonts w:ascii="Arial" w:cs="Arial" w:eastAsia="Arial" w:hAnsi="Arial"/>
-          <w:color w:val="2E3A67"/>
+          <w:rFonts w:ascii="Times New Roman" w:cs="Times New Roman" w:eastAsia="Times New Roman" w:hAnsi="Times New Roman"/>
+          <w:color w:val="000000"/>
           <w:sz w:val="23"/>
           <w:szCs w:val="23"/>
         </w:rPr>
@@ -4917,10 +4945,10 @@
       </w:r>
       <w:r>
         <w:rPr>
-          <w:rFonts w:ascii="Arial" w:cs="Arial" w:eastAsia="Arial" w:hAnsi="Arial"/>
+          <w:rFonts w:ascii="Times New Roman" w:cs="Times New Roman" w:eastAsia="Times New Roman" w:hAnsi="Times New Roman"/>
           <w:b/>
           <w:bCs/>
-          <w:color w:val="2E3A67"/>
+          <w:color w:val="000000"/>
           <w:sz w:val="23"/>
           <w:szCs w:val="23"/>
         </w:rPr>
@@ -4928,8 +4956,8 @@
       </w:r>
       <w:r>
         <w:rPr>
-          <w:rFonts w:ascii="Arial" w:cs="Arial" w:eastAsia="Arial" w:hAnsi="Arial"/>
-          <w:color w:val="2E3A67"/>
+          <w:rFonts w:ascii="Times New Roman" w:cs="Times New Roman" w:eastAsia="Times New Roman" w:hAnsi="Times New Roman"/>
+          <w:color w:val="000000"/>
           <w:sz w:val="23"/>
           <w:szCs w:val="23"/>
         </w:rPr>
@@ -4942,23 +4970,19 @@
       </w:pPr>
     </w:p>
     <w:p>
-      <w:r>
-        <w:br w:type="page"/>
-      </w:r>
-    </w:p>
-    <w:p>
       <w:pPr>
         <w:keepNext/>
-        <w:spacing w:after="60"/>
+        <w:pageBreakBefore/>
+        <w:spacing w:after="120"/>
       </w:pPr>
       <w:r>
         <w:rPr>
-          <w:rFonts w:ascii="Arial" w:cs="Arial" w:eastAsia="Arial" w:hAnsi="Arial"/>
+          <w:rFonts w:ascii="Times New Roman" w:cs="Times New Roman" w:eastAsia="Times New Roman" w:hAnsi="Times New Roman"/>
           <w:b/>
           <w:bCs/>
-          <w:color w:val="2E3A67"/>
-          <w:sz w:val="20"/>
-          <w:szCs w:val="20"/>
+          <w:color w:val="000000"/>
+          <w:sz w:val="26"/>
+          <w:szCs w:val="26"/>
         </w:rPr>
         <w:t xml:space="preserve">CĂN CỨ BIÊN SOẠN</w:t>
       </w:r>
@@ -4971,24 +4995,26 @@
       </w:pPr>
       <w:r>
         <w:rPr>
-          <w:rFonts w:ascii="Arial" w:cs="Arial" w:eastAsia="Arial" w:hAnsi="Arial"/>
+          <w:rFonts w:ascii="Times New Roman" w:cs="Times New Roman" w:eastAsia="Times New Roman" w:hAnsi="Times New Roman"/>
           <w:b/>
           <w:bCs/>
-          <w:color w:val="2E3A67"/>
-          <w:sz w:val="44"/>
-          <w:szCs w:val="44"/>
+          <w:caps/>
+          <w:color w:val="000000"/>
+          <w:sz w:val="28"/>
+          <w:szCs w:val="28"/>
         </w:rPr>
         <w:t xml:space="preserve">Sách dựa trên văn bản nào</w:t>
       </w:r>
     </w:p>
     <w:p>
       <w:pPr>
-        <w:spacing w:after="140" w:line="320"/>
+        <w:spacing w:after="140" w:line="300"/>
+        <w:jc w:val="both"/>
       </w:pPr>
       <w:r>
         <w:rPr>
-          <w:rFonts w:ascii="Arial" w:cs="Arial" w:eastAsia="Arial" w:hAnsi="Arial"/>
-          <w:color w:val="2E3A67"/>
+          <w:rFonts w:ascii="Times New Roman" w:cs="Times New Roman" w:eastAsia="Times New Roman" w:hAnsi="Times New Roman"/>
+          <w:color w:val="000000"/>
           <w:sz w:val="23"/>
           <w:szCs w:val="23"/>
         </w:rPr>
@@ -4996,10 +5022,10 @@
       </w:r>
       <w:r>
         <w:rPr>
-          <w:rFonts w:ascii="Arial" w:cs="Arial" w:eastAsia="Arial" w:hAnsi="Arial"/>
+          <w:rFonts w:ascii="Times New Roman" w:cs="Times New Roman" w:eastAsia="Times New Roman" w:hAnsi="Times New Roman"/>
           <w:b/>
           <w:bCs/>
-          <w:color w:val="2E3A67"/>
+          <w:color w:val="000000"/>
           <w:sz w:val="23"/>
           <w:szCs w:val="23"/>
         </w:rPr>
@@ -5007,8 +5033,8 @@
       </w:r>
       <w:r>
         <w:rPr>
-          <w:rFonts w:ascii="Arial" w:cs="Arial" w:eastAsia="Arial" w:hAnsi="Arial"/>
-          <w:color w:val="2E3A67"/>
+          <w:rFonts w:ascii="Times New Roman" w:cs="Times New Roman" w:eastAsia="Times New Roman" w:hAnsi="Times New Roman"/>
+          <w:color w:val="000000"/>
           <w:sz w:val="23"/>
           <w:szCs w:val="23"/>
         </w:rPr>
@@ -5017,34 +5043,35 @@
     </w:p>
     <w:p>
       <w:pPr>
-        <w:spacing w:after="140" w:line="320"/>
+        <w:spacing w:after="140" w:line="300"/>
+        <w:jc w:val="both"/>
       </w:pPr>
       <w:r>
         <w:rPr>
-          <w:rFonts w:ascii="Arial" w:cs="Arial" w:eastAsia="Arial" w:hAnsi="Arial"/>
-          <w:color w:val="2E3A67"/>
-          <w:sz w:val="21"/>
-          <w:szCs w:val="21"/>
+          <w:rFonts w:ascii="Times New Roman" w:cs="Times New Roman" w:eastAsia="Times New Roman" w:hAnsi="Times New Roman"/>
+          <w:color w:val="000000"/>
+          <w:sz w:val="26"/>
+          <w:szCs w:val="26"/>
         </w:rPr>
         <w:t xml:space="preserve">Sách là tài liệu tham khảo thực hành của tác giả, </w:t>
       </w:r>
       <w:r>
         <w:rPr>
-          <w:rFonts w:ascii="Arial" w:cs="Arial" w:eastAsia="Arial" w:hAnsi="Arial"/>
+          <w:rFonts w:ascii="Times New Roman" w:cs="Times New Roman" w:eastAsia="Times New Roman" w:hAnsi="Times New Roman"/>
           <w:b/>
           <w:bCs/>
-          <w:color w:val="2E3A67"/>
-          <w:sz w:val="21"/>
-          <w:szCs w:val="21"/>
+          <w:color w:val="000000"/>
+          <w:sz w:val="26"/>
+          <w:szCs w:val="26"/>
         </w:rPr>
         <w:t xml:space="preserve">không phải văn bản của cơ quan nhà nước</w:t>
       </w:r>
       <w:r>
         <w:rPr>
-          <w:rFonts w:ascii="Arial" w:cs="Arial" w:eastAsia="Arial" w:hAnsi="Arial"/>
-          <w:color w:val="2E3A67"/>
-          <w:sz w:val="21"/>
-          <w:szCs w:val="21"/>
+          <w:rFonts w:ascii="Times New Roman" w:cs="Times New Roman" w:eastAsia="Times New Roman" w:hAnsi="Times New Roman"/>
+          <w:color w:val="000000"/>
+          <w:sz w:val="26"/>
+          <w:szCs w:val="26"/>
         </w:rPr>
         <w:t xml:space="preserve"> và không thay thế văn bản gốc. Thầy cô luôn làm theo văn bản hiện hành và hướng dẫn của nhà trường.</w:t>
       </w:r>
@@ -5056,10 +5083,10 @@
       </w:pPr>
       <w:r>
         <w:rPr>
-          <w:rFonts w:ascii="Arial" w:cs="Arial" w:eastAsia="Arial" w:hAnsi="Arial"/>
+          <w:rFonts w:ascii="Times New Roman" w:cs="Times New Roman" w:eastAsia="Times New Roman" w:hAnsi="Times New Roman"/>
           <w:b/>
           <w:bCs/>
-          <w:color w:val="2E3A67"/>
+          <w:color w:val="000000"/>
           <w:sz w:val="26"/>
           <w:szCs w:val="26"/>
         </w:rPr>
@@ -5068,7 +5095,7 @@
     </w:p>
     <w:tbl>
       <w:tblPr>
-        <w:tblW w:type="dxa" w:w="9638"/>
+        <w:tblW w:type="dxa" w:w="9355"/>
         <w:tblBorders>
           <w:top w:val="single" w:color="auto" w:sz="4"/>
           <w:left w:val="single" w:color="auto" w:sz="4"/>
@@ -5080,7 +5107,7 @@
       </w:tblPr>
       <w:tblGrid>
         <w:gridCol w:w="3500"/>
-        <w:gridCol w:w="3738"/>
+        <w:gridCol w:w="3455"/>
         <w:gridCol w:w="2400"/>
       </w:tblGrid>
       <w:tr>
@@ -5097,23 +5124,23 @@
               <w:bottom w:val="single" w:color="D5DAE6" w:sz="4"/>
               <w:right w:val="none" w:color="FFFFFF" w:sz="0"/>
             </w:tcBorders>
-            <w:shd w:fill="2E3A67" w:color="auto" w:val="clear"/>
-            <w:tcMar>
-              <w:top w:type="dxa" w:w="100"/>
-              <w:left w:type="dxa" w:w="160"/>
-              <w:bottom w:type="dxa" w:w="100"/>
-              <w:right w:type="dxa" w:w="160"/>
-            </w:tcMar>
-          </w:tcPr>
-          <w:p>
-            <w:r>
-              <w:rPr>
-                <w:rFonts w:ascii="Arial" w:cs="Arial" w:eastAsia="Arial" w:hAnsi="Arial"/>
+            <w:shd w:fill="CFE8E0" w:color="auto" w:val="clear"/>
+            <w:tcMar>
+              <w:top w:type="dxa" w:w="100"/>
+              <w:left w:type="dxa" w:w="160"/>
+              <w:bottom w:type="dxa" w:w="100"/>
+              <w:right w:type="dxa" w:w="160"/>
+            </w:tcMar>
+          </w:tcPr>
+          <w:p>
+            <w:r>
+              <w:rPr>
+                <w:rFonts w:ascii="Times New Roman" w:cs="Times New Roman" w:eastAsia="Times New Roman" w:hAnsi="Times New Roman"/>
                 <w:b/>
                 <w:bCs/>
-                <w:color w:val="FFFFFF"/>
-                <w:sz w:val="21"/>
-                <w:szCs w:val="21"/>
+                <w:color w:val="000000"/>
+                <w:sz w:val="26"/>
+                <w:szCs w:val="26"/>
               </w:rPr>
               <w:t xml:space="preserve">Văn bản, số hiệu, ngày</w:t>
             </w:r>
@@ -5121,30 +5148,30 @@
         </w:tc>
         <w:tc>
           <w:tcPr>
-            <w:tcW w:type="dxa" w:w="3738"/>
-            <w:tcBorders>
-              <w:top w:val="none" w:color="FFFFFF" w:sz="0"/>
-              <w:left w:val="none" w:color="FFFFFF" w:sz="0"/>
-              <w:bottom w:val="single" w:color="D5DAE6" w:sz="4"/>
-              <w:right w:val="none" w:color="FFFFFF" w:sz="0"/>
-            </w:tcBorders>
-            <w:shd w:fill="2E3A67" w:color="auto" w:val="clear"/>
-            <w:tcMar>
-              <w:top w:type="dxa" w:w="100"/>
-              <w:left w:type="dxa" w:w="160"/>
-              <w:bottom w:type="dxa" w:w="100"/>
-              <w:right w:type="dxa" w:w="160"/>
-            </w:tcMar>
-          </w:tcPr>
-          <w:p>
-            <w:r>
-              <w:rPr>
-                <w:rFonts w:ascii="Arial" w:cs="Arial" w:eastAsia="Arial" w:hAnsi="Arial"/>
+            <w:tcW w:type="dxa" w:w="3455"/>
+            <w:tcBorders>
+              <w:top w:val="none" w:color="FFFFFF" w:sz="0"/>
+              <w:left w:val="none" w:color="FFFFFF" w:sz="0"/>
+              <w:bottom w:val="single" w:color="D5DAE6" w:sz="4"/>
+              <w:right w:val="none" w:color="FFFFFF" w:sz="0"/>
+            </w:tcBorders>
+            <w:shd w:fill="CFE8E0" w:color="auto" w:val="clear"/>
+            <w:tcMar>
+              <w:top w:type="dxa" w:w="100"/>
+              <w:left w:type="dxa" w:w="160"/>
+              <w:bottom w:type="dxa" w:w="100"/>
+              <w:right w:type="dxa" w:w="160"/>
+            </w:tcMar>
+          </w:tcPr>
+          <w:p>
+            <w:r>
+              <w:rPr>
+                <w:rFonts w:ascii="Times New Roman" w:cs="Times New Roman" w:eastAsia="Times New Roman" w:hAnsi="Times New Roman"/>
                 <w:b/>
                 <w:bCs/>
-                <w:color w:val="FFFFFF"/>
-                <w:sz w:val="21"/>
-                <w:szCs w:val="21"/>
+                <w:color w:val="000000"/>
+                <w:sz w:val="26"/>
+                <w:szCs w:val="26"/>
               </w:rPr>
               <w:t xml:space="preserve">Sách dựa vào điểm nào</w:t>
             </w:r>
@@ -5159,23 +5186,23 @@
               <w:bottom w:val="single" w:color="D5DAE6" w:sz="4"/>
               <w:right w:val="none" w:color="FFFFFF" w:sz="0"/>
             </w:tcBorders>
-            <w:shd w:fill="2E3A67" w:color="auto" w:val="clear"/>
-            <w:tcMar>
-              <w:top w:type="dxa" w:w="100"/>
-              <w:left w:type="dxa" w:w="160"/>
-              <w:bottom w:type="dxa" w:w="100"/>
-              <w:right w:type="dxa" w:w="160"/>
-            </w:tcMar>
-          </w:tcPr>
-          <w:p>
-            <w:r>
-              <w:rPr>
-                <w:rFonts w:ascii="Arial" w:cs="Arial" w:eastAsia="Arial" w:hAnsi="Arial"/>
+            <w:shd w:fill="CFE8E0" w:color="auto" w:val="clear"/>
+            <w:tcMar>
+              <w:top w:type="dxa" w:w="100"/>
+              <w:left w:type="dxa" w:w="160"/>
+              <w:bottom w:type="dxa" w:w="100"/>
+              <w:right w:type="dxa" w:w="160"/>
+            </w:tcMar>
+          </w:tcPr>
+          <w:p>
+            <w:r>
+              <w:rPr>
+                <w:rFonts w:ascii="Times New Roman" w:cs="Times New Roman" w:eastAsia="Times New Roman" w:hAnsi="Times New Roman"/>
                 <w:b/>
                 <w:bCs/>
-                <w:color w:val="FFFFFF"/>
-                <w:sz w:val="21"/>
-                <w:szCs w:val="21"/>
+                <w:color w:val="000000"/>
+                <w:sz w:val="26"/>
+                <w:szCs w:val="26"/>
               </w:rPr>
               <w:t xml:space="preserve">Dùng ở (trong sách)</w:t>
             </w:r>
@@ -5206,23 +5233,23 @@
           <w:p>
             <w:r>
               <w:rPr>
-                <w:rFonts w:ascii="Arial" w:cs="Arial" w:eastAsia="Arial" w:hAnsi="Arial"/>
+                <w:rFonts w:ascii="Times New Roman" w:cs="Times New Roman" w:eastAsia="Times New Roman" w:hAnsi="Times New Roman"/>
                 <w:b/>
                 <w:bCs/>
-                <w:color w:val="2E3A67"/>
-                <w:sz w:val="21"/>
-                <w:szCs w:val="21"/>
+                <w:color w:val="000000"/>
+                <w:sz w:val="26"/>
+                <w:szCs w:val="26"/>
               </w:rPr>
               <w:t xml:space="preserve">Khung năng lực số đối với giáo viên, cán bộ quản lý cơ sở giáo dục mầm non, phổ thông, giáo dục thường xuyên</w:t>
             </w:r>
             <w:r>
               <w:rPr>
-                <w:rFonts w:ascii="Arial" w:cs="Arial" w:eastAsia="Arial" w:hAnsi="Arial"/>
-                <w:b w:val="false"/>
-                <w:bCs w:val="false"/>
-                <w:color w:val="2E3A67"/>
-                <w:sz w:val="21"/>
-                <w:szCs w:val="21"/>
+                <w:rFonts w:ascii="Times New Roman" w:cs="Times New Roman" w:eastAsia="Times New Roman" w:hAnsi="Times New Roman"/>
+                <w:b w:val="false"/>
+                <w:bCs w:val="false"/>
+                <w:color w:val="000000"/>
+                <w:sz w:val="26"/>
+                <w:szCs w:val="26"/>
               </w:rPr>
               <w:t xml:space="preserve">. Thông tư 18/2026/TT-BGDĐT ngày 27/3/2026, hiệu lực 12/5/2026</w:t>
             </w:r>
@@ -5230,7 +5257,7 @@
         </w:tc>
         <w:tc>
           <w:tcPr>
-            <w:tcW w:type="dxa" w:w="3738"/>
+            <w:tcW w:type="dxa" w:w="3455"/>
             <w:tcBorders>
               <w:top w:val="none" w:color="FFFFFF" w:sz="0"/>
               <w:left w:val="none" w:color="FFFFFF" w:sz="0"/>
@@ -5248,12 +5275,12 @@
           <w:p>
             <w:r>
               <w:rPr>
-                <w:rFonts w:ascii="Arial" w:cs="Arial" w:eastAsia="Arial" w:hAnsi="Arial"/>
-                <w:b w:val="false"/>
-                <w:bCs w:val="false"/>
-                <w:color w:val="2E3A67"/>
-                <w:sz w:val="21"/>
-                <w:szCs w:val="21"/>
+                <w:rFonts w:ascii="Times New Roman" w:cs="Times New Roman" w:eastAsia="Times New Roman" w:hAnsi="Times New Roman"/>
+                <w:b w:val="false"/>
+                <w:bCs w:val="false"/>
+                <w:color w:val="000000"/>
+                <w:sz w:val="26"/>
+                <w:szCs w:val="26"/>
               </w:rPr>
               <w:t xml:space="preserve">6 miền năng lực, 20 năng lực thành phần, 3 mức. Lần đầu AI là một miền năng lực riêng: giáo viên ứng dụng AI trong dạy học, bảo đảm minh bạch, công bằng, bảo vệ dữ liệu cá nhân.</w:t>
             </w:r>
@@ -5279,14 +5306,14 @@
           <w:p>
             <w:r>
               <w:rPr>
-                <w:rFonts w:ascii="Arial" w:cs="Arial" w:eastAsia="Arial" w:hAnsi="Arial"/>
-                <w:b w:val="false"/>
-                <w:bCs w:val="false"/>
-                <w:color w:val="2E3A67"/>
-                <w:sz w:val="21"/>
-                <w:szCs w:val="21"/>
-              </w:rPr>
-              <w:t xml:space="preserve">Toàn bộ sách, Bài 34 (tr. 67)</w:t>
+                <w:rFonts w:ascii="Times New Roman" w:cs="Times New Roman" w:eastAsia="Times New Roman" w:hAnsi="Times New Roman"/>
+                <w:b w:val="false"/>
+                <w:bCs w:val="false"/>
+                <w:color w:val="000000"/>
+                <w:sz w:val="26"/>
+                <w:szCs w:val="26"/>
+              </w:rPr>
+              <w:t xml:space="preserve">Toàn bộ sách, Bài 34 (tr. 69)</w:t>
             </w:r>
           </w:p>
         </w:tc>
@@ -5315,23 +5342,23 @@
           <w:p>
             <w:r>
               <w:rPr>
-                <w:rFonts w:ascii="Arial" w:cs="Arial" w:eastAsia="Arial" w:hAnsi="Arial"/>
+                <w:rFonts w:ascii="Times New Roman" w:cs="Times New Roman" w:eastAsia="Times New Roman" w:hAnsi="Times New Roman"/>
                 <w:b/>
                 <w:bCs/>
-                <w:color w:val="2E3A67"/>
-                <w:sz w:val="21"/>
-                <w:szCs w:val="21"/>
+                <w:color w:val="000000"/>
+                <w:sz w:val="26"/>
+                <w:szCs w:val="26"/>
               </w:rPr>
               <w:t xml:space="preserve">Hướng dẫn thực hiện nhiệm vụ giáo dục mầm non năm học 2026-2027</w:t>
             </w:r>
             <w:r>
               <w:rPr>
-                <w:rFonts w:ascii="Arial" w:cs="Arial" w:eastAsia="Arial" w:hAnsi="Arial"/>
-                <w:b w:val="false"/>
-                <w:bCs w:val="false"/>
-                <w:color w:val="2E3A67"/>
-                <w:sz w:val="21"/>
-                <w:szCs w:val="21"/>
+                <w:rFonts w:ascii="Times New Roman" w:cs="Times New Roman" w:eastAsia="Times New Roman" w:hAnsi="Times New Roman"/>
+                <w:b w:val="false"/>
+                <w:bCs w:val="false"/>
+                <w:color w:val="000000"/>
+                <w:sz w:val="26"/>
+                <w:szCs w:val="26"/>
               </w:rPr>
               <w:t xml:space="preserve">. Công văn 5385/BGDĐT-GDMN ngày 12/8/2026</w:t>
             </w:r>
@@ -5339,7 +5366,7 @@
         </w:tc>
         <w:tc>
           <w:tcPr>
-            <w:tcW w:type="dxa" w:w="3738"/>
+            <w:tcW w:type="dxa" w:w="3455"/>
             <w:tcBorders>
               <w:top w:val="none" w:color="FFFFFF" w:sz="0"/>
               <w:left w:val="none" w:color="FFFFFF" w:sz="0"/>
@@ -5357,12 +5384,12 @@
           <w:p>
             <w:r>
               <w:rPr>
-                <w:rFonts w:ascii="Arial" w:cs="Arial" w:eastAsia="Arial" w:hAnsi="Arial"/>
-                <w:b w:val="false"/>
-                <w:bCs w:val="false"/>
-                <w:color w:val="2E3A67"/>
-                <w:sz w:val="21"/>
-                <w:szCs w:val="21"/>
+                <w:rFonts w:ascii="Times New Roman" w:cs="Times New Roman" w:eastAsia="Times New Roman" w:hAnsi="Times New Roman"/>
+                <w:b w:val="false"/>
+                <w:bCs w:val="false"/>
+                <w:color w:val="000000"/>
+                <w:sz w:val="26"/>
+                <w:szCs w:val="26"/>
               </w:rPr>
               <w:t xml:space="preserve">Bồi dưỡng giáo viên mầm non ứng dụng chuyển đổi số và AI. Công nghệ số dùng để hỗ trợ thiết kế hoạt động giáo dục, phối hợp với gia đình, bảo đảm an toàn và riêng tư của trẻ.</w:t>
             </w:r>
@@ -5388,14 +5415,14 @@
           <w:p>
             <w:r>
               <w:rPr>
-                <w:rFonts w:ascii="Arial" w:cs="Arial" w:eastAsia="Arial" w:hAnsi="Arial"/>
-                <w:b w:val="false"/>
-                <w:bCs w:val="false"/>
-                <w:color w:val="2E3A67"/>
-                <w:sz w:val="21"/>
-                <w:szCs w:val="21"/>
-              </w:rPr>
-              <w:t xml:space="preserve">Dòng Mầm non ở mọi bảng Đổi cho lớp, Bài 35 (tr. 69)</w:t>
+                <w:rFonts w:ascii="Times New Roman" w:cs="Times New Roman" w:eastAsia="Times New Roman" w:hAnsi="Times New Roman"/>
+                <w:b w:val="false"/>
+                <w:bCs w:val="false"/>
+                <w:color w:val="000000"/>
+                <w:sz w:val="26"/>
+                <w:szCs w:val="26"/>
+              </w:rPr>
+              <w:t xml:space="preserve">Dòng Mầm non ở mọi bảng Đổi cho lớp, Bài 35 (tr. 71)</w:t>
             </w:r>
           </w:p>
         </w:tc>
@@ -5424,23 +5451,23 @@
           <w:p>
             <w:r>
               <w:rPr>
-                <w:rFonts w:ascii="Arial" w:cs="Arial" w:eastAsia="Arial" w:hAnsi="Arial"/>
+                <w:rFonts w:ascii="Times New Roman" w:cs="Times New Roman" w:eastAsia="Times New Roman" w:hAnsi="Times New Roman"/>
                 <w:b/>
                 <w:bCs/>
-                <w:color w:val="2E3A67"/>
-                <w:sz w:val="21"/>
-                <w:szCs w:val="21"/>
+                <w:color w:val="000000"/>
+                <w:sz w:val="26"/>
+                <w:szCs w:val="26"/>
               </w:rPr>
               <w:t xml:space="preserve">Hướng dẫn thực hiện nhiệm vụ giáo dục phổ thông năm học 2026-2027</w:t>
             </w:r>
             <w:r>
               <w:rPr>
-                <w:rFonts w:ascii="Arial" w:cs="Arial" w:eastAsia="Arial" w:hAnsi="Arial"/>
-                <w:b w:val="false"/>
-                <w:bCs w:val="false"/>
-                <w:color w:val="2E3A67"/>
-                <w:sz w:val="21"/>
-                <w:szCs w:val="21"/>
+                <w:rFonts w:ascii="Times New Roman" w:cs="Times New Roman" w:eastAsia="Times New Roman" w:hAnsi="Times New Roman"/>
+                <w:b w:val="false"/>
+                <w:bCs w:val="false"/>
+                <w:color w:val="000000"/>
+                <w:sz w:val="26"/>
+                <w:szCs w:val="26"/>
               </w:rPr>
               <w:t xml:space="preserve">. Công văn 5208/BGDĐT-GDPT ngày 07/8/2026</w:t>
             </w:r>
@@ -5448,7 +5475,7 @@
         </w:tc>
         <w:tc>
           <w:tcPr>
-            <w:tcW w:type="dxa" w:w="3738"/>
+            <w:tcW w:type="dxa" w:w="3455"/>
             <w:tcBorders>
               <w:top w:val="none" w:color="FFFFFF" w:sz="0"/>
               <w:left w:val="none" w:color="FFFFFF" w:sz="0"/>
@@ -5466,12 +5493,12 @@
           <w:p>
             <w:r>
               <w:rPr>
-                <w:rFonts w:ascii="Arial" w:cs="Arial" w:eastAsia="Arial" w:hAnsi="Arial"/>
-                <w:b w:val="false"/>
-                <w:bCs w:val="false"/>
-                <w:color w:val="2E3A67"/>
-                <w:sz w:val="21"/>
-                <w:szCs w:val="21"/>
+                <w:rFonts w:ascii="Times New Roman" w:cs="Times New Roman" w:eastAsia="Times New Roman" w:hAnsi="Times New Roman"/>
+                <w:b w:val="false"/>
+                <w:bCs w:val="false"/>
+                <w:color w:val="000000"/>
+                <w:sz w:val="26"/>
+                <w:szCs w:val="26"/>
               </w:rPr>
               <w:t xml:space="preserve">Đẩy mạnh chuyển đổi số. Học sinh dùng công nghệ và AI an toàn, có trách nhiệm, trung thực; không lệ thuộc, không lạm dụng.</w:t>
             </w:r>
@@ -5497,14 +5524,14 @@
           <w:p>
             <w:r>
               <w:rPr>
-                <w:rFonts w:ascii="Arial" w:cs="Arial" w:eastAsia="Arial" w:hAnsi="Arial"/>
-                <w:b w:val="false"/>
-                <w:bCs w:val="false"/>
-                <w:color w:val="2E3A67"/>
-                <w:sz w:val="21"/>
-                <w:szCs w:val="21"/>
-              </w:rPr>
-              <w:t xml:space="preserve">Phần 3 (trang 27), Bài 31 (tr. 60), Bài 32 (tr. 63)</w:t>
+                <w:rFonts w:ascii="Times New Roman" w:cs="Times New Roman" w:eastAsia="Times New Roman" w:hAnsi="Times New Roman"/>
+                <w:b w:val="false"/>
+                <w:bCs w:val="false"/>
+                <w:color w:val="000000"/>
+                <w:sz w:val="26"/>
+                <w:szCs w:val="26"/>
+              </w:rPr>
+              <w:t xml:space="preserve">Phần 3 (trang 29), Bài 31 (tr. 62), Bài 32 (tr. 65)</w:t>
             </w:r>
           </w:p>
         </w:tc>
@@ -5533,23 +5560,23 @@
           <w:p>
             <w:r>
               <w:rPr>
-                <w:rFonts w:ascii="Arial" w:cs="Arial" w:eastAsia="Arial" w:hAnsi="Arial"/>
+                <w:rFonts w:ascii="Times New Roman" w:cs="Times New Roman" w:eastAsia="Times New Roman" w:hAnsi="Times New Roman"/>
                 <w:b/>
                 <w:bCs/>
-                <w:color w:val="2E3A67"/>
-                <w:sz w:val="21"/>
-                <w:szCs w:val="21"/>
+                <w:color w:val="000000"/>
+                <w:sz w:val="26"/>
+                <w:szCs w:val="26"/>
               </w:rPr>
               <w:t xml:space="preserve">Khung nội dung giáo dục trí tuệ nhân tạo cho học sinh phổ thông</w:t>
             </w:r>
             <w:r>
               <w:rPr>
-                <w:rFonts w:ascii="Arial" w:cs="Arial" w:eastAsia="Arial" w:hAnsi="Arial"/>
-                <w:b w:val="false"/>
-                <w:bCs w:val="false"/>
-                <w:color w:val="2E3A67"/>
-                <w:sz w:val="21"/>
-                <w:szCs w:val="21"/>
+                <w:rFonts w:ascii="Times New Roman" w:cs="Times New Roman" w:eastAsia="Times New Roman" w:hAnsi="Times New Roman"/>
+                <w:b w:val="false"/>
+                <w:bCs w:val="false"/>
+                <w:color w:val="000000"/>
+                <w:sz w:val="26"/>
+                <w:szCs w:val="26"/>
               </w:rPr>
               <w:t xml:space="preserve">. Quyết định 2422/QĐ-BGDĐT ngày 18/8/2026</w:t>
             </w:r>
@@ -5557,7 +5584,7 @@
         </w:tc>
         <w:tc>
           <w:tcPr>
-            <w:tcW w:type="dxa" w:w="3738"/>
+            <w:tcW w:type="dxa" w:w="3455"/>
             <w:tcBorders>
               <w:top w:val="none" w:color="FFFFFF" w:sz="0"/>
               <w:left w:val="none" w:color="FFFFFF" w:sz="0"/>
@@ -5575,12 +5602,12 @@
           <w:p>
             <w:r>
               <w:rPr>
-                <w:rFonts w:ascii="Arial" w:cs="Arial" w:eastAsia="Arial" w:hAnsi="Arial"/>
-                <w:b w:val="false"/>
-                <w:bCs w:val="false"/>
-                <w:color w:val="2E3A67"/>
-                <w:sz w:val="21"/>
-                <w:szCs w:val="21"/>
+                <w:rFonts w:ascii="Times New Roman" w:cs="Times New Roman" w:eastAsia="Times New Roman" w:hAnsi="Times New Roman"/>
+                <w:b w:val="false"/>
+                <w:bCs w:val="false"/>
+                <w:color w:val="000000"/>
+                <w:sz w:val="26"/>
+                <w:szCs w:val="26"/>
               </w:rPr>
               <w:t xml:space="preserve">Nội dung giáo dục AI chính thức cho học sinh phổ thông.</w:t>
             </w:r>
@@ -5606,14 +5633,14 @@
           <w:p>
             <w:r>
               <w:rPr>
-                <w:rFonts w:ascii="Arial" w:cs="Arial" w:eastAsia="Arial" w:hAnsi="Arial"/>
-                <w:b w:val="false"/>
-                <w:bCs w:val="false"/>
-                <w:color w:val="2E3A67"/>
-                <w:sz w:val="21"/>
-                <w:szCs w:val="21"/>
-              </w:rPr>
-              <w:t xml:space="preserve">Bài 34 (tr. 67)</w:t>
+                <w:rFonts w:ascii="Times New Roman" w:cs="Times New Roman" w:eastAsia="Times New Roman" w:hAnsi="Times New Roman"/>
+                <w:b w:val="false"/>
+                <w:bCs w:val="false"/>
+                <w:color w:val="000000"/>
+                <w:sz w:val="26"/>
+                <w:szCs w:val="26"/>
+              </w:rPr>
+              <w:t xml:space="preserve">Bài 34 (tr. 69)</w:t>
             </w:r>
           </w:p>
         </w:tc>
@@ -5642,23 +5669,23 @@
           <w:p>
             <w:r>
               <w:rPr>
-                <w:rFonts w:ascii="Arial" w:cs="Arial" w:eastAsia="Arial" w:hAnsi="Arial"/>
+                <w:rFonts w:ascii="Times New Roman" w:cs="Times New Roman" w:eastAsia="Times New Roman" w:hAnsi="Times New Roman"/>
                 <w:b/>
                 <w:bCs/>
-                <w:color w:val="2E3A67"/>
-                <w:sz w:val="21"/>
-                <w:szCs w:val="21"/>
+                <w:color w:val="000000"/>
+                <w:sz w:val="26"/>
+                <w:szCs w:val="26"/>
               </w:rPr>
               <w:t xml:space="preserve">Hướng dẫn thực hiện nội dung giáo dục AI cho học sinh phổ thông từ năm học 2026-2027</w:t>
             </w:r>
             <w:r>
               <w:rPr>
-                <w:rFonts w:ascii="Arial" w:cs="Arial" w:eastAsia="Arial" w:hAnsi="Arial"/>
-                <w:b w:val="false"/>
-                <w:bCs w:val="false"/>
-                <w:color w:val="2E3A67"/>
-                <w:sz w:val="21"/>
-                <w:szCs w:val="21"/>
+                <w:rFonts w:ascii="Times New Roman" w:cs="Times New Roman" w:eastAsia="Times New Roman" w:hAnsi="Times New Roman"/>
+                <w:b w:val="false"/>
+                <w:bCs w:val="false"/>
+                <w:color w:val="000000"/>
+                <w:sz w:val="26"/>
+                <w:szCs w:val="26"/>
               </w:rPr>
               <w:t xml:space="preserve">. Công văn 5588/BGDĐT-GDPT ngày 19/8/2026</w:t>
             </w:r>
@@ -5666,7 +5693,7 @@
         </w:tc>
         <w:tc>
           <w:tcPr>
-            <w:tcW w:type="dxa" w:w="3738"/>
+            <w:tcW w:type="dxa" w:w="3455"/>
             <w:tcBorders>
               <w:top w:val="none" w:color="FFFFFF" w:sz="0"/>
               <w:left w:val="none" w:color="FFFFFF" w:sz="0"/>
@@ -5684,12 +5711,12 @@
           <w:p>
             <w:r>
               <w:rPr>
-                <w:rFonts w:ascii="Arial" w:cs="Arial" w:eastAsia="Arial" w:hAnsi="Arial"/>
-                <w:b w:val="false"/>
-                <w:bCs w:val="false"/>
-                <w:color w:val="2E3A67"/>
-                <w:sz w:val="21"/>
-                <w:szCs w:val="21"/>
+                <w:rFonts w:ascii="Times New Roman" w:cs="Times New Roman" w:eastAsia="Times New Roman" w:hAnsi="Times New Roman"/>
+                <w:b w:val="false"/>
+                <w:bCs w:val="false"/>
+                <w:color w:val="000000"/>
+                <w:sz w:val="26"/>
+                <w:szCs w:val="26"/>
               </w:rPr>
               <w:t xml:space="preserve">Nội dung cốt lõi 12 tiết/lớp/năm học. Học sinh dùng AI an toàn, có đạo đức, có trách nhiệm.</w:t>
             </w:r>
@@ -5715,14 +5742,14 @@
           <w:p>
             <w:r>
               <w:rPr>
-                <w:rFonts w:ascii="Arial" w:cs="Arial" w:eastAsia="Arial" w:hAnsi="Arial"/>
-                <w:b w:val="false"/>
-                <w:bCs w:val="false"/>
-                <w:color w:val="2E3A67"/>
-                <w:sz w:val="21"/>
-                <w:szCs w:val="21"/>
-              </w:rPr>
-              <w:t xml:space="preserve">Phần 5 (trang 55), Bài 34 (tr. 67)</w:t>
+                <w:rFonts w:ascii="Times New Roman" w:cs="Times New Roman" w:eastAsia="Times New Roman" w:hAnsi="Times New Roman"/>
+                <w:b w:val="false"/>
+                <w:bCs w:val="false"/>
+                <w:color w:val="000000"/>
+                <w:sz w:val="26"/>
+                <w:szCs w:val="26"/>
+              </w:rPr>
+              <w:t xml:space="preserve">Phần 5 (trang 57), Bài 34 (tr. 69)</w:t>
             </w:r>
           </w:p>
         </w:tc>
@@ -5751,23 +5778,23 @@
           <w:p>
             <w:r>
               <w:rPr>
-                <w:rFonts w:ascii="Arial" w:cs="Arial" w:eastAsia="Arial" w:hAnsi="Arial"/>
+                <w:rFonts w:ascii="Times New Roman" w:cs="Times New Roman" w:eastAsia="Times New Roman" w:hAnsi="Times New Roman"/>
                 <w:b/>
                 <w:bCs/>
-                <w:color w:val="2E3A67"/>
-                <w:sz w:val="21"/>
-                <w:szCs w:val="21"/>
+                <w:color w:val="000000"/>
+                <w:sz w:val="26"/>
+                <w:szCs w:val="26"/>
               </w:rPr>
               <w:t xml:space="preserve">Chỉ thị của Thủ tướng về nhiệm vụ trọng tâm năm học 2026-2027</w:t>
             </w:r>
             <w:r>
               <w:rPr>
-                <w:rFonts w:ascii="Arial" w:cs="Arial" w:eastAsia="Arial" w:hAnsi="Arial"/>
-                <w:b w:val="false"/>
-                <w:bCs w:val="false"/>
-                <w:color w:val="2E3A67"/>
-                <w:sz w:val="21"/>
-                <w:szCs w:val="21"/>
+                <w:rFonts w:ascii="Times New Roman" w:cs="Times New Roman" w:eastAsia="Times New Roman" w:hAnsi="Times New Roman"/>
+                <w:b w:val="false"/>
+                <w:bCs w:val="false"/>
+                <w:color w:val="000000"/>
+                <w:sz w:val="26"/>
+                <w:szCs w:val="26"/>
               </w:rPr>
               <w:t xml:space="preserve">. Chỉ thị 31/CT-TTg ngày 05/8/2026</w:t>
             </w:r>
@@ -5775,7 +5802,7 @@
         </w:tc>
         <w:tc>
           <w:tcPr>
-            <w:tcW w:type="dxa" w:w="3738"/>
+            <w:tcW w:type="dxa" w:w="3455"/>
             <w:tcBorders>
               <w:top w:val="none" w:color="FFFFFF" w:sz="0"/>
               <w:left w:val="none" w:color="FFFFFF" w:sz="0"/>
@@ -5793,12 +5820,12 @@
           <w:p>
             <w:r>
               <w:rPr>
-                <w:rFonts w:ascii="Arial" w:cs="Arial" w:eastAsia="Arial" w:hAnsi="Arial"/>
-                <w:b w:val="false"/>
-                <w:bCs w:val="false"/>
-                <w:color w:val="2E3A67"/>
-                <w:sz w:val="21"/>
-                <w:szCs w:val="21"/>
+                <w:rFonts w:ascii="Times New Roman" w:cs="Times New Roman" w:eastAsia="Times New Roman" w:hAnsi="Times New Roman"/>
+                <w:b w:val="false"/>
+                <w:bCs w:val="false"/>
+                <w:color w:val="000000"/>
+                <w:sz w:val="26"/>
+                <w:szCs w:val="26"/>
               </w:rPr>
               <w:t xml:space="preserve">Đẩy mạnh chuyển đổi số, ứng dụng AI có kiểm soát; mở rộng giáo dục STEM/STEAM, kỹ năng số.</w:t>
             </w:r>
@@ -5824,14 +5851,14 @@
           <w:p>
             <w:r>
               <w:rPr>
-                <w:rFonts w:ascii="Arial" w:cs="Arial" w:eastAsia="Arial" w:hAnsi="Arial"/>
-                <w:b w:val="false"/>
-                <w:bCs w:val="false"/>
-                <w:color w:val="2E3A67"/>
-                <w:sz w:val="21"/>
-                <w:szCs w:val="21"/>
-              </w:rPr>
-              <w:t xml:space="preserve">Bài 12 (tr. 29), toàn bộ sách</w:t>
+                <w:rFonts w:ascii="Times New Roman" w:cs="Times New Roman" w:eastAsia="Times New Roman" w:hAnsi="Times New Roman"/>
+                <w:b w:val="false"/>
+                <w:bCs w:val="false"/>
+                <w:color w:val="000000"/>
+                <w:sz w:val="26"/>
+                <w:szCs w:val="26"/>
+              </w:rPr>
+              <w:t xml:space="preserve">Bài 12 (tr. 31), toàn bộ sách</w:t>
             </w:r>
           </w:p>
         </w:tc>
@@ -5849,10 +5876,10 @@
       </w:pPr>
       <w:r>
         <w:rPr>
-          <w:rFonts w:ascii="Arial" w:cs="Arial" w:eastAsia="Arial" w:hAnsi="Arial"/>
+          <w:rFonts w:ascii="Times New Roman" w:cs="Times New Roman" w:eastAsia="Times New Roman" w:hAnsi="Times New Roman"/>
           <w:b/>
           <w:bCs/>
-          <w:color w:val="2E3A67"/>
+          <w:color w:val="000000"/>
           <w:sz w:val="26"/>
           <w:szCs w:val="26"/>
         </w:rPr>
@@ -5861,7 +5888,7 @@
     </w:p>
     <w:tbl>
       <w:tblPr>
-        <w:tblW w:type="dxa" w:w="9638"/>
+        <w:tblW w:type="dxa" w:w="9355"/>
         <w:tblBorders>
           <w:top w:val="single" w:color="auto" w:sz="4"/>
           <w:left w:val="single" w:color="auto" w:sz="4"/>
@@ -5873,7 +5900,7 @@
       </w:tblPr>
       <w:tblGrid>
         <w:gridCol w:w="3500"/>
-        <w:gridCol w:w="3738"/>
+        <w:gridCol w:w="3455"/>
         <w:gridCol w:w="2400"/>
       </w:tblGrid>
       <w:tr>
@@ -5890,23 +5917,23 @@
               <w:bottom w:val="single" w:color="D5DAE6" w:sz="4"/>
               <w:right w:val="none" w:color="FFFFFF" w:sz="0"/>
             </w:tcBorders>
-            <w:shd w:fill="2E3A67" w:color="auto" w:val="clear"/>
-            <w:tcMar>
-              <w:top w:type="dxa" w:w="100"/>
-              <w:left w:type="dxa" w:w="160"/>
-              <w:bottom w:type="dxa" w:w="100"/>
-              <w:right w:type="dxa" w:w="160"/>
-            </w:tcMar>
-          </w:tcPr>
-          <w:p>
-            <w:r>
-              <w:rPr>
-                <w:rFonts w:ascii="Arial" w:cs="Arial" w:eastAsia="Arial" w:hAnsi="Arial"/>
+            <w:shd w:fill="CFE8E0" w:color="auto" w:val="clear"/>
+            <w:tcMar>
+              <w:top w:type="dxa" w:w="100"/>
+              <w:left w:type="dxa" w:w="160"/>
+              <w:bottom w:type="dxa" w:w="100"/>
+              <w:right w:type="dxa" w:w="160"/>
+            </w:tcMar>
+          </w:tcPr>
+          <w:p>
+            <w:r>
+              <w:rPr>
+                <w:rFonts w:ascii="Times New Roman" w:cs="Times New Roman" w:eastAsia="Times New Roman" w:hAnsi="Times New Roman"/>
                 <w:b/>
                 <w:bCs/>
-                <w:color w:val="FFFFFF"/>
-                <w:sz w:val="21"/>
-                <w:szCs w:val="21"/>
+                <w:color w:val="000000"/>
+                <w:sz w:val="26"/>
+                <w:szCs w:val="26"/>
               </w:rPr>
               <w:t xml:space="preserve">Văn bản, số hiệu, ngày</w:t>
             </w:r>
@@ -5914,30 +5941,30 @@
         </w:tc>
         <w:tc>
           <w:tcPr>
-            <w:tcW w:type="dxa" w:w="3738"/>
-            <w:tcBorders>
-              <w:top w:val="none" w:color="FFFFFF" w:sz="0"/>
-              <w:left w:val="none" w:color="FFFFFF" w:sz="0"/>
-              <w:bottom w:val="single" w:color="D5DAE6" w:sz="4"/>
-              <w:right w:val="none" w:color="FFFFFF" w:sz="0"/>
-            </w:tcBorders>
-            <w:shd w:fill="2E3A67" w:color="auto" w:val="clear"/>
-            <w:tcMar>
-              <w:top w:type="dxa" w:w="100"/>
-              <w:left w:type="dxa" w:w="160"/>
-              <w:bottom w:type="dxa" w:w="100"/>
-              <w:right w:type="dxa" w:w="160"/>
-            </w:tcMar>
-          </w:tcPr>
-          <w:p>
-            <w:r>
-              <w:rPr>
-                <w:rFonts w:ascii="Arial" w:cs="Arial" w:eastAsia="Arial" w:hAnsi="Arial"/>
+            <w:tcW w:type="dxa" w:w="3455"/>
+            <w:tcBorders>
+              <w:top w:val="none" w:color="FFFFFF" w:sz="0"/>
+              <w:left w:val="none" w:color="FFFFFF" w:sz="0"/>
+              <w:bottom w:val="single" w:color="D5DAE6" w:sz="4"/>
+              <w:right w:val="none" w:color="FFFFFF" w:sz="0"/>
+            </w:tcBorders>
+            <w:shd w:fill="CFE8E0" w:color="auto" w:val="clear"/>
+            <w:tcMar>
+              <w:top w:type="dxa" w:w="100"/>
+              <w:left w:type="dxa" w:w="160"/>
+              <w:bottom w:type="dxa" w:w="100"/>
+              <w:right w:type="dxa" w:w="160"/>
+            </w:tcMar>
+          </w:tcPr>
+          <w:p>
+            <w:r>
+              <w:rPr>
+                <w:rFonts w:ascii="Times New Roman" w:cs="Times New Roman" w:eastAsia="Times New Roman" w:hAnsi="Times New Roman"/>
                 <w:b/>
                 <w:bCs/>
-                <w:color w:val="FFFFFF"/>
-                <w:sz w:val="21"/>
-                <w:szCs w:val="21"/>
+                <w:color w:val="000000"/>
+                <w:sz w:val="26"/>
+                <w:szCs w:val="26"/>
               </w:rPr>
               <w:t xml:space="preserve">Sách dựa vào điểm nào</w:t>
             </w:r>
@@ -5952,23 +5979,23 @@
               <w:bottom w:val="single" w:color="D5DAE6" w:sz="4"/>
               <w:right w:val="none" w:color="FFFFFF" w:sz="0"/>
             </w:tcBorders>
-            <w:shd w:fill="2E3A67" w:color="auto" w:val="clear"/>
-            <w:tcMar>
-              <w:top w:type="dxa" w:w="100"/>
-              <w:left w:type="dxa" w:w="160"/>
-              <w:bottom w:type="dxa" w:w="100"/>
-              <w:right w:type="dxa" w:w="160"/>
-            </w:tcMar>
-          </w:tcPr>
-          <w:p>
-            <w:r>
-              <w:rPr>
-                <w:rFonts w:ascii="Arial" w:cs="Arial" w:eastAsia="Arial" w:hAnsi="Arial"/>
+            <w:shd w:fill="CFE8E0" w:color="auto" w:val="clear"/>
+            <w:tcMar>
+              <w:top w:type="dxa" w:w="100"/>
+              <w:left w:type="dxa" w:w="160"/>
+              <w:bottom w:type="dxa" w:w="100"/>
+              <w:right w:type="dxa" w:w="160"/>
+            </w:tcMar>
+          </w:tcPr>
+          <w:p>
+            <w:r>
+              <w:rPr>
+                <w:rFonts w:ascii="Times New Roman" w:cs="Times New Roman" w:eastAsia="Times New Roman" w:hAnsi="Times New Roman"/>
                 <w:b/>
                 <w:bCs/>
-                <w:color w:val="FFFFFF"/>
-                <w:sz w:val="21"/>
-                <w:szCs w:val="21"/>
+                <w:color w:val="000000"/>
+                <w:sz w:val="26"/>
+                <w:szCs w:val="26"/>
               </w:rPr>
               <w:t xml:space="preserve">Dùng ở (trong sách)</w:t>
             </w:r>
@@ -5999,23 +6026,23 @@
           <w:p>
             <w:r>
               <w:rPr>
-                <w:rFonts w:ascii="Arial" w:cs="Arial" w:eastAsia="Arial" w:hAnsi="Arial"/>
+                <w:rFonts w:ascii="Times New Roman" w:cs="Times New Roman" w:eastAsia="Times New Roman" w:hAnsi="Times New Roman"/>
                 <w:b/>
                 <w:bCs/>
-                <w:color w:val="2E3A67"/>
-                <w:sz w:val="21"/>
-                <w:szCs w:val="21"/>
+                <w:color w:val="000000"/>
+                <w:sz w:val="26"/>
+                <w:szCs w:val="26"/>
               </w:rPr>
               <w:t xml:space="preserve">Chương trình giáo dục phổ thông</w:t>
             </w:r>
             <w:r>
               <w:rPr>
-                <w:rFonts w:ascii="Arial" w:cs="Arial" w:eastAsia="Arial" w:hAnsi="Arial"/>
-                <w:b w:val="false"/>
-                <w:bCs w:val="false"/>
-                <w:color w:val="2E3A67"/>
-                <w:sz w:val="21"/>
-                <w:szCs w:val="21"/>
+                <w:rFonts w:ascii="Times New Roman" w:cs="Times New Roman" w:eastAsia="Times New Roman" w:hAnsi="Times New Roman"/>
+                <w:b w:val="false"/>
+                <w:bCs w:val="false"/>
+                <w:color w:val="000000"/>
+                <w:sz w:val="26"/>
+                <w:szCs w:val="26"/>
               </w:rPr>
               <w:t xml:space="preserve">. Thông tư 32/2018/TT-BGDĐT (chương trình đang áp dụng)</w:t>
             </w:r>
@@ -6023,7 +6050,7 @@
         </w:tc>
         <w:tc>
           <w:tcPr>
-            <w:tcW w:type="dxa" w:w="3738"/>
+            <w:tcW w:type="dxa" w:w="3455"/>
             <w:tcBorders>
               <w:top w:val="none" w:color="FFFFFF" w:sz="0"/>
               <w:left w:val="none" w:color="FFFFFF" w:sz="0"/>
@@ -6041,12 +6068,12 @@
           <w:p>
             <w:r>
               <w:rPr>
-                <w:rFonts w:ascii="Arial" w:cs="Arial" w:eastAsia="Arial" w:hAnsi="Arial"/>
-                <w:b w:val="false"/>
-                <w:bCs w:val="false"/>
-                <w:color w:val="2E3A67"/>
-                <w:sz w:val="21"/>
-                <w:szCs w:val="21"/>
+                <w:rFonts w:ascii="Times New Roman" w:cs="Times New Roman" w:eastAsia="Times New Roman" w:hAnsi="Times New Roman"/>
+                <w:b w:val="false"/>
+                <w:bCs w:val="false"/>
+                <w:color w:val="000000"/>
+                <w:sz w:val="26"/>
+                <w:szCs w:val="26"/>
               </w:rPr>
               <w:t xml:space="preserve">Nội dung, yêu cầu cần đạt của môn học khi soạn bài và ra đề.</w:t>
             </w:r>
@@ -6072,14 +6099,14 @@
           <w:p>
             <w:r>
               <w:rPr>
-                <w:rFonts w:ascii="Arial" w:cs="Arial" w:eastAsia="Arial" w:hAnsi="Arial"/>
-                <w:b w:val="false"/>
-                <w:bCs w:val="false"/>
-                <w:color w:val="2E3A67"/>
-                <w:sz w:val="21"/>
-                <w:szCs w:val="21"/>
-              </w:rPr>
-              <w:t xml:space="preserve">Phần 2 (trang 15), Phần 3 (trang 27)</w:t>
+                <w:rFonts w:ascii="Times New Roman" w:cs="Times New Roman" w:eastAsia="Times New Roman" w:hAnsi="Times New Roman"/>
+                <w:b w:val="false"/>
+                <w:bCs w:val="false"/>
+                <w:color w:val="000000"/>
+                <w:sz w:val="26"/>
+                <w:szCs w:val="26"/>
+              </w:rPr>
+              <w:t xml:space="preserve">Phần 2 (trang 16), Phần 3 (trang 29)</w:t>
             </w:r>
           </w:p>
         </w:tc>
@@ -6108,23 +6135,23 @@
           <w:p>
             <w:r>
               <w:rPr>
-                <w:rFonts w:ascii="Arial" w:cs="Arial" w:eastAsia="Arial" w:hAnsi="Arial"/>
+                <w:rFonts w:ascii="Times New Roman" w:cs="Times New Roman" w:eastAsia="Times New Roman" w:hAnsi="Times New Roman"/>
                 <w:b/>
                 <w:bCs/>
-                <w:color w:val="2E3A67"/>
-                <w:sz w:val="21"/>
-                <w:szCs w:val="21"/>
+                <w:color w:val="000000"/>
+                <w:sz w:val="26"/>
+                <w:szCs w:val="26"/>
               </w:rPr>
               <w:t xml:space="preserve">Chương trình giáo dục mầm non</w:t>
             </w:r>
             <w:r>
               <w:rPr>
-                <w:rFonts w:ascii="Arial" w:cs="Arial" w:eastAsia="Arial" w:hAnsi="Arial"/>
-                <w:b w:val="false"/>
-                <w:bCs w:val="false"/>
-                <w:color w:val="2E3A67"/>
-                <w:sz w:val="21"/>
-                <w:szCs w:val="21"/>
+                <w:rFonts w:ascii="Times New Roman" w:cs="Times New Roman" w:eastAsia="Times New Roman" w:hAnsi="Times New Roman"/>
+                <w:b w:val="false"/>
+                <w:bCs w:val="false"/>
+                <w:color w:val="000000"/>
+                <w:sz w:val="26"/>
+                <w:szCs w:val="26"/>
               </w:rPr>
               <w:t xml:space="preserve">. Văn bản hợp nhất 01/VBHN-BGDĐT ngày 13/4/2021</w:t>
             </w:r>
@@ -6132,7 +6159,7 @@
         </w:tc>
         <w:tc>
           <w:tcPr>
-            <w:tcW w:type="dxa" w:w="3738"/>
+            <w:tcW w:type="dxa" w:w="3455"/>
             <w:tcBorders>
               <w:top w:val="none" w:color="FFFFFF" w:sz="0"/>
               <w:left w:val="none" w:color="FFFFFF" w:sz="0"/>
@@ -6150,12 +6177,12 @@
           <w:p>
             <w:r>
               <w:rPr>
-                <w:rFonts w:ascii="Arial" w:cs="Arial" w:eastAsia="Arial" w:hAnsi="Arial"/>
-                <w:b w:val="false"/>
-                <w:bCs w:val="false"/>
-                <w:color w:val="2E3A67"/>
-                <w:sz w:val="21"/>
-                <w:szCs w:val="21"/>
+                <w:rFonts w:ascii="Times New Roman" w:cs="Times New Roman" w:eastAsia="Times New Roman" w:hAnsi="Times New Roman"/>
+                <w:b w:val="false"/>
+                <w:bCs w:val="false"/>
+                <w:color w:val="000000"/>
+                <w:sz w:val="26"/>
+                <w:szCs w:val="26"/>
               </w:rPr>
               <w:t xml:space="preserve">Câu lệnh cho Mầm non theo hoạt động chơi, trải nghiệm.</w:t>
             </w:r>
@@ -6181,12 +6208,12 @@
           <w:p>
             <w:r>
               <w:rPr>
-                <w:rFonts w:ascii="Arial" w:cs="Arial" w:eastAsia="Arial" w:hAnsi="Arial"/>
-                <w:b w:val="false"/>
-                <w:bCs w:val="false"/>
-                <w:color w:val="2E3A67"/>
-                <w:sz w:val="21"/>
-                <w:szCs w:val="21"/>
+                <w:rFonts w:ascii="Times New Roman" w:cs="Times New Roman" w:eastAsia="Times New Roman" w:hAnsi="Times New Roman"/>
+                <w:b w:val="false"/>
+                <w:bCs w:val="false"/>
+                <w:color w:val="000000"/>
+                <w:sz w:val="26"/>
+                <w:szCs w:val="26"/>
               </w:rPr>
               <w:t xml:space="preserve">Dòng Mầm non ở mọi bảng Đổi cho lớp</w:t>
             </w:r>
@@ -6217,23 +6244,23 @@
           <w:p>
             <w:r>
               <w:rPr>
-                <w:rFonts w:ascii="Arial" w:cs="Arial" w:eastAsia="Arial" w:hAnsi="Arial"/>
+                <w:rFonts w:ascii="Times New Roman" w:cs="Times New Roman" w:eastAsia="Times New Roman" w:hAnsi="Times New Roman"/>
                 <w:b/>
                 <w:bCs/>
-                <w:color w:val="2E3A67"/>
-                <w:sz w:val="21"/>
-                <w:szCs w:val="21"/>
+                <w:color w:val="000000"/>
+                <w:sz w:val="26"/>
+                <w:szCs w:val="26"/>
               </w:rPr>
               <w:t xml:space="preserve">Khung năng lực số cho người học</w:t>
             </w:r>
             <w:r>
               <w:rPr>
-                <w:rFonts w:ascii="Arial" w:cs="Arial" w:eastAsia="Arial" w:hAnsi="Arial"/>
-                <w:b w:val="false"/>
-                <w:bCs w:val="false"/>
-                <w:color w:val="2E3A67"/>
-                <w:sz w:val="21"/>
-                <w:szCs w:val="21"/>
+                <w:rFonts w:ascii="Times New Roman" w:cs="Times New Roman" w:eastAsia="Times New Roman" w:hAnsi="Times New Roman"/>
+                <w:b w:val="false"/>
+                <w:bCs w:val="false"/>
+                <w:color w:val="000000"/>
+                <w:sz w:val="26"/>
+                <w:szCs w:val="26"/>
               </w:rPr>
               <w:t xml:space="preserve">. Thông tư 02/2025/TT-BGDĐT ngày 24/01/2025</w:t>
             </w:r>
@@ -6241,7 +6268,7 @@
         </w:tc>
         <w:tc>
           <w:tcPr>
-            <w:tcW w:type="dxa" w:w="3738"/>
+            <w:tcW w:type="dxa" w:w="3455"/>
             <w:tcBorders>
               <w:top w:val="none" w:color="FFFFFF" w:sz="0"/>
               <w:left w:val="none" w:color="FFFFFF" w:sz="0"/>
@@ -6259,12 +6286,12 @@
           <w:p>
             <w:r>
               <w:rPr>
-                <w:rFonts w:ascii="Arial" w:cs="Arial" w:eastAsia="Arial" w:hAnsi="Arial"/>
-                <w:b w:val="false"/>
-                <w:bCs w:val="false"/>
-                <w:color w:val="2E3A67"/>
-                <w:sz w:val="21"/>
-                <w:szCs w:val="21"/>
+                <w:rFonts w:ascii="Times New Roman" w:cs="Times New Roman" w:eastAsia="Times New Roman" w:hAnsi="Times New Roman"/>
+                <w:b w:val="false"/>
+                <w:bCs w:val="false"/>
+                <w:color w:val="000000"/>
+                <w:sz w:val="26"/>
+                <w:szCs w:val="26"/>
               </w:rPr>
               <w:t xml:space="preserve">Yêu cầu về năng lực số của học sinh khi cho học sinh dùng AI.</w:t>
             </w:r>
@@ -6290,14 +6317,14 @@
           <w:p>
             <w:r>
               <w:rPr>
-                <w:rFonts w:ascii="Arial" w:cs="Arial" w:eastAsia="Arial" w:hAnsi="Arial"/>
-                <w:b w:val="false"/>
-                <w:bCs w:val="false"/>
-                <w:color w:val="2E3A67"/>
-                <w:sz w:val="21"/>
-                <w:szCs w:val="21"/>
-              </w:rPr>
-              <w:t xml:space="preserve">Bài 31 (tr. 60), Bài 32 (tr. 63)</w:t>
+                <w:rFonts w:ascii="Times New Roman" w:cs="Times New Roman" w:eastAsia="Times New Roman" w:hAnsi="Times New Roman"/>
+                <w:b w:val="false"/>
+                <w:bCs w:val="false"/>
+                <w:color w:val="000000"/>
+                <w:sz w:val="26"/>
+                <w:szCs w:val="26"/>
+              </w:rPr>
+              <w:t xml:space="preserve">Bài 31 (tr. 62), Bài 32 (tr. 65)</w:t>
             </w:r>
           </w:p>
         </w:tc>
@@ -6326,23 +6353,23 @@
           <w:p>
             <w:r>
               <w:rPr>
-                <w:rFonts w:ascii="Arial" w:cs="Arial" w:eastAsia="Arial" w:hAnsi="Arial"/>
+                <w:rFonts w:ascii="Times New Roman" w:cs="Times New Roman" w:eastAsia="Times New Roman" w:hAnsi="Times New Roman"/>
                 <w:b/>
                 <w:bCs/>
-                <w:color w:val="2E3A67"/>
-                <w:sz w:val="21"/>
-                <w:szCs w:val="21"/>
+                <w:color w:val="000000"/>
+                <w:sz w:val="26"/>
+                <w:szCs w:val="26"/>
               </w:rPr>
               <w:t xml:space="preserve">Triển khai tài liệu Hướng dẫn sử dụng ứng dụng AI trong dạy và học</w:t>
             </w:r>
             <w:r>
               <w:rPr>
-                <w:rFonts w:ascii="Arial" w:cs="Arial" w:eastAsia="Arial" w:hAnsi="Arial"/>
-                <w:b w:val="false"/>
-                <w:bCs w:val="false"/>
-                <w:color w:val="2E3A67"/>
-                <w:sz w:val="21"/>
-                <w:szCs w:val="21"/>
+                <w:rFonts w:ascii="Times New Roman" w:cs="Times New Roman" w:eastAsia="Times New Roman" w:hAnsi="Times New Roman"/>
+                <w:b w:val="false"/>
+                <w:bCs w:val="false"/>
+                <w:color w:val="000000"/>
+                <w:sz w:val="26"/>
+                <w:szCs w:val="26"/>
               </w:rPr>
               <w:t xml:space="preserve">. Công văn 2250/BGDĐT-GDPT ngày 12/5/2025</w:t>
             </w:r>
@@ -6350,7 +6377,7 @@
         </w:tc>
         <w:tc>
           <w:tcPr>
-            <w:tcW w:type="dxa" w:w="3738"/>
+            <w:tcW w:type="dxa" w:w="3455"/>
             <w:tcBorders>
               <w:top w:val="none" w:color="FFFFFF" w:sz="0"/>
               <w:left w:val="none" w:color="FFFFFF" w:sz="0"/>
@@ -6368,12 +6395,12 @@
           <w:p>
             <w:r>
               <w:rPr>
-                <w:rFonts w:ascii="Arial" w:cs="Arial" w:eastAsia="Arial" w:hAnsi="Arial"/>
-                <w:b w:val="false"/>
-                <w:bCs w:val="false"/>
-                <w:color w:val="2E3A67"/>
-                <w:sz w:val="21"/>
-                <w:szCs w:val="21"/>
+                <w:rFonts w:ascii="Times New Roman" w:cs="Times New Roman" w:eastAsia="Times New Roman" w:hAnsi="Times New Roman"/>
+                <w:b w:val="false"/>
+                <w:bCs w:val="false"/>
+                <w:color w:val="000000"/>
+                <w:sz w:val="26"/>
+                <w:szCs w:val="26"/>
               </w:rPr>
               <w:t xml:space="preserve">Dùng AI để nâng hiệu quả, chất lượng dạy và học.</w:t>
             </w:r>
@@ -6399,12 +6426,12 @@
           <w:p>
             <w:r>
               <w:rPr>
-                <w:rFonts w:ascii="Arial" w:cs="Arial" w:eastAsia="Arial" w:hAnsi="Arial"/>
-                <w:b w:val="false"/>
-                <w:bCs w:val="false"/>
-                <w:color w:val="2E3A67"/>
-                <w:sz w:val="21"/>
-                <w:szCs w:val="21"/>
+                <w:rFonts w:ascii="Times New Roman" w:cs="Times New Roman" w:eastAsia="Times New Roman" w:hAnsi="Times New Roman"/>
+                <w:b w:val="false"/>
+                <w:bCs w:val="false"/>
+                <w:color w:val="000000"/>
+                <w:sz w:val="26"/>
+                <w:szCs w:val="26"/>
               </w:rPr>
               <w:t xml:space="preserve">Toàn bộ sách</w:t>
             </w:r>
@@ -6435,23 +6462,23 @@
           <w:p>
             <w:r>
               <w:rPr>
-                <w:rFonts w:ascii="Arial" w:cs="Arial" w:eastAsia="Arial" w:hAnsi="Arial"/>
+                <w:rFonts w:ascii="Times New Roman" w:cs="Times New Roman" w:eastAsia="Times New Roman" w:hAnsi="Times New Roman"/>
                 <w:b/>
                 <w:bCs/>
-                <w:color w:val="2E3A67"/>
-                <w:sz w:val="21"/>
-                <w:szCs w:val="21"/>
+                <w:color w:val="000000"/>
+                <w:sz w:val="26"/>
+                <w:szCs w:val="26"/>
               </w:rPr>
               <w:t xml:space="preserve">Hướng dẫn kiểm tra, đánh giá cấp THCS, THPT</w:t>
             </w:r>
             <w:r>
               <w:rPr>
-                <w:rFonts w:ascii="Arial" w:cs="Arial" w:eastAsia="Arial" w:hAnsi="Arial"/>
-                <w:b w:val="false"/>
-                <w:bCs w:val="false"/>
-                <w:color w:val="2E3A67"/>
-                <w:sz w:val="21"/>
-                <w:szCs w:val="21"/>
+                <w:rFonts w:ascii="Times New Roman" w:cs="Times New Roman" w:eastAsia="Times New Roman" w:hAnsi="Times New Roman"/>
+                <w:b w:val="false"/>
+                <w:bCs w:val="false"/>
+                <w:color w:val="000000"/>
+                <w:sz w:val="26"/>
+                <w:szCs w:val="26"/>
               </w:rPr>
               <w:t xml:space="preserve">. Công văn 7991/BGDĐT-GDTrH ngày 17/12/2024</w:t>
             </w:r>
@@ -6459,7 +6486,7 @@
         </w:tc>
         <w:tc>
           <w:tcPr>
-            <w:tcW w:type="dxa" w:w="3738"/>
+            <w:tcW w:type="dxa" w:w="3455"/>
             <w:tcBorders>
               <w:top w:val="none" w:color="FFFFFF" w:sz="0"/>
               <w:left w:val="none" w:color="FFFFFF" w:sz="0"/>
@@ -6477,12 +6504,12 @@
           <w:p>
             <w:r>
               <w:rPr>
-                <w:rFonts w:ascii="Arial" w:cs="Arial" w:eastAsia="Arial" w:hAnsi="Arial"/>
-                <w:b w:val="false"/>
-                <w:bCs w:val="false"/>
-                <w:color w:val="2E3A67"/>
-                <w:sz w:val="21"/>
-                <w:szCs w:val="21"/>
+                <w:rFonts w:ascii="Times New Roman" w:cs="Times New Roman" w:eastAsia="Times New Roman" w:hAnsi="Times New Roman"/>
+                <w:b w:val="false"/>
+                <w:bCs w:val="false"/>
+                <w:color w:val="000000"/>
+                <w:sz w:val="26"/>
+                <w:szCs w:val="26"/>
               </w:rPr>
               <w:t xml:space="preserve">Đề định kỳ đi kèm ma trận, bản đặc tả, hướng dẫn chấm.</w:t>
             </w:r>
@@ -6508,14 +6535,14 @@
           <w:p>
             <w:r>
               <w:rPr>
-                <w:rFonts w:ascii="Arial" w:cs="Arial" w:eastAsia="Arial" w:hAnsi="Arial"/>
-                <w:b w:val="false"/>
-                <w:bCs w:val="false"/>
-                <w:color w:val="2E3A67"/>
-                <w:sz w:val="21"/>
-                <w:szCs w:val="21"/>
-              </w:rPr>
-              <w:t xml:space="preserve">Bài 15 (tr. 32), Bài 16 (tr. 34)</w:t>
+                <w:rFonts w:ascii="Times New Roman" w:cs="Times New Roman" w:eastAsia="Times New Roman" w:hAnsi="Times New Roman"/>
+                <w:b w:val="false"/>
+                <w:bCs w:val="false"/>
+                <w:color w:val="000000"/>
+                <w:sz w:val="26"/>
+                <w:szCs w:val="26"/>
+              </w:rPr>
+              <w:t xml:space="preserve">Bài 15 (tr. 34), Bài 16 (tr. 36)</w:t>
             </w:r>
           </w:p>
         </w:tc>
@@ -6544,23 +6571,23 @@
           <w:p>
             <w:r>
               <w:rPr>
-                <w:rFonts w:ascii="Arial" w:cs="Arial" w:eastAsia="Arial" w:hAnsi="Arial"/>
+                <w:rFonts w:ascii="Times New Roman" w:cs="Times New Roman" w:eastAsia="Times New Roman" w:hAnsi="Times New Roman"/>
                 <w:b/>
                 <w:bCs/>
-                <w:color w:val="2E3A67"/>
-                <w:sz w:val="21"/>
-                <w:szCs w:val="21"/>
+                <w:color w:val="000000"/>
+                <w:sz w:val="26"/>
+                <w:szCs w:val="26"/>
               </w:rPr>
               <w:t xml:space="preserve">Đánh giá học sinh THCS, THPT</w:t>
             </w:r>
             <w:r>
               <w:rPr>
-                <w:rFonts w:ascii="Arial" w:cs="Arial" w:eastAsia="Arial" w:hAnsi="Arial"/>
-                <w:b w:val="false"/>
-                <w:bCs w:val="false"/>
-                <w:color w:val="2E3A67"/>
-                <w:sz w:val="21"/>
-                <w:szCs w:val="21"/>
+                <w:rFonts w:ascii="Times New Roman" w:cs="Times New Roman" w:eastAsia="Times New Roman" w:hAnsi="Times New Roman"/>
+                <w:b w:val="false"/>
+                <w:bCs w:val="false"/>
+                <w:color w:val="000000"/>
+                <w:sz w:val="26"/>
+                <w:szCs w:val="26"/>
               </w:rPr>
               <w:t xml:space="preserve">. Thông tư 22/2021/TT-BGDĐT</w:t>
             </w:r>
@@ -6568,7 +6595,7 @@
         </w:tc>
         <w:tc>
           <w:tcPr>
-            <w:tcW w:type="dxa" w:w="3738"/>
+            <w:tcW w:type="dxa" w:w="3455"/>
             <w:tcBorders>
               <w:top w:val="none" w:color="FFFFFF" w:sz="0"/>
               <w:left w:val="none" w:color="FFFFFF" w:sz="0"/>
@@ -6586,12 +6613,12 @@
           <w:p>
             <w:r>
               <w:rPr>
-                <w:rFonts w:ascii="Arial" w:cs="Arial" w:eastAsia="Arial" w:hAnsi="Arial"/>
-                <w:b w:val="false"/>
-                <w:bCs w:val="false"/>
-                <w:color w:val="2E3A67"/>
-                <w:sz w:val="21"/>
-                <w:szCs w:val="21"/>
+                <w:rFonts w:ascii="Times New Roman" w:cs="Times New Roman" w:eastAsia="Times New Roman" w:hAnsi="Times New Roman"/>
+                <w:b w:val="false"/>
+                <w:bCs w:val="false"/>
+                <w:color w:val="000000"/>
+                <w:sz w:val="26"/>
+                <w:szCs w:val="26"/>
               </w:rPr>
               <w:t xml:space="preserve">Đánh giá thường xuyên, định kỳ.</w:t>
             </w:r>
@@ -6617,14 +6644,14 @@
           <w:p>
             <w:r>
               <w:rPr>
-                <w:rFonts w:ascii="Arial" w:cs="Arial" w:eastAsia="Arial" w:hAnsi="Arial"/>
-                <w:b w:val="false"/>
-                <w:bCs w:val="false"/>
-                <w:color w:val="2E3A67"/>
-                <w:sz w:val="21"/>
-                <w:szCs w:val="21"/>
-              </w:rPr>
-              <w:t xml:space="preserve">Bài 13 (tr. 30) đến Bài 17 (tr. 36)</w:t>
+                <w:rFonts w:ascii="Times New Roman" w:cs="Times New Roman" w:eastAsia="Times New Roman" w:hAnsi="Times New Roman"/>
+                <w:b w:val="false"/>
+                <w:bCs w:val="false"/>
+                <w:color w:val="000000"/>
+                <w:sz w:val="26"/>
+                <w:szCs w:val="26"/>
+              </w:rPr>
+              <w:t xml:space="preserve">Bài 13 (tr. 32) đến Bài 17 (tr. 38)</w:t>
             </w:r>
           </w:p>
         </w:tc>
@@ -6653,23 +6680,23 @@
           <w:p>
             <w:r>
               <w:rPr>
-                <w:rFonts w:ascii="Arial" w:cs="Arial" w:eastAsia="Arial" w:hAnsi="Arial"/>
+                <w:rFonts w:ascii="Times New Roman" w:cs="Times New Roman" w:eastAsia="Times New Roman" w:hAnsi="Times New Roman"/>
                 <w:b/>
                 <w:bCs/>
-                <w:color w:val="2E3A67"/>
-                <w:sz w:val="21"/>
-                <w:szCs w:val="21"/>
+                <w:color w:val="000000"/>
+                <w:sz w:val="26"/>
+                <w:szCs w:val="26"/>
               </w:rPr>
               <w:t xml:space="preserve">Đánh giá học sinh tiểu học</w:t>
             </w:r>
             <w:r>
               <w:rPr>
-                <w:rFonts w:ascii="Arial" w:cs="Arial" w:eastAsia="Arial" w:hAnsi="Arial"/>
-                <w:b w:val="false"/>
-                <w:bCs w:val="false"/>
-                <w:color w:val="2E3A67"/>
-                <w:sz w:val="21"/>
-                <w:szCs w:val="21"/>
+                <w:rFonts w:ascii="Times New Roman" w:cs="Times New Roman" w:eastAsia="Times New Roman" w:hAnsi="Times New Roman"/>
+                <w:b w:val="false"/>
+                <w:bCs w:val="false"/>
+                <w:color w:val="000000"/>
+                <w:sz w:val="26"/>
+                <w:szCs w:val="26"/>
               </w:rPr>
               <w:t xml:space="preserve">. Thông tư 27/2020/TT-BGDĐT</w:t>
             </w:r>
@@ -6677,7 +6704,7 @@
         </w:tc>
         <w:tc>
           <w:tcPr>
-            <w:tcW w:type="dxa" w:w="3738"/>
+            <w:tcW w:type="dxa" w:w="3455"/>
             <w:tcBorders>
               <w:top w:val="none" w:color="FFFFFF" w:sz="0"/>
               <w:left w:val="none" w:color="FFFFFF" w:sz="0"/>
@@ -6695,12 +6722,12 @@
           <w:p>
             <w:r>
               <w:rPr>
-                <w:rFonts w:ascii="Arial" w:cs="Arial" w:eastAsia="Arial" w:hAnsi="Arial"/>
-                <w:b w:val="false"/>
-                <w:bCs w:val="false"/>
-                <w:color w:val="2E3A67"/>
-                <w:sz w:val="21"/>
-                <w:szCs w:val="21"/>
+                <w:rFonts w:ascii="Times New Roman" w:cs="Times New Roman" w:eastAsia="Times New Roman" w:hAnsi="Times New Roman"/>
+                <w:b w:val="false"/>
+                <w:bCs w:val="false"/>
+                <w:color w:val="000000"/>
+                <w:sz w:val="26"/>
+                <w:szCs w:val="26"/>
               </w:rPr>
               <w:t xml:space="preserve">Đánh giá vì sự tiến bộ, kết hợp nhận xét và điểm số.</w:t>
             </w:r>
@@ -6726,14 +6753,14 @@
           <w:p>
             <w:r>
               <w:rPr>
-                <w:rFonts w:ascii="Arial" w:cs="Arial" w:eastAsia="Arial" w:hAnsi="Arial"/>
-                <w:b w:val="false"/>
-                <w:bCs w:val="false"/>
-                <w:color w:val="2E3A67"/>
-                <w:sz w:val="21"/>
-                <w:szCs w:val="21"/>
-              </w:rPr>
-              <w:t xml:space="preserve">Bài 14 (tr. 31), Bài 17 (tr. 36)</w:t>
+                <w:rFonts w:ascii="Times New Roman" w:cs="Times New Roman" w:eastAsia="Times New Roman" w:hAnsi="Times New Roman"/>
+                <w:b w:val="false"/>
+                <w:bCs w:val="false"/>
+                <w:color w:val="000000"/>
+                <w:sz w:val="26"/>
+                <w:szCs w:val="26"/>
+              </w:rPr>
+              <w:t xml:space="preserve">Bài 14 (tr. 33), Bài 17 (tr. 38)</w:t>
             </w:r>
           </w:p>
         </w:tc>
@@ -6751,10 +6778,10 @@
       </w:pPr>
       <w:r>
         <w:rPr>
-          <w:rFonts w:ascii="Arial" w:cs="Arial" w:eastAsia="Arial" w:hAnsi="Arial"/>
+          <w:rFonts w:ascii="Times New Roman" w:cs="Times New Roman" w:eastAsia="Times New Roman" w:hAnsi="Times New Roman"/>
           <w:b/>
           <w:bCs/>
-          <w:color w:val="2E3A67"/>
+          <w:color w:val="000000"/>
           <w:sz w:val="26"/>
           <w:szCs w:val="26"/>
         </w:rPr>
@@ -6763,7 +6790,7 @@
     </w:p>
     <w:tbl>
       <w:tblPr>
-        <w:tblW w:type="dxa" w:w="9638"/>
+        <w:tblW w:type="dxa" w:w="9355"/>
         <w:tblBorders>
           <w:top w:val="single" w:color="auto" w:sz="4"/>
           <w:left w:val="single" w:color="auto" w:sz="4"/>
@@ -6775,7 +6802,7 @@
       </w:tblPr>
       <w:tblGrid>
         <w:gridCol w:w="3500"/>
-        <w:gridCol w:w="3738"/>
+        <w:gridCol w:w="3455"/>
         <w:gridCol w:w="2400"/>
       </w:tblGrid>
       <w:tr>
@@ -6792,23 +6819,23 @@
               <w:bottom w:val="single" w:color="D5DAE6" w:sz="4"/>
               <w:right w:val="none" w:color="FFFFFF" w:sz="0"/>
             </w:tcBorders>
-            <w:shd w:fill="2E3A67" w:color="auto" w:val="clear"/>
-            <w:tcMar>
-              <w:top w:type="dxa" w:w="100"/>
-              <w:left w:type="dxa" w:w="160"/>
-              <w:bottom w:type="dxa" w:w="100"/>
-              <w:right w:type="dxa" w:w="160"/>
-            </w:tcMar>
-          </w:tcPr>
-          <w:p>
-            <w:r>
-              <w:rPr>
-                <w:rFonts w:ascii="Arial" w:cs="Arial" w:eastAsia="Arial" w:hAnsi="Arial"/>
+            <w:shd w:fill="CFE8E0" w:color="auto" w:val="clear"/>
+            <w:tcMar>
+              <w:top w:type="dxa" w:w="100"/>
+              <w:left w:type="dxa" w:w="160"/>
+              <w:bottom w:type="dxa" w:w="100"/>
+              <w:right w:type="dxa" w:w="160"/>
+            </w:tcMar>
+          </w:tcPr>
+          <w:p>
+            <w:r>
+              <w:rPr>
+                <w:rFonts w:ascii="Times New Roman" w:cs="Times New Roman" w:eastAsia="Times New Roman" w:hAnsi="Times New Roman"/>
                 <w:b/>
                 <w:bCs/>
-                <w:color w:val="FFFFFF"/>
-                <w:sz w:val="21"/>
-                <w:szCs w:val="21"/>
+                <w:color w:val="000000"/>
+                <w:sz w:val="26"/>
+                <w:szCs w:val="26"/>
               </w:rPr>
               <w:t xml:space="preserve">Văn bản, số hiệu, ngày</w:t>
             </w:r>
@@ -6816,30 +6843,30 @@
         </w:tc>
         <w:tc>
           <w:tcPr>
-            <w:tcW w:type="dxa" w:w="3738"/>
-            <w:tcBorders>
-              <w:top w:val="none" w:color="FFFFFF" w:sz="0"/>
-              <w:left w:val="none" w:color="FFFFFF" w:sz="0"/>
-              <w:bottom w:val="single" w:color="D5DAE6" w:sz="4"/>
-              <w:right w:val="none" w:color="FFFFFF" w:sz="0"/>
-            </w:tcBorders>
-            <w:shd w:fill="2E3A67" w:color="auto" w:val="clear"/>
-            <w:tcMar>
-              <w:top w:type="dxa" w:w="100"/>
-              <w:left w:type="dxa" w:w="160"/>
-              <w:bottom w:type="dxa" w:w="100"/>
-              <w:right w:type="dxa" w:w="160"/>
-            </w:tcMar>
-          </w:tcPr>
-          <w:p>
-            <w:r>
-              <w:rPr>
-                <w:rFonts w:ascii="Arial" w:cs="Arial" w:eastAsia="Arial" w:hAnsi="Arial"/>
+            <w:tcW w:type="dxa" w:w="3455"/>
+            <w:tcBorders>
+              <w:top w:val="none" w:color="FFFFFF" w:sz="0"/>
+              <w:left w:val="none" w:color="FFFFFF" w:sz="0"/>
+              <w:bottom w:val="single" w:color="D5DAE6" w:sz="4"/>
+              <w:right w:val="none" w:color="FFFFFF" w:sz="0"/>
+            </w:tcBorders>
+            <w:shd w:fill="CFE8E0" w:color="auto" w:val="clear"/>
+            <w:tcMar>
+              <w:top w:type="dxa" w:w="100"/>
+              <w:left w:type="dxa" w:w="160"/>
+              <w:bottom w:type="dxa" w:w="100"/>
+              <w:right w:type="dxa" w:w="160"/>
+            </w:tcMar>
+          </w:tcPr>
+          <w:p>
+            <w:r>
+              <w:rPr>
+                <w:rFonts w:ascii="Times New Roman" w:cs="Times New Roman" w:eastAsia="Times New Roman" w:hAnsi="Times New Roman"/>
                 <w:b/>
                 <w:bCs/>
-                <w:color w:val="FFFFFF"/>
-                <w:sz w:val="21"/>
-                <w:szCs w:val="21"/>
+                <w:color w:val="000000"/>
+                <w:sz w:val="26"/>
+                <w:szCs w:val="26"/>
               </w:rPr>
               <w:t xml:space="preserve">Sách dựa vào điểm nào</w:t>
             </w:r>
@@ -6854,23 +6881,23 @@
               <w:bottom w:val="single" w:color="D5DAE6" w:sz="4"/>
               <w:right w:val="none" w:color="FFFFFF" w:sz="0"/>
             </w:tcBorders>
-            <w:shd w:fill="2E3A67" w:color="auto" w:val="clear"/>
-            <w:tcMar>
-              <w:top w:type="dxa" w:w="100"/>
-              <w:left w:type="dxa" w:w="160"/>
-              <w:bottom w:type="dxa" w:w="100"/>
-              <w:right w:type="dxa" w:w="160"/>
-            </w:tcMar>
-          </w:tcPr>
-          <w:p>
-            <w:r>
-              <w:rPr>
-                <w:rFonts w:ascii="Arial" w:cs="Arial" w:eastAsia="Arial" w:hAnsi="Arial"/>
+            <w:shd w:fill="CFE8E0" w:color="auto" w:val="clear"/>
+            <w:tcMar>
+              <w:top w:type="dxa" w:w="100"/>
+              <w:left w:type="dxa" w:w="160"/>
+              <w:bottom w:type="dxa" w:w="100"/>
+              <w:right w:type="dxa" w:w="160"/>
+            </w:tcMar>
+          </w:tcPr>
+          <w:p>
+            <w:r>
+              <w:rPr>
+                <w:rFonts w:ascii="Times New Roman" w:cs="Times New Roman" w:eastAsia="Times New Roman" w:hAnsi="Times New Roman"/>
                 <w:b/>
                 <w:bCs/>
-                <w:color w:val="FFFFFF"/>
-                <w:sz w:val="21"/>
-                <w:szCs w:val="21"/>
+                <w:color w:val="000000"/>
+                <w:sz w:val="26"/>
+                <w:szCs w:val="26"/>
               </w:rPr>
               <w:t xml:space="preserve">Dùng ở (trong sách)</w:t>
             </w:r>
@@ -6901,23 +6928,23 @@
           <w:p>
             <w:r>
               <w:rPr>
-                <w:rFonts w:ascii="Arial" w:cs="Arial" w:eastAsia="Arial" w:hAnsi="Arial"/>
+                <w:rFonts w:ascii="Times New Roman" w:cs="Times New Roman" w:eastAsia="Times New Roman" w:hAnsi="Times New Roman"/>
                 <w:b/>
                 <w:bCs/>
-                <w:color w:val="2E3A67"/>
-                <w:sz w:val="21"/>
-                <w:szCs w:val="21"/>
+                <w:color w:val="000000"/>
+                <w:sz w:val="26"/>
+                <w:szCs w:val="26"/>
               </w:rPr>
               <w:t xml:space="preserve">Kế hoạch, hướng dẫn nhiệm vụ năm học 2026-2027 của Sở GDĐT nơi thầy cô công tác</w:t>
             </w:r>
             <w:r>
               <w:rPr>
-                <w:rFonts w:ascii="Arial" w:cs="Arial" w:eastAsia="Arial" w:hAnsi="Arial"/>
-                <w:b w:val="false"/>
-                <w:bCs w:val="false"/>
-                <w:color w:val="2E3A67"/>
-                <w:sz w:val="21"/>
-                <w:szCs w:val="21"/>
+                <w:rFonts w:ascii="Times New Roman" w:cs="Times New Roman" w:eastAsia="Times New Roman" w:hAnsi="Times New Roman"/>
+                <w:b w:val="false"/>
+                <w:bCs w:val="false"/>
+                <w:color w:val="000000"/>
+                <w:sz w:val="26"/>
+                <w:szCs w:val="26"/>
               </w:rPr>
               <w:t xml:space="preserve">. Mỗi Sở ban hành riêng, dựa trên văn bản của Bộ</w:t>
             </w:r>
@@ -6925,7 +6952,7 @@
         </w:tc>
         <w:tc>
           <w:tcPr>
-            <w:tcW w:type="dxa" w:w="3738"/>
+            <w:tcW w:type="dxa" w:w="3455"/>
             <w:tcBorders>
               <w:top w:val="none" w:color="FFFFFF" w:sz="0"/>
               <w:left w:val="none" w:color="FFFFFF" w:sz="0"/>
@@ -6943,12 +6970,12 @@
           <w:p>
             <w:r>
               <w:rPr>
-                <w:rFonts w:ascii="Arial" w:cs="Arial" w:eastAsia="Arial" w:hAnsi="Arial"/>
-                <w:b w:val="false"/>
-                <w:bCs w:val="false"/>
-                <w:color w:val="2E3A67"/>
-                <w:sz w:val="21"/>
-                <w:szCs w:val="21"/>
+                <w:rFonts w:ascii="Times New Roman" w:cs="Times New Roman" w:eastAsia="Times New Roman" w:hAnsi="Times New Roman"/>
+                <w:b w:val="false"/>
+                <w:bCs w:val="false"/>
+                <w:color w:val="000000"/>
+                <w:sz w:val="26"/>
+                <w:szCs w:val="26"/>
               </w:rPr>
               <w:t xml:space="preserve">Các Sở cụ thể hóa văn bản của Bộ cho địa phương, ví dụ Hà Nội triển khai giáo dục AI đồng bộ cho học sinh từ năm học 2026-2027. Thầy cô đối chiếu thêm văn bản của Sở mình.</w:t>
             </w:r>
@@ -6974,12 +7001,12 @@
           <w:p>
             <w:r>
               <w:rPr>
-                <w:rFonts w:ascii="Arial" w:cs="Arial" w:eastAsia="Arial" w:hAnsi="Arial"/>
-                <w:b w:val="false"/>
-                <w:bCs w:val="false"/>
-                <w:color w:val="2E3A67"/>
-                <w:sz w:val="21"/>
-                <w:szCs w:val="21"/>
+                <w:rFonts w:ascii="Times New Roman" w:cs="Times New Roman" w:eastAsia="Times New Roman" w:hAnsi="Times New Roman"/>
+                <w:b w:val="false"/>
+                <w:bCs w:val="false"/>
+                <w:color w:val="000000"/>
+                <w:sz w:val="26"/>
+                <w:szCs w:val="26"/>
               </w:rPr>
               <w:t xml:space="preserve">Toàn bộ sách</w:t>
             </w:r>
@@ -6999,10 +7026,10 @@
       </w:pPr>
       <w:r>
         <w:rPr>
-          <w:rFonts w:ascii="Arial" w:cs="Arial" w:eastAsia="Arial" w:hAnsi="Arial"/>
+          <w:rFonts w:ascii="Times New Roman" w:cs="Times New Roman" w:eastAsia="Times New Roman" w:hAnsi="Times New Roman"/>
           <w:b/>
           <w:bCs/>
-          <w:color w:val="2E3A67"/>
+          <w:color w:val="000000"/>
           <w:sz w:val="26"/>
           <w:szCs w:val="26"/>
         </w:rPr>
@@ -7011,7 +7038,7 @@
     </w:p>
     <w:tbl>
       <w:tblPr>
-        <w:tblW w:type="dxa" w:w="9638"/>
+        <w:tblW w:type="dxa" w:w="9355"/>
         <w:tblBorders>
           <w:top w:val="single" w:color="auto" w:sz="4"/>
           <w:left w:val="single" w:color="auto" w:sz="4"/>
@@ -7023,7 +7050,7 @@
       </w:tblPr>
       <w:tblGrid>
         <w:gridCol w:w="3500"/>
-        <w:gridCol w:w="3738"/>
+        <w:gridCol w:w="3455"/>
         <w:gridCol w:w="2400"/>
       </w:tblGrid>
       <w:tr>
@@ -7040,23 +7067,23 @@
               <w:bottom w:val="single" w:color="D5DAE6" w:sz="4"/>
               <w:right w:val="none" w:color="FFFFFF" w:sz="0"/>
             </w:tcBorders>
-            <w:shd w:fill="2E3A67" w:color="auto" w:val="clear"/>
-            <w:tcMar>
-              <w:top w:type="dxa" w:w="100"/>
-              <w:left w:type="dxa" w:w="160"/>
-              <w:bottom w:type="dxa" w:w="100"/>
-              <w:right w:type="dxa" w:w="160"/>
-            </w:tcMar>
-          </w:tcPr>
-          <w:p>
-            <w:r>
-              <w:rPr>
-                <w:rFonts w:ascii="Arial" w:cs="Arial" w:eastAsia="Arial" w:hAnsi="Arial"/>
+            <w:shd w:fill="CFE8E0" w:color="auto" w:val="clear"/>
+            <w:tcMar>
+              <w:top w:type="dxa" w:w="100"/>
+              <w:left w:type="dxa" w:w="160"/>
+              <w:bottom w:type="dxa" w:w="100"/>
+              <w:right w:type="dxa" w:w="160"/>
+            </w:tcMar>
+          </w:tcPr>
+          <w:p>
+            <w:r>
+              <w:rPr>
+                <w:rFonts w:ascii="Times New Roman" w:cs="Times New Roman" w:eastAsia="Times New Roman" w:hAnsi="Times New Roman"/>
                 <w:b/>
                 <w:bCs/>
-                <w:color w:val="FFFFFF"/>
-                <w:sz w:val="21"/>
-                <w:szCs w:val="21"/>
+                <w:color w:val="000000"/>
+                <w:sz w:val="26"/>
+                <w:szCs w:val="26"/>
               </w:rPr>
               <w:t xml:space="preserve">Văn bản, số hiệu, ngày</w:t>
             </w:r>
@@ -7064,30 +7091,30 @@
         </w:tc>
         <w:tc>
           <w:tcPr>
-            <w:tcW w:type="dxa" w:w="3738"/>
-            <w:tcBorders>
-              <w:top w:val="none" w:color="FFFFFF" w:sz="0"/>
-              <w:left w:val="none" w:color="FFFFFF" w:sz="0"/>
-              <w:bottom w:val="single" w:color="D5DAE6" w:sz="4"/>
-              <w:right w:val="none" w:color="FFFFFF" w:sz="0"/>
-            </w:tcBorders>
-            <w:shd w:fill="2E3A67" w:color="auto" w:val="clear"/>
-            <w:tcMar>
-              <w:top w:type="dxa" w:w="100"/>
-              <w:left w:type="dxa" w:w="160"/>
-              <w:bottom w:type="dxa" w:w="100"/>
-              <w:right w:type="dxa" w:w="160"/>
-            </w:tcMar>
-          </w:tcPr>
-          <w:p>
-            <w:r>
-              <w:rPr>
-                <w:rFonts w:ascii="Arial" w:cs="Arial" w:eastAsia="Arial" w:hAnsi="Arial"/>
+            <w:tcW w:type="dxa" w:w="3455"/>
+            <w:tcBorders>
+              <w:top w:val="none" w:color="FFFFFF" w:sz="0"/>
+              <w:left w:val="none" w:color="FFFFFF" w:sz="0"/>
+              <w:bottom w:val="single" w:color="D5DAE6" w:sz="4"/>
+              <w:right w:val="none" w:color="FFFFFF" w:sz="0"/>
+            </w:tcBorders>
+            <w:shd w:fill="CFE8E0" w:color="auto" w:val="clear"/>
+            <w:tcMar>
+              <w:top w:type="dxa" w:w="100"/>
+              <w:left w:type="dxa" w:w="160"/>
+              <w:bottom w:type="dxa" w:w="100"/>
+              <w:right w:type="dxa" w:w="160"/>
+            </w:tcMar>
+          </w:tcPr>
+          <w:p>
+            <w:r>
+              <w:rPr>
+                <w:rFonts w:ascii="Times New Roman" w:cs="Times New Roman" w:eastAsia="Times New Roman" w:hAnsi="Times New Roman"/>
                 <w:b/>
                 <w:bCs/>
-                <w:color w:val="FFFFFF"/>
-                <w:sz w:val="21"/>
-                <w:szCs w:val="21"/>
+                <w:color w:val="000000"/>
+                <w:sz w:val="26"/>
+                <w:szCs w:val="26"/>
               </w:rPr>
               <w:t xml:space="preserve">Sách dựa vào điểm nào</w:t>
             </w:r>
@@ -7102,23 +7129,23 @@
               <w:bottom w:val="single" w:color="D5DAE6" w:sz="4"/>
               <w:right w:val="none" w:color="FFFFFF" w:sz="0"/>
             </w:tcBorders>
-            <w:shd w:fill="2E3A67" w:color="auto" w:val="clear"/>
-            <w:tcMar>
-              <w:top w:type="dxa" w:w="100"/>
-              <w:left w:type="dxa" w:w="160"/>
-              <w:bottom w:type="dxa" w:w="100"/>
-              <w:right w:type="dxa" w:w="160"/>
-            </w:tcMar>
-          </w:tcPr>
-          <w:p>
-            <w:r>
-              <w:rPr>
-                <w:rFonts w:ascii="Arial" w:cs="Arial" w:eastAsia="Arial" w:hAnsi="Arial"/>
+            <w:shd w:fill="CFE8E0" w:color="auto" w:val="clear"/>
+            <w:tcMar>
+              <w:top w:type="dxa" w:w="100"/>
+              <w:left w:type="dxa" w:w="160"/>
+              <w:bottom w:type="dxa" w:w="100"/>
+              <w:right w:type="dxa" w:w="160"/>
+            </w:tcMar>
+          </w:tcPr>
+          <w:p>
+            <w:r>
+              <w:rPr>
+                <w:rFonts w:ascii="Times New Roman" w:cs="Times New Roman" w:eastAsia="Times New Roman" w:hAnsi="Times New Roman"/>
                 <w:b/>
                 <w:bCs/>
-                <w:color w:val="FFFFFF"/>
-                <w:sz w:val="21"/>
-                <w:szCs w:val="21"/>
+                <w:color w:val="000000"/>
+                <w:sz w:val="26"/>
+                <w:szCs w:val="26"/>
               </w:rPr>
               <w:t xml:space="preserve">Dùng ở (trong sách)</w:t>
             </w:r>
@@ -7149,23 +7176,23 @@
           <w:p>
             <w:r>
               <w:rPr>
-                <w:rFonts w:ascii="Arial" w:cs="Arial" w:eastAsia="Arial" w:hAnsi="Arial"/>
+                <w:rFonts w:ascii="Times New Roman" w:cs="Times New Roman" w:eastAsia="Times New Roman" w:hAnsi="Times New Roman"/>
                 <w:b/>
                 <w:bCs/>
-                <w:color w:val="2E3A67"/>
-                <w:sz w:val="21"/>
-                <w:szCs w:val="21"/>
+                <w:color w:val="000000"/>
+                <w:sz w:val="26"/>
+                <w:szCs w:val="26"/>
               </w:rPr>
               <w:t xml:space="preserve">Luật Trí tuệ nhân tạo</w:t>
             </w:r>
             <w:r>
               <w:rPr>
-                <w:rFonts w:ascii="Arial" w:cs="Arial" w:eastAsia="Arial" w:hAnsi="Arial"/>
-                <w:b w:val="false"/>
-                <w:bCs w:val="false"/>
-                <w:color w:val="2E3A67"/>
-                <w:sz w:val="21"/>
-                <w:szCs w:val="21"/>
+                <w:rFonts w:ascii="Times New Roman" w:cs="Times New Roman" w:eastAsia="Times New Roman" w:hAnsi="Times New Roman"/>
+                <w:b w:val="false"/>
+                <w:bCs w:val="false"/>
+                <w:color w:val="000000"/>
+                <w:sz w:val="26"/>
+                <w:szCs w:val="26"/>
               </w:rPr>
               <w:t xml:space="preserve">. Luật số 134/2025/QH15, hiệu lực 01/3/2026</w:t>
             </w:r>
@@ -7173,7 +7200,7 @@
         </w:tc>
         <w:tc>
           <w:tcPr>
-            <w:tcW w:type="dxa" w:w="3738"/>
+            <w:tcW w:type="dxa" w:w="3455"/>
             <w:tcBorders>
               <w:top w:val="none" w:color="FFFFFF" w:sz="0"/>
               <w:left w:val="none" w:color="FFFFFF" w:sz="0"/>
@@ -7191,12 +7218,12 @@
           <w:p>
             <w:r>
               <w:rPr>
-                <w:rFonts w:ascii="Arial" w:cs="Arial" w:eastAsia="Arial" w:hAnsi="Arial"/>
-                <w:b w:val="false"/>
-                <w:bCs w:val="false"/>
-                <w:color w:val="2E3A67"/>
-                <w:sz w:val="21"/>
-                <w:szCs w:val="21"/>
+                <w:rFonts w:ascii="Times New Roman" w:cs="Times New Roman" w:eastAsia="Times New Roman" w:hAnsi="Times New Roman"/>
+                <w:b w:val="false"/>
+                <w:bCs w:val="false"/>
+                <w:color w:val="000000"/>
+                <w:sz w:val="26"/>
+                <w:szCs w:val="26"/>
               </w:rPr>
               <w:t xml:space="preserve">AI là công cụ hỗ trợ, con người quyết định cuối cùng. Nội dung do AI tạo ra cần có dấu hiệu nhận biết.</w:t>
             </w:r>
@@ -7222,14 +7249,14 @@
           <w:p>
             <w:r>
               <w:rPr>
-                <w:rFonts w:ascii="Arial" w:cs="Arial" w:eastAsia="Arial" w:hAnsi="Arial"/>
-                <w:b w:val="false"/>
-                <w:bCs w:val="false"/>
-                <w:color w:val="2E3A67"/>
-                <w:sz w:val="21"/>
-                <w:szCs w:val="21"/>
-              </w:rPr>
-              <w:t xml:space="preserve">Bài 1 (tr. 10), Phần 4 (trang 40), Phần 6 (trang 66)</w:t>
+                <w:rFonts w:ascii="Times New Roman" w:cs="Times New Roman" w:eastAsia="Times New Roman" w:hAnsi="Times New Roman"/>
+                <w:b w:val="false"/>
+                <w:bCs w:val="false"/>
+                <w:color w:val="000000"/>
+                <w:sz w:val="26"/>
+                <w:szCs w:val="26"/>
+              </w:rPr>
+              <w:t xml:space="preserve">Bài 1 (tr. 11), Phần 4 (trang 42), Phần 6 (trang 68)</w:t>
             </w:r>
           </w:p>
         </w:tc>
@@ -7258,23 +7285,23 @@
           <w:p>
             <w:r>
               <w:rPr>
-                <w:rFonts w:ascii="Arial" w:cs="Arial" w:eastAsia="Arial" w:hAnsi="Arial"/>
+                <w:rFonts w:ascii="Times New Roman" w:cs="Times New Roman" w:eastAsia="Times New Roman" w:hAnsi="Times New Roman"/>
                 <w:b/>
                 <w:bCs/>
-                <w:color w:val="2E3A67"/>
-                <w:sz w:val="21"/>
-                <w:szCs w:val="21"/>
+                <w:color w:val="000000"/>
+                <w:sz w:val="26"/>
+                <w:szCs w:val="26"/>
               </w:rPr>
               <w:t xml:space="preserve">Luật Bảo vệ dữ liệu cá nhân</w:t>
             </w:r>
             <w:r>
               <w:rPr>
-                <w:rFonts w:ascii="Arial" w:cs="Arial" w:eastAsia="Arial" w:hAnsi="Arial"/>
-                <w:b w:val="false"/>
-                <w:bCs w:val="false"/>
-                <w:color w:val="2E3A67"/>
-                <w:sz w:val="21"/>
-                <w:szCs w:val="21"/>
+                <w:rFonts w:ascii="Times New Roman" w:cs="Times New Roman" w:eastAsia="Times New Roman" w:hAnsi="Times New Roman"/>
+                <w:b w:val="false"/>
+                <w:bCs w:val="false"/>
+                <w:color w:val="000000"/>
+                <w:sz w:val="26"/>
+                <w:szCs w:val="26"/>
               </w:rPr>
               <w:t xml:space="preserve">. Luật số 91/2025/QH15, hiệu lực 01/1/2026</w:t>
             </w:r>
@@ -7282,7 +7309,7 @@
         </w:tc>
         <w:tc>
           <w:tcPr>
-            <w:tcW w:type="dxa" w:w="3738"/>
+            <w:tcW w:type="dxa" w:w="3455"/>
             <w:tcBorders>
               <w:top w:val="none" w:color="FFFFFF" w:sz="0"/>
               <w:left w:val="none" w:color="FFFFFF" w:sz="0"/>
@@ -7300,12 +7327,12 @@
           <w:p>
             <w:r>
               <w:rPr>
-                <w:rFonts w:ascii="Arial" w:cs="Arial" w:eastAsia="Arial" w:hAnsi="Arial"/>
-                <w:b w:val="false"/>
-                <w:bCs w:val="false"/>
-                <w:color w:val="2E3A67"/>
-                <w:sz w:val="21"/>
-                <w:szCs w:val="21"/>
+                <w:rFonts w:ascii="Times New Roman" w:cs="Times New Roman" w:eastAsia="Times New Roman" w:hAnsi="Times New Roman"/>
+                <w:b w:val="false"/>
+                <w:bCs w:val="false"/>
+                <w:color w:val="000000"/>
+                <w:sz w:val="26"/>
+                <w:szCs w:val="26"/>
               </w:rPr>
               <w:t xml:space="preserve">Không đưa dữ liệu cá nhân của học sinh vào công cụ AI.</w:t>
             </w:r>
@@ -7331,14 +7358,14 @@
           <w:p>
             <w:r>
               <w:rPr>
-                <w:rFonts w:ascii="Arial" w:cs="Arial" w:eastAsia="Arial" w:hAnsi="Arial"/>
-                <w:b w:val="false"/>
-                <w:bCs w:val="false"/>
-                <w:color w:val="2E3A67"/>
-                <w:sz w:val="21"/>
-                <w:szCs w:val="21"/>
-              </w:rPr>
-              <w:t xml:space="preserve">Bài 31 (tr. 60) đến Bài 33 (tr. 64), Bài 35 (tr. 69)</w:t>
+                <w:rFonts w:ascii="Times New Roman" w:cs="Times New Roman" w:eastAsia="Times New Roman" w:hAnsi="Times New Roman"/>
+                <w:b w:val="false"/>
+                <w:bCs w:val="false"/>
+                <w:color w:val="000000"/>
+                <w:sz w:val="26"/>
+                <w:szCs w:val="26"/>
+              </w:rPr>
+              <w:t xml:space="preserve">Bài 31 (tr. 62) đến Bài 33 (tr. 66), Bài 35 (tr. 71)</w:t>
             </w:r>
           </w:p>
         </w:tc>
@@ -7367,23 +7394,23 @@
           <w:p>
             <w:r>
               <w:rPr>
-                <w:rFonts w:ascii="Arial" w:cs="Arial" w:eastAsia="Arial" w:hAnsi="Arial"/>
+                <w:rFonts w:ascii="Times New Roman" w:cs="Times New Roman" w:eastAsia="Times New Roman" w:hAnsi="Times New Roman"/>
                 <w:b/>
                 <w:bCs/>
-                <w:color w:val="2E3A67"/>
-                <w:sz w:val="21"/>
-                <w:szCs w:val="21"/>
+                <w:color w:val="000000"/>
+                <w:sz w:val="26"/>
+                <w:szCs w:val="26"/>
               </w:rPr>
               <w:t xml:space="preserve">Luật Sở hữu trí tuệ (sửa đổi 2022)</w:t>
             </w:r>
             <w:r>
               <w:rPr>
-                <w:rFonts w:ascii="Arial" w:cs="Arial" w:eastAsia="Arial" w:hAnsi="Arial"/>
-                <w:b w:val="false"/>
-                <w:bCs w:val="false"/>
-                <w:color w:val="2E3A67"/>
-                <w:sz w:val="21"/>
-                <w:szCs w:val="21"/>
+                <w:rFonts w:ascii="Times New Roman" w:cs="Times New Roman" w:eastAsia="Times New Roman" w:hAnsi="Times New Roman"/>
+                <w:b w:val="false"/>
+                <w:bCs w:val="false"/>
+                <w:color w:val="000000"/>
+                <w:sz w:val="26"/>
+                <w:szCs w:val="26"/>
               </w:rPr>
               <w:t xml:space="preserve">. Điều 25: sử dụng tác phẩm không phải xin phép, không phải trả tiền</w:t>
             </w:r>
@@ -7391,7 +7418,7 @@
         </w:tc>
         <w:tc>
           <w:tcPr>
-            <w:tcW w:type="dxa" w:w="3738"/>
+            <w:tcW w:type="dxa" w:w="3455"/>
             <w:tcBorders>
               <w:top w:val="none" w:color="FFFFFF" w:sz="0"/>
               <w:left w:val="none" w:color="FFFFFF" w:sz="0"/>
@@ -7409,12 +7436,12 @@
           <w:p>
             <w:r>
               <w:rPr>
-                <w:rFonts w:ascii="Arial" w:cs="Arial" w:eastAsia="Arial" w:hAnsi="Arial"/>
-                <w:b w:val="false"/>
-                <w:bCs w:val="false"/>
-                <w:color w:val="2E3A67"/>
-                <w:sz w:val="21"/>
-                <w:szCs w:val="21"/>
+                <w:rFonts w:ascii="Times New Roman" w:cs="Times New Roman" w:eastAsia="Times New Roman" w:hAnsi="Times New Roman"/>
+                <w:b w:val="false"/>
+                <w:bCs w:val="false"/>
+                <w:color w:val="000000"/>
+                <w:sz w:val="26"/>
+                <w:szCs w:val="26"/>
               </w:rPr>
               <w:t xml:space="preserve">Dùng SGK, tài liệu để minh họa giảng dạy hợp lý, ghi tên tác giả và nguồn.</w:t>
             </w:r>
@@ -7440,14 +7467,14 @@
           <w:p>
             <w:r>
               <w:rPr>
-                <w:rFonts w:ascii="Arial" w:cs="Arial" w:eastAsia="Arial" w:hAnsi="Arial"/>
-                <w:b w:val="false"/>
-                <w:bCs w:val="false"/>
-                <w:color w:val="2E3A67"/>
-                <w:sz w:val="21"/>
-                <w:szCs w:val="21"/>
-              </w:rPr>
-              <w:t xml:space="preserve">Bài 14 (tr. 31), Bài 15 (tr. 32), Bài 31 (tr. 60), Bài 32 (tr. 63)</w:t>
+                <w:rFonts w:ascii="Times New Roman" w:cs="Times New Roman" w:eastAsia="Times New Roman" w:hAnsi="Times New Roman"/>
+                <w:b w:val="false"/>
+                <w:bCs w:val="false"/>
+                <w:color w:val="000000"/>
+                <w:sz w:val="26"/>
+                <w:szCs w:val="26"/>
+              </w:rPr>
+              <w:t xml:space="preserve">Bài 14 (tr. 33), Bài 15 (tr. 34), Bài 31 (tr. 62), Bài 32 (tr. 65)</w:t>
             </w:r>
           </w:p>
         </w:tc>
@@ -7476,23 +7503,23 @@
           <w:p>
             <w:r>
               <w:rPr>
-                <w:rFonts w:ascii="Arial" w:cs="Arial" w:eastAsia="Arial" w:hAnsi="Arial"/>
+                <w:rFonts w:ascii="Times New Roman" w:cs="Times New Roman" w:eastAsia="Times New Roman" w:hAnsi="Times New Roman"/>
                 <w:b/>
                 <w:bCs/>
-                <w:color w:val="2E3A67"/>
-                <w:sz w:val="21"/>
-                <w:szCs w:val="21"/>
+                <w:color w:val="000000"/>
+                <w:sz w:val="26"/>
+                <w:szCs w:val="26"/>
               </w:rPr>
               <w:t xml:space="preserve">Nghị quyết về đột phá phát triển giáo dục và đào tạo</w:t>
             </w:r>
             <w:r>
               <w:rPr>
-                <w:rFonts w:ascii="Arial" w:cs="Arial" w:eastAsia="Arial" w:hAnsi="Arial"/>
-                <w:b w:val="false"/>
-                <w:bCs w:val="false"/>
-                <w:color w:val="2E3A67"/>
-                <w:sz w:val="21"/>
-                <w:szCs w:val="21"/>
+                <w:rFonts w:ascii="Times New Roman" w:cs="Times New Roman" w:eastAsia="Times New Roman" w:hAnsi="Times New Roman"/>
+                <w:b w:val="false"/>
+                <w:bCs w:val="false"/>
+                <w:color w:val="000000"/>
+                <w:sz w:val="26"/>
+                <w:szCs w:val="26"/>
               </w:rPr>
               <w:t xml:space="preserve">. Nghị quyết 71-NQ/TW ngày 22/8/2025 của Bộ Chính trị</w:t>
             </w:r>
@@ -7500,7 +7527,7 @@
         </w:tc>
         <w:tc>
           <w:tcPr>
-            <w:tcW w:type="dxa" w:w="3738"/>
+            <w:tcW w:type="dxa" w:w="3455"/>
             <w:tcBorders>
               <w:top w:val="none" w:color="FFFFFF" w:sz="0"/>
               <w:left w:val="none" w:color="FFFFFF" w:sz="0"/>
@@ -7518,12 +7545,12 @@
           <w:p>
             <w:r>
               <w:rPr>
-                <w:rFonts w:ascii="Arial" w:cs="Arial" w:eastAsia="Arial" w:hAnsi="Arial"/>
-                <w:b w:val="false"/>
-                <w:bCs w:val="false"/>
-                <w:color w:val="2E3A67"/>
-                <w:sz w:val="21"/>
-                <w:szCs w:val="21"/>
+                <w:rFonts w:ascii="Times New Roman" w:cs="Times New Roman" w:eastAsia="Times New Roman" w:hAnsi="Times New Roman"/>
+                <w:b w:val="false"/>
+                <w:bCs w:val="false"/>
+                <w:color w:val="000000"/>
+                <w:sz w:val="26"/>
+                <w:szCs w:val="26"/>
               </w:rPr>
               <w:t xml:space="preserve">Mục tiêu giáo dục đến 2030, 2035, 2045.</w:t>
             </w:r>
@@ -7549,12 +7576,12 @@
           <w:p>
             <w:r>
               <w:rPr>
-                <w:rFonts w:ascii="Arial" w:cs="Arial" w:eastAsia="Arial" w:hAnsi="Arial"/>
-                <w:b w:val="false"/>
-                <w:bCs w:val="false"/>
-                <w:color w:val="2E3A67"/>
-                <w:sz w:val="21"/>
-                <w:szCs w:val="21"/>
+                <w:rFonts w:ascii="Times New Roman" w:cs="Times New Roman" w:eastAsia="Times New Roman" w:hAnsi="Times New Roman"/>
+                <w:b w:val="false"/>
+                <w:bCs w:val="false"/>
+                <w:color w:val="000000"/>
+                <w:sz w:val="26"/>
+                <w:szCs w:val="26"/>
               </w:rPr>
               <w:t xml:space="preserve">Toàn bộ sách</w:t>
             </w:r>
@@ -7585,23 +7612,23 @@
           <w:p>
             <w:r>
               <w:rPr>
-                <w:rFonts w:ascii="Arial" w:cs="Arial" w:eastAsia="Arial" w:hAnsi="Arial"/>
+                <w:rFonts w:ascii="Times New Roman" w:cs="Times New Roman" w:eastAsia="Times New Roman" w:hAnsi="Times New Roman"/>
                 <w:b/>
                 <w:bCs/>
-                <w:color w:val="2E3A67"/>
-                <w:sz w:val="21"/>
-                <w:szCs w:val="21"/>
+                <w:color w:val="000000"/>
+                <w:sz w:val="26"/>
+                <w:szCs w:val="26"/>
               </w:rPr>
               <w:t xml:space="preserve">Chiến lược quốc gia về trí tuệ nhân tạo đến năm 2030, tầm nhìn 2045</w:t>
             </w:r>
             <w:r>
               <w:rPr>
-                <w:rFonts w:ascii="Arial" w:cs="Arial" w:eastAsia="Arial" w:hAnsi="Arial"/>
-                <w:b w:val="false"/>
-                <w:bCs w:val="false"/>
-                <w:color w:val="2E3A67"/>
-                <w:sz w:val="21"/>
-                <w:szCs w:val="21"/>
+                <w:rFonts w:ascii="Times New Roman" w:cs="Times New Roman" w:eastAsia="Times New Roman" w:hAnsi="Times New Roman"/>
+                <w:b w:val="false"/>
+                <w:bCs w:val="false"/>
+                <w:color w:val="000000"/>
+                <w:sz w:val="26"/>
+                <w:szCs w:val="26"/>
               </w:rPr>
               <w:t xml:space="preserve">. Quyết định 1671/QĐ-TTg ngày 28/8/2026</w:t>
             </w:r>
@@ -7609,7 +7636,7 @@
         </w:tc>
         <w:tc>
           <w:tcPr>
-            <w:tcW w:type="dxa" w:w="3738"/>
+            <w:tcW w:type="dxa" w:w="3455"/>
             <w:tcBorders>
               <w:top w:val="none" w:color="FFFFFF" w:sz="0"/>
               <w:left w:val="none" w:color="FFFFFF" w:sz="0"/>
@@ -7627,12 +7654,12 @@
           <w:p>
             <w:r>
               <w:rPr>
-                <w:rFonts w:ascii="Arial" w:cs="Arial" w:eastAsia="Arial" w:hAnsi="Arial"/>
-                <w:b w:val="false"/>
-                <w:bCs w:val="false"/>
-                <w:color w:val="2E3A67"/>
-                <w:sz w:val="21"/>
-                <w:szCs w:val="21"/>
+                <w:rFonts w:ascii="Times New Roman" w:cs="Times New Roman" w:eastAsia="Times New Roman" w:hAnsi="Times New Roman"/>
+                <w:b w:val="false"/>
+                <w:bCs w:val="false"/>
+                <w:color w:val="000000"/>
+                <w:sz w:val="26"/>
+                <w:szCs w:val="26"/>
               </w:rPr>
               <w:t xml:space="preserve">Định hướng chuyển đổi AI quốc gia.</w:t>
             </w:r>
@@ -7658,12 +7685,12 @@
           <w:p>
             <w:r>
               <w:rPr>
-                <w:rFonts w:ascii="Arial" w:cs="Arial" w:eastAsia="Arial" w:hAnsi="Arial"/>
-                <w:b w:val="false"/>
-                <w:bCs w:val="false"/>
-                <w:color w:val="2E3A67"/>
-                <w:sz w:val="21"/>
-                <w:szCs w:val="21"/>
+                <w:rFonts w:ascii="Times New Roman" w:cs="Times New Roman" w:eastAsia="Times New Roman" w:hAnsi="Times New Roman"/>
+                <w:b w:val="false"/>
+                <w:bCs w:val="false"/>
+                <w:color w:val="000000"/>
+                <w:sz w:val="26"/>
+                <w:szCs w:val="26"/>
               </w:rPr>
               <w:t xml:space="preserve">Toàn bộ sách</w:t>
             </w:r>
@@ -7694,23 +7721,23 @@
           <w:p>
             <w:r>
               <w:rPr>
-                <w:rFonts w:ascii="Arial" w:cs="Arial" w:eastAsia="Arial" w:hAnsi="Arial"/>
+                <w:rFonts w:ascii="Times New Roman" w:cs="Times New Roman" w:eastAsia="Times New Roman" w:hAnsi="Times New Roman"/>
                 <w:b/>
                 <w:bCs/>
-                <w:color w:val="2E3A67"/>
-                <w:sz w:val="21"/>
-                <w:szCs w:val="21"/>
+                <w:color w:val="000000"/>
+                <w:sz w:val="26"/>
+                <w:szCs w:val="26"/>
               </w:rPr>
               <w:t xml:space="preserve">Khung năng lực AI cho giáo viên (UNESCO, tham khảo quốc tế)</w:t>
             </w:r>
             <w:r>
               <w:rPr>
-                <w:rFonts w:ascii="Arial" w:cs="Arial" w:eastAsia="Arial" w:hAnsi="Arial"/>
-                <w:b w:val="false"/>
-                <w:bCs w:val="false"/>
-                <w:color w:val="2E3A67"/>
-                <w:sz w:val="21"/>
-                <w:szCs w:val="21"/>
+                <w:rFonts w:ascii="Times New Roman" w:cs="Times New Roman" w:eastAsia="Times New Roman" w:hAnsi="Times New Roman"/>
+                <w:b w:val="false"/>
+                <w:bCs w:val="false"/>
+                <w:color w:val="000000"/>
+                <w:sz w:val="26"/>
+                <w:szCs w:val="26"/>
               </w:rPr>
               <w:t xml:space="preserve">. UNESCO, 2024</w:t>
             </w:r>
@@ -7718,7 +7745,7 @@
         </w:tc>
         <w:tc>
           <w:tcPr>
-            <w:tcW w:type="dxa" w:w="3738"/>
+            <w:tcW w:type="dxa" w:w="3455"/>
             <w:tcBorders>
               <w:top w:val="none" w:color="FFFFFF" w:sz="0"/>
               <w:left w:val="none" w:color="FFFFFF" w:sz="0"/>
@@ -7736,12 +7763,12 @@
           <w:p>
             <w:r>
               <w:rPr>
-                <w:rFonts w:ascii="Arial" w:cs="Arial" w:eastAsia="Arial" w:hAnsi="Arial"/>
-                <w:b w:val="false"/>
-                <w:bCs w:val="false"/>
-                <w:color w:val="2E3A67"/>
-                <w:sz w:val="21"/>
-                <w:szCs w:val="21"/>
+                <w:rFonts w:ascii="Times New Roman" w:cs="Times New Roman" w:eastAsia="Times New Roman" w:hAnsi="Times New Roman"/>
+                <w:b w:val="false"/>
+                <w:bCs w:val="false"/>
+                <w:color w:val="000000"/>
+                <w:sz w:val="26"/>
+                <w:szCs w:val="26"/>
               </w:rPr>
               <w:t xml:space="preserve">5 lĩnh vực, 3 cấp độ năng lực AI của giáo viên.</w:t>
             </w:r>
@@ -7767,14 +7794,14 @@
           <w:p>
             <w:r>
               <w:rPr>
-                <w:rFonts w:ascii="Arial" w:cs="Arial" w:eastAsia="Arial" w:hAnsi="Arial"/>
-                <w:b w:val="false"/>
-                <w:bCs w:val="false"/>
-                <w:color w:val="2E3A67"/>
-                <w:sz w:val="21"/>
-                <w:szCs w:val="21"/>
-              </w:rPr>
-              <w:t xml:space="preserve">Bài 34 (tr. 67)</w:t>
+                <w:rFonts w:ascii="Times New Roman" w:cs="Times New Roman" w:eastAsia="Times New Roman" w:hAnsi="Times New Roman"/>
+                <w:b w:val="false"/>
+                <w:bCs w:val="false"/>
+                <w:color w:val="000000"/>
+                <w:sz w:val="26"/>
+                <w:szCs w:val="26"/>
+              </w:rPr>
+              <w:t xml:space="preserve">Bài 34 (tr. 69)</w:t>
             </w:r>
           </w:p>
         </w:tc>
@@ -7785,16 +7812,13 @@
         <w:spacing w:after="200"/>
       </w:pPr>
     </w:p>
-    <w:p>
-      <w:r>
-        <w:br w:type="page"/>
-      </w:r>
-    </w:p>
     <w:sectPr>
-      <w:footerReference w:type="default" r:id="rId6"/>
+      <w:headerReference w:type="default" r:id="rId6"/>
+      <w:headerReference w:type="first" r:id="rId7"/>
       <w:pgSz w:w="11906" w:h="16838" w:orient="portrait"/>
-      <w:pgMar w:top="1134" w:right="1134" w:bottom="1134" w:left="1134" w:header="708" w:footer="708" w:gutter="0"/>
+      <w:pgMar w:top="1134" w:right="850" w:bottom="1134" w:left="1701" w:header="708" w:footer="708" w:gutter="0"/>
       <w:pgNumType/>
+      <w:titlePg/>
       <w:docGrid w:linePitch="360"/>
     </w:sectPr>
   </w:body>
@@ -7838,40 +7862,55 @@
 </w:endnotes>
 </file>
 
-<file path=word/footer1.xml><?xml version="1.0" encoding="utf-8"?>
-<w:ftr xmlns:wpc="http://schemas.microsoft.com/office/word/2010/wordprocessingCanvas" xmlns:mc="http://schemas.openxmlformats.org/markup-compatibility/2006" xmlns:o="urn:schemas-microsoft-com:office:office" xmlns:r="http://schemas.openxmlformats.org/officeDocument/2006/relationships" xmlns:m="http://schemas.openxmlformats.org/officeDocument/2006/math" xmlns:v="urn:schemas-microsoft-com:vml" xmlns:wp14="http://schemas.microsoft.com/office/word/2010/wordprocessingDrawing" xmlns:wp="http://schemas.openxmlformats.org/drawingml/2006/wordprocessingDrawing" xmlns:w10="urn:schemas-microsoft-com:office:word" xmlns:w="http://schemas.openxmlformats.org/wordprocessingml/2006/main" xmlns:w14="http://schemas.microsoft.com/office/word/2010/wordml" xmlns:w15="http://schemas.microsoft.com/office/word/2012/wordml" xmlns:wpg="http://schemas.microsoft.com/office/word/2010/wordprocessingGroup" xmlns:wpi="http://schemas.microsoft.com/office/word/2010/wordprocessingInk" xmlns:wne="http://schemas.microsoft.com/office/word/2006/wordml" xmlns:wps="http://schemas.microsoft.com/office/word/2010/wordprocessingShape">
+<file path=word/footnotes.xml><?xml version="1.0" encoding="utf-8"?>
+<w:footnotes xmlns:wpc="http://schemas.microsoft.com/office/word/2010/wordprocessingCanvas" xmlns:mc="http://schemas.openxmlformats.org/markup-compatibility/2006" xmlns:o="urn:schemas-microsoft-com:office:office" xmlns:r="http://schemas.openxmlformats.org/officeDocument/2006/relationships" xmlns:m="http://schemas.openxmlformats.org/officeDocument/2006/math" xmlns:v="urn:schemas-microsoft-com:vml" xmlns:wp14="http://schemas.microsoft.com/office/word/2010/wordprocessingDrawing" xmlns:wp="http://schemas.openxmlformats.org/drawingml/2006/wordprocessingDrawing" xmlns:w10="urn:schemas-microsoft-com:office:word" xmlns:w="http://schemas.openxmlformats.org/wordprocessingml/2006/main" xmlns:w14="http://schemas.microsoft.com/office/word/2010/wordml" xmlns:w15="http://schemas.microsoft.com/office/word/2012/wordml" xmlns:wpg="http://schemas.microsoft.com/office/word/2010/wordprocessingGroup" xmlns:wpi="http://schemas.microsoft.com/office/word/2010/wordprocessingInk" xmlns:wne="http://schemas.microsoft.com/office/word/2006/wordml" xmlns:wps="http://schemas.microsoft.com/office/word/2010/wordprocessingShape" mc:Ignorable="w14 w15 wp14">
+  <w:footnote w:type="separator" w:id="-1">
+    <w:p>
+      <w:pPr>
+        <w:spacing w:after="0" w:line="240" w:lineRule="auto"/>
+      </w:pPr>
+      <w:r>
+        <w:rPr>
+          <w:rStyle w:val="FootnoteReference"/>
+        </w:rPr>
+        <w:footnoteRef/>
+      </w:r>
+      <w:r>
+        <w:separator/>
+      </w:r>
+    </w:p>
+  </w:footnote>
+  <w:footnote w:type="continuationSeparator" w:id="0">
+    <w:p>
+      <w:pPr>
+        <w:spacing w:after="0" w:line="240" w:lineRule="auto"/>
+      </w:pPr>
+      <w:r>
+        <w:rPr>
+          <w:rStyle w:val="FootnoteReference"/>
+        </w:rPr>
+        <w:footnoteRef/>
+      </w:r>
+      <w:r>
+        <w:continuationSeparator/>
+      </w:r>
+    </w:p>
+  </w:footnote>
+</w:footnotes>
+</file>
+
+<file path=word/header1.xml><?xml version="1.0" encoding="utf-8"?>
+<w:hdr xmlns:wpc="http://schemas.microsoft.com/office/word/2010/wordprocessingCanvas" xmlns:mc="http://schemas.openxmlformats.org/markup-compatibility/2006" xmlns:o="urn:schemas-microsoft-com:office:office" xmlns:r="http://schemas.openxmlformats.org/officeDocument/2006/relationships" xmlns:m="http://schemas.openxmlformats.org/officeDocument/2006/math" xmlns:v="urn:schemas-microsoft-com:vml" xmlns:wp14="http://schemas.microsoft.com/office/word/2010/wordprocessingDrawing" xmlns:wp="http://schemas.openxmlformats.org/drawingml/2006/wordprocessingDrawing" xmlns:w10="urn:schemas-microsoft-com:office:word" xmlns:w="http://schemas.openxmlformats.org/wordprocessingml/2006/main" xmlns:w14="http://schemas.microsoft.com/office/word/2010/wordml" xmlns:w15="http://schemas.microsoft.com/office/word/2012/wordml" xmlns:wpg="http://schemas.microsoft.com/office/word/2010/wordprocessingGroup" xmlns:wpi="http://schemas.microsoft.com/office/word/2010/wordprocessingInk" xmlns:wne="http://schemas.microsoft.com/office/word/2006/wordml" xmlns:wps="http://schemas.microsoft.com/office/word/2010/wordprocessingShape" xmlns:cx="http://schemas.microsoft.com/office/drawing/2014/chartex" xmlns:cx1="http://schemas.microsoft.com/office/drawing/2015/9/8/chartex" xmlns:cx2="http://schemas.microsoft.com/office/drawing/2015/10/21/chartex" xmlns:cx3="http://schemas.microsoft.com/office/drawing/2016/5/9/chartex" xmlns:cx4="http://schemas.microsoft.com/office/drawing/2016/5/10/chartex" xmlns:cx5="http://schemas.microsoft.com/office/drawing/2016/5/11/chartex" xmlns:cx6="http://schemas.microsoft.com/office/drawing/2016/5/12/chartex" xmlns:cx7="http://schemas.microsoft.com/office/drawing/2016/5/13/chartex" xmlns:cx8="http://schemas.microsoft.com/office/drawing/2016/5/14/chartex" xmlns:w16cid="http://schemas.microsoft.com/office/word/2016/wordml/cid" xmlns:w16se="http://schemas.microsoft.com/office/word/2015/wordml/symex">
   <w:p>
     <w:pPr>
       <w:jc w:val="center"/>
     </w:pPr>
     <w:r>
       <w:rPr>
-        <w:rFonts w:ascii="Arial" w:cs="Arial" w:eastAsia="Arial" w:hAnsi="Arial"/>
-        <w:color w:val="55607F"/>
-        <w:sz w:val="18"/>
-        <w:szCs w:val="18"/>
-      </w:rPr>
-      <w:t xml:space="preserve">Hướng dẫn trước khi sử dụng   ·   </w:t>
-    </w:r>
-    <w:r>
-      <w:rPr>
-        <w:rFonts w:ascii="Arial" w:cs="Arial" w:eastAsia="Arial" w:hAnsi="Arial"/>
-        <w:b/>
-        <w:bCs/>
-        <w:color w:val="2E3A67"/>
-        <w:sz w:val="24"/>
-        <w:szCs w:val="24"/>
-      </w:rPr>
-      <w:t xml:space="preserve">Trang </w:t>
-    </w:r>
-    <w:r>
-      <w:rPr>
-        <w:rFonts w:ascii="Arial" w:cs="Arial" w:eastAsia="Arial" w:hAnsi="Arial"/>
-        <w:b/>
-        <w:bCs/>
-        <w:color w:val="2E3A67"/>
-        <w:sz w:val="24"/>
-        <w:szCs w:val="24"/>
+        <w:rFonts w:ascii="Times New Roman" w:cs="Times New Roman" w:eastAsia="Times New Roman" w:hAnsi="Times New Roman"/>
+        <w:color w:val="000000"/>
+        <w:sz w:val="26"/>
+        <w:szCs w:val="26"/>
       </w:rPr>
       <w:fldChar w:fldCharType="begin"/>
       <w:instrText xml:space="preserve">PAGE</w:instrText>
@@ -7879,44 +7918,13 @@
       <w:fldChar w:fldCharType="end"/>
     </w:r>
   </w:p>
-</w:ftr>
+</w:hdr>
 </file>
 
-<file path=word/footnotes.xml><?xml version="1.0" encoding="utf-8"?>
-<w:footnotes xmlns:wpc="http://schemas.microsoft.com/office/word/2010/wordprocessingCanvas" xmlns:mc="http://schemas.openxmlformats.org/markup-compatibility/2006" xmlns:o="urn:schemas-microsoft-com:office:office" xmlns:r="http://schemas.openxmlformats.org/officeDocument/2006/relationships" xmlns:m="http://schemas.openxmlformats.org/officeDocument/2006/math" xmlns:v="urn:schemas-microsoft-com:vml" xmlns:wp14="http://schemas.microsoft.com/office/word/2010/wordprocessingDrawing" xmlns:wp="http://schemas.openxmlformats.org/drawingml/2006/wordprocessingDrawing" xmlns:w10="urn:schemas-microsoft-com:office:word" xmlns:w="http://schemas.openxmlformats.org/wordprocessingml/2006/main" xmlns:w14="http://schemas.microsoft.com/office/word/2010/wordml" xmlns:w15="http://schemas.microsoft.com/office/word/2012/wordml" xmlns:wpg="http://schemas.microsoft.com/office/word/2010/wordprocessingGroup" xmlns:wpi="http://schemas.microsoft.com/office/word/2010/wordprocessingInk" xmlns:wne="http://schemas.microsoft.com/office/word/2006/wordml" xmlns:wps="http://schemas.microsoft.com/office/word/2010/wordprocessingShape" mc:Ignorable="w14 w15 wp14">
-  <w:footnote w:type="separator" w:id="-1">
-    <w:p>
-      <w:pPr>
-        <w:spacing w:after="0" w:line="240" w:lineRule="auto"/>
-      </w:pPr>
-      <w:r>
-        <w:rPr>
-          <w:rStyle w:val="FootnoteReference"/>
-        </w:rPr>
-        <w:footnoteRef/>
-      </w:r>
-      <w:r>
-        <w:separator/>
-      </w:r>
-    </w:p>
-  </w:footnote>
-  <w:footnote w:type="continuationSeparator" w:id="0">
-    <w:p>
-      <w:pPr>
-        <w:spacing w:after="0" w:line="240" w:lineRule="auto"/>
-      </w:pPr>
-      <w:r>
-        <w:rPr>
-          <w:rStyle w:val="FootnoteReference"/>
-        </w:rPr>
-        <w:footnoteRef/>
-      </w:r>
-      <w:r>
-        <w:continuationSeparator/>
-      </w:r>
-    </w:p>
-  </w:footnote>
-</w:footnotes>
+<file path=word/header2.xml><?xml version="1.0" encoding="utf-8"?>
+<w:hdr xmlns:wpc="http://schemas.microsoft.com/office/word/2010/wordprocessingCanvas" xmlns:mc="http://schemas.openxmlformats.org/markup-compatibility/2006" xmlns:o="urn:schemas-microsoft-com:office:office" xmlns:r="http://schemas.openxmlformats.org/officeDocument/2006/relationships" xmlns:m="http://schemas.openxmlformats.org/officeDocument/2006/math" xmlns:v="urn:schemas-microsoft-com:vml" xmlns:wp14="http://schemas.microsoft.com/office/word/2010/wordprocessingDrawing" xmlns:wp="http://schemas.openxmlformats.org/drawingml/2006/wordprocessingDrawing" xmlns:w10="urn:schemas-microsoft-com:office:word" xmlns:w="http://schemas.openxmlformats.org/wordprocessingml/2006/main" xmlns:w14="http://schemas.microsoft.com/office/word/2010/wordml" xmlns:w15="http://schemas.microsoft.com/office/word/2012/wordml" xmlns:wpg="http://schemas.microsoft.com/office/word/2010/wordprocessingGroup" xmlns:wpi="http://schemas.microsoft.com/office/word/2010/wordprocessingInk" xmlns:wne="http://schemas.microsoft.com/office/word/2006/wordml" xmlns:wps="http://schemas.microsoft.com/office/word/2010/wordprocessingShape" xmlns:cx="http://schemas.microsoft.com/office/drawing/2014/chartex" xmlns:cx1="http://schemas.microsoft.com/office/drawing/2015/9/8/chartex" xmlns:cx2="http://schemas.microsoft.com/office/drawing/2015/10/21/chartex" xmlns:cx3="http://schemas.microsoft.com/office/drawing/2016/5/9/chartex" xmlns:cx4="http://schemas.microsoft.com/office/drawing/2016/5/10/chartex" xmlns:cx5="http://schemas.microsoft.com/office/drawing/2016/5/11/chartex" xmlns:cx6="http://schemas.microsoft.com/office/drawing/2016/5/12/chartex" xmlns:cx7="http://schemas.microsoft.com/office/drawing/2016/5/13/chartex" xmlns:cx8="http://schemas.microsoft.com/office/drawing/2016/5/14/chartex" xmlns:w16cid="http://schemas.microsoft.com/office/word/2016/wordml/cid" xmlns:w16se="http://schemas.microsoft.com/office/word/2015/wordml/symex">
+  <w:p/>
+</w:hdr>
 </file>
 
 <file path=word/numbering.xml><?xml version="1.0" encoding="utf-8"?>
@@ -8016,7 +8024,7 @@
         <w:ind w:left="440" w:hanging="280"/>
       </w:pPr>
       <w:rPr>
-        <w:color w:val="2E3A67"/>
+        <w:color w:val="000000"/>
       </w:rPr>
     </w:lvl>
   </w:abstractNum>
@@ -8025,13 +8033,13 @@
     <w:lvl w:ilvl="0" w:tentative="1">
       <w:start w:val="1"/>
       <w:numFmt w:val="bullet"/>
-      <w:lvlText w:val="☐"/>
+      <w:lvlText w:val="□"/>
       <w:lvlJc w:val="left"/>
       <w:pPr>
         <w:ind w:left="480" w:hanging="360"/>
       </w:pPr>
       <w:rPr>
-        <w:color w:val="2E3A67"/>
+        <w:color w:val="000000"/>
         <w:sz w:val="26"/>
         <w:szCs w:val="26"/>
       </w:rPr>
@@ -8050,7 +8058,7 @@
       <w:rPr>
         <w:b/>
         <w:bCs/>
-        <w:color w:val="2E3A67"/>
+        <w:color w:val="000000"/>
       </w:rPr>
     </w:lvl>
   </w:abstractNum>
@@ -8080,10 +8088,10 @@
   <w:docDefaults>
     <w:rPrDefault>
       <w:rPr>
-        <w:rFonts w:ascii="Arial" w:cs="Arial" w:eastAsia="Arial" w:hAnsi="Arial"/>
-        <w:color w:val="2E3A67"/>
-        <w:sz w:val="23"/>
-        <w:szCs w:val="23"/>
+        <w:rFonts w:ascii="Times New Roman" w:cs="Times New Roman" w:eastAsia="Times New Roman" w:hAnsi="Times New Roman"/>
+        <w:color w:val="000000"/>
+        <w:sz w:val="26"/>
+        <w:szCs w:val="26"/>
       </w:rPr>
     </w:rPrDefault>
     <w:pPrDefault/>
@@ -8250,12 +8258,12 @@
       <w:outlineLvl w:val="0"/>
     </w:pPr>
     <w:rPr>
-      <w:rFonts w:ascii="Arial" w:cs="Arial" w:eastAsia="Arial" w:hAnsi="Arial"/>
+      <w:rFonts w:ascii="Times New Roman" w:cs="Times New Roman" w:eastAsia="Times New Roman" w:hAnsi="Times New Roman"/>
       <w:b/>
       <w:bCs/>
-      <w:color w:val="2E3A67"/>
-      <w:sz w:val="44"/>
-      <w:szCs w:val="44"/>
+      <w:color w:val="000000"/>
+      <w:sz w:val="28"/>
+      <w:szCs w:val="28"/>
     </w:rPr>
   </w:style>
   <w:style w:type="paragraph" w:styleId="Heading2">
@@ -8267,12 +8275,12 @@
       <w:outlineLvl w:val="1"/>
     </w:pPr>
     <w:rPr>
-      <w:rFonts w:ascii="Arial" w:cs="Arial" w:eastAsia="Arial" w:hAnsi="Arial"/>
+      <w:rFonts w:ascii="Times New Roman" w:cs="Times New Roman" w:eastAsia="Times New Roman" w:hAnsi="Times New Roman"/>
       <w:b/>
       <w:bCs/>
-      <w:color w:val="2E3A67"/>
-      <w:sz w:val="36"/>
-      <w:szCs w:val="36"/>
+      <w:color w:val="000000"/>
+      <w:sz w:val="28"/>
+      <w:szCs w:val="28"/>
     </w:rPr>
   </w:style>
 </w:styles>
